--- a/src/cassy/additional_data/templates/template.docx
+++ b/src/cassy/additional_data/templates/template.docx
@@ -20,65 +20,25 @@
         <w:tblLook w:val="04A0" w:firstRow="1" w:lastRow="0" w:firstColumn="1" w:lastColumn="0" w:noHBand="0" w:noVBand="1"/>
       </w:tblPr>
       <w:tblGrid>
-        <w:gridCol w:w="1209"/>
-        <w:gridCol w:w="1501"/>
-        <w:gridCol w:w="1253"/>
-        <w:gridCol w:w="1464"/>
-        <w:gridCol w:w="1334"/>
-        <w:gridCol w:w="710"/>
-        <w:gridCol w:w="885"/>
+        <w:gridCol w:w="1354"/>
+        <w:gridCol w:w="1055"/>
+        <w:gridCol w:w="993"/>
+        <w:gridCol w:w="1280"/>
+        <w:gridCol w:w="1547"/>
+        <w:gridCol w:w="851"/>
+        <w:gridCol w:w="1276"/>
         <w:gridCol w:w="1266"/>
       </w:tblGrid>
       <w:tr>
         <w:trPr>
-          <w:trHeight w:val="583"/>
+          <w:trHeight w:val="340"/>
           <w:tblHeader/>
         </w:trPr>
         <w:tc>
           <w:tcPr>
-            <w:tcW w:w="5000" w:type="pct"/>
-            <w:gridSpan w:val="8"/>
-            <w:shd w:val="clear" w:color="000000" w:fill="D9D9D9"/>
-            <w:vAlign w:val="center"/>
-          </w:tcPr>
-          <w:p>
-            <w:pPr>
-              <w:pStyle w:val="TableHead"/>
-              <w:rPr>
-                <w:highlight w:val="yellow"/>
-              </w:rPr>
-            </w:pPr>
-            <w:r>
-              <w:rPr>
-                <w:highlight w:val="yellow"/>
-              </w:rPr>
-              <w:t>Stress categorization</w:t>
-            </w:r>
-          </w:p>
-          <w:p>
-            <w:pPr>
-              <w:pStyle w:val="TableHead"/>
-            </w:pPr>
-            <w:r>
-              <w:rPr>
-                <w:highlight w:val="yellow"/>
-              </w:rPr>
-              <w:t>()</w:t>
-            </w:r>
-          </w:p>
-        </w:tc>
-      </w:tr>
-      <w:tr>
-        <w:trPr>
-          <w:trHeight w:val="300"/>
-          <w:tblHeader/>
-        </w:trPr>
-        <w:tc>
-          <w:tcPr>
-            <w:tcW w:w="628" w:type="pct"/>
+            <w:tcW w:w="0" w:type="auto"/>
             <w:vMerge w:val="restart"/>
             <w:shd w:val="clear" w:color="auto" w:fill="D9D9D9" w:themeFill="background1" w:themeFillShade="D9"/>
-            <w:noWrap/>
             <w:vAlign w:val="center"/>
             <w:hideMark/>
           </w:tcPr>
@@ -87,16 +47,15 @@
               <w:pStyle w:val="TableHead"/>
             </w:pPr>
             <w:r>
-              <w:t>Sub-model</w:t>
+              <w:t>Sub-Model</w:t>
             </w:r>
           </w:p>
         </w:tc>
         <w:tc>
           <w:tcPr>
-            <w:tcW w:w="780" w:type="pct"/>
+            <w:tcW w:w="548" w:type="pct"/>
             <w:vMerge w:val="restart"/>
             <w:shd w:val="clear" w:color="auto" w:fill="D9D9D9" w:themeFill="background1" w:themeFillShade="D9"/>
-            <w:noWrap/>
             <w:vAlign w:val="center"/>
             <w:hideMark/>
           </w:tcPr>
@@ -105,13 +64,13 @@
               <w:pStyle w:val="TableHead"/>
             </w:pPr>
             <w:r>
-              <w:t>Path</w:t>
+              <w:t>ID</w:t>
             </w:r>
           </w:p>
         </w:tc>
         <w:tc>
           <w:tcPr>
-            <w:tcW w:w="651" w:type="pct"/>
+            <w:tcW w:w="516" w:type="pct"/>
             <w:vMerge w:val="restart"/>
             <w:shd w:val="clear" w:color="auto" w:fill="D9D9D9" w:themeFill="background1" w:themeFillShade="D9"/>
             <w:vAlign w:val="center"/>
@@ -121,91 +80,13 @@
               <w:pStyle w:val="TableHead"/>
             </w:pPr>
             <w:r>
-              <w:t>Path Type</w:t>
+              <w:t>Type</w:t>
             </w:r>
           </w:p>
         </w:tc>
         <w:tc>
           <w:tcPr>
-            <w:tcW w:w="2941" w:type="pct"/>
-            <w:gridSpan w:val="5"/>
-            <w:shd w:val="clear" w:color="auto" w:fill="D9D9D9" w:themeFill="background1" w:themeFillShade="D9"/>
-            <w:vAlign w:val="center"/>
-          </w:tcPr>
-          <w:p>
-            <w:pPr>
-              <w:pStyle w:val="TableHead"/>
-            </w:pPr>
-            <w:r>
-              <w:t>(</w:t>
-            </w:r>
-            <w:r>
-              <w:t>-type</w:t>
-            </w:r>
-            <w:r>
-              <w:t>) Immediate</w:t>
-            </w:r>
-            <w:r>
-              <w:t xml:space="preserve"> </w:t>
-            </w:r>
-            <w:r>
-              <w:t>damage</w:t>
-            </w:r>
-            <w:r>
-              <w:t xml:space="preserve"> assessment</w:t>
-            </w:r>
-          </w:p>
-        </w:tc>
-      </w:tr>
-      <w:tr>
-        <w:trPr>
-          <w:trHeight w:val="340"/>
-          <w:tblHeader/>
-        </w:trPr>
-        <w:tc>
-          <w:tcPr>
-            <w:tcW w:w="628" w:type="pct"/>
-            <w:vMerge/>
-            <w:shd w:val="clear" w:color="auto" w:fill="D9D9D9" w:themeFill="background1" w:themeFillShade="D9"/>
-            <w:vAlign w:val="center"/>
-            <w:hideMark/>
-          </w:tcPr>
-          <w:p>
-            <w:pPr>
-              <w:pStyle w:val="TableHead"/>
-            </w:pPr>
-          </w:p>
-        </w:tc>
-        <w:tc>
-          <w:tcPr>
-            <w:tcW w:w="780" w:type="pct"/>
-            <w:vMerge/>
-            <w:shd w:val="clear" w:color="auto" w:fill="D9D9D9" w:themeFill="background1" w:themeFillShade="D9"/>
-            <w:vAlign w:val="center"/>
-            <w:hideMark/>
-          </w:tcPr>
-          <w:p>
-            <w:pPr>
-              <w:pStyle w:val="TableHead"/>
-            </w:pPr>
-          </w:p>
-        </w:tc>
-        <w:tc>
-          <w:tcPr>
-            <w:tcW w:w="651" w:type="pct"/>
-            <w:vMerge/>
-            <w:shd w:val="clear" w:color="auto" w:fill="D9D9D9" w:themeFill="background1" w:themeFillShade="D9"/>
-            <w:vAlign w:val="center"/>
-          </w:tcPr>
-          <w:p>
-            <w:pPr>
-              <w:pStyle w:val="TableHead"/>
-            </w:pPr>
-          </w:p>
-        </w:tc>
-        <w:tc>
-          <w:tcPr>
-            <w:tcW w:w="761" w:type="pct"/>
+            <w:tcW w:w="665" w:type="pct"/>
             <w:vMerge w:val="restart"/>
             <w:shd w:val="clear" w:color="auto" w:fill="D9D9D9" w:themeFill="background1" w:themeFillShade="D9"/>
             <w:vAlign w:val="center"/>
@@ -221,7 +102,7 @@
         </w:tc>
         <w:tc>
           <w:tcPr>
-            <w:tcW w:w="2180" w:type="pct"/>
+            <w:tcW w:w="2567" w:type="pct"/>
             <w:gridSpan w:val="4"/>
             <w:shd w:val="clear" w:color="auto" w:fill="D9D9D9" w:themeFill="background1" w:themeFillShade="D9"/>
             <w:vAlign w:val="center"/>
@@ -243,7 +124,7 @@
         </w:trPr>
         <w:tc>
           <w:tcPr>
-            <w:tcW w:w="628" w:type="pct"/>
+            <w:tcW w:w="0" w:type="auto"/>
             <w:vMerge/>
             <w:shd w:val="clear" w:color="auto" w:fill="D9D9D9" w:themeFill="background1" w:themeFillShade="D9"/>
             <w:vAlign w:val="center"/>
@@ -256,7 +137,7 @@
         </w:tc>
         <w:tc>
           <w:tcPr>
-            <w:tcW w:w="780" w:type="pct"/>
+            <w:tcW w:w="548" w:type="pct"/>
             <w:vMerge/>
             <w:shd w:val="clear" w:color="auto" w:fill="D9D9D9" w:themeFill="background1" w:themeFillShade="D9"/>
             <w:vAlign w:val="center"/>
@@ -269,7 +150,7 @@
         </w:tc>
         <w:tc>
           <w:tcPr>
-            <w:tcW w:w="651" w:type="pct"/>
+            <w:tcW w:w="516" w:type="pct"/>
             <w:vMerge/>
             <w:shd w:val="clear" w:color="auto" w:fill="D9D9D9" w:themeFill="background1" w:themeFillShade="D9"/>
             <w:vAlign w:val="center"/>
@@ -282,7 +163,7 @@
         </w:tc>
         <w:tc>
           <w:tcPr>
-            <w:tcW w:w="761" w:type="pct"/>
+            <w:tcW w:w="665" w:type="pct"/>
             <w:vMerge/>
             <w:shd w:val="clear" w:color="auto" w:fill="D9D9D9" w:themeFill="background1" w:themeFillShade="D9"/>
             <w:vAlign w:val="center"/>
@@ -295,7 +176,7 @@
         </w:tc>
         <w:tc>
           <w:tcPr>
-            <w:tcW w:w="693" w:type="pct"/>
+            <w:tcW w:w="804" w:type="pct"/>
             <w:shd w:val="clear" w:color="auto" w:fill="D9D9D9" w:themeFill="background1" w:themeFillShade="D9"/>
             <w:vAlign w:val="center"/>
           </w:tcPr>
@@ -310,7 +191,7 @@
         </w:tc>
         <w:tc>
           <w:tcPr>
-            <w:tcW w:w="369" w:type="pct"/>
+            <w:tcW w:w="442" w:type="pct"/>
             <w:shd w:val="clear" w:color="auto" w:fill="D9D9D9" w:themeFill="background1" w:themeFillShade="D9"/>
             <w:vAlign w:val="center"/>
           </w:tcPr>
@@ -330,7 +211,7 @@
         </w:tc>
         <w:tc>
           <w:tcPr>
-            <w:tcW w:w="460" w:type="pct"/>
+            <w:tcW w:w="663" w:type="pct"/>
             <w:shd w:val="clear" w:color="000000" w:fill="D9D9D9"/>
             <w:noWrap/>
             <w:vAlign w:val="center"/>
@@ -381,476 +262,19 @@
         <w:tblLook w:val="04A0" w:firstRow="1" w:lastRow="0" w:firstColumn="1" w:lastColumn="0" w:noHBand="0" w:noVBand="1"/>
       </w:tblPr>
       <w:tblGrid>
-        <w:gridCol w:w="1269"/>
-        <w:gridCol w:w="1416"/>
-        <w:gridCol w:w="1453"/>
-        <w:gridCol w:w="1522"/>
-        <w:gridCol w:w="1391"/>
-        <w:gridCol w:w="710"/>
-        <w:gridCol w:w="668"/>
-        <w:gridCol w:w="1193"/>
+        <w:gridCol w:w="2115"/>
+        <w:gridCol w:w="2413"/>
+        <w:gridCol w:w="2409"/>
+        <w:gridCol w:w="2685"/>
       </w:tblGrid>
       <w:tr>
         <w:trPr>
-          <w:trHeight w:val="583"/>
+          <w:trHeight w:val="404"/>
           <w:tblHeader/>
         </w:trPr>
         <w:tc>
           <w:tcPr>
-            <w:tcW w:w="5000" w:type="pct"/>
-            <w:gridSpan w:val="8"/>
-            <w:shd w:val="clear" w:color="000000" w:fill="D9D9D9"/>
-            <w:vAlign w:val="center"/>
-          </w:tcPr>
-          <w:p>
-            <w:pPr>
-              <w:pStyle w:val="TableHead"/>
-              <w:rPr>
-                <w:highlight w:val="yellow"/>
-              </w:rPr>
-            </w:pPr>
-            <w:r>
-              <w:rPr>
-                <w:highlight w:val="yellow"/>
-              </w:rPr>
-              <w:t>Stress categorization</w:t>
-            </w:r>
-          </w:p>
-          <w:p>
-            <w:pPr>
-              <w:pStyle w:val="TableHead"/>
-            </w:pPr>
-            <w:r>
-              <w:rPr>
-                <w:highlight w:val="yellow"/>
-              </w:rPr>
-              <w:t>()</w:t>
-            </w:r>
-          </w:p>
-        </w:tc>
-      </w:tr>
-      <w:tr>
-        <w:trPr>
-          <w:trHeight w:val="300"/>
-          <w:tblHeader/>
-        </w:trPr>
-        <w:tc>
-          <w:tcPr>
-            <w:tcW w:w="659" w:type="pct"/>
-            <w:vMerge w:val="restart"/>
-            <w:shd w:val="clear" w:color="auto" w:fill="D9D9D9" w:themeFill="background1" w:themeFillShade="D9"/>
-            <w:noWrap/>
-            <w:vAlign w:val="center"/>
-            <w:hideMark/>
-          </w:tcPr>
-          <w:p>
-            <w:pPr>
-              <w:pStyle w:val="TableHead"/>
-            </w:pPr>
-            <w:r>
-              <w:t>Sub-model</w:t>
-            </w:r>
-          </w:p>
-        </w:tc>
-        <w:tc>
-          <w:tcPr>
-            <w:tcW w:w="736" w:type="pct"/>
-            <w:vMerge w:val="restart"/>
-            <w:shd w:val="clear" w:color="auto" w:fill="D9D9D9" w:themeFill="background1" w:themeFillShade="D9"/>
-            <w:noWrap/>
-            <w:vAlign w:val="center"/>
-            <w:hideMark/>
-          </w:tcPr>
-          <w:p>
-            <w:pPr>
-              <w:pStyle w:val="TableHead"/>
-            </w:pPr>
-            <w:r>
-              <w:t>Path</w:t>
-            </w:r>
-          </w:p>
-        </w:tc>
-        <w:tc>
-          <w:tcPr>
-            <w:tcW w:w="755" w:type="pct"/>
-            <w:vMerge w:val="restart"/>
-            <w:shd w:val="clear" w:color="auto" w:fill="D9D9D9" w:themeFill="background1" w:themeFillShade="D9"/>
-            <w:vAlign w:val="center"/>
-          </w:tcPr>
-          <w:p>
-            <w:pPr>
-              <w:pStyle w:val="TableHead"/>
-            </w:pPr>
-            <w:r>
-              <w:t>Path Type</w:t>
-            </w:r>
-          </w:p>
-        </w:tc>
-        <w:tc>
-          <w:tcPr>
-            <w:tcW w:w="2850" w:type="pct"/>
-            <w:gridSpan w:val="5"/>
-            <w:shd w:val="clear" w:color="auto" w:fill="D9D9D9" w:themeFill="background1" w:themeFillShade="D9"/>
-            <w:vAlign w:val="center"/>
-          </w:tcPr>
-          <w:p>
-            <w:pPr>
-              <w:pStyle w:val="TableHead"/>
-            </w:pPr>
-            <w:r>
-              <w:t>(</w:t>
-            </w:r>
-            <w:r>
-              <w:t>-type</w:t>
-            </w:r>
-            <w:r>
-              <w:t>) Ratcheting</w:t>
-            </w:r>
-            <w:r>
-              <w:t xml:space="preserve"> </w:t>
-            </w:r>
-            <w:r>
-              <w:t>damage</w:t>
-            </w:r>
-            <w:r>
-              <w:t xml:space="preserve"> assessment</w:t>
-            </w:r>
-          </w:p>
-        </w:tc>
-      </w:tr>
-      <w:tr>
-        <w:trPr>
-          <w:trHeight w:val="340"/>
-          <w:tblHeader/>
-        </w:trPr>
-        <w:tc>
-          <w:tcPr>
-            <w:tcW w:w="659" w:type="pct"/>
-            <w:vMerge/>
-            <w:shd w:val="clear" w:color="auto" w:fill="D9D9D9" w:themeFill="background1" w:themeFillShade="D9"/>
-            <w:vAlign w:val="center"/>
-            <w:hideMark/>
-          </w:tcPr>
-          <w:p>
-            <w:pPr>
-              <w:pStyle w:val="TableHead"/>
-            </w:pPr>
-          </w:p>
-        </w:tc>
-        <w:tc>
-          <w:tcPr>
-            <w:tcW w:w="736" w:type="pct"/>
-            <w:vMerge/>
-            <w:shd w:val="clear" w:color="auto" w:fill="D9D9D9" w:themeFill="background1" w:themeFillShade="D9"/>
-            <w:vAlign w:val="center"/>
-            <w:hideMark/>
-          </w:tcPr>
-          <w:p>
-            <w:pPr>
-              <w:pStyle w:val="TableHead"/>
-            </w:pPr>
-          </w:p>
-        </w:tc>
-        <w:tc>
-          <w:tcPr>
-            <w:tcW w:w="755" w:type="pct"/>
-            <w:vMerge/>
-            <w:shd w:val="clear" w:color="auto" w:fill="D9D9D9" w:themeFill="background1" w:themeFillShade="D9"/>
-            <w:vAlign w:val="center"/>
-          </w:tcPr>
-          <w:p>
-            <w:pPr>
-              <w:pStyle w:val="TableHead"/>
-            </w:pPr>
-          </w:p>
-        </w:tc>
-        <w:tc>
-          <w:tcPr>
-            <w:tcW w:w="791" w:type="pct"/>
-            <w:vMerge w:val="restart"/>
-            <w:shd w:val="clear" w:color="auto" w:fill="D9D9D9" w:themeFill="background1" w:themeFillShade="D9"/>
-            <w:vAlign w:val="center"/>
-          </w:tcPr>
-          <w:p>
-            <w:pPr>
-              <w:pStyle w:val="TableHead"/>
-            </w:pPr>
-            <w:r>
-              <w:t>Assessment</w:t>
-            </w:r>
-          </w:p>
-        </w:tc>
-        <w:tc>
-          <w:tcPr>
-            <w:tcW w:w="2059" w:type="pct"/>
-            <w:gridSpan w:val="4"/>
-            <w:shd w:val="clear" w:color="auto" w:fill="D9D9D9" w:themeFill="background1" w:themeFillShade="D9"/>
-            <w:vAlign w:val="center"/>
-          </w:tcPr>
-          <w:p>
-            <w:pPr>
-              <w:pStyle w:val="TableHead"/>
-            </w:pPr>
-            <w:r>
-              <w:t>Design Driver</w:t>
-            </w:r>
-          </w:p>
-        </w:tc>
-      </w:tr>
-      <w:tr>
-        <w:trPr>
-          <w:trHeight w:val="340"/>
-          <w:tblHeader/>
-        </w:trPr>
-        <w:tc>
-          <w:tcPr>
-            <w:tcW w:w="659" w:type="pct"/>
-            <w:vMerge/>
-            <w:shd w:val="clear" w:color="auto" w:fill="D9D9D9" w:themeFill="background1" w:themeFillShade="D9"/>
-            <w:vAlign w:val="center"/>
-          </w:tcPr>
-          <w:p>
-            <w:pPr>
-              <w:pStyle w:val="TableHead"/>
-            </w:pPr>
-          </w:p>
-        </w:tc>
-        <w:tc>
-          <w:tcPr>
-            <w:tcW w:w="736" w:type="pct"/>
-            <w:vMerge/>
-            <w:shd w:val="clear" w:color="auto" w:fill="D9D9D9" w:themeFill="background1" w:themeFillShade="D9"/>
-            <w:vAlign w:val="center"/>
-          </w:tcPr>
-          <w:p>
-            <w:pPr>
-              <w:pStyle w:val="TableHead"/>
-            </w:pPr>
-          </w:p>
-        </w:tc>
-        <w:tc>
-          <w:tcPr>
-            <w:tcW w:w="755" w:type="pct"/>
-            <w:vMerge/>
-            <w:shd w:val="clear" w:color="auto" w:fill="D9D9D9" w:themeFill="background1" w:themeFillShade="D9"/>
-            <w:vAlign w:val="center"/>
-          </w:tcPr>
-          <w:p>
-            <w:pPr>
-              <w:pStyle w:val="TableHead"/>
-            </w:pPr>
-          </w:p>
-        </w:tc>
-        <w:tc>
-          <w:tcPr>
-            <w:tcW w:w="791" w:type="pct"/>
-            <w:vMerge/>
-            <w:shd w:val="clear" w:color="auto" w:fill="D9D9D9" w:themeFill="background1" w:themeFillShade="D9"/>
-            <w:vAlign w:val="center"/>
-          </w:tcPr>
-          <w:p>
-            <w:pPr>
-              <w:pStyle w:val="TableHead"/>
-            </w:pPr>
-          </w:p>
-        </w:tc>
-        <w:tc>
-          <w:tcPr>
-            <w:tcW w:w="723" w:type="pct"/>
-            <w:shd w:val="clear" w:color="auto" w:fill="D9D9D9" w:themeFill="background1" w:themeFillShade="D9"/>
-            <w:vAlign w:val="center"/>
-          </w:tcPr>
-          <w:p>
-            <w:pPr>
-              <w:pStyle w:val="TableHead"/>
-            </w:pPr>
-            <w:r>
-              <w:t>Reference Event</w:t>
-            </w:r>
-          </w:p>
-        </w:tc>
-        <w:tc>
-          <w:tcPr>
-            <w:tcW w:w="369" w:type="pct"/>
-            <w:shd w:val="clear" w:color="auto" w:fill="D9D9D9" w:themeFill="background1" w:themeFillShade="D9"/>
-            <w:vAlign w:val="center"/>
-          </w:tcPr>
-          <w:p>
-            <w:pPr>
-              <w:pStyle w:val="TableHead"/>
-            </w:pPr>
-            <w:r>
-              <w:t xml:space="preserve">Service </w:t>
-            </w:r>
-            <w:proofErr w:type="spellStart"/>
-            <w:r>
-              <w:t>lvl</w:t>
-            </w:r>
-            <w:proofErr w:type="spellEnd"/>
-          </w:p>
-        </w:tc>
-        <w:tc>
-          <w:tcPr>
-            <w:tcW w:w="347" w:type="pct"/>
-            <w:shd w:val="clear" w:color="000000" w:fill="D9D9D9"/>
-            <w:noWrap/>
-            <w:vAlign w:val="center"/>
-          </w:tcPr>
-          <w:p>
-            <w:pPr>
-              <w:pStyle w:val="TableHead"/>
-            </w:pPr>
-            <w:r>
-              <w:t>Rule</w:t>
-            </w:r>
-          </w:p>
-        </w:tc>
-        <w:tc>
-          <w:tcPr>
-            <w:tcW w:w="620" w:type="pct"/>
-            <w:shd w:val="clear" w:color="000000" w:fill="D9D9D9"/>
-            <w:noWrap/>
-            <w:vAlign w:val="center"/>
-          </w:tcPr>
-          <w:p>
-            <w:pPr>
-              <w:pStyle w:val="TableHead"/>
-            </w:pPr>
-            <w:r>
-              <w:t>Safety Margin</w:t>
-            </w:r>
-          </w:p>
-        </w:tc>
-      </w:tr>
-    </w:tbl>
-    <w:p/>
-    <w:tbl>
-      <w:tblPr>
-        <w:tblW w:w="5000" w:type="pct"/>
-        <w:tblBorders>
-          <w:top w:val="single" w:sz="6" w:space="0" w:color="auto"/>
-          <w:left w:val="single" w:sz="6" w:space="0" w:color="auto"/>
-          <w:bottom w:val="single" w:sz="6" w:space="0" w:color="auto"/>
-          <w:right w:val="single" w:sz="6" w:space="0" w:color="auto"/>
-          <w:insideH w:val="single" w:sz="6" w:space="0" w:color="auto"/>
-          <w:insideV w:val="single" w:sz="6" w:space="0" w:color="auto"/>
-        </w:tblBorders>
-        <w:tblCellMar>
-          <w:left w:w="70" w:type="dxa"/>
-          <w:right w:w="70" w:type="dxa"/>
-        </w:tblCellMar>
-        <w:tblLook w:val="04A0" w:firstRow="1" w:lastRow="0" w:firstColumn="1" w:lastColumn="0" w:noHBand="0" w:noVBand="1"/>
-      </w:tblPr>
-      <w:tblGrid>
-        <w:gridCol w:w="2401"/>
-        <w:gridCol w:w="2837"/>
-        <w:gridCol w:w="2552"/>
-        <w:gridCol w:w="1832"/>
-      </w:tblGrid>
-      <w:tr>
-        <w:trPr>
-          <w:trHeight w:val="583"/>
-          <w:tblHeader/>
-        </w:trPr>
-        <w:tc>
-          <w:tcPr>
-            <w:tcW w:w="5000" w:type="pct"/>
-            <w:gridSpan w:val="4"/>
-            <w:shd w:val="clear" w:color="000000" w:fill="D9D9D9"/>
-            <w:vAlign w:val="center"/>
-          </w:tcPr>
-          <w:p>
-            <w:pPr>
-              <w:pStyle w:val="TableHead"/>
-              <w:rPr>
-                <w:highlight w:val="yellow"/>
-              </w:rPr>
-            </w:pPr>
-            <w:r>
-              <w:rPr>
-                <w:highlight w:val="yellow"/>
-              </w:rPr>
-              <w:t>Stress categorization</w:t>
-            </w:r>
-          </w:p>
-          <w:p>
-            <w:pPr>
-              <w:pStyle w:val="TableHead"/>
-            </w:pPr>
-            <w:r>
-              <w:rPr>
-                <w:highlight w:val="yellow"/>
-              </w:rPr>
-              <w:t>()</w:t>
-            </w:r>
-          </w:p>
-        </w:tc>
-      </w:tr>
-      <w:tr>
-        <w:trPr>
-          <w:trHeight w:val="300"/>
-          <w:tblHeader/>
-        </w:trPr>
-        <w:tc>
-          <w:tcPr>
-            <w:tcW w:w="1248" w:type="pct"/>
-            <w:vMerge w:val="restart"/>
-            <w:shd w:val="clear" w:color="auto" w:fill="D9D9D9" w:themeFill="background1" w:themeFillShade="D9"/>
-            <w:noWrap/>
-            <w:vAlign w:val="center"/>
-          </w:tcPr>
-          <w:p>
-            <w:pPr>
-              <w:pStyle w:val="TableHead"/>
-            </w:pPr>
-            <w:r>
-              <w:t>Sub-model</w:t>
-            </w:r>
-          </w:p>
-        </w:tc>
-        <w:tc>
-          <w:tcPr>
-            <w:tcW w:w="1474" w:type="pct"/>
-            <w:vMerge w:val="restart"/>
-            <w:shd w:val="clear" w:color="auto" w:fill="D9D9D9" w:themeFill="background1" w:themeFillShade="D9"/>
-            <w:noWrap/>
-            <w:vAlign w:val="center"/>
-          </w:tcPr>
-          <w:p>
-            <w:pPr>
-              <w:pStyle w:val="TableHead"/>
-            </w:pPr>
-            <w:r>
-              <w:t>Path</w:t>
-            </w:r>
-          </w:p>
-        </w:tc>
-        <w:tc>
-          <w:tcPr>
-            <w:tcW w:w="2278" w:type="pct"/>
-            <w:gridSpan w:val="2"/>
-            <w:shd w:val="clear" w:color="auto" w:fill="D9D9D9" w:themeFill="background1" w:themeFillShade="D9"/>
-            <w:vAlign w:val="center"/>
-          </w:tcPr>
-          <w:p>
-            <w:pPr>
-              <w:pStyle w:val="TableHead"/>
-            </w:pPr>
-            <w:r>
-              <w:t>(-type) Fatigue damage assessment</w:t>
-            </w:r>
-          </w:p>
-        </w:tc>
-      </w:tr>
-      <w:tr>
-        <w:trPr>
-          <w:trHeight w:val="1010"/>
-          <w:tblHeader/>
-        </w:trPr>
-        <w:tc>
-          <w:tcPr>
-            <w:tcW w:w="1248" w:type="pct"/>
-            <w:vMerge/>
+            <w:tcW w:w="0" w:type="auto"/>
             <w:tcBorders>
               <w:bottom w:val="single" w:sz="6" w:space="0" w:color="auto"/>
             </w:tcBorders>
@@ -863,12 +287,14 @@
             <w:pPr>
               <w:pStyle w:val="TableHead"/>
             </w:pPr>
+            <w:r>
+              <w:t>Sub-Model</w:t>
+            </w:r>
           </w:p>
         </w:tc>
         <w:tc>
           <w:tcPr>
-            <w:tcW w:w="1474" w:type="pct"/>
-            <w:vMerge/>
+            <w:tcW w:w="1254" w:type="pct"/>
             <w:tcBorders>
               <w:bottom w:val="single" w:sz="6" w:space="0" w:color="auto"/>
             </w:tcBorders>
@@ -881,11 +307,14 @@
             <w:pPr>
               <w:pStyle w:val="TableHead"/>
             </w:pPr>
+            <w:r>
+              <w:t>ID</w:t>
+            </w:r>
           </w:p>
         </w:tc>
         <w:tc>
           <w:tcPr>
-            <w:tcW w:w="1326" w:type="pct"/>
+            <w:tcW w:w="1252" w:type="pct"/>
             <w:tcBorders>
               <w:bottom w:val="single" w:sz="6" w:space="0" w:color="auto"/>
             </w:tcBorders>
@@ -903,7 +332,7 @@
         </w:tc>
         <w:tc>
           <w:tcPr>
-            <w:tcW w:w="952" w:type="pct"/>
+            <w:tcW w:w="1395" w:type="pct"/>
             <w:tcBorders>
               <w:bottom w:val="single" w:sz="6" w:space="0" w:color="auto"/>
             </w:tcBorders>
@@ -922,76 +351,295 @@
       </w:tr>
     </w:tbl>
     <w:p/>
+    <w:p/>
+    <w:p/>
     <w:tbl>
       <w:tblPr>
         <w:tblW w:w="5000" w:type="pct"/>
-        <w:jc w:val="center"/>
-        <w:tblBorders>
-          <w:top w:val="single" w:sz="6" w:space="0" w:color="auto"/>
-          <w:left w:val="single" w:sz="6" w:space="0" w:color="auto"/>
-          <w:bottom w:val="single" w:sz="6" w:space="0" w:color="auto"/>
-          <w:right w:val="single" w:sz="6" w:space="0" w:color="auto"/>
-          <w:insideH w:val="single" w:sz="6" w:space="0" w:color="auto"/>
-          <w:insideV w:val="single" w:sz="6" w:space="0" w:color="auto"/>
-        </w:tblBorders>
-        <w:tblCellMar>
-          <w:left w:w="70" w:type="dxa"/>
-          <w:right w:w="70" w:type="dxa"/>
-        </w:tblCellMar>
         <w:tblLook w:val="04A0" w:firstRow="1" w:lastRow="0" w:firstColumn="1" w:lastColumn="0" w:noHBand="0" w:noVBand="1"/>
       </w:tblPr>
       <w:tblGrid>
-        <w:gridCol w:w="1268"/>
-        <w:gridCol w:w="1276"/>
-        <w:gridCol w:w="1701"/>
-        <w:gridCol w:w="4111"/>
-        <w:gridCol w:w="1266"/>
+        <w:gridCol w:w="1249"/>
+        <w:gridCol w:w="1264"/>
+        <w:gridCol w:w="1550"/>
+        <w:gridCol w:w="1550"/>
+        <w:gridCol w:w="1550"/>
+        <w:gridCol w:w="764"/>
+        <w:gridCol w:w="764"/>
+        <w:gridCol w:w="927"/>
       </w:tblGrid>
       <w:tr>
         <w:trPr>
-          <w:trHeight w:val="583"/>
+          <w:trHeight w:val="300"/>
           <w:tblHeader/>
-          <w:jc w:val="center"/>
         </w:trPr>
         <w:tc>
           <w:tcPr>
             <w:tcW w:w="5000" w:type="pct"/>
-            <w:gridSpan w:val="5"/>
-            <w:shd w:val="clear" w:color="000000" w:fill="D9D9D9"/>
+            <w:gridSpan w:val="8"/>
+            <w:tcBorders>
+              <w:top w:val="single" w:sz="8" w:space="0" w:color="auto"/>
+              <w:left w:val="single" w:sz="8" w:space="0" w:color="auto"/>
+              <w:bottom w:val="single" w:sz="8" w:space="0" w:color="auto"/>
+              <w:right w:val="single" w:sz="8" w:space="0" w:color="000000"/>
+            </w:tcBorders>
+            <w:shd w:val="clear" w:color="auto" w:fill="D9D9D9" w:themeFill="background1" w:themeFillShade="D9"/>
+            <w:noWrap/>
             <w:vAlign w:val="center"/>
+            <w:hideMark/>
           </w:tcPr>
           <w:p>
             <w:pPr>
-              <w:pStyle w:val="TableHead"/>
-              <w:rPr>
-                <w:highlight w:val="yellow"/>
+              <w:pStyle w:val="Table"/>
+              <w:rPr>
+                <w:rFonts w:cstheme="minorHAnsi"/>
+                <w:b/>
+                <w:bCs/>
+                <w:lang w:val="en-IE"/>
               </w:rPr>
             </w:pPr>
             <w:r>
               <w:rPr>
-                <w:highlight w:val="yellow"/>
-              </w:rPr>
-              <w:t xml:space="preserve">Stress </w:t>
-            </w:r>
-            <w:r>
-              <w:rPr>
-                <w:highlight w:val="yellow"/>
-              </w:rPr>
-              <w:t>categorization-Fatigue</w:t>
+                <w:rFonts w:cstheme="minorHAnsi"/>
+                <w:b/>
+                <w:bCs/>
+                <w:lang w:val="en-IE"/>
+              </w:rPr>
+              <w:t>STRUCTURAL ASSESSMENT GENERAL DATA</w:t>
             </w:r>
           </w:p>
+        </w:tc>
+      </w:tr>
+      <w:tr>
+        <w:trPr>
+          <w:trHeight w:val="288"/>
+          <w:tblHeader/>
+        </w:trPr>
+        <w:tc>
+          <w:tcPr>
+            <w:tcW w:w="1306" w:type="pct"/>
+            <w:gridSpan w:val="2"/>
+            <w:tcBorders>
+              <w:top w:val="single" w:sz="8" w:space="0" w:color="auto"/>
+              <w:left w:val="single" w:sz="8" w:space="0" w:color="auto"/>
+              <w:bottom w:val="single" w:sz="4" w:space="0" w:color="auto"/>
+              <w:right w:val="nil"/>
+            </w:tcBorders>
+            <w:shd w:val="clear" w:color="auto" w:fill="auto"/>
+            <w:noWrap/>
+            <w:vAlign w:val="center"/>
+            <w:hideMark/>
+          </w:tcPr>
           <w:p>
             <w:pPr>
-              <w:pStyle w:val="TableHead"/>
-              <w:rPr>
-                <w:highlight w:val="yellow"/>
+              <w:pStyle w:val="Table"/>
+              <w:rPr>
+                <w:rFonts w:cstheme="minorHAnsi"/>
+                <w:b/>
+                <w:bCs/>
+                <w:lang w:val="en-IE"/>
               </w:rPr>
             </w:pPr>
             <w:r>
               <w:rPr>
-                <w:highlight w:val="yellow"/>
-              </w:rPr>
-              <w:t xml:space="preserve"> [ASME B31.3]</w:t>
+                <w:rFonts w:cstheme="minorHAnsi"/>
+                <w:b/>
+                <w:bCs/>
+                <w:lang w:val="en-IE"/>
+              </w:rPr>
+              <w:t>COMPONENT:</w:t>
+            </w:r>
+          </w:p>
+        </w:tc>
+        <w:tc>
+          <w:tcPr>
+            <w:tcW w:w="3694" w:type="pct"/>
+            <w:gridSpan w:val="6"/>
+            <w:tcBorders>
+              <w:top w:val="single" w:sz="8" w:space="0" w:color="auto"/>
+              <w:left w:val="single" w:sz="8" w:space="0" w:color="auto"/>
+              <w:bottom w:val="single" w:sz="4" w:space="0" w:color="auto"/>
+              <w:right w:val="single" w:sz="8" w:space="0" w:color="000000"/>
+            </w:tcBorders>
+            <w:shd w:val="clear" w:color="auto" w:fill="auto"/>
+            <w:noWrap/>
+            <w:vAlign w:val="bottom"/>
+            <w:hideMark/>
+          </w:tcPr>
+          <w:p>
+            <w:pPr>
+              <w:pStyle w:val="Table"/>
+              <w:rPr>
+                <w:rFonts w:cstheme="minorHAnsi"/>
+                <w:b/>
+                <w:bCs/>
+                <w:lang w:val="en-IE"/>
+              </w:rPr>
+            </w:pPr>
+            <w:r>
+              <w:rPr>
+                <w:rFonts w:cstheme="minorHAnsi"/>
+                <w:b/>
+                <w:bCs/>
+                <w:lang w:val="en-IE"/>
+              </w:rPr>
+              <w:t> </w:t>
+            </w:r>
+          </w:p>
+        </w:tc>
+      </w:tr>
+      <w:tr>
+        <w:trPr>
+          <w:trHeight w:val="288"/>
+          <w:tblHeader/>
+        </w:trPr>
+        <w:tc>
+          <w:tcPr>
+            <w:tcW w:w="1306" w:type="pct"/>
+            <w:gridSpan w:val="2"/>
+            <w:tcBorders>
+              <w:top w:val="single" w:sz="4" w:space="0" w:color="auto"/>
+              <w:left w:val="single" w:sz="8" w:space="0" w:color="auto"/>
+              <w:bottom w:val="single" w:sz="4" w:space="0" w:color="auto"/>
+              <w:right w:val="nil"/>
+            </w:tcBorders>
+            <w:shd w:val="clear" w:color="auto" w:fill="auto"/>
+            <w:noWrap/>
+            <w:vAlign w:val="center"/>
+            <w:hideMark/>
+          </w:tcPr>
+          <w:p>
+            <w:pPr>
+              <w:pStyle w:val="Table"/>
+              <w:rPr>
+                <w:rFonts w:cstheme="minorHAnsi"/>
+                <w:b/>
+                <w:bCs/>
+                <w:lang w:val="en-IE"/>
+              </w:rPr>
+            </w:pPr>
+            <w:r>
+              <w:rPr>
+                <w:rFonts w:cstheme="minorHAnsi"/>
+                <w:b/>
+                <w:bCs/>
+                <w:lang w:val="en-IE"/>
+              </w:rPr>
+              <w:t>SUBCOMPONENT:</w:t>
+            </w:r>
+          </w:p>
+        </w:tc>
+        <w:tc>
+          <w:tcPr>
+            <w:tcW w:w="3694" w:type="pct"/>
+            <w:gridSpan w:val="6"/>
+            <w:tcBorders>
+              <w:top w:val="single" w:sz="4" w:space="0" w:color="auto"/>
+              <w:left w:val="single" w:sz="8" w:space="0" w:color="auto"/>
+              <w:bottom w:val="single" w:sz="4" w:space="0" w:color="auto"/>
+              <w:right w:val="single" w:sz="8" w:space="0" w:color="000000"/>
+            </w:tcBorders>
+            <w:shd w:val="clear" w:color="auto" w:fill="auto"/>
+            <w:noWrap/>
+            <w:vAlign w:val="bottom"/>
+            <w:hideMark/>
+          </w:tcPr>
+          <w:p>
+            <w:pPr>
+              <w:pStyle w:val="Table"/>
+              <w:rPr>
+                <w:rFonts w:cstheme="minorHAnsi"/>
+                <w:b/>
+                <w:bCs/>
+                <w:lang w:val="en-IE"/>
+              </w:rPr>
+            </w:pPr>
+            <w:r>
+              <w:rPr>
+                <w:rFonts w:cstheme="minorHAnsi"/>
+                <w:b/>
+                <w:bCs/>
+                <w:lang w:val="en-IE"/>
+              </w:rPr>
+              <w:t> </w:t>
+            </w:r>
+          </w:p>
+        </w:tc>
+      </w:tr>
+      <w:tr>
+        <w:trPr>
+          <w:trHeight w:val="288"/>
+          <w:tblHeader/>
+        </w:trPr>
+        <w:tc>
+          <w:tcPr>
+            <w:tcW w:w="1306" w:type="pct"/>
+            <w:gridSpan w:val="2"/>
+            <w:tcBorders>
+              <w:top w:val="single" w:sz="4" w:space="0" w:color="auto"/>
+              <w:left w:val="single" w:sz="8" w:space="0" w:color="auto"/>
+              <w:bottom w:val="single" w:sz="4" w:space="0" w:color="auto"/>
+              <w:right w:val="nil"/>
+            </w:tcBorders>
+            <w:shd w:val="clear" w:color="auto" w:fill="auto"/>
+            <w:noWrap/>
+            <w:vAlign w:val="center"/>
+            <w:hideMark/>
+          </w:tcPr>
+          <w:p>
+            <w:pPr>
+              <w:pStyle w:val="Table"/>
+              <w:rPr>
+                <w:rFonts w:cstheme="minorHAnsi"/>
+                <w:b/>
+                <w:bCs/>
+                <w:lang w:val="en-IE"/>
+              </w:rPr>
+            </w:pPr>
+            <w:r>
+              <w:rPr>
+                <w:rFonts w:cstheme="minorHAnsi"/>
+                <w:b/>
+                <w:bCs/>
+                <w:lang w:val="en-IE"/>
+              </w:rPr>
+              <w:t>POINT OF ANALYSIS:</w:t>
+            </w:r>
+          </w:p>
+        </w:tc>
+        <w:tc>
+          <w:tcPr>
+            <w:tcW w:w="3694" w:type="pct"/>
+            <w:gridSpan w:val="6"/>
+            <w:tcBorders>
+              <w:top w:val="single" w:sz="4" w:space="0" w:color="auto"/>
+              <w:left w:val="single" w:sz="8" w:space="0" w:color="auto"/>
+              <w:bottom w:val="single" w:sz="4" w:space="0" w:color="auto"/>
+              <w:right w:val="single" w:sz="8" w:space="0" w:color="000000"/>
+            </w:tcBorders>
+            <w:shd w:val="clear" w:color="auto" w:fill="auto"/>
+            <w:noWrap/>
+            <w:vAlign w:val="bottom"/>
+            <w:hideMark/>
+          </w:tcPr>
+          <w:p>
+            <w:pPr>
+              <w:pStyle w:val="Table"/>
+              <w:rPr>
+                <w:rFonts w:cstheme="minorHAnsi"/>
+                <w:b/>
+                <w:bCs/>
+                <w:lang w:val="en-IE"/>
+              </w:rPr>
+            </w:pPr>
+            <w:r>
+              <w:rPr>
+                <w:rFonts w:cstheme="minorHAnsi"/>
+                <w:b/>
+                <w:bCs/>
+                <w:lang w:val="en-IE"/>
+              </w:rPr>
+              <w:t> </w:t>
             </w:r>
           </w:p>
         </w:tc>
@@ -1000,83 +648,927 @@
         <w:trPr>
           <w:trHeight w:val="300"/>
           <w:tblHeader/>
-          <w:jc w:val="center"/>
         </w:trPr>
         <w:tc>
           <w:tcPr>
-            <w:tcW w:w="659" w:type="pct"/>
-            <w:shd w:val="clear" w:color="auto" w:fill="D9D9D9" w:themeFill="background1" w:themeFillShade="D9"/>
+            <w:tcW w:w="1306" w:type="pct"/>
+            <w:gridSpan w:val="2"/>
+            <w:tcBorders>
+              <w:top w:val="single" w:sz="4" w:space="0" w:color="auto"/>
+              <w:left w:val="single" w:sz="8" w:space="0" w:color="auto"/>
+              <w:bottom w:val="single" w:sz="8" w:space="0" w:color="auto"/>
+              <w:right w:val="nil"/>
+            </w:tcBorders>
+            <w:shd w:val="clear" w:color="auto" w:fill="auto"/>
             <w:noWrap/>
             <w:vAlign w:val="center"/>
+            <w:hideMark/>
           </w:tcPr>
           <w:p>
             <w:pPr>
-              <w:pStyle w:val="TableHead"/>
+              <w:pStyle w:val="Table"/>
+              <w:rPr>
+                <w:rFonts w:cstheme="minorHAnsi"/>
+                <w:b/>
+                <w:bCs/>
+                <w:lang w:val="en-IE"/>
+              </w:rPr>
             </w:pPr>
+            <w:r>
+              <w:rPr>
+                <w:rFonts w:cstheme="minorHAnsi"/>
+                <w:b/>
+                <w:bCs/>
+                <w:lang w:val="en-IE"/>
+              </w:rPr>
+              <w:t>MATERIAL:</w:t>
+            </w:r>
           </w:p>
         </w:tc>
         <w:tc>
           <w:tcPr>
-            <w:tcW w:w="663" w:type="pct"/>
-            <w:shd w:val="clear" w:color="auto" w:fill="D9D9D9" w:themeFill="background1" w:themeFillShade="D9"/>
+            <w:tcW w:w="3694" w:type="pct"/>
+            <w:gridSpan w:val="6"/>
+            <w:tcBorders>
+              <w:top w:val="single" w:sz="4" w:space="0" w:color="auto"/>
+              <w:left w:val="single" w:sz="8" w:space="0" w:color="auto"/>
+              <w:bottom w:val="single" w:sz="8" w:space="0" w:color="auto"/>
+              <w:right w:val="single" w:sz="8" w:space="0" w:color="000000"/>
+            </w:tcBorders>
+            <w:shd w:val="clear" w:color="auto" w:fill="auto"/>
             <w:noWrap/>
-            <w:vAlign w:val="center"/>
+            <w:vAlign w:val="bottom"/>
+            <w:hideMark/>
           </w:tcPr>
           <w:p>
             <w:pPr>
-              <w:pStyle w:val="TableHead"/>
-            </w:pPr>
-          </w:p>
-        </w:tc>
-        <w:tc>
-          <w:tcPr>
-            <w:tcW w:w="884" w:type="pct"/>
-            <w:shd w:val="clear" w:color="auto" w:fill="D9D9D9" w:themeFill="background1" w:themeFillShade="D9"/>
-            <w:vAlign w:val="center"/>
-          </w:tcPr>
-          <w:p>
-            <w:pPr>
-              <w:pStyle w:val="TableHead"/>
-            </w:pPr>
-          </w:p>
-        </w:tc>
-        <w:tc>
-          <w:tcPr>
-            <w:tcW w:w="2794" w:type="pct"/>
-            <w:gridSpan w:val="2"/>
-            <w:shd w:val="clear" w:color="auto" w:fill="D9D9D9" w:themeFill="background1" w:themeFillShade="D9"/>
-            <w:vAlign w:val="center"/>
-          </w:tcPr>
-          <w:p>
-            <w:pPr>
-              <w:pStyle w:val="TableHead"/>
+              <w:pStyle w:val="Table"/>
+              <w:rPr>
+                <w:rFonts w:cstheme="minorHAnsi"/>
+                <w:b/>
+                <w:bCs/>
+                <w:lang w:val="en-IE"/>
+              </w:rPr>
             </w:pPr>
             <w:r>
-              <w:t>Fatigue Damage Assessment</w:t>
+              <w:rPr>
+                <w:rFonts w:cstheme="minorHAnsi"/>
+                <w:b/>
+                <w:bCs/>
+                <w:lang w:val="en-IE"/>
+              </w:rPr>
+              <w:t> </w:t>
             </w:r>
           </w:p>
         </w:tc>
       </w:tr>
       <w:tr>
         <w:trPr>
-          <w:trHeight w:val="440"/>
+          <w:trHeight w:val="300"/>
           <w:tblHeader/>
-          <w:jc w:val="center"/>
+        </w:trPr>
+        <w:tc>
+          <w:tcPr>
+            <w:tcW w:w="5000" w:type="pct"/>
+            <w:gridSpan w:val="8"/>
+            <w:tcBorders>
+              <w:top w:val="single" w:sz="8" w:space="0" w:color="auto"/>
+              <w:left w:val="single" w:sz="8" w:space="0" w:color="auto"/>
+              <w:bottom w:val="single" w:sz="8" w:space="0" w:color="auto"/>
+              <w:right w:val="single" w:sz="8" w:space="0" w:color="auto"/>
+            </w:tcBorders>
+            <w:shd w:val="clear" w:color="auto" w:fill="D9D9D9" w:themeFill="background1" w:themeFillShade="D9"/>
+            <w:noWrap/>
+            <w:vAlign w:val="center"/>
+            <w:hideMark/>
+          </w:tcPr>
+          <w:p>
+            <w:pPr>
+              <w:pStyle w:val="Table"/>
+              <w:rPr>
+                <w:rFonts w:cstheme="minorHAnsi"/>
+                <w:b/>
+                <w:bCs/>
+                <w:lang w:val="en-IE"/>
+              </w:rPr>
+            </w:pPr>
+            <w:r>
+              <w:rPr>
+                <w:rFonts w:cstheme="minorHAnsi"/>
+                <w:b/>
+                <w:bCs/>
+                <w:lang w:val="en-IE"/>
+              </w:rPr>
+              <w:t>Internal Actions used for the assessment</w:t>
+            </w:r>
+          </w:p>
+        </w:tc>
+      </w:tr>
+      <w:tr>
+        <w:trPr>
+          <w:trHeight w:val="300"/>
+          <w:tblHeader/>
+        </w:trPr>
+        <w:tc>
+          <w:tcPr>
+            <w:tcW w:w="649" w:type="pct"/>
+            <w:vMerge w:val="restart"/>
+            <w:tcBorders>
+              <w:top w:val="nil"/>
+              <w:left w:val="single" w:sz="8" w:space="0" w:color="auto"/>
+              <w:bottom w:val="single" w:sz="8" w:space="0" w:color="000000"/>
+              <w:right w:val="single" w:sz="4" w:space="0" w:color="auto"/>
+            </w:tcBorders>
+            <w:shd w:val="clear" w:color="auto" w:fill="D9D9D9" w:themeFill="background1" w:themeFillShade="D9"/>
+            <w:vAlign w:val="center"/>
+            <w:hideMark/>
+          </w:tcPr>
+          <w:p>
+            <w:pPr>
+              <w:pStyle w:val="Table"/>
+              <w:rPr>
+                <w:rFonts w:cstheme="minorHAnsi"/>
+                <w:b/>
+                <w:bCs/>
+                <w:lang w:val="en-IE"/>
+              </w:rPr>
+            </w:pPr>
+            <w:r>
+              <w:rPr>
+                <w:rFonts w:cstheme="minorHAnsi"/>
+                <w:b/>
+                <w:bCs/>
+                <w:lang w:val="en-IE"/>
+              </w:rPr>
+              <w:t>RE ID</w:t>
+            </w:r>
+          </w:p>
+        </w:tc>
+        <w:tc>
+          <w:tcPr>
+            <w:tcW w:w="657" w:type="pct"/>
+            <w:vMerge w:val="restart"/>
+            <w:tcBorders>
+              <w:top w:val="nil"/>
+              <w:left w:val="single" w:sz="4" w:space="0" w:color="auto"/>
+              <w:bottom w:val="single" w:sz="8" w:space="0" w:color="000000"/>
+              <w:right w:val="single" w:sz="4" w:space="0" w:color="auto"/>
+            </w:tcBorders>
+            <w:shd w:val="clear" w:color="auto" w:fill="D9D9D9" w:themeFill="background1" w:themeFillShade="D9"/>
+            <w:vAlign w:val="center"/>
+            <w:hideMark/>
+          </w:tcPr>
+          <w:p>
+            <w:pPr>
+              <w:pStyle w:val="Table"/>
+              <w:rPr>
+                <w:rFonts w:cstheme="minorHAnsi"/>
+                <w:b/>
+                <w:bCs/>
+                <w:lang w:val="en-IE"/>
+              </w:rPr>
+            </w:pPr>
+            <w:r>
+              <w:rPr>
+                <w:rFonts w:cstheme="minorHAnsi"/>
+                <w:b/>
+                <w:bCs/>
+                <w:lang w:val="en-IE"/>
+              </w:rPr>
+              <w:t>Operating Conditions</w:t>
+            </w:r>
+          </w:p>
+        </w:tc>
+        <w:tc>
+          <w:tcPr>
+            <w:tcW w:w="806" w:type="pct"/>
+            <w:vMerge w:val="restart"/>
+            <w:tcBorders>
+              <w:top w:val="nil"/>
+              <w:left w:val="single" w:sz="4" w:space="0" w:color="auto"/>
+              <w:bottom w:val="single" w:sz="8" w:space="0" w:color="000000"/>
+              <w:right w:val="single" w:sz="4" w:space="0" w:color="auto"/>
+            </w:tcBorders>
+            <w:shd w:val="clear" w:color="auto" w:fill="D9D9D9" w:themeFill="background1" w:themeFillShade="D9"/>
+            <w:vAlign w:val="center"/>
+            <w:hideMark/>
+          </w:tcPr>
+          <w:p>
+            <w:pPr>
+              <w:pStyle w:val="Table"/>
+              <w:rPr>
+                <w:rFonts w:cstheme="minorHAnsi"/>
+                <w:b/>
+                <w:bCs/>
+                <w:lang w:val="en-IE"/>
+              </w:rPr>
+            </w:pPr>
+            <w:r>
+              <w:rPr>
+                <w:rFonts w:cstheme="minorHAnsi"/>
+                <w:b/>
+                <w:bCs/>
+                <w:lang w:val="en-IE"/>
+              </w:rPr>
+              <w:t>Initiating Event</w:t>
+            </w:r>
+          </w:p>
+        </w:tc>
+        <w:tc>
+          <w:tcPr>
+            <w:tcW w:w="806" w:type="pct"/>
+            <w:vMerge w:val="restart"/>
+            <w:tcBorders>
+              <w:top w:val="nil"/>
+              <w:left w:val="single" w:sz="4" w:space="0" w:color="auto"/>
+              <w:bottom w:val="single" w:sz="8" w:space="0" w:color="000000"/>
+              <w:right w:val="single" w:sz="8" w:space="0" w:color="auto"/>
+            </w:tcBorders>
+            <w:shd w:val="clear" w:color="auto" w:fill="D9D9D9" w:themeFill="background1" w:themeFillShade="D9"/>
+            <w:vAlign w:val="center"/>
+            <w:hideMark/>
+          </w:tcPr>
+          <w:p>
+            <w:pPr>
+              <w:pStyle w:val="Table"/>
+              <w:rPr>
+                <w:rFonts w:cstheme="minorHAnsi"/>
+                <w:b/>
+                <w:bCs/>
+                <w:lang w:val="en-IE"/>
+              </w:rPr>
+            </w:pPr>
+            <w:r>
+              <w:rPr>
+                <w:rFonts w:cstheme="minorHAnsi"/>
+                <w:b/>
+                <w:bCs/>
+                <w:lang w:val="en-IE"/>
+              </w:rPr>
+              <w:t>Concatenated Event</w:t>
+            </w:r>
+          </w:p>
+        </w:tc>
+        <w:tc>
+          <w:tcPr>
+            <w:tcW w:w="2082" w:type="pct"/>
+            <w:gridSpan w:val="4"/>
+            <w:tcBorders>
+              <w:top w:val="single" w:sz="8" w:space="0" w:color="auto"/>
+              <w:left w:val="nil"/>
+              <w:bottom w:val="single" w:sz="8" w:space="0" w:color="auto"/>
+              <w:right w:val="single" w:sz="8" w:space="0" w:color="000000"/>
+            </w:tcBorders>
+            <w:shd w:val="clear" w:color="auto" w:fill="D9D9D9" w:themeFill="background1" w:themeFillShade="D9"/>
+            <w:noWrap/>
+            <w:vAlign w:val="center"/>
+            <w:hideMark/>
+          </w:tcPr>
+          <w:p>
+            <w:pPr>
+              <w:pStyle w:val="Table"/>
+              <w:rPr>
+                <w:rFonts w:cstheme="minorHAnsi"/>
+                <w:b/>
+                <w:bCs/>
+                <w:lang w:val="en-IE"/>
+              </w:rPr>
+            </w:pPr>
+            <w:r>
+              <w:rPr>
+                <w:rFonts w:cstheme="minorHAnsi"/>
+                <w:b/>
+                <w:bCs/>
+                <w:lang w:val="en-IE"/>
+              </w:rPr>
+              <w:t>INTERNAL ACTIONS</w:t>
+            </w:r>
+          </w:p>
+        </w:tc>
+      </w:tr>
+      <w:tr>
+        <w:trPr>
+          <w:trHeight w:val="420"/>
+          <w:tblHeader/>
+        </w:trPr>
+        <w:tc>
+          <w:tcPr>
+            <w:tcW w:w="649" w:type="pct"/>
+            <w:vMerge/>
+            <w:tcBorders>
+              <w:top w:val="nil"/>
+              <w:left w:val="single" w:sz="8" w:space="0" w:color="auto"/>
+              <w:bottom w:val="single" w:sz="8" w:space="0" w:color="000000"/>
+              <w:right w:val="single" w:sz="4" w:space="0" w:color="auto"/>
+            </w:tcBorders>
+            <w:shd w:val="clear" w:color="auto" w:fill="D9D9D9" w:themeFill="background1" w:themeFillShade="D9"/>
+            <w:vAlign w:val="center"/>
+            <w:hideMark/>
+          </w:tcPr>
+          <w:p>
+            <w:pPr>
+              <w:pStyle w:val="Table"/>
+              <w:rPr>
+                <w:rFonts w:cstheme="minorHAnsi"/>
+                <w:b/>
+                <w:bCs/>
+                <w:lang w:val="en-IE"/>
+              </w:rPr>
+            </w:pPr>
+          </w:p>
+        </w:tc>
+        <w:tc>
+          <w:tcPr>
+            <w:tcW w:w="657" w:type="pct"/>
+            <w:vMerge/>
+            <w:tcBorders>
+              <w:top w:val="nil"/>
+              <w:left w:val="single" w:sz="4" w:space="0" w:color="auto"/>
+              <w:bottom w:val="single" w:sz="8" w:space="0" w:color="000000"/>
+              <w:right w:val="single" w:sz="4" w:space="0" w:color="auto"/>
+            </w:tcBorders>
+            <w:shd w:val="clear" w:color="auto" w:fill="D9D9D9" w:themeFill="background1" w:themeFillShade="D9"/>
+            <w:vAlign w:val="center"/>
+            <w:hideMark/>
+          </w:tcPr>
+          <w:p>
+            <w:pPr>
+              <w:pStyle w:val="Table"/>
+              <w:rPr>
+                <w:rFonts w:cstheme="minorHAnsi"/>
+                <w:b/>
+                <w:bCs/>
+                <w:lang w:val="en-IE"/>
+              </w:rPr>
+            </w:pPr>
+          </w:p>
+        </w:tc>
+        <w:tc>
+          <w:tcPr>
+            <w:tcW w:w="806" w:type="pct"/>
+            <w:vMerge/>
+            <w:tcBorders>
+              <w:top w:val="nil"/>
+              <w:left w:val="single" w:sz="4" w:space="0" w:color="auto"/>
+              <w:bottom w:val="single" w:sz="8" w:space="0" w:color="000000"/>
+              <w:right w:val="single" w:sz="4" w:space="0" w:color="auto"/>
+            </w:tcBorders>
+            <w:shd w:val="clear" w:color="auto" w:fill="D9D9D9" w:themeFill="background1" w:themeFillShade="D9"/>
+            <w:vAlign w:val="center"/>
+            <w:hideMark/>
+          </w:tcPr>
+          <w:p>
+            <w:pPr>
+              <w:pStyle w:val="Table"/>
+              <w:rPr>
+                <w:rFonts w:cstheme="minorHAnsi"/>
+                <w:b/>
+                <w:bCs/>
+                <w:lang w:val="en-IE"/>
+              </w:rPr>
+            </w:pPr>
+          </w:p>
+        </w:tc>
+        <w:tc>
+          <w:tcPr>
+            <w:tcW w:w="806" w:type="pct"/>
+            <w:vMerge/>
+            <w:tcBorders>
+              <w:top w:val="nil"/>
+              <w:left w:val="single" w:sz="4" w:space="0" w:color="auto"/>
+              <w:bottom w:val="single" w:sz="8" w:space="0" w:color="000000"/>
+              <w:right w:val="single" w:sz="8" w:space="0" w:color="auto"/>
+            </w:tcBorders>
+            <w:shd w:val="clear" w:color="auto" w:fill="D9D9D9" w:themeFill="background1" w:themeFillShade="D9"/>
+            <w:vAlign w:val="center"/>
+            <w:hideMark/>
+          </w:tcPr>
+          <w:p>
+            <w:pPr>
+              <w:pStyle w:val="Table"/>
+              <w:rPr>
+                <w:rFonts w:cstheme="minorHAnsi"/>
+                <w:b/>
+                <w:bCs/>
+                <w:lang w:val="en-IE"/>
+              </w:rPr>
+            </w:pPr>
+          </w:p>
+        </w:tc>
+        <w:tc>
+          <w:tcPr>
+            <w:tcW w:w="806" w:type="pct"/>
+            <w:tcBorders>
+              <w:top w:val="nil"/>
+              <w:left w:val="nil"/>
+              <w:bottom w:val="single" w:sz="8" w:space="0" w:color="auto"/>
+              <w:right w:val="single" w:sz="8" w:space="0" w:color="auto"/>
+            </w:tcBorders>
+            <w:shd w:val="clear" w:color="auto" w:fill="D9D9D9" w:themeFill="background1" w:themeFillShade="D9"/>
+            <w:vAlign w:val="center"/>
+            <w:hideMark/>
+          </w:tcPr>
+          <w:p>
+            <w:pPr>
+              <w:pStyle w:val="Table"/>
+              <w:rPr>
+                <w:rFonts w:cstheme="minorHAnsi"/>
+                <w:b/>
+                <w:bCs/>
+                <w:lang w:val="en-IE"/>
+              </w:rPr>
+            </w:pPr>
+            <w:r>
+              <w:rPr>
+                <w:rFonts w:cstheme="minorHAnsi"/>
+                <w:b/>
+                <w:bCs/>
+                <w:lang w:val="en-IE"/>
+              </w:rPr>
+              <w:t>Type of load</w:t>
+            </w:r>
+          </w:p>
+        </w:tc>
+        <w:tc>
+          <w:tcPr>
+            <w:tcW w:w="397" w:type="pct"/>
+            <w:tcBorders>
+              <w:top w:val="nil"/>
+              <w:left w:val="nil"/>
+              <w:bottom w:val="single" w:sz="8" w:space="0" w:color="auto"/>
+              <w:right w:val="single" w:sz="4" w:space="0" w:color="auto"/>
+            </w:tcBorders>
+            <w:shd w:val="clear" w:color="auto" w:fill="D9D9D9" w:themeFill="background1" w:themeFillShade="D9"/>
+            <w:noWrap/>
+            <w:vAlign w:val="center"/>
+            <w:hideMark/>
+          </w:tcPr>
+          <w:p>
+            <w:pPr>
+              <w:pStyle w:val="Table"/>
+              <w:rPr>
+                <w:rFonts w:cstheme="minorHAnsi"/>
+                <w:b/>
+                <w:bCs/>
+                <w:lang w:val="en-IE"/>
+              </w:rPr>
+            </w:pPr>
+            <w:r>
+              <w:rPr>
+                <w:rFonts w:cstheme="minorHAnsi"/>
+                <w:b/>
+                <w:bCs/>
+                <w:lang w:val="en-IE"/>
+              </w:rPr>
+              <w:t>N [N]</w:t>
+            </w:r>
+          </w:p>
+        </w:tc>
+        <w:tc>
+          <w:tcPr>
+            <w:tcW w:w="397" w:type="pct"/>
+            <w:tcBorders>
+              <w:top w:val="nil"/>
+              <w:left w:val="nil"/>
+              <w:bottom w:val="single" w:sz="8" w:space="0" w:color="auto"/>
+              <w:right w:val="single" w:sz="4" w:space="0" w:color="auto"/>
+            </w:tcBorders>
+            <w:shd w:val="clear" w:color="auto" w:fill="D9D9D9" w:themeFill="background1" w:themeFillShade="D9"/>
+            <w:noWrap/>
+            <w:vAlign w:val="center"/>
+            <w:hideMark/>
+          </w:tcPr>
+          <w:p>
+            <w:pPr>
+              <w:pStyle w:val="Table"/>
+              <w:rPr>
+                <w:rFonts w:cstheme="minorHAnsi"/>
+                <w:b/>
+                <w:bCs/>
+                <w:lang w:val="en-IE"/>
+              </w:rPr>
+            </w:pPr>
+            <w:r>
+              <w:rPr>
+                <w:rFonts w:cstheme="minorHAnsi"/>
+                <w:b/>
+                <w:bCs/>
+                <w:lang w:val="en-IE"/>
+              </w:rPr>
+              <w:t>T [N]</w:t>
+            </w:r>
+          </w:p>
+        </w:tc>
+        <w:tc>
+          <w:tcPr>
+            <w:tcW w:w="481" w:type="pct"/>
+            <w:tcBorders>
+              <w:top w:val="nil"/>
+              <w:left w:val="nil"/>
+              <w:bottom w:val="single" w:sz="8" w:space="0" w:color="auto"/>
+              <w:right w:val="single" w:sz="8" w:space="0" w:color="auto"/>
+            </w:tcBorders>
+            <w:shd w:val="clear" w:color="auto" w:fill="D9D9D9" w:themeFill="background1" w:themeFillShade="D9"/>
+            <w:noWrap/>
+            <w:vAlign w:val="center"/>
+            <w:hideMark/>
+          </w:tcPr>
+          <w:p>
+            <w:pPr>
+              <w:pStyle w:val="Table"/>
+              <w:rPr>
+                <w:rFonts w:cstheme="minorHAnsi"/>
+                <w:b/>
+                <w:bCs/>
+                <w:lang w:val="en-IE"/>
+              </w:rPr>
+            </w:pPr>
+            <w:r>
+              <w:rPr>
+                <w:rFonts w:cstheme="minorHAnsi"/>
+                <w:b/>
+                <w:bCs/>
+                <w:lang w:val="en-IE"/>
+              </w:rPr>
+              <w:t xml:space="preserve">M [Nm] </w:t>
+            </w:r>
+          </w:p>
+        </w:tc>
+      </w:tr>
+    </w:tbl>
+    <w:p/>
+    <w:tbl>
+      <w:tblPr>
+        <w:tblW w:w="5000" w:type="pct"/>
+        <w:tblLayout w:type="fixed"/>
+        <w:tblLook w:val="04A0" w:firstRow="1" w:lastRow="0" w:firstColumn="1" w:lastColumn="0" w:noHBand="0" w:noVBand="1"/>
+      </w:tblPr>
+      <w:tblGrid>
+        <w:gridCol w:w="1267"/>
+        <w:gridCol w:w="1275"/>
+        <w:gridCol w:w="710"/>
+        <w:gridCol w:w="1060"/>
+        <w:gridCol w:w="1062"/>
+        <w:gridCol w:w="1062"/>
+        <w:gridCol w:w="1062"/>
+        <w:gridCol w:w="1062"/>
+        <w:gridCol w:w="1058"/>
+      </w:tblGrid>
+      <w:tr>
+        <w:trPr>
+          <w:trHeight w:val="300"/>
+          <w:tblHeader/>
+        </w:trPr>
+        <w:tc>
+          <w:tcPr>
+            <w:tcW w:w="5000" w:type="pct"/>
+            <w:gridSpan w:val="9"/>
+            <w:tcBorders>
+              <w:top w:val="single" w:sz="8" w:space="0" w:color="auto"/>
+              <w:left w:val="single" w:sz="8" w:space="0" w:color="auto"/>
+              <w:bottom w:val="single" w:sz="8" w:space="0" w:color="auto"/>
+              <w:right w:val="single" w:sz="8" w:space="0" w:color="000000"/>
+            </w:tcBorders>
+            <w:shd w:val="clear" w:color="auto" w:fill="D9D9D9" w:themeFill="background1" w:themeFillShade="D9"/>
+            <w:noWrap/>
+            <w:vAlign w:val="center"/>
+            <w:hideMark/>
+          </w:tcPr>
+          <w:p>
+            <w:pPr>
+              <w:pStyle w:val="Table"/>
+              <w:rPr>
+                <w:rFonts w:cstheme="minorHAnsi"/>
+                <w:b/>
+                <w:bCs/>
+                <w:lang w:val="en-IE"/>
+              </w:rPr>
+            </w:pPr>
+            <w:r>
+              <w:rPr>
+                <w:rFonts w:cstheme="minorHAnsi"/>
+                <w:b/>
+                <w:bCs/>
+                <w:lang w:val="en-IE"/>
+              </w:rPr>
+              <w:t>STRUCTURAL ASSESSMENT GENERAL DATA</w:t>
+            </w:r>
+          </w:p>
+        </w:tc>
+      </w:tr>
+      <w:tr>
+        <w:trPr>
+          <w:trHeight w:val="288"/>
+          <w:tblHeader/>
+        </w:trPr>
+        <w:tc>
+          <w:tcPr>
+            <w:tcW w:w="1322" w:type="pct"/>
+            <w:gridSpan w:val="2"/>
+            <w:tcBorders>
+              <w:top w:val="single" w:sz="8" w:space="0" w:color="auto"/>
+              <w:left w:val="single" w:sz="8" w:space="0" w:color="auto"/>
+              <w:bottom w:val="single" w:sz="4" w:space="0" w:color="auto"/>
+              <w:right w:val="nil"/>
+            </w:tcBorders>
+            <w:shd w:val="clear" w:color="auto" w:fill="auto"/>
+            <w:noWrap/>
+            <w:vAlign w:val="center"/>
+            <w:hideMark/>
+          </w:tcPr>
+          <w:p>
+            <w:pPr>
+              <w:pStyle w:val="Table"/>
+              <w:rPr>
+                <w:rFonts w:cstheme="minorHAnsi"/>
+                <w:b/>
+                <w:bCs/>
+                <w:lang w:val="en-IE"/>
+              </w:rPr>
+            </w:pPr>
+            <w:r>
+              <w:rPr>
+                <w:rFonts w:cstheme="minorHAnsi"/>
+                <w:b/>
+                <w:bCs/>
+                <w:lang w:val="en-IE"/>
+              </w:rPr>
+              <w:t>COMPONENT:</w:t>
+            </w:r>
+          </w:p>
+        </w:tc>
+        <w:tc>
+          <w:tcPr>
+            <w:tcW w:w="3678" w:type="pct"/>
+            <w:gridSpan w:val="7"/>
+            <w:tcBorders>
+              <w:top w:val="single" w:sz="8" w:space="0" w:color="auto"/>
+              <w:left w:val="single" w:sz="8" w:space="0" w:color="auto"/>
+              <w:bottom w:val="single" w:sz="4" w:space="0" w:color="auto"/>
+              <w:right w:val="single" w:sz="8" w:space="0" w:color="000000"/>
+            </w:tcBorders>
+            <w:shd w:val="clear" w:color="auto" w:fill="auto"/>
+            <w:noWrap/>
+            <w:vAlign w:val="center"/>
+            <w:hideMark/>
+          </w:tcPr>
+          <w:p>
+            <w:pPr>
+              <w:pStyle w:val="Table"/>
+              <w:rPr>
+                <w:rFonts w:cstheme="minorHAnsi"/>
+                <w:b/>
+                <w:bCs/>
+                <w:lang w:val="en-IE"/>
+              </w:rPr>
+            </w:pPr>
+          </w:p>
+        </w:tc>
+      </w:tr>
+      <w:tr>
+        <w:trPr>
+          <w:trHeight w:val="288"/>
+          <w:tblHeader/>
+        </w:trPr>
+        <w:tc>
+          <w:tcPr>
+            <w:tcW w:w="1322" w:type="pct"/>
+            <w:gridSpan w:val="2"/>
+            <w:tcBorders>
+              <w:top w:val="single" w:sz="4" w:space="0" w:color="auto"/>
+              <w:left w:val="single" w:sz="8" w:space="0" w:color="auto"/>
+              <w:bottom w:val="single" w:sz="4" w:space="0" w:color="auto"/>
+              <w:right w:val="nil"/>
+            </w:tcBorders>
+            <w:shd w:val="clear" w:color="auto" w:fill="auto"/>
+            <w:noWrap/>
+            <w:vAlign w:val="center"/>
+            <w:hideMark/>
+          </w:tcPr>
+          <w:p>
+            <w:pPr>
+              <w:pStyle w:val="Table"/>
+              <w:rPr>
+                <w:rFonts w:cstheme="minorHAnsi"/>
+                <w:b/>
+                <w:bCs/>
+                <w:lang w:val="en-IE"/>
+              </w:rPr>
+            </w:pPr>
+            <w:r>
+              <w:rPr>
+                <w:rFonts w:cstheme="minorHAnsi"/>
+                <w:b/>
+                <w:bCs/>
+                <w:lang w:val="en-IE"/>
+              </w:rPr>
+              <w:t>SUBCOMPONENT:</w:t>
+            </w:r>
+          </w:p>
+        </w:tc>
+        <w:tc>
+          <w:tcPr>
+            <w:tcW w:w="3678" w:type="pct"/>
+            <w:gridSpan w:val="7"/>
+            <w:tcBorders>
+              <w:top w:val="single" w:sz="4" w:space="0" w:color="auto"/>
+              <w:left w:val="single" w:sz="8" w:space="0" w:color="auto"/>
+              <w:bottom w:val="single" w:sz="4" w:space="0" w:color="auto"/>
+              <w:right w:val="single" w:sz="8" w:space="0" w:color="000000"/>
+            </w:tcBorders>
+            <w:shd w:val="clear" w:color="auto" w:fill="auto"/>
+            <w:noWrap/>
+            <w:vAlign w:val="center"/>
+            <w:hideMark/>
+          </w:tcPr>
+          <w:p>
+            <w:pPr>
+              <w:pStyle w:val="Table"/>
+              <w:rPr>
+                <w:rFonts w:cstheme="minorHAnsi"/>
+                <w:b/>
+                <w:bCs/>
+                <w:lang w:val="en-IE"/>
+              </w:rPr>
+            </w:pPr>
+          </w:p>
+        </w:tc>
+      </w:tr>
+      <w:tr>
+        <w:trPr>
+          <w:trHeight w:val="288"/>
+          <w:tblHeader/>
+        </w:trPr>
+        <w:tc>
+          <w:tcPr>
+            <w:tcW w:w="1322" w:type="pct"/>
+            <w:gridSpan w:val="2"/>
+            <w:tcBorders>
+              <w:top w:val="single" w:sz="4" w:space="0" w:color="auto"/>
+              <w:left w:val="single" w:sz="8" w:space="0" w:color="auto"/>
+              <w:bottom w:val="single" w:sz="4" w:space="0" w:color="auto"/>
+              <w:right w:val="nil"/>
+            </w:tcBorders>
+            <w:shd w:val="clear" w:color="auto" w:fill="auto"/>
+            <w:noWrap/>
+            <w:vAlign w:val="center"/>
+            <w:hideMark/>
+          </w:tcPr>
+          <w:p>
+            <w:pPr>
+              <w:pStyle w:val="Table"/>
+              <w:rPr>
+                <w:rFonts w:cstheme="minorHAnsi"/>
+                <w:b/>
+                <w:bCs/>
+                <w:lang w:val="en-IE"/>
+              </w:rPr>
+            </w:pPr>
+            <w:r>
+              <w:rPr>
+                <w:rFonts w:cstheme="minorHAnsi"/>
+                <w:b/>
+                <w:bCs/>
+                <w:lang w:val="en-IE"/>
+              </w:rPr>
+              <w:t>POINT OF ANALYSIS:</w:t>
+            </w:r>
+          </w:p>
+        </w:tc>
+        <w:tc>
+          <w:tcPr>
+            <w:tcW w:w="3678" w:type="pct"/>
+            <w:gridSpan w:val="7"/>
+            <w:tcBorders>
+              <w:top w:val="single" w:sz="4" w:space="0" w:color="auto"/>
+              <w:left w:val="single" w:sz="8" w:space="0" w:color="auto"/>
+              <w:bottom w:val="single" w:sz="4" w:space="0" w:color="auto"/>
+              <w:right w:val="single" w:sz="8" w:space="0" w:color="000000"/>
+            </w:tcBorders>
+            <w:shd w:val="clear" w:color="auto" w:fill="auto"/>
+            <w:noWrap/>
+            <w:vAlign w:val="center"/>
+            <w:hideMark/>
+          </w:tcPr>
+          <w:p>
+            <w:pPr>
+              <w:pStyle w:val="Table"/>
+              <w:rPr>
+                <w:rFonts w:cstheme="minorHAnsi"/>
+                <w:b/>
+                <w:bCs/>
+                <w:lang w:val="en-IE"/>
+              </w:rPr>
+            </w:pPr>
+          </w:p>
+        </w:tc>
+      </w:tr>
+      <w:tr>
+        <w:trPr>
+          <w:trHeight w:val="300"/>
+          <w:tblHeader/>
+        </w:trPr>
+        <w:tc>
+          <w:tcPr>
+            <w:tcW w:w="1322" w:type="pct"/>
+            <w:gridSpan w:val="2"/>
+            <w:tcBorders>
+              <w:top w:val="single" w:sz="4" w:space="0" w:color="auto"/>
+              <w:left w:val="single" w:sz="8" w:space="0" w:color="auto"/>
+              <w:bottom w:val="single" w:sz="8" w:space="0" w:color="auto"/>
+              <w:right w:val="nil"/>
+            </w:tcBorders>
+            <w:shd w:val="clear" w:color="auto" w:fill="auto"/>
+            <w:noWrap/>
+            <w:vAlign w:val="center"/>
+            <w:hideMark/>
+          </w:tcPr>
+          <w:p>
+            <w:pPr>
+              <w:pStyle w:val="Table"/>
+              <w:rPr>
+                <w:rFonts w:cstheme="minorHAnsi"/>
+                <w:b/>
+                <w:bCs/>
+                <w:lang w:val="en-IE"/>
+              </w:rPr>
+            </w:pPr>
+            <w:r>
+              <w:rPr>
+                <w:rFonts w:cstheme="minorHAnsi"/>
+                <w:b/>
+                <w:bCs/>
+                <w:lang w:val="en-IE"/>
+              </w:rPr>
+              <w:t>MATERIAL:</w:t>
+            </w:r>
+          </w:p>
+        </w:tc>
+        <w:tc>
+          <w:tcPr>
+            <w:tcW w:w="3678" w:type="pct"/>
+            <w:gridSpan w:val="7"/>
+            <w:tcBorders>
+              <w:top w:val="single" w:sz="4" w:space="0" w:color="auto"/>
+              <w:left w:val="single" w:sz="8" w:space="0" w:color="auto"/>
+              <w:bottom w:val="single" w:sz="8" w:space="0" w:color="auto"/>
+              <w:right w:val="single" w:sz="8" w:space="0" w:color="000000"/>
+            </w:tcBorders>
+            <w:shd w:val="clear" w:color="auto" w:fill="auto"/>
+            <w:noWrap/>
+            <w:vAlign w:val="center"/>
+            <w:hideMark/>
+          </w:tcPr>
+          <w:p>
+            <w:pPr>
+              <w:pStyle w:val="Table"/>
+              <w:rPr>
+                <w:rFonts w:cstheme="minorHAnsi"/>
+                <w:b/>
+                <w:bCs/>
+                <w:lang w:val="en-IE"/>
+              </w:rPr>
+            </w:pPr>
+          </w:p>
+        </w:tc>
+      </w:tr>
+      <w:tr>
+        <w:trPr>
+          <w:trHeight w:val="300"/>
+          <w:tblHeader/>
         </w:trPr>
         <w:tc>
           <w:tcPr>
             <w:tcW w:w="659" w:type="pct"/>
             <w:vMerge w:val="restart"/>
+            <w:tcBorders>
+              <w:top w:val="single" w:sz="8" w:space="0" w:color="auto"/>
+              <w:left w:val="single" w:sz="8" w:space="0" w:color="auto"/>
+              <w:right w:val="single" w:sz="8" w:space="0" w:color="auto"/>
+            </w:tcBorders>
             <w:shd w:val="clear" w:color="auto" w:fill="D9D9D9" w:themeFill="background1" w:themeFillShade="D9"/>
             <w:noWrap/>
             <w:vAlign w:val="center"/>
+            <w:hideMark/>
           </w:tcPr>
           <w:p>
             <w:pPr>
-              <w:pStyle w:val="TableHead"/>
+              <w:pStyle w:val="Table"/>
+              <w:rPr>
+                <w:rFonts w:cstheme="minorHAnsi"/>
+                <w:b/>
+                <w:bCs/>
+                <w:lang w:val="en-IE"/>
+              </w:rPr>
             </w:pPr>
             <w:r>
-              <w:t>Sub-model</w:t>
+              <w:rPr>
+                <w:rFonts w:cstheme="minorHAnsi"/>
+                <w:b/>
+                <w:bCs/>
+                <w:lang w:val="en-IE"/>
+              </w:rPr>
+              <w:t>Load condition</w:t>
             </w:r>
           </w:p>
         </w:tc>
@@ -1084,70 +1576,141 @@
           <w:tcPr>
             <w:tcW w:w="663" w:type="pct"/>
             <w:vMerge w:val="restart"/>
+            <w:tcBorders>
+              <w:top w:val="single" w:sz="8" w:space="0" w:color="auto"/>
+              <w:left w:val="single" w:sz="8" w:space="0" w:color="auto"/>
+              <w:right w:val="single" w:sz="8" w:space="0" w:color="auto"/>
+            </w:tcBorders>
             <w:shd w:val="clear" w:color="auto" w:fill="D9D9D9" w:themeFill="background1" w:themeFillShade="D9"/>
-            <w:noWrap/>
             <w:vAlign w:val="center"/>
           </w:tcPr>
           <w:p>
             <w:pPr>
-              <w:pStyle w:val="TableHead"/>
+              <w:pStyle w:val="Table"/>
+              <w:rPr>
+                <w:rFonts w:cstheme="minorHAnsi"/>
+                <w:b/>
+                <w:bCs/>
+                <w:lang w:val="en-IE"/>
+              </w:rPr>
             </w:pPr>
             <w:r>
-              <w:t>Path</w:t>
+              <w:rPr>
+                <w:rFonts w:cstheme="minorHAnsi"/>
+                <w:b/>
+                <w:bCs/>
+                <w:lang w:val="en-IE"/>
+              </w:rPr>
+              <w:t xml:space="preserve">Stress </w:t>
+            </w:r>
+            <w:proofErr w:type="spellStart"/>
+            <w:r>
+              <w:rPr>
+                <w:rFonts w:cstheme="minorHAnsi"/>
+                <w:b/>
+                <w:bCs/>
+                <w:lang w:val="en-IE"/>
+              </w:rPr>
+              <w:t>breakdwon</w:t>
+            </w:r>
+            <w:proofErr w:type="spellEnd"/>
+          </w:p>
+        </w:tc>
+        <w:tc>
+          <w:tcPr>
+            <w:tcW w:w="369" w:type="pct"/>
+            <w:vMerge w:val="restart"/>
+            <w:tcBorders>
+              <w:top w:val="single" w:sz="8" w:space="0" w:color="auto"/>
+              <w:left w:val="single" w:sz="8" w:space="0" w:color="auto"/>
+              <w:right w:val="single" w:sz="8" w:space="0" w:color="auto"/>
+            </w:tcBorders>
+            <w:shd w:val="clear" w:color="auto" w:fill="D9D9D9" w:themeFill="background1" w:themeFillShade="D9"/>
+            <w:vAlign w:val="center"/>
+          </w:tcPr>
+          <w:p>
+            <w:pPr>
+              <w:pStyle w:val="Table"/>
+              <w:rPr>
+                <w:rFonts w:cstheme="minorHAnsi"/>
+                <w:b/>
+                <w:bCs/>
+                <w:lang w:val="en-IE"/>
+              </w:rPr>
+            </w:pPr>
+            <w:r>
+              <w:rPr>
+                <w:rFonts w:cstheme="minorHAnsi"/>
+                <w:b/>
+                <w:bCs/>
+                <w:lang w:val="en-IE"/>
+              </w:rPr>
+              <w:t>Symbol</w:t>
             </w:r>
           </w:p>
         </w:tc>
         <w:tc>
           <w:tcPr>
-            <w:tcW w:w="884" w:type="pct"/>
-            <w:vMerge w:val="restart"/>
+            <w:tcW w:w="3309" w:type="pct"/>
+            <w:gridSpan w:val="6"/>
+            <w:tcBorders>
+              <w:top w:val="single" w:sz="8" w:space="0" w:color="auto"/>
+              <w:left w:val="single" w:sz="8" w:space="0" w:color="auto"/>
+              <w:bottom w:val="single" w:sz="8" w:space="0" w:color="auto"/>
+              <w:right w:val="single" w:sz="8" w:space="0" w:color="auto"/>
+            </w:tcBorders>
             <w:shd w:val="clear" w:color="auto" w:fill="D9D9D9" w:themeFill="background1" w:themeFillShade="D9"/>
             <w:vAlign w:val="center"/>
           </w:tcPr>
           <w:p>
             <w:pPr>
-              <w:pStyle w:val="TableHead"/>
+              <w:pStyle w:val="Table"/>
+              <w:rPr>
+                <w:rFonts w:cstheme="minorHAnsi"/>
+                <w:b/>
+                <w:bCs/>
+                <w:lang w:val="en-IE"/>
+              </w:rPr>
             </w:pPr>
             <w:r>
-              <w:t>Path Type</w:t>
-            </w:r>
-          </w:p>
-        </w:tc>
-        <w:tc>
-          <w:tcPr>
-            <w:tcW w:w="2794" w:type="pct"/>
-            <w:gridSpan w:val="2"/>
-            <w:shd w:val="clear" w:color="auto" w:fill="D9D9D9" w:themeFill="background1" w:themeFillShade="D9"/>
-            <w:vAlign w:val="center"/>
-          </w:tcPr>
-          <w:p>
-            <w:pPr>
-              <w:pStyle w:val="TableHead"/>
-            </w:pPr>
-            <w:r>
-              <w:t>Design Driver</w:t>
+              <w:rPr>
+                <w:rFonts w:cstheme="minorHAnsi"/>
+                <w:b/>
+                <w:bCs/>
+                <w:lang w:val="en-IE"/>
+              </w:rPr>
+              <w:t>Stress tensor used for the assessment [MPa]</w:t>
             </w:r>
           </w:p>
         </w:tc>
       </w:tr>
       <w:tr>
         <w:trPr>
-          <w:trHeight w:val="417"/>
+          <w:trHeight w:val="201"/>
           <w:tblHeader/>
-          <w:jc w:val="center"/>
         </w:trPr>
         <w:tc>
           <w:tcPr>
             <w:tcW w:w="659" w:type="pct"/>
             <w:vMerge/>
+            <w:tcBorders>
+              <w:left w:val="single" w:sz="8" w:space="0" w:color="auto"/>
+              <w:bottom w:val="single" w:sz="8" w:space="0" w:color="000000"/>
+              <w:right w:val="single" w:sz="8" w:space="0" w:color="auto"/>
+            </w:tcBorders>
             <w:shd w:val="clear" w:color="auto" w:fill="D9D9D9" w:themeFill="background1" w:themeFillShade="D9"/>
-            <w:noWrap/>
             <w:vAlign w:val="center"/>
             <w:hideMark/>
           </w:tcPr>
           <w:p>
             <w:pPr>
-              <w:pStyle w:val="TableHead"/>
+              <w:pStyle w:val="Table"/>
+              <w:rPr>
+                <w:rFonts w:cstheme="minorHAnsi"/>
+                <w:b/>
+                <w:bCs/>
+                <w:lang w:val="en-IE"/>
+              </w:rPr>
             </w:pPr>
           </w:p>
         </w:tc>
@@ -1155,56 +1718,1619 @@
           <w:tcPr>
             <w:tcW w:w="663" w:type="pct"/>
             <w:vMerge/>
+            <w:tcBorders>
+              <w:left w:val="single" w:sz="8" w:space="0" w:color="auto"/>
+              <w:bottom w:val="single" w:sz="8" w:space="0" w:color="000000"/>
+              <w:right w:val="single" w:sz="8" w:space="0" w:color="auto"/>
+            </w:tcBorders>
             <w:shd w:val="clear" w:color="auto" w:fill="D9D9D9" w:themeFill="background1" w:themeFillShade="D9"/>
-            <w:noWrap/>
             <w:vAlign w:val="center"/>
             <w:hideMark/>
           </w:tcPr>
           <w:p>
             <w:pPr>
-              <w:pStyle w:val="TableHead"/>
+              <w:pStyle w:val="Table"/>
+              <w:rPr>
+                <w:rFonts w:cstheme="minorHAnsi"/>
+                <w:b/>
+                <w:bCs/>
+                <w:lang w:val="en-IE"/>
+              </w:rPr>
             </w:pPr>
           </w:p>
         </w:tc>
         <w:tc>
           <w:tcPr>
-            <w:tcW w:w="884" w:type="pct"/>
+            <w:tcW w:w="369" w:type="pct"/>
             <w:vMerge/>
+            <w:tcBorders>
+              <w:left w:val="single" w:sz="8" w:space="0" w:color="auto"/>
+              <w:bottom w:val="single" w:sz="8" w:space="0" w:color="000000"/>
+              <w:right w:val="single" w:sz="8" w:space="0" w:color="auto"/>
+            </w:tcBorders>
+            <w:shd w:val="clear" w:color="auto" w:fill="D9D9D9" w:themeFill="background1" w:themeFillShade="D9"/>
+            <w:vAlign w:val="center"/>
+            <w:hideMark/>
+          </w:tcPr>
+          <w:p>
+            <w:pPr>
+              <w:pStyle w:val="Table"/>
+              <w:rPr>
+                <w:rFonts w:cstheme="minorHAnsi"/>
+                <w:b/>
+                <w:bCs/>
+                <w:lang w:val="en-IE"/>
+              </w:rPr>
+            </w:pPr>
+          </w:p>
+        </w:tc>
+        <w:tc>
+          <w:tcPr>
+            <w:tcW w:w="551" w:type="pct"/>
+            <w:tcBorders>
+              <w:left w:val="single" w:sz="4" w:space="0" w:color="auto"/>
+              <w:bottom w:val="single" w:sz="8" w:space="0" w:color="000000"/>
+              <w:right w:val="single" w:sz="8" w:space="0" w:color="auto"/>
+            </w:tcBorders>
             <w:shd w:val="clear" w:color="auto" w:fill="D9D9D9" w:themeFill="background1" w:themeFillShade="D9"/>
             <w:vAlign w:val="center"/>
           </w:tcPr>
           <w:p>
             <w:pPr>
-              <w:pStyle w:val="TableHead"/>
+              <w:pStyle w:val="Table"/>
+              <w:rPr>
+                <w:rFonts w:ascii="Symbol" w:hAnsi="Symbol" w:cstheme="minorHAnsi"/>
+                <w:b/>
+                <w:bCs/>
+                <w:lang w:val="en-IE"/>
+              </w:rPr>
+            </w:pPr>
+            <m:oMathPara>
+              <m:oMath>
+                <m:sSub>
+                  <m:sSubPr>
+                    <m:ctrlPr>
+                      <w:rPr>
+                        <w:rFonts w:ascii="Cambria Math" w:hAnsi="Cambria Math" w:cstheme="minorHAnsi"/>
+                        <w:b/>
+                        <w:bCs/>
+                        <w:i/>
+                        <w:lang w:val="en-IE"/>
+                      </w:rPr>
+                    </m:ctrlPr>
+                  </m:sSubPr>
+                  <m:e>
+                    <m:r>
+                      <m:rPr>
+                        <m:sty m:val="bi"/>
+                      </m:rPr>
+                      <w:rPr>
+                        <w:rFonts w:ascii="Cambria Math" w:hAnsi="Cambria Math" w:cstheme="minorHAnsi"/>
+                        <w:lang w:val="en-IE"/>
+                      </w:rPr>
+                      <m:t>τ</m:t>
+                    </m:r>
+                  </m:e>
+                  <m:sub>
+                    <m:r>
+                      <m:rPr>
+                        <m:sty m:val="bi"/>
+                      </m:rPr>
+                      <w:rPr>
+                        <w:rFonts w:ascii="Cambria Math" w:hAnsi="Cambria Math" w:cstheme="minorHAnsi"/>
+                        <w:lang w:val="en-IE"/>
+                      </w:rPr>
+                      <m:t>xx</m:t>
+                    </m:r>
+                  </m:sub>
+                </m:sSub>
+              </m:oMath>
+            </m:oMathPara>
+          </w:p>
+        </w:tc>
+        <w:tc>
+          <w:tcPr>
+            <w:tcW w:w="552" w:type="pct"/>
+            <w:tcBorders>
+              <w:top w:val="nil"/>
+              <w:left w:val="single" w:sz="8" w:space="0" w:color="auto"/>
+              <w:bottom w:val="single" w:sz="8" w:space="0" w:color="auto"/>
+              <w:right w:val="single" w:sz="8" w:space="0" w:color="auto"/>
+            </w:tcBorders>
+            <w:shd w:val="clear" w:color="auto" w:fill="D9D9D9" w:themeFill="background1" w:themeFillShade="D9"/>
+            <w:vAlign w:val="center"/>
+          </w:tcPr>
+          <w:p>
+            <w:pPr>
+              <w:pStyle w:val="Table"/>
+              <w:rPr>
+                <w:rFonts w:ascii="Symbol" w:hAnsi="Symbol" w:cstheme="minorHAnsi"/>
+                <w:b/>
+                <w:bCs/>
+                <w:lang w:val="en-IE"/>
+              </w:rPr>
+            </w:pPr>
+            <m:oMathPara>
+              <m:oMath>
+                <m:sSub>
+                  <m:sSubPr>
+                    <m:ctrlPr>
+                      <w:rPr>
+                        <w:rFonts w:ascii="Cambria Math" w:hAnsi="Cambria Math" w:cstheme="minorHAnsi"/>
+                        <w:b/>
+                        <w:bCs/>
+                        <w:i/>
+                        <w:lang w:val="en-IE"/>
+                      </w:rPr>
+                    </m:ctrlPr>
+                  </m:sSubPr>
+                  <m:e>
+                    <m:r>
+                      <m:rPr>
+                        <m:sty m:val="bi"/>
+                      </m:rPr>
+                      <w:rPr>
+                        <w:rFonts w:ascii="Cambria Math" w:hAnsi="Cambria Math" w:cstheme="minorHAnsi"/>
+                        <w:lang w:val="en-IE"/>
+                      </w:rPr>
+                      <m:t>τ</m:t>
+                    </m:r>
+                  </m:e>
+                  <m:sub>
+                    <m:r>
+                      <m:rPr>
+                        <m:sty m:val="bi"/>
+                      </m:rPr>
+                      <w:rPr>
+                        <w:rFonts w:ascii="Cambria Math" w:hAnsi="Cambria Math" w:cstheme="minorHAnsi"/>
+                        <w:lang w:val="en-IE"/>
+                      </w:rPr>
+                      <m:t>yy</m:t>
+                    </m:r>
+                  </m:sub>
+                </m:sSub>
+              </m:oMath>
+            </m:oMathPara>
+          </w:p>
+        </w:tc>
+        <w:tc>
+          <w:tcPr>
+            <w:tcW w:w="552" w:type="pct"/>
+            <w:tcBorders>
+              <w:top w:val="nil"/>
+              <w:left w:val="nil"/>
+              <w:bottom w:val="single" w:sz="8" w:space="0" w:color="auto"/>
+              <w:right w:val="single" w:sz="8" w:space="0" w:color="auto"/>
+            </w:tcBorders>
+            <w:shd w:val="clear" w:color="auto" w:fill="D9D9D9" w:themeFill="background1" w:themeFillShade="D9"/>
+            <w:noWrap/>
+            <w:vAlign w:val="center"/>
+          </w:tcPr>
+          <w:p>
+            <w:pPr>
+              <w:pStyle w:val="Table"/>
+              <w:rPr>
+                <w:rFonts w:ascii="Symbol" w:hAnsi="Symbol" w:cstheme="minorHAnsi"/>
+                <w:b/>
+                <w:bCs/>
+                <w:lang w:val="en-IE"/>
+              </w:rPr>
+            </w:pPr>
+            <m:oMathPara>
+              <m:oMath>
+                <m:sSub>
+                  <m:sSubPr>
+                    <m:ctrlPr>
+                      <w:rPr>
+                        <w:rFonts w:ascii="Cambria Math" w:hAnsi="Cambria Math" w:cstheme="minorHAnsi"/>
+                        <w:b/>
+                        <w:bCs/>
+                        <w:i/>
+                        <w:lang w:val="en-IE"/>
+                      </w:rPr>
+                    </m:ctrlPr>
+                  </m:sSubPr>
+                  <m:e>
+                    <m:r>
+                      <m:rPr>
+                        <m:sty m:val="bi"/>
+                      </m:rPr>
+                      <w:rPr>
+                        <w:rFonts w:ascii="Cambria Math" w:hAnsi="Cambria Math" w:cstheme="minorHAnsi"/>
+                        <w:lang w:val="en-IE"/>
+                      </w:rPr>
+                      <m:t>τ</m:t>
+                    </m:r>
+                  </m:e>
+                  <m:sub>
+                    <m:r>
+                      <m:rPr>
+                        <m:sty m:val="bi"/>
+                      </m:rPr>
+                      <w:rPr>
+                        <w:rFonts w:ascii="Cambria Math" w:hAnsi="Cambria Math" w:cstheme="minorHAnsi"/>
+                        <w:lang w:val="en-IE"/>
+                      </w:rPr>
+                      <m:t>zz</m:t>
+                    </m:r>
+                  </m:sub>
+                </m:sSub>
+              </m:oMath>
+            </m:oMathPara>
+          </w:p>
+        </w:tc>
+        <w:tc>
+          <w:tcPr>
+            <w:tcW w:w="552" w:type="pct"/>
+            <w:tcBorders>
+              <w:top w:val="nil"/>
+              <w:left w:val="single" w:sz="8" w:space="0" w:color="auto"/>
+              <w:bottom w:val="single" w:sz="8" w:space="0" w:color="auto"/>
+              <w:right w:val="single" w:sz="8" w:space="0" w:color="auto"/>
+            </w:tcBorders>
+            <w:shd w:val="clear" w:color="auto" w:fill="D9D9D9" w:themeFill="background1" w:themeFillShade="D9"/>
+            <w:noWrap/>
+            <w:vAlign w:val="center"/>
+          </w:tcPr>
+          <w:p>
+            <w:pPr>
+              <w:pStyle w:val="Table"/>
+              <w:rPr>
+                <w:rFonts w:ascii="Symbol" w:hAnsi="Symbol" w:cstheme="minorHAnsi"/>
+                <w:b/>
+                <w:bCs/>
+                <w:lang w:val="en-IE"/>
+              </w:rPr>
+            </w:pPr>
+            <m:oMathPara>
+              <m:oMath>
+                <m:sSub>
+                  <m:sSubPr>
+                    <m:ctrlPr>
+                      <w:rPr>
+                        <w:rFonts w:ascii="Cambria Math" w:hAnsi="Cambria Math" w:cstheme="minorHAnsi"/>
+                        <w:b/>
+                        <w:bCs/>
+                        <w:i/>
+                        <w:lang w:val="en-IE"/>
+                      </w:rPr>
+                    </m:ctrlPr>
+                  </m:sSubPr>
+                  <m:e>
+                    <m:r>
+                      <m:rPr>
+                        <m:sty m:val="bi"/>
+                      </m:rPr>
+                      <w:rPr>
+                        <w:rFonts w:ascii="Cambria Math" w:hAnsi="Cambria Math" w:cstheme="minorHAnsi"/>
+                        <w:lang w:val="en-IE"/>
+                      </w:rPr>
+                      <m:t>τ</m:t>
+                    </m:r>
+                  </m:e>
+                  <m:sub>
+                    <m:r>
+                      <m:rPr>
+                        <m:sty m:val="bi"/>
+                      </m:rPr>
+                      <w:rPr>
+                        <w:rFonts w:ascii="Cambria Math" w:hAnsi="Cambria Math" w:cstheme="minorHAnsi"/>
+                        <w:lang w:val="en-IE"/>
+                      </w:rPr>
+                      <m:t>xy</m:t>
+                    </m:r>
+                  </m:sub>
+                </m:sSub>
+              </m:oMath>
+            </m:oMathPara>
+          </w:p>
+        </w:tc>
+        <w:tc>
+          <w:tcPr>
+            <w:tcW w:w="552" w:type="pct"/>
+            <w:tcBorders>
+              <w:top w:val="nil"/>
+              <w:left w:val="single" w:sz="8" w:space="0" w:color="auto"/>
+              <w:bottom w:val="single" w:sz="8" w:space="0" w:color="auto"/>
+              <w:right w:val="single" w:sz="8" w:space="0" w:color="auto"/>
+            </w:tcBorders>
+            <w:shd w:val="clear" w:color="auto" w:fill="D9D9D9" w:themeFill="background1" w:themeFillShade="D9"/>
+            <w:noWrap/>
+            <w:vAlign w:val="center"/>
+          </w:tcPr>
+          <w:p>
+            <w:pPr>
+              <w:pStyle w:val="Table"/>
+              <w:rPr>
+                <w:rFonts w:ascii="Symbol" w:hAnsi="Symbol" w:cstheme="minorHAnsi"/>
+                <w:b/>
+                <w:bCs/>
+                <w:lang w:val="en-IE"/>
+              </w:rPr>
+            </w:pPr>
+            <m:oMathPara>
+              <m:oMath>
+                <m:sSub>
+                  <m:sSubPr>
+                    <m:ctrlPr>
+                      <w:rPr>
+                        <w:rFonts w:ascii="Cambria Math" w:hAnsi="Cambria Math" w:cstheme="minorHAnsi"/>
+                        <w:b/>
+                        <w:bCs/>
+                        <w:i/>
+                        <w:lang w:val="en-IE"/>
+                      </w:rPr>
+                    </m:ctrlPr>
+                  </m:sSubPr>
+                  <m:e>
+                    <m:r>
+                      <m:rPr>
+                        <m:sty m:val="bi"/>
+                      </m:rPr>
+                      <w:rPr>
+                        <w:rFonts w:ascii="Cambria Math" w:hAnsi="Cambria Math" w:cstheme="minorHAnsi"/>
+                        <w:lang w:val="en-IE"/>
+                      </w:rPr>
+                      <m:t>τ</m:t>
+                    </m:r>
+                  </m:e>
+                  <m:sub>
+                    <m:r>
+                      <m:rPr>
+                        <m:sty m:val="bi"/>
+                      </m:rPr>
+                      <w:rPr>
+                        <w:rFonts w:ascii="Cambria Math" w:hAnsi="Cambria Math" w:cstheme="minorHAnsi"/>
+                        <w:lang w:val="en-IE"/>
+                      </w:rPr>
+                      <m:t>xz</m:t>
+                    </m:r>
+                  </m:sub>
+                </m:sSub>
+              </m:oMath>
+            </m:oMathPara>
+          </w:p>
+        </w:tc>
+        <w:tc>
+          <w:tcPr>
+            <w:tcW w:w="552" w:type="pct"/>
+            <w:tcBorders>
+              <w:top w:val="nil"/>
+              <w:left w:val="nil"/>
+              <w:bottom w:val="single" w:sz="8" w:space="0" w:color="auto"/>
+              <w:right w:val="single" w:sz="8" w:space="0" w:color="auto"/>
+            </w:tcBorders>
+            <w:shd w:val="clear" w:color="auto" w:fill="D9D9D9" w:themeFill="background1" w:themeFillShade="D9"/>
+            <w:vAlign w:val="center"/>
+          </w:tcPr>
+          <w:p>
+            <w:pPr>
+              <w:pStyle w:val="Table"/>
+              <w:rPr>
+                <w:rFonts w:ascii="Symbol" w:hAnsi="Symbol" w:cstheme="minorHAnsi"/>
+                <w:b/>
+                <w:bCs/>
+                <w:lang w:val="en-IE"/>
+              </w:rPr>
+            </w:pPr>
+            <m:oMathPara>
+              <m:oMath>
+                <m:sSub>
+                  <m:sSubPr>
+                    <m:ctrlPr>
+                      <w:rPr>
+                        <w:rFonts w:ascii="Cambria Math" w:hAnsi="Cambria Math" w:cstheme="minorHAnsi"/>
+                        <w:b/>
+                        <w:bCs/>
+                        <w:i/>
+                        <w:lang w:val="en-IE"/>
+                      </w:rPr>
+                    </m:ctrlPr>
+                  </m:sSubPr>
+                  <m:e>
+                    <m:r>
+                      <m:rPr>
+                        <m:sty m:val="bi"/>
+                      </m:rPr>
+                      <w:rPr>
+                        <w:rFonts w:ascii="Cambria Math" w:hAnsi="Cambria Math" w:cstheme="minorHAnsi"/>
+                        <w:lang w:val="en-IE"/>
+                      </w:rPr>
+                      <m:t>τ</m:t>
+                    </m:r>
+                  </m:e>
+                  <m:sub>
+                    <m:r>
+                      <m:rPr>
+                        <m:sty m:val="bi"/>
+                      </m:rPr>
+                      <w:rPr>
+                        <w:rFonts w:ascii="Cambria Math" w:hAnsi="Cambria Math" w:cstheme="minorHAnsi"/>
+                        <w:lang w:val="en-IE"/>
+                      </w:rPr>
+                      <m:t>yz</m:t>
+                    </m:r>
+                  </m:sub>
+                </m:sSub>
+              </m:oMath>
+            </m:oMathPara>
+          </w:p>
+        </w:tc>
+      </w:tr>
+    </w:tbl>
+    <w:p/>
+    <w:p/>
+    <w:p>
+      <w:pPr>
+        <w:sectPr>
+          <w:footerReference w:type="default" r:id="rId11"/>
+          <w:pgSz w:w="11906" w:h="16838"/>
+          <w:pgMar w:top="919" w:right="1134" w:bottom="1843" w:left="1134" w:header="454" w:footer="230" w:gutter="0"/>
+          <w:cols w:space="720"/>
+          <w:docGrid w:linePitch="299"/>
+        </w:sectPr>
+      </w:pPr>
+    </w:p>
+    <w:tbl>
+      <w:tblPr>
+        <w:tblStyle w:val="python"/>
+        <w:tblW w:w="0" w:type="auto"/>
+        <w:tblLayout w:type="fixed"/>
+        <w:tblLook w:val="04A0" w:firstRow="1" w:lastRow="0" w:firstColumn="1" w:lastColumn="0" w:noHBand="0" w:noVBand="1"/>
+      </w:tblPr>
+      <w:tblGrid>
+        <w:gridCol w:w="701"/>
+        <w:gridCol w:w="992"/>
+        <w:gridCol w:w="706"/>
+        <w:gridCol w:w="995"/>
+        <w:gridCol w:w="849"/>
+        <w:gridCol w:w="711"/>
+        <w:gridCol w:w="992"/>
+        <w:gridCol w:w="990"/>
+        <w:gridCol w:w="2128"/>
+        <w:gridCol w:w="708"/>
+        <w:gridCol w:w="708"/>
+        <w:gridCol w:w="708"/>
+        <w:gridCol w:w="852"/>
+        <w:gridCol w:w="1195"/>
+        <w:gridCol w:w="821"/>
+      </w:tblGrid>
+      <w:tr>
+        <w:trPr>
+          <w:trHeight w:val="300"/>
+          <w:tblHeader/>
+        </w:trPr>
+        <w:tc>
+          <w:tcPr>
+            <w:tcW w:w="14056" w:type="dxa"/>
+            <w:gridSpan w:val="15"/>
+            <w:tcBorders>
+              <w:top w:val="single" w:sz="8" w:space="0" w:color="auto"/>
+              <w:left w:val="single" w:sz="8" w:space="0" w:color="auto"/>
+              <w:bottom w:val="single" w:sz="8" w:space="0" w:color="auto"/>
+              <w:right w:val="single" w:sz="8" w:space="0" w:color="000000"/>
+            </w:tcBorders>
+            <w:shd w:val="clear" w:color="auto" w:fill="D9D9D9" w:themeFill="background1" w:themeFillShade="D9"/>
+            <w:noWrap/>
+            <w:hideMark/>
+          </w:tcPr>
+          <w:p>
+            <w:pPr>
+              <w:spacing w:before="0" w:line="240" w:lineRule="auto"/>
+              <w:jc w:val="center"/>
+              <w:rPr>
+                <w:rFonts w:cstheme="minorHAnsi"/>
+                <w:b/>
+                <w:bCs/>
+                <w:color w:val="000000"/>
+                <w:sz w:val="12"/>
+                <w:szCs w:val="12"/>
+                <w:lang w:val="en-IE" w:eastAsia="en-IE"/>
+              </w:rPr>
+            </w:pPr>
+            <w:r>
+              <w:rPr>
+                <w:rFonts w:cstheme="minorHAnsi"/>
+                <w:b/>
+                <w:bCs/>
+                <w:color w:val="000000"/>
+                <w:sz w:val="12"/>
+                <w:szCs w:val="12"/>
+                <w:lang w:val="en-IE" w:eastAsia="en-IE"/>
+              </w:rPr>
+              <w:lastRenderedPageBreak/>
+              <w:t>STRUCTURAL ASSESSMENT GENERAL DATA</w:t>
+            </w:r>
+          </w:p>
+        </w:tc>
+      </w:tr>
+      <w:tr>
+        <w:trPr>
+          <w:trHeight w:val="238"/>
+          <w:tblHeader/>
+        </w:trPr>
+        <w:tc>
+          <w:tcPr>
+            <w:tcW w:w="1693" w:type="dxa"/>
+            <w:gridSpan w:val="2"/>
+            <w:tcBorders>
+              <w:top w:val="nil"/>
+              <w:left w:val="single" w:sz="8" w:space="0" w:color="auto"/>
+              <w:bottom w:val="single" w:sz="4" w:space="0" w:color="auto"/>
+              <w:right w:val="single" w:sz="4" w:space="0" w:color="auto"/>
+            </w:tcBorders>
+            <w:shd w:val="clear" w:color="000000" w:fill="FFFFFF"/>
+            <w:noWrap/>
+            <w:hideMark/>
+          </w:tcPr>
+          <w:p>
+            <w:pPr>
+              <w:spacing w:before="0" w:line="240" w:lineRule="auto"/>
+              <w:jc w:val="left"/>
+              <w:rPr>
+                <w:rFonts w:cstheme="minorHAnsi"/>
+                <w:b/>
+                <w:bCs/>
+                <w:color w:val="000000"/>
+                <w:sz w:val="12"/>
+                <w:szCs w:val="12"/>
+                <w:lang w:val="en-IE" w:eastAsia="en-IE"/>
+              </w:rPr>
+            </w:pPr>
+            <w:r>
+              <w:rPr>
+                <w:rFonts w:cstheme="minorHAnsi"/>
+                <w:b/>
+                <w:bCs/>
+                <w:color w:val="000000"/>
+                <w:sz w:val="12"/>
+                <w:szCs w:val="12"/>
+                <w:lang w:val="en-IE" w:eastAsia="en-IE"/>
+              </w:rPr>
+              <w:t>COMPONENT:</w:t>
+            </w:r>
+          </w:p>
+        </w:tc>
+        <w:tc>
+          <w:tcPr>
+            <w:tcW w:w="4253" w:type="dxa"/>
+            <w:gridSpan w:val="5"/>
+            <w:tcBorders>
+              <w:top w:val="nil"/>
+              <w:left w:val="nil"/>
+              <w:bottom w:val="single" w:sz="4" w:space="0" w:color="auto"/>
+              <w:right w:val="single" w:sz="4" w:space="0" w:color="auto"/>
+            </w:tcBorders>
+            <w:shd w:val="clear" w:color="000000" w:fill="FFFFFF"/>
+            <w:noWrap/>
+            <w:hideMark/>
+          </w:tcPr>
+          <w:p>
+            <w:pPr>
+              <w:pStyle w:val="Table"/>
+              <w:rPr>
+                <w:szCs w:val="12"/>
+              </w:rPr>
             </w:pPr>
           </w:p>
         </w:tc>
         <w:tc>
           <w:tcPr>
-            <w:tcW w:w="2136" w:type="pct"/>
-            <w:shd w:val="clear" w:color="auto" w:fill="D9D9D9" w:themeFill="background1" w:themeFillShade="D9"/>
-            <w:vAlign w:val="center"/>
+            <w:tcW w:w="3118" w:type="dxa"/>
+            <w:gridSpan w:val="2"/>
+            <w:tcBorders>
+              <w:top w:val="single" w:sz="8" w:space="0" w:color="auto"/>
+              <w:left w:val="single" w:sz="8" w:space="0" w:color="auto"/>
+              <w:bottom w:val="single" w:sz="4" w:space="0" w:color="auto"/>
+              <w:right w:val="single" w:sz="4" w:space="0" w:color="auto"/>
+            </w:tcBorders>
+            <w:shd w:val="clear" w:color="000000" w:fill="FFFFFF"/>
+            <w:noWrap/>
+            <w:hideMark/>
           </w:tcPr>
           <w:p>
             <w:pPr>
-              <w:pStyle w:val="TableHead"/>
+              <w:spacing w:before="0" w:line="240" w:lineRule="auto"/>
+              <w:jc w:val="left"/>
+              <w:rPr>
+                <w:rFonts w:cstheme="minorHAnsi"/>
+                <w:b/>
+                <w:bCs/>
+                <w:color w:val="000000"/>
+                <w:sz w:val="12"/>
+                <w:szCs w:val="12"/>
+                <w:lang w:val="en-IE" w:eastAsia="en-IE"/>
+              </w:rPr>
             </w:pPr>
             <w:r>
-              <w:t>Assessment</w:t>
+              <w:rPr>
+                <w:rFonts w:cstheme="minorHAnsi"/>
+                <w:b/>
+                <w:bCs/>
+                <w:color w:val="000000"/>
+                <w:sz w:val="12"/>
+                <w:szCs w:val="12"/>
+                <w:lang w:val="en-IE" w:eastAsia="en-IE"/>
+              </w:rPr>
+              <w:t>ASSESSMENT:</w:t>
             </w:r>
           </w:p>
         </w:tc>
         <w:tc>
           <w:tcPr>
-            <w:tcW w:w="658" w:type="pct"/>
-            <w:shd w:val="clear" w:color="auto" w:fill="D9D9D9" w:themeFill="background1" w:themeFillShade="D9"/>
-            <w:vAlign w:val="center"/>
+            <w:tcW w:w="4992" w:type="dxa"/>
+            <w:gridSpan w:val="6"/>
+            <w:tcBorders>
+              <w:top w:val="single" w:sz="8" w:space="0" w:color="auto"/>
+              <w:left w:val="nil"/>
+              <w:bottom w:val="single" w:sz="4" w:space="0" w:color="auto"/>
+              <w:right w:val="single" w:sz="8" w:space="0" w:color="000000"/>
+            </w:tcBorders>
+            <w:shd w:val="clear" w:color="000000" w:fill="FFFFFF"/>
           </w:tcPr>
           <w:p>
             <w:pPr>
-              <w:pStyle w:val="TableHead"/>
+              <w:pStyle w:val="Table"/>
+              <w:rPr>
+                <w:szCs w:val="12"/>
+              </w:rPr>
+            </w:pPr>
+          </w:p>
+        </w:tc>
+      </w:tr>
+      <w:tr>
+        <w:trPr>
+          <w:trHeight w:val="288"/>
+          <w:tblHeader/>
+        </w:trPr>
+        <w:tc>
+          <w:tcPr>
+            <w:tcW w:w="1693" w:type="dxa"/>
+            <w:gridSpan w:val="2"/>
+            <w:tcBorders>
+              <w:top w:val="single" w:sz="4" w:space="0" w:color="auto"/>
+              <w:left w:val="single" w:sz="8" w:space="0" w:color="auto"/>
+              <w:bottom w:val="single" w:sz="4" w:space="0" w:color="auto"/>
+              <w:right w:val="single" w:sz="4" w:space="0" w:color="auto"/>
+            </w:tcBorders>
+            <w:shd w:val="clear" w:color="000000" w:fill="FFFFFF"/>
+            <w:noWrap/>
+            <w:hideMark/>
+          </w:tcPr>
+          <w:p>
+            <w:pPr>
+              <w:spacing w:before="0" w:line="240" w:lineRule="auto"/>
+              <w:jc w:val="left"/>
+              <w:rPr>
+                <w:rFonts w:cstheme="minorHAnsi"/>
+                <w:b/>
+                <w:bCs/>
+                <w:color w:val="000000"/>
+                <w:sz w:val="12"/>
+                <w:szCs w:val="12"/>
+                <w:lang w:val="en-IE" w:eastAsia="en-IE"/>
+              </w:rPr>
             </w:pPr>
             <w:r>
+              <w:rPr>
+                <w:rFonts w:cstheme="minorHAnsi"/>
+                <w:b/>
+                <w:bCs/>
+                <w:color w:val="000000"/>
+                <w:sz w:val="12"/>
+                <w:szCs w:val="12"/>
+                <w:lang w:val="en-IE" w:eastAsia="en-IE"/>
+              </w:rPr>
+              <w:t>BOLTED JUNCTION:</w:t>
+            </w:r>
+          </w:p>
+        </w:tc>
+        <w:tc>
+          <w:tcPr>
+            <w:tcW w:w="4253" w:type="dxa"/>
+            <w:gridSpan w:val="5"/>
+            <w:tcBorders>
+              <w:top w:val="single" w:sz="4" w:space="0" w:color="auto"/>
+              <w:left w:val="nil"/>
+              <w:bottom w:val="single" w:sz="4" w:space="0" w:color="auto"/>
+              <w:right w:val="single" w:sz="4" w:space="0" w:color="auto"/>
+            </w:tcBorders>
+            <w:shd w:val="clear" w:color="000000" w:fill="FFFFFF"/>
+            <w:noWrap/>
+          </w:tcPr>
+          <w:p>
+            <w:pPr>
+              <w:pStyle w:val="Table"/>
+              <w:rPr>
+                <w:szCs w:val="12"/>
+              </w:rPr>
+            </w:pPr>
+          </w:p>
+        </w:tc>
+        <w:tc>
+          <w:tcPr>
+            <w:tcW w:w="3118" w:type="dxa"/>
+            <w:gridSpan w:val="2"/>
+            <w:tcBorders>
+              <w:top w:val="single" w:sz="4" w:space="0" w:color="auto"/>
+              <w:left w:val="single" w:sz="8" w:space="0" w:color="auto"/>
+              <w:bottom w:val="single" w:sz="4" w:space="0" w:color="auto"/>
+              <w:right w:val="single" w:sz="4" w:space="0" w:color="auto"/>
+            </w:tcBorders>
+            <w:shd w:val="clear" w:color="000000" w:fill="FFFFFF"/>
+            <w:noWrap/>
+            <w:hideMark/>
+          </w:tcPr>
+          <w:p>
+            <w:pPr>
+              <w:spacing w:before="0" w:line="240" w:lineRule="auto"/>
+              <w:jc w:val="left"/>
+              <w:rPr>
+                <w:rFonts w:cstheme="minorHAnsi"/>
+                <w:b/>
+                <w:bCs/>
+                <w:color w:val="000000"/>
+                <w:sz w:val="12"/>
+                <w:szCs w:val="12"/>
+                <w:lang w:val="en-IE" w:eastAsia="en-IE"/>
+              </w:rPr>
+            </w:pPr>
+            <w:r>
+              <w:rPr>
+                <w:rFonts w:cstheme="minorHAnsi"/>
+                <w:b/>
+                <w:bCs/>
+                <w:color w:val="000000"/>
+                <w:sz w:val="12"/>
+                <w:szCs w:val="12"/>
+                <w:lang w:val="en-IE" w:eastAsia="en-IE"/>
+              </w:rPr>
+              <w:t>CODE:</w:t>
+            </w:r>
+          </w:p>
+        </w:tc>
+        <w:tc>
+          <w:tcPr>
+            <w:tcW w:w="4992" w:type="dxa"/>
+            <w:gridSpan w:val="6"/>
+            <w:tcBorders>
+              <w:top w:val="single" w:sz="4" w:space="0" w:color="auto"/>
+              <w:left w:val="nil"/>
+              <w:bottom w:val="single" w:sz="4" w:space="0" w:color="auto"/>
+              <w:right w:val="single" w:sz="8" w:space="0" w:color="000000"/>
+            </w:tcBorders>
+            <w:shd w:val="clear" w:color="000000" w:fill="FFFFFF"/>
+            <w:noWrap/>
+          </w:tcPr>
+          <w:p>
+            <w:pPr>
+              <w:pStyle w:val="Table"/>
+              <w:rPr>
+                <w:szCs w:val="12"/>
+              </w:rPr>
+            </w:pPr>
+          </w:p>
+        </w:tc>
+      </w:tr>
+      <w:tr>
+        <w:trPr>
+          <w:trHeight w:val="288"/>
+          <w:tblHeader/>
+        </w:trPr>
+        <w:tc>
+          <w:tcPr>
+            <w:tcW w:w="1693" w:type="dxa"/>
+            <w:gridSpan w:val="2"/>
+            <w:tcBorders>
+              <w:top w:val="single" w:sz="4" w:space="0" w:color="auto"/>
+              <w:left w:val="single" w:sz="8" w:space="0" w:color="auto"/>
+              <w:bottom w:val="single" w:sz="4" w:space="0" w:color="auto"/>
+              <w:right w:val="single" w:sz="4" w:space="0" w:color="auto"/>
+            </w:tcBorders>
+            <w:shd w:val="clear" w:color="000000" w:fill="FFFFFF"/>
+            <w:noWrap/>
+            <w:hideMark/>
+          </w:tcPr>
+          <w:p>
+            <w:pPr>
+              <w:spacing w:before="0" w:line="240" w:lineRule="auto"/>
+              <w:jc w:val="left"/>
+              <w:rPr>
+                <w:rFonts w:cstheme="minorHAnsi"/>
+                <w:b/>
+                <w:bCs/>
+                <w:color w:val="000000"/>
+                <w:sz w:val="12"/>
+                <w:szCs w:val="12"/>
+                <w:lang w:val="en-IE" w:eastAsia="en-IE"/>
+              </w:rPr>
+            </w:pPr>
+            <w:r>
+              <w:rPr>
+                <w:rFonts w:cstheme="minorHAnsi"/>
+                <w:b/>
+                <w:bCs/>
+                <w:color w:val="000000"/>
+                <w:sz w:val="12"/>
+                <w:szCs w:val="12"/>
+                <w:lang w:val="en-IE" w:eastAsia="en-IE"/>
+              </w:rPr>
+              <w:t>BOLT ID:</w:t>
+            </w:r>
+          </w:p>
+        </w:tc>
+        <w:tc>
+          <w:tcPr>
+            <w:tcW w:w="4253" w:type="dxa"/>
+            <w:gridSpan w:val="5"/>
+            <w:tcBorders>
+              <w:top w:val="single" w:sz="4" w:space="0" w:color="auto"/>
+              <w:left w:val="nil"/>
+              <w:bottom w:val="single" w:sz="4" w:space="0" w:color="auto"/>
+              <w:right w:val="single" w:sz="4" w:space="0" w:color="auto"/>
+            </w:tcBorders>
+            <w:shd w:val="clear" w:color="000000" w:fill="FFFFFF"/>
+            <w:noWrap/>
+          </w:tcPr>
+          <w:p>
+            <w:pPr>
+              <w:pStyle w:val="Table"/>
+              <w:rPr>
+                <w:szCs w:val="12"/>
+              </w:rPr>
+            </w:pPr>
+          </w:p>
+        </w:tc>
+        <w:tc>
+          <w:tcPr>
+            <w:tcW w:w="3118" w:type="dxa"/>
+            <w:gridSpan w:val="2"/>
+            <w:tcBorders>
+              <w:top w:val="single" w:sz="4" w:space="0" w:color="auto"/>
+              <w:left w:val="single" w:sz="8" w:space="0" w:color="auto"/>
+              <w:bottom w:val="single" w:sz="4" w:space="0" w:color="auto"/>
+              <w:right w:val="single" w:sz="4" w:space="0" w:color="auto"/>
+            </w:tcBorders>
+            <w:shd w:val="clear" w:color="000000" w:fill="FFFFFF"/>
+            <w:noWrap/>
+            <w:hideMark/>
+          </w:tcPr>
+          <w:p>
+            <w:pPr>
+              <w:spacing w:before="0" w:line="240" w:lineRule="auto"/>
+              <w:jc w:val="left"/>
+              <w:rPr>
+                <w:rFonts w:cstheme="minorHAnsi"/>
+                <w:b/>
+                <w:bCs/>
+                <w:color w:val="000000"/>
+                <w:sz w:val="12"/>
+                <w:szCs w:val="12"/>
+                <w:lang w:val="en-IE" w:eastAsia="en-IE"/>
+              </w:rPr>
+            </w:pPr>
+            <w:r>
+              <w:rPr>
+                <w:rFonts w:cstheme="minorHAnsi"/>
+                <w:b/>
+                <w:bCs/>
+                <w:color w:val="000000"/>
+                <w:sz w:val="12"/>
+                <w:szCs w:val="12"/>
+                <w:lang w:val="en-IE" w:eastAsia="en-IE"/>
+              </w:rPr>
+              <w:t>PARAGRAPH:</w:t>
+            </w:r>
+          </w:p>
+        </w:tc>
+        <w:tc>
+          <w:tcPr>
+            <w:tcW w:w="4992" w:type="dxa"/>
+            <w:gridSpan w:val="6"/>
+            <w:tcBorders>
+              <w:top w:val="single" w:sz="4" w:space="0" w:color="auto"/>
+              <w:left w:val="nil"/>
+              <w:bottom w:val="single" w:sz="4" w:space="0" w:color="auto"/>
+              <w:right w:val="single" w:sz="8" w:space="0" w:color="000000"/>
+            </w:tcBorders>
+            <w:shd w:val="clear" w:color="000000" w:fill="FFFFFF"/>
+            <w:noWrap/>
+          </w:tcPr>
+          <w:p>
+            <w:pPr>
+              <w:pStyle w:val="Table"/>
+              <w:rPr>
+                <w:szCs w:val="12"/>
+              </w:rPr>
+            </w:pPr>
+          </w:p>
+        </w:tc>
+      </w:tr>
+      <w:tr>
+        <w:trPr>
+          <w:trHeight w:val="246"/>
+          <w:tblHeader/>
+        </w:trPr>
+        <w:tc>
+          <w:tcPr>
+            <w:tcW w:w="1693" w:type="dxa"/>
+            <w:gridSpan w:val="2"/>
+            <w:tcBorders>
+              <w:top w:val="single" w:sz="4" w:space="0" w:color="auto"/>
+              <w:left w:val="single" w:sz="8" w:space="0" w:color="auto"/>
+              <w:bottom w:val="single" w:sz="4" w:space="0" w:color="auto"/>
+              <w:right w:val="single" w:sz="4" w:space="0" w:color="auto"/>
+            </w:tcBorders>
+            <w:shd w:val="clear" w:color="000000" w:fill="FFFFFF"/>
+            <w:noWrap/>
+            <w:hideMark/>
+          </w:tcPr>
+          <w:p>
+            <w:pPr>
+              <w:spacing w:before="0" w:line="240" w:lineRule="auto"/>
+              <w:jc w:val="left"/>
+              <w:rPr>
+                <w:rFonts w:cstheme="minorHAnsi"/>
+                <w:b/>
+                <w:bCs/>
+                <w:color w:val="000000"/>
+                <w:sz w:val="12"/>
+                <w:szCs w:val="12"/>
+                <w:lang w:val="en-IE" w:eastAsia="en-IE"/>
+              </w:rPr>
+            </w:pPr>
+            <w:r>
+              <w:rPr>
+                <w:rFonts w:cstheme="minorHAnsi"/>
+                <w:b/>
+                <w:bCs/>
+                <w:color w:val="000000"/>
+                <w:sz w:val="12"/>
+                <w:szCs w:val="12"/>
+                <w:lang w:val="en-IE" w:eastAsia="en-IE"/>
+              </w:rPr>
+              <w:t>MATERIAL:</w:t>
+            </w:r>
+          </w:p>
+        </w:tc>
+        <w:tc>
+          <w:tcPr>
+            <w:tcW w:w="4253" w:type="dxa"/>
+            <w:gridSpan w:val="5"/>
+            <w:tcBorders>
+              <w:top w:val="single" w:sz="4" w:space="0" w:color="auto"/>
+              <w:left w:val="nil"/>
+              <w:bottom w:val="single" w:sz="4" w:space="0" w:color="auto"/>
+              <w:right w:val="single" w:sz="4" w:space="0" w:color="auto"/>
+            </w:tcBorders>
+            <w:shd w:val="clear" w:color="000000" w:fill="FFFFFF"/>
+            <w:noWrap/>
+          </w:tcPr>
+          <w:p>
+            <w:pPr>
+              <w:pStyle w:val="Table"/>
+              <w:rPr>
+                <w:szCs w:val="12"/>
+              </w:rPr>
+            </w:pPr>
+          </w:p>
+        </w:tc>
+        <w:tc>
+          <w:tcPr>
+            <w:tcW w:w="8110" w:type="dxa"/>
+            <w:gridSpan w:val="8"/>
+            <w:tcBorders>
+              <w:top w:val="single" w:sz="4" w:space="0" w:color="auto"/>
+              <w:left w:val="single" w:sz="8" w:space="0" w:color="auto"/>
+              <w:bottom w:val="single" w:sz="4" w:space="0" w:color="auto"/>
+              <w:right w:val="single" w:sz="8" w:space="0" w:color="000000"/>
+            </w:tcBorders>
+            <w:shd w:val="clear" w:color="000000" w:fill="FFFFFF"/>
+            <w:noWrap/>
+            <w:hideMark/>
+          </w:tcPr>
+          <w:p>
+            <w:pPr>
+              <w:spacing w:before="0" w:line="240" w:lineRule="auto"/>
+              <w:jc w:val="center"/>
+              <w:rPr>
+                <w:rFonts w:cstheme="minorHAnsi"/>
+                <w:b/>
+                <w:bCs/>
+                <w:color w:val="000000"/>
+                <w:sz w:val="12"/>
+                <w:szCs w:val="12"/>
+                <w:lang w:val="en-IE" w:eastAsia="en-IE"/>
+              </w:rPr>
+            </w:pPr>
+            <w:r>
+              <w:rPr>
+                <w:rFonts w:cstheme="minorHAnsi"/>
+                <w:b/>
+                <w:bCs/>
+                <w:color w:val="000000"/>
+                <w:sz w:val="12"/>
+                <w:szCs w:val="12"/>
+                <w:lang w:val="en-IE" w:eastAsia="en-IE"/>
+              </w:rPr>
+              <w:t> </w:t>
+            </w:r>
+          </w:p>
+        </w:tc>
+      </w:tr>
+      <w:tr>
+        <w:trPr>
+          <w:trHeight w:val="106"/>
+          <w:tblHeader/>
+        </w:trPr>
+        <w:tc>
+          <w:tcPr>
+            <w:tcW w:w="701" w:type="dxa"/>
+            <w:tcBorders>
+              <w:top w:val="single" w:sz="8" w:space="0" w:color="auto"/>
+              <w:left w:val="single" w:sz="8" w:space="0" w:color="auto"/>
+              <w:bottom w:val="single" w:sz="8" w:space="0" w:color="auto"/>
+              <w:right w:val="single" w:sz="4" w:space="0" w:color="auto"/>
+            </w:tcBorders>
+            <w:shd w:val="clear" w:color="auto" w:fill="D9D9D9" w:themeFill="background1" w:themeFillShade="D9"/>
+            <w:hideMark/>
+          </w:tcPr>
+          <w:p>
+            <w:pPr>
+              <w:spacing w:before="0" w:line="240" w:lineRule="auto"/>
+              <w:jc w:val="center"/>
+              <w:rPr>
+                <w:rFonts w:cstheme="minorHAnsi"/>
+                <w:b/>
+                <w:bCs/>
+                <w:color w:val="000000"/>
+                <w:sz w:val="12"/>
+                <w:szCs w:val="12"/>
+                <w:lang w:val="en-IE" w:eastAsia="en-IE"/>
+              </w:rPr>
+            </w:pPr>
+            <w:r>
+              <w:rPr>
+                <w:rFonts w:cstheme="minorHAnsi"/>
+                <w:b/>
+                <w:bCs/>
+                <w:color w:val="000000"/>
+                <w:sz w:val="12"/>
+                <w:szCs w:val="12"/>
+                <w:lang w:val="en-IE" w:eastAsia="en-IE"/>
+              </w:rPr>
+              <w:t>ID</w:t>
+            </w:r>
+          </w:p>
+        </w:tc>
+        <w:tc>
+          <w:tcPr>
+            <w:tcW w:w="992" w:type="dxa"/>
+            <w:tcBorders>
+              <w:top w:val="single" w:sz="8" w:space="0" w:color="auto"/>
+              <w:left w:val="single" w:sz="4" w:space="0" w:color="auto"/>
+              <w:bottom w:val="single" w:sz="8" w:space="0" w:color="auto"/>
+              <w:right w:val="single" w:sz="4" w:space="0" w:color="auto"/>
+            </w:tcBorders>
+            <w:shd w:val="clear" w:color="auto" w:fill="D9D9D9" w:themeFill="background1" w:themeFillShade="D9"/>
+            <w:hideMark/>
+          </w:tcPr>
+          <w:p>
+            <w:pPr>
+              <w:spacing w:before="0" w:line="240" w:lineRule="auto"/>
+              <w:jc w:val="center"/>
+              <w:rPr>
+                <w:rFonts w:cstheme="minorHAnsi"/>
+                <w:b/>
+                <w:bCs/>
+                <w:sz w:val="12"/>
+                <w:szCs w:val="12"/>
+                <w:lang w:val="en-IE" w:eastAsia="en-IE"/>
+              </w:rPr>
+            </w:pPr>
+            <w:r>
+              <w:rPr>
+                <w:rFonts w:cstheme="minorHAnsi"/>
+                <w:b/>
+                <w:bCs/>
+                <w:sz w:val="12"/>
+                <w:szCs w:val="12"/>
+                <w:lang w:val="en-IE" w:eastAsia="en-IE"/>
+              </w:rPr>
+              <w:t>Operating Conditions</w:t>
+            </w:r>
+          </w:p>
+        </w:tc>
+        <w:tc>
+          <w:tcPr>
+            <w:tcW w:w="706" w:type="dxa"/>
+            <w:tcBorders>
+              <w:top w:val="single" w:sz="8" w:space="0" w:color="auto"/>
+              <w:left w:val="single" w:sz="4" w:space="0" w:color="auto"/>
+              <w:bottom w:val="single" w:sz="8" w:space="0" w:color="auto"/>
+              <w:right w:val="single" w:sz="4" w:space="0" w:color="auto"/>
+            </w:tcBorders>
+            <w:shd w:val="clear" w:color="auto" w:fill="D9D9D9" w:themeFill="background1" w:themeFillShade="D9"/>
+            <w:hideMark/>
+          </w:tcPr>
+          <w:p>
+            <w:pPr>
+              <w:spacing w:before="0" w:line="240" w:lineRule="auto"/>
+              <w:jc w:val="center"/>
+              <w:rPr>
+                <w:rFonts w:cstheme="minorHAnsi"/>
+                <w:b/>
+                <w:bCs/>
+                <w:sz w:val="12"/>
+                <w:szCs w:val="12"/>
+                <w:lang w:val="en-IE" w:eastAsia="en-IE"/>
+              </w:rPr>
+            </w:pPr>
+            <w:r>
+              <w:rPr>
+                <w:rFonts w:cstheme="minorHAnsi"/>
+                <w:b/>
+                <w:bCs/>
+                <w:sz w:val="12"/>
+                <w:szCs w:val="12"/>
+                <w:lang w:val="en-IE" w:eastAsia="en-IE"/>
+              </w:rPr>
+              <w:t>Initiating Event</w:t>
+            </w:r>
+          </w:p>
+        </w:tc>
+        <w:tc>
+          <w:tcPr>
+            <w:tcW w:w="995" w:type="dxa"/>
+            <w:tcBorders>
+              <w:top w:val="single" w:sz="8" w:space="0" w:color="auto"/>
+              <w:left w:val="single" w:sz="4" w:space="0" w:color="auto"/>
+              <w:bottom w:val="single" w:sz="8" w:space="0" w:color="auto"/>
+              <w:right w:val="single" w:sz="4" w:space="0" w:color="auto"/>
+            </w:tcBorders>
+            <w:shd w:val="clear" w:color="auto" w:fill="D9D9D9" w:themeFill="background1" w:themeFillShade="D9"/>
+            <w:hideMark/>
+          </w:tcPr>
+          <w:p>
+            <w:pPr>
+              <w:spacing w:before="0" w:line="240" w:lineRule="auto"/>
+              <w:jc w:val="center"/>
+              <w:rPr>
+                <w:rFonts w:cstheme="minorHAnsi"/>
+                <w:b/>
+                <w:bCs/>
+                <w:sz w:val="12"/>
+                <w:szCs w:val="12"/>
+                <w:lang w:val="en-IE" w:eastAsia="en-IE"/>
+              </w:rPr>
+            </w:pPr>
+            <w:r>
+              <w:rPr>
+                <w:rFonts w:cstheme="minorHAnsi"/>
+                <w:b/>
+                <w:bCs/>
+                <w:sz w:val="12"/>
+                <w:szCs w:val="12"/>
+                <w:lang w:val="en-IE" w:eastAsia="en-IE"/>
+              </w:rPr>
+              <w:t>Concatenated Event</w:t>
+            </w:r>
+          </w:p>
+        </w:tc>
+        <w:tc>
+          <w:tcPr>
+            <w:tcW w:w="849" w:type="dxa"/>
+            <w:tcBorders>
+              <w:top w:val="single" w:sz="8" w:space="0" w:color="auto"/>
+              <w:left w:val="single" w:sz="4" w:space="0" w:color="auto"/>
+              <w:bottom w:val="single" w:sz="8" w:space="0" w:color="auto"/>
+              <w:right w:val="single" w:sz="4" w:space="0" w:color="auto"/>
+            </w:tcBorders>
+            <w:shd w:val="clear" w:color="auto" w:fill="D9D9D9" w:themeFill="background1" w:themeFillShade="D9"/>
+            <w:hideMark/>
+          </w:tcPr>
+          <w:p>
+            <w:pPr>
+              <w:spacing w:before="0" w:line="240" w:lineRule="auto"/>
+              <w:jc w:val="center"/>
+              <w:rPr>
+                <w:rFonts w:cstheme="minorHAnsi"/>
+                <w:b/>
+                <w:bCs/>
+                <w:sz w:val="12"/>
+                <w:szCs w:val="12"/>
+                <w:lang w:val="en-IE" w:eastAsia="en-IE"/>
+              </w:rPr>
+            </w:pPr>
+            <w:r>
+              <w:rPr>
+                <w:rFonts w:cstheme="minorHAnsi"/>
+                <w:b/>
+                <w:bCs/>
+                <w:sz w:val="12"/>
+                <w:szCs w:val="12"/>
+                <w:lang w:val="en-IE" w:eastAsia="en-IE"/>
+              </w:rPr>
+              <w:t>Loading Category</w:t>
+            </w:r>
+          </w:p>
+        </w:tc>
+        <w:tc>
+          <w:tcPr>
+            <w:tcW w:w="711" w:type="dxa"/>
+            <w:tcBorders>
+              <w:top w:val="single" w:sz="8" w:space="0" w:color="auto"/>
+              <w:left w:val="single" w:sz="4" w:space="0" w:color="auto"/>
+              <w:bottom w:val="single" w:sz="8" w:space="0" w:color="auto"/>
+              <w:right w:val="single" w:sz="4" w:space="0" w:color="auto"/>
+            </w:tcBorders>
+            <w:shd w:val="clear" w:color="auto" w:fill="D9D9D9" w:themeFill="background1" w:themeFillShade="D9"/>
+            <w:hideMark/>
+          </w:tcPr>
+          <w:p>
+            <w:pPr>
+              <w:spacing w:before="0" w:line="240" w:lineRule="auto"/>
+              <w:jc w:val="center"/>
+              <w:rPr>
+                <w:rFonts w:cstheme="minorHAnsi"/>
+                <w:b/>
+                <w:bCs/>
+                <w:sz w:val="12"/>
+                <w:szCs w:val="12"/>
+                <w:lang w:val="en-IE" w:eastAsia="en-IE"/>
+              </w:rPr>
+            </w:pPr>
+            <w:r>
+              <w:rPr>
+                <w:rFonts w:cstheme="minorHAnsi"/>
+                <w:b/>
+                <w:bCs/>
+                <w:sz w:val="12"/>
+                <w:szCs w:val="12"/>
+                <w:lang w:val="en-IE" w:eastAsia="en-IE"/>
+              </w:rPr>
+              <w:t>Service Level</w:t>
+            </w:r>
+          </w:p>
+        </w:tc>
+        <w:tc>
+          <w:tcPr>
+            <w:tcW w:w="992" w:type="dxa"/>
+            <w:tcBorders>
+              <w:top w:val="single" w:sz="8" w:space="0" w:color="auto"/>
+              <w:left w:val="single" w:sz="4" w:space="0" w:color="auto"/>
+              <w:bottom w:val="single" w:sz="8" w:space="0" w:color="auto"/>
+              <w:right w:val="single" w:sz="4" w:space="0" w:color="auto"/>
+            </w:tcBorders>
+            <w:shd w:val="clear" w:color="auto" w:fill="D9D9D9" w:themeFill="background1" w:themeFillShade="D9"/>
+            <w:hideMark/>
+          </w:tcPr>
+          <w:p>
+            <w:pPr>
+              <w:spacing w:before="0" w:line="240" w:lineRule="auto"/>
+              <w:jc w:val="center"/>
+              <w:rPr>
+                <w:rFonts w:cstheme="minorHAnsi"/>
+                <w:b/>
+                <w:bCs/>
+                <w:sz w:val="12"/>
+                <w:szCs w:val="12"/>
+                <w:lang w:val="en-IE" w:eastAsia="en-IE"/>
+              </w:rPr>
+            </w:pPr>
+            <w:r>
+              <w:rPr>
+                <w:rFonts w:cstheme="minorHAnsi"/>
+                <w:b/>
+                <w:bCs/>
+                <w:sz w:val="12"/>
+                <w:szCs w:val="12"/>
+                <w:lang w:val="en-IE" w:eastAsia="en-IE"/>
+              </w:rPr>
+              <w:t>Rule Extended Description</w:t>
+            </w:r>
+          </w:p>
+        </w:tc>
+        <w:tc>
+          <w:tcPr>
+            <w:tcW w:w="990" w:type="dxa"/>
+            <w:tcBorders>
+              <w:top w:val="single" w:sz="8" w:space="0" w:color="auto"/>
+              <w:left w:val="single" w:sz="4" w:space="0" w:color="auto"/>
+              <w:bottom w:val="single" w:sz="8" w:space="0" w:color="auto"/>
+              <w:right w:val="single" w:sz="4" w:space="0" w:color="auto"/>
+            </w:tcBorders>
+            <w:shd w:val="clear" w:color="auto" w:fill="D9D9D9" w:themeFill="background1" w:themeFillShade="D9"/>
+            <w:hideMark/>
+          </w:tcPr>
+          <w:p>
+            <w:pPr>
+              <w:spacing w:before="0" w:line="240" w:lineRule="auto"/>
+              <w:jc w:val="center"/>
+              <w:rPr>
+                <w:rFonts w:cstheme="minorHAnsi"/>
+                <w:b/>
+                <w:bCs/>
+                <w:sz w:val="12"/>
+                <w:szCs w:val="12"/>
+                <w:lang w:val="en-IE" w:eastAsia="en-IE"/>
+              </w:rPr>
+            </w:pPr>
+            <w:r>
+              <w:rPr>
+                <w:rFonts w:cstheme="minorHAnsi"/>
+                <w:b/>
+                <w:bCs/>
+                <w:sz w:val="12"/>
+                <w:szCs w:val="12"/>
+                <w:lang w:val="en-IE" w:eastAsia="en-IE"/>
+              </w:rPr>
+              <w:t>Rule ID</w:t>
+            </w:r>
+          </w:p>
+        </w:tc>
+        <w:tc>
+          <w:tcPr>
+            <w:tcW w:w="2128" w:type="dxa"/>
+            <w:tcBorders>
+              <w:top w:val="single" w:sz="8" w:space="0" w:color="auto"/>
+              <w:left w:val="single" w:sz="4" w:space="0" w:color="auto"/>
+              <w:bottom w:val="single" w:sz="8" w:space="0" w:color="auto"/>
+              <w:right w:val="single" w:sz="4" w:space="0" w:color="auto"/>
+            </w:tcBorders>
+            <w:shd w:val="clear" w:color="auto" w:fill="D9D9D9" w:themeFill="background1" w:themeFillShade="D9"/>
+            <w:hideMark/>
+          </w:tcPr>
+          <w:p>
+            <w:pPr>
+              <w:spacing w:before="0" w:line="240" w:lineRule="auto"/>
+              <w:jc w:val="center"/>
+              <w:rPr>
+                <w:rFonts w:cstheme="minorHAnsi"/>
+                <w:b/>
+                <w:bCs/>
+                <w:sz w:val="12"/>
+                <w:szCs w:val="12"/>
+                <w:lang w:val="en-IE" w:eastAsia="en-IE"/>
+              </w:rPr>
+            </w:pPr>
+            <w:r>
+              <w:rPr>
+                <w:rFonts w:cstheme="minorHAnsi"/>
+                <w:b/>
+                <w:bCs/>
+                <w:sz w:val="12"/>
+                <w:szCs w:val="12"/>
+                <w:lang w:val="en-IE" w:eastAsia="en-IE"/>
+              </w:rPr>
+              <w:t>Sub-Rule</w:t>
+            </w:r>
+          </w:p>
+        </w:tc>
+        <w:tc>
+          <w:tcPr>
+            <w:tcW w:w="708" w:type="dxa"/>
+            <w:tcBorders>
+              <w:top w:val="single" w:sz="8" w:space="0" w:color="auto"/>
+              <w:left w:val="single" w:sz="4" w:space="0" w:color="auto"/>
+              <w:bottom w:val="single" w:sz="8" w:space="0" w:color="auto"/>
+              <w:right w:val="single" w:sz="4" w:space="0" w:color="auto"/>
+            </w:tcBorders>
+            <w:shd w:val="clear" w:color="auto" w:fill="D9D9D9" w:themeFill="background1" w:themeFillShade="D9"/>
+            <w:hideMark/>
+          </w:tcPr>
+          <w:p>
+            <w:pPr>
+              <w:spacing w:before="0" w:line="240" w:lineRule="auto"/>
+              <w:jc w:val="center"/>
+              <w:rPr>
+                <w:rFonts w:cstheme="minorHAnsi"/>
+                <w:b/>
+                <w:bCs/>
+                <w:sz w:val="12"/>
+                <w:szCs w:val="12"/>
+                <w:lang w:val="en-IE" w:eastAsia="en-IE"/>
+              </w:rPr>
+            </w:pPr>
+            <w:r>
+              <w:rPr>
+                <w:rFonts w:cstheme="minorHAnsi"/>
+                <w:b/>
+                <w:bCs/>
+                <w:sz w:val="12"/>
+                <w:szCs w:val="12"/>
+                <w:lang w:val="en-IE" w:eastAsia="en-IE"/>
+              </w:rPr>
+              <w:t>T [°C]</w:t>
+            </w:r>
+          </w:p>
+        </w:tc>
+        <w:tc>
+          <w:tcPr>
+            <w:tcW w:w="708" w:type="dxa"/>
+            <w:tcBorders>
+              <w:top w:val="single" w:sz="8" w:space="0" w:color="auto"/>
+              <w:left w:val="single" w:sz="4" w:space="0" w:color="auto"/>
+              <w:bottom w:val="single" w:sz="8" w:space="0" w:color="auto"/>
+              <w:right w:val="single" w:sz="4" w:space="0" w:color="auto"/>
+            </w:tcBorders>
+            <w:shd w:val="clear" w:color="auto" w:fill="D9D9D9" w:themeFill="background1" w:themeFillShade="D9"/>
+            <w:hideMark/>
+          </w:tcPr>
+          <w:p>
+            <w:pPr>
+              <w:spacing w:before="0" w:line="240" w:lineRule="auto"/>
+              <w:jc w:val="center"/>
+              <w:rPr>
+                <w:rFonts w:cstheme="minorHAnsi"/>
+                <w:b/>
+                <w:bCs/>
+                <w:sz w:val="12"/>
+                <w:szCs w:val="12"/>
+                <w:lang w:val="en-IE" w:eastAsia="en-IE"/>
+              </w:rPr>
+            </w:pPr>
+            <w:r>
+              <w:rPr>
+                <w:rFonts w:cstheme="minorHAnsi"/>
+                <w:b/>
+                <w:bCs/>
+                <w:sz w:val="12"/>
+                <w:szCs w:val="12"/>
+                <w:lang w:val="en-IE" w:eastAsia="en-IE"/>
+              </w:rPr>
+              <w:t>dpa</w:t>
+            </w:r>
+          </w:p>
+        </w:tc>
+        <w:tc>
+          <w:tcPr>
+            <w:tcW w:w="708" w:type="dxa"/>
+            <w:tcBorders>
+              <w:top w:val="single" w:sz="8" w:space="0" w:color="auto"/>
+              <w:left w:val="single" w:sz="4" w:space="0" w:color="auto"/>
+              <w:bottom w:val="single" w:sz="8" w:space="0" w:color="auto"/>
+              <w:right w:val="single" w:sz="4" w:space="0" w:color="auto"/>
+            </w:tcBorders>
+            <w:shd w:val="clear" w:color="auto" w:fill="D9D9D9" w:themeFill="background1" w:themeFillShade="D9"/>
+            <w:hideMark/>
+          </w:tcPr>
+          <w:p>
+            <w:pPr>
+              <w:spacing w:before="0" w:line="240" w:lineRule="auto"/>
+              <w:jc w:val="center"/>
+              <w:rPr>
+                <w:rFonts w:cstheme="minorHAnsi"/>
+                <w:b/>
+                <w:bCs/>
+                <w:sz w:val="12"/>
+                <w:szCs w:val="12"/>
+                <w:lang w:val="en-IE" w:eastAsia="en-IE"/>
+              </w:rPr>
+            </w:pPr>
+            <w:r>
+              <w:rPr>
+                <w:rFonts w:cstheme="minorHAnsi"/>
+                <w:b/>
+                <w:bCs/>
+                <w:sz w:val="12"/>
+                <w:szCs w:val="12"/>
+                <w:lang w:val="en-IE" w:eastAsia="en-IE"/>
+              </w:rPr>
+              <w:t>Applied [MPa]</w:t>
+            </w:r>
+          </w:p>
+        </w:tc>
+        <w:tc>
+          <w:tcPr>
+            <w:tcW w:w="852" w:type="dxa"/>
+            <w:tcBorders>
+              <w:top w:val="single" w:sz="8" w:space="0" w:color="auto"/>
+              <w:left w:val="single" w:sz="4" w:space="0" w:color="auto"/>
+              <w:bottom w:val="single" w:sz="8" w:space="0" w:color="auto"/>
+              <w:right w:val="single" w:sz="4" w:space="0" w:color="auto"/>
+            </w:tcBorders>
+            <w:shd w:val="clear" w:color="auto" w:fill="D9D9D9" w:themeFill="background1" w:themeFillShade="D9"/>
+            <w:hideMark/>
+          </w:tcPr>
+          <w:p>
+            <w:pPr>
+              <w:spacing w:before="0" w:line="240" w:lineRule="auto"/>
+              <w:jc w:val="center"/>
+              <w:rPr>
+                <w:rFonts w:cstheme="minorHAnsi"/>
+                <w:b/>
+                <w:bCs/>
+                <w:sz w:val="12"/>
+                <w:szCs w:val="12"/>
+                <w:lang w:val="en-IE" w:eastAsia="en-IE"/>
+              </w:rPr>
+            </w:pPr>
+            <w:r>
+              <w:rPr>
+                <w:rFonts w:cstheme="minorHAnsi"/>
+                <w:b/>
+                <w:bCs/>
+                <w:sz w:val="12"/>
+                <w:szCs w:val="12"/>
+                <w:lang w:val="en-IE" w:eastAsia="en-IE"/>
+              </w:rPr>
+              <w:t>Allowable [MPa]</w:t>
+            </w:r>
+          </w:p>
+        </w:tc>
+        <w:tc>
+          <w:tcPr>
+            <w:tcW w:w="1195" w:type="dxa"/>
+            <w:tcBorders>
+              <w:top w:val="single" w:sz="8" w:space="0" w:color="auto"/>
+              <w:left w:val="single" w:sz="4" w:space="0" w:color="auto"/>
+              <w:bottom w:val="single" w:sz="8" w:space="0" w:color="auto"/>
+              <w:right w:val="single" w:sz="4" w:space="0" w:color="auto"/>
+            </w:tcBorders>
+            <w:shd w:val="clear" w:color="auto" w:fill="D9D9D9" w:themeFill="background1" w:themeFillShade="D9"/>
+            <w:hideMark/>
+          </w:tcPr>
+          <w:p>
+            <w:pPr>
+              <w:spacing w:before="0" w:line="240" w:lineRule="auto"/>
+              <w:jc w:val="center"/>
+              <w:rPr>
+                <w:rFonts w:cstheme="minorHAnsi"/>
+                <w:b/>
+                <w:bCs/>
+                <w:sz w:val="12"/>
+                <w:szCs w:val="12"/>
+                <w:lang w:val="en-IE" w:eastAsia="en-IE"/>
+              </w:rPr>
+            </w:pPr>
+            <w:r>
+              <w:rPr>
+                <w:rFonts w:cstheme="minorHAnsi"/>
+                <w:b/>
+                <w:bCs/>
+                <w:sz w:val="12"/>
+                <w:szCs w:val="12"/>
+                <w:lang w:val="en-IE" w:eastAsia="en-IE"/>
+              </w:rPr>
+              <w:t>Result</w:t>
+            </w:r>
+          </w:p>
+        </w:tc>
+        <w:tc>
+          <w:tcPr>
+            <w:tcW w:w="821" w:type="dxa"/>
+            <w:tcBorders>
+              <w:top w:val="single" w:sz="8" w:space="0" w:color="auto"/>
+              <w:left w:val="single" w:sz="4" w:space="0" w:color="auto"/>
+              <w:bottom w:val="single" w:sz="8" w:space="0" w:color="auto"/>
+              <w:right w:val="single" w:sz="8" w:space="0" w:color="auto"/>
+            </w:tcBorders>
+            <w:shd w:val="clear" w:color="auto" w:fill="D9D9D9" w:themeFill="background1" w:themeFillShade="D9"/>
+            <w:hideMark/>
+          </w:tcPr>
+          <w:p>
+            <w:pPr>
+              <w:spacing w:before="0" w:line="240" w:lineRule="auto"/>
+              <w:jc w:val="center"/>
+              <w:rPr>
+                <w:rFonts w:cstheme="minorHAnsi"/>
+                <w:b/>
+                <w:bCs/>
+                <w:sz w:val="12"/>
+                <w:szCs w:val="12"/>
+                <w:lang w:val="en-IE" w:eastAsia="en-IE"/>
+              </w:rPr>
+            </w:pPr>
+            <w:r>
+              <w:rPr>
+                <w:rFonts w:cstheme="minorHAnsi"/>
+                <w:b/>
+                <w:bCs/>
+                <w:sz w:val="12"/>
+                <w:szCs w:val="12"/>
+                <w:lang w:val="en-IE" w:eastAsia="en-IE"/>
+              </w:rPr>
               <w:t>Safety Margin</w:t>
             </w:r>
           </w:p>
@@ -1212,10 +3338,2684 @@
       </w:tr>
     </w:tbl>
     <w:p/>
+    <w:tbl>
+      <w:tblPr>
+        <w:tblStyle w:val="python"/>
+        <w:tblW w:w="14024" w:type="dxa"/>
+        <w:tblLayout w:type="fixed"/>
+        <w:tblLook w:val="04A0" w:firstRow="1" w:lastRow="0" w:firstColumn="1" w:lastColumn="0" w:noHBand="0" w:noVBand="1"/>
+      </w:tblPr>
+      <w:tblGrid>
+        <w:gridCol w:w="701"/>
+        <w:gridCol w:w="992"/>
+        <w:gridCol w:w="991"/>
+        <w:gridCol w:w="708"/>
+        <w:gridCol w:w="851"/>
+        <w:gridCol w:w="711"/>
+        <w:gridCol w:w="992"/>
+        <w:gridCol w:w="990"/>
+        <w:gridCol w:w="709"/>
+        <w:gridCol w:w="850"/>
+        <w:gridCol w:w="993"/>
+        <w:gridCol w:w="992"/>
+        <w:gridCol w:w="850"/>
+        <w:gridCol w:w="851"/>
+        <w:gridCol w:w="850"/>
+        <w:gridCol w:w="993"/>
+      </w:tblGrid>
+      <w:tr>
+        <w:trPr>
+          <w:trHeight w:val="300"/>
+          <w:tblHeader/>
+        </w:trPr>
+        <w:tc>
+          <w:tcPr>
+            <w:tcW w:w="14024" w:type="dxa"/>
+            <w:gridSpan w:val="16"/>
+            <w:tcBorders>
+              <w:top w:val="single" w:sz="8" w:space="0" w:color="auto"/>
+              <w:left w:val="single" w:sz="8" w:space="0" w:color="auto"/>
+              <w:bottom w:val="single" w:sz="8" w:space="0" w:color="auto"/>
+              <w:right w:val="single" w:sz="8" w:space="0" w:color="000000"/>
+            </w:tcBorders>
+            <w:shd w:val="clear" w:color="auto" w:fill="D9D9D9" w:themeFill="background1" w:themeFillShade="D9"/>
+          </w:tcPr>
+          <w:p>
+            <w:pPr>
+              <w:spacing w:before="0" w:line="240" w:lineRule="auto"/>
+              <w:jc w:val="center"/>
+              <w:rPr>
+                <w:rFonts w:cstheme="minorHAnsi"/>
+                <w:b/>
+                <w:bCs/>
+                <w:color w:val="000000"/>
+                <w:sz w:val="12"/>
+                <w:szCs w:val="12"/>
+                <w:lang w:val="en-IE" w:eastAsia="en-IE"/>
+              </w:rPr>
+            </w:pPr>
+            <w:r>
+              <w:rPr>
+                <w:rFonts w:cstheme="minorHAnsi"/>
+                <w:b/>
+                <w:bCs/>
+                <w:color w:val="000000"/>
+                <w:sz w:val="12"/>
+                <w:szCs w:val="12"/>
+                <w:lang w:val="en-IE" w:eastAsia="en-IE"/>
+              </w:rPr>
+              <w:t>STRUCTURAL ASSESSMENT GENERAL DATA</w:t>
+            </w:r>
+          </w:p>
+        </w:tc>
+      </w:tr>
+      <w:tr>
+        <w:trPr>
+          <w:trHeight w:val="238"/>
+          <w:tblHeader/>
+        </w:trPr>
+        <w:tc>
+          <w:tcPr>
+            <w:tcW w:w="1693" w:type="dxa"/>
+            <w:gridSpan w:val="2"/>
+            <w:tcBorders>
+              <w:top w:val="nil"/>
+              <w:left w:val="single" w:sz="8" w:space="0" w:color="auto"/>
+              <w:bottom w:val="single" w:sz="4" w:space="0" w:color="auto"/>
+              <w:right w:val="single" w:sz="4" w:space="0" w:color="auto"/>
+            </w:tcBorders>
+            <w:shd w:val="clear" w:color="000000" w:fill="FFFFFF"/>
+            <w:noWrap/>
+            <w:hideMark/>
+          </w:tcPr>
+          <w:p>
+            <w:pPr>
+              <w:spacing w:before="0" w:line="240" w:lineRule="auto"/>
+              <w:jc w:val="left"/>
+              <w:rPr>
+                <w:rFonts w:cstheme="minorHAnsi"/>
+                <w:b/>
+                <w:bCs/>
+                <w:color w:val="000000"/>
+                <w:sz w:val="12"/>
+                <w:szCs w:val="12"/>
+                <w:lang w:val="en-IE" w:eastAsia="en-IE"/>
+              </w:rPr>
+            </w:pPr>
+            <w:r>
+              <w:rPr>
+                <w:rFonts w:cstheme="minorHAnsi"/>
+                <w:b/>
+                <w:bCs/>
+                <w:color w:val="000000"/>
+                <w:sz w:val="12"/>
+                <w:szCs w:val="12"/>
+                <w:lang w:val="en-IE" w:eastAsia="en-IE"/>
+              </w:rPr>
+              <w:t>COMPONENT:</w:t>
+            </w:r>
+          </w:p>
+        </w:tc>
+        <w:tc>
+          <w:tcPr>
+            <w:tcW w:w="4253" w:type="dxa"/>
+            <w:gridSpan w:val="5"/>
+            <w:tcBorders>
+              <w:top w:val="nil"/>
+              <w:left w:val="nil"/>
+              <w:bottom w:val="single" w:sz="4" w:space="0" w:color="auto"/>
+              <w:right w:val="single" w:sz="4" w:space="0" w:color="auto"/>
+            </w:tcBorders>
+            <w:shd w:val="clear" w:color="000000" w:fill="FFFFFF"/>
+            <w:noWrap/>
+            <w:hideMark/>
+          </w:tcPr>
+          <w:p>
+            <w:pPr>
+              <w:pStyle w:val="Table"/>
+              <w:rPr>
+                <w:szCs w:val="12"/>
+              </w:rPr>
+            </w:pPr>
+          </w:p>
+        </w:tc>
+        <w:tc>
+          <w:tcPr>
+            <w:tcW w:w="1699" w:type="dxa"/>
+            <w:gridSpan w:val="2"/>
+            <w:tcBorders>
+              <w:top w:val="single" w:sz="8" w:space="0" w:color="auto"/>
+              <w:left w:val="single" w:sz="8" w:space="0" w:color="auto"/>
+              <w:bottom w:val="single" w:sz="4" w:space="0" w:color="auto"/>
+              <w:right w:val="single" w:sz="4" w:space="0" w:color="auto"/>
+            </w:tcBorders>
+            <w:shd w:val="clear" w:color="000000" w:fill="FFFFFF"/>
+            <w:noWrap/>
+            <w:hideMark/>
+          </w:tcPr>
+          <w:p>
+            <w:pPr>
+              <w:spacing w:before="0" w:line="240" w:lineRule="auto"/>
+              <w:jc w:val="left"/>
+              <w:rPr>
+                <w:rFonts w:cstheme="minorHAnsi"/>
+                <w:b/>
+                <w:bCs/>
+                <w:color w:val="000000"/>
+                <w:sz w:val="12"/>
+                <w:szCs w:val="12"/>
+                <w:lang w:val="en-IE" w:eastAsia="en-IE"/>
+              </w:rPr>
+            </w:pPr>
+            <w:r>
+              <w:rPr>
+                <w:rFonts w:cstheme="minorHAnsi"/>
+                <w:b/>
+                <w:bCs/>
+                <w:color w:val="000000"/>
+                <w:sz w:val="12"/>
+                <w:szCs w:val="12"/>
+                <w:lang w:val="en-IE" w:eastAsia="en-IE"/>
+              </w:rPr>
+              <w:t>ASSESSMENT:</w:t>
+            </w:r>
+          </w:p>
+        </w:tc>
+        <w:tc>
+          <w:tcPr>
+            <w:tcW w:w="6379" w:type="dxa"/>
+            <w:gridSpan w:val="7"/>
+            <w:tcBorders>
+              <w:top w:val="single" w:sz="8" w:space="0" w:color="auto"/>
+              <w:left w:val="nil"/>
+              <w:bottom w:val="single" w:sz="4" w:space="0" w:color="auto"/>
+              <w:right w:val="single" w:sz="8" w:space="0" w:color="000000"/>
+            </w:tcBorders>
+            <w:shd w:val="clear" w:color="000000" w:fill="FFFFFF"/>
+          </w:tcPr>
+          <w:p>
+            <w:pPr>
+              <w:pStyle w:val="Table"/>
+              <w:rPr>
+                <w:szCs w:val="12"/>
+              </w:rPr>
+            </w:pPr>
+          </w:p>
+        </w:tc>
+      </w:tr>
+      <w:tr>
+        <w:trPr>
+          <w:trHeight w:val="288"/>
+          <w:tblHeader/>
+        </w:trPr>
+        <w:tc>
+          <w:tcPr>
+            <w:tcW w:w="1693" w:type="dxa"/>
+            <w:gridSpan w:val="2"/>
+            <w:tcBorders>
+              <w:top w:val="single" w:sz="4" w:space="0" w:color="auto"/>
+              <w:left w:val="single" w:sz="8" w:space="0" w:color="auto"/>
+              <w:bottom w:val="single" w:sz="4" w:space="0" w:color="auto"/>
+              <w:right w:val="single" w:sz="4" w:space="0" w:color="auto"/>
+            </w:tcBorders>
+            <w:shd w:val="clear" w:color="000000" w:fill="FFFFFF"/>
+            <w:noWrap/>
+            <w:hideMark/>
+          </w:tcPr>
+          <w:p>
+            <w:pPr>
+              <w:spacing w:before="0" w:line="240" w:lineRule="auto"/>
+              <w:jc w:val="left"/>
+              <w:rPr>
+                <w:rFonts w:cstheme="minorHAnsi"/>
+                <w:b/>
+                <w:bCs/>
+                <w:color w:val="000000"/>
+                <w:sz w:val="12"/>
+                <w:szCs w:val="12"/>
+                <w:lang w:val="en-IE" w:eastAsia="en-IE"/>
+              </w:rPr>
+            </w:pPr>
+            <w:r>
+              <w:rPr>
+                <w:rFonts w:cstheme="minorHAnsi"/>
+                <w:b/>
+                <w:bCs/>
+                <w:color w:val="000000"/>
+                <w:sz w:val="12"/>
+                <w:szCs w:val="12"/>
+                <w:lang w:val="en-IE" w:eastAsia="en-IE"/>
+              </w:rPr>
+              <w:t>BOLTED JUNCTION:</w:t>
+            </w:r>
+          </w:p>
+        </w:tc>
+        <w:tc>
+          <w:tcPr>
+            <w:tcW w:w="4253" w:type="dxa"/>
+            <w:gridSpan w:val="5"/>
+            <w:tcBorders>
+              <w:top w:val="single" w:sz="4" w:space="0" w:color="auto"/>
+              <w:left w:val="nil"/>
+              <w:bottom w:val="single" w:sz="4" w:space="0" w:color="auto"/>
+              <w:right w:val="single" w:sz="4" w:space="0" w:color="auto"/>
+            </w:tcBorders>
+            <w:shd w:val="clear" w:color="000000" w:fill="FFFFFF"/>
+            <w:noWrap/>
+          </w:tcPr>
+          <w:p>
+            <w:pPr>
+              <w:pStyle w:val="Table"/>
+              <w:rPr>
+                <w:szCs w:val="12"/>
+              </w:rPr>
+            </w:pPr>
+          </w:p>
+        </w:tc>
+        <w:tc>
+          <w:tcPr>
+            <w:tcW w:w="1699" w:type="dxa"/>
+            <w:gridSpan w:val="2"/>
+            <w:tcBorders>
+              <w:top w:val="single" w:sz="4" w:space="0" w:color="auto"/>
+              <w:left w:val="single" w:sz="8" w:space="0" w:color="auto"/>
+              <w:bottom w:val="single" w:sz="4" w:space="0" w:color="auto"/>
+              <w:right w:val="single" w:sz="4" w:space="0" w:color="auto"/>
+            </w:tcBorders>
+            <w:shd w:val="clear" w:color="000000" w:fill="FFFFFF"/>
+            <w:noWrap/>
+            <w:hideMark/>
+          </w:tcPr>
+          <w:p>
+            <w:pPr>
+              <w:spacing w:before="0" w:line="240" w:lineRule="auto"/>
+              <w:jc w:val="left"/>
+              <w:rPr>
+                <w:rFonts w:cstheme="minorHAnsi"/>
+                <w:b/>
+                <w:bCs/>
+                <w:color w:val="000000"/>
+                <w:sz w:val="12"/>
+                <w:szCs w:val="12"/>
+                <w:lang w:val="en-IE" w:eastAsia="en-IE"/>
+              </w:rPr>
+            </w:pPr>
+            <w:r>
+              <w:rPr>
+                <w:rFonts w:cstheme="minorHAnsi"/>
+                <w:b/>
+                <w:bCs/>
+                <w:color w:val="000000"/>
+                <w:sz w:val="12"/>
+                <w:szCs w:val="12"/>
+                <w:lang w:val="en-IE" w:eastAsia="en-IE"/>
+              </w:rPr>
+              <w:t>CODE:</w:t>
+            </w:r>
+          </w:p>
+        </w:tc>
+        <w:tc>
+          <w:tcPr>
+            <w:tcW w:w="6379" w:type="dxa"/>
+            <w:gridSpan w:val="7"/>
+            <w:tcBorders>
+              <w:top w:val="single" w:sz="4" w:space="0" w:color="auto"/>
+              <w:left w:val="nil"/>
+              <w:bottom w:val="single" w:sz="4" w:space="0" w:color="auto"/>
+              <w:right w:val="single" w:sz="8" w:space="0" w:color="000000"/>
+            </w:tcBorders>
+            <w:shd w:val="clear" w:color="000000" w:fill="FFFFFF"/>
+          </w:tcPr>
+          <w:p>
+            <w:pPr>
+              <w:pStyle w:val="Table"/>
+              <w:rPr>
+                <w:szCs w:val="12"/>
+              </w:rPr>
+            </w:pPr>
+          </w:p>
+        </w:tc>
+      </w:tr>
+      <w:tr>
+        <w:trPr>
+          <w:trHeight w:val="288"/>
+          <w:tblHeader/>
+        </w:trPr>
+        <w:tc>
+          <w:tcPr>
+            <w:tcW w:w="1693" w:type="dxa"/>
+            <w:gridSpan w:val="2"/>
+            <w:tcBorders>
+              <w:top w:val="single" w:sz="4" w:space="0" w:color="auto"/>
+              <w:left w:val="single" w:sz="8" w:space="0" w:color="auto"/>
+              <w:bottom w:val="single" w:sz="4" w:space="0" w:color="auto"/>
+              <w:right w:val="single" w:sz="4" w:space="0" w:color="auto"/>
+            </w:tcBorders>
+            <w:shd w:val="clear" w:color="000000" w:fill="FFFFFF"/>
+            <w:noWrap/>
+            <w:hideMark/>
+          </w:tcPr>
+          <w:p>
+            <w:pPr>
+              <w:spacing w:before="0" w:line="240" w:lineRule="auto"/>
+              <w:jc w:val="left"/>
+              <w:rPr>
+                <w:rFonts w:cstheme="minorHAnsi"/>
+                <w:b/>
+                <w:bCs/>
+                <w:color w:val="000000"/>
+                <w:sz w:val="12"/>
+                <w:szCs w:val="12"/>
+                <w:lang w:val="en-IE" w:eastAsia="en-IE"/>
+              </w:rPr>
+            </w:pPr>
+            <w:r>
+              <w:rPr>
+                <w:rFonts w:cstheme="minorHAnsi"/>
+                <w:b/>
+                <w:bCs/>
+                <w:color w:val="000000"/>
+                <w:sz w:val="12"/>
+                <w:szCs w:val="12"/>
+                <w:lang w:val="en-IE" w:eastAsia="en-IE"/>
+              </w:rPr>
+              <w:t>BOLT ID:</w:t>
+            </w:r>
+          </w:p>
+        </w:tc>
+        <w:tc>
+          <w:tcPr>
+            <w:tcW w:w="4253" w:type="dxa"/>
+            <w:gridSpan w:val="5"/>
+            <w:tcBorders>
+              <w:top w:val="single" w:sz="4" w:space="0" w:color="auto"/>
+              <w:left w:val="nil"/>
+              <w:bottom w:val="single" w:sz="4" w:space="0" w:color="auto"/>
+              <w:right w:val="single" w:sz="4" w:space="0" w:color="auto"/>
+            </w:tcBorders>
+            <w:shd w:val="clear" w:color="000000" w:fill="FFFFFF"/>
+            <w:noWrap/>
+          </w:tcPr>
+          <w:p>
+            <w:pPr>
+              <w:pStyle w:val="Table"/>
+              <w:rPr>
+                <w:szCs w:val="12"/>
+              </w:rPr>
+            </w:pPr>
+          </w:p>
+        </w:tc>
+        <w:tc>
+          <w:tcPr>
+            <w:tcW w:w="1699" w:type="dxa"/>
+            <w:gridSpan w:val="2"/>
+            <w:tcBorders>
+              <w:top w:val="single" w:sz="4" w:space="0" w:color="auto"/>
+              <w:left w:val="single" w:sz="8" w:space="0" w:color="auto"/>
+              <w:bottom w:val="single" w:sz="4" w:space="0" w:color="auto"/>
+              <w:right w:val="single" w:sz="4" w:space="0" w:color="auto"/>
+            </w:tcBorders>
+            <w:shd w:val="clear" w:color="000000" w:fill="FFFFFF"/>
+            <w:noWrap/>
+            <w:hideMark/>
+          </w:tcPr>
+          <w:p>
+            <w:pPr>
+              <w:spacing w:before="0" w:line="240" w:lineRule="auto"/>
+              <w:jc w:val="left"/>
+              <w:rPr>
+                <w:rFonts w:cstheme="minorHAnsi"/>
+                <w:b/>
+                <w:bCs/>
+                <w:color w:val="000000"/>
+                <w:sz w:val="12"/>
+                <w:szCs w:val="12"/>
+                <w:lang w:val="en-IE" w:eastAsia="en-IE"/>
+              </w:rPr>
+            </w:pPr>
+            <w:r>
+              <w:rPr>
+                <w:rFonts w:cstheme="minorHAnsi"/>
+                <w:b/>
+                <w:bCs/>
+                <w:color w:val="000000"/>
+                <w:sz w:val="12"/>
+                <w:szCs w:val="12"/>
+                <w:lang w:val="en-IE" w:eastAsia="en-IE"/>
+              </w:rPr>
+              <w:t>PARAGRAPH:</w:t>
+            </w:r>
+          </w:p>
+        </w:tc>
+        <w:tc>
+          <w:tcPr>
+            <w:tcW w:w="6379" w:type="dxa"/>
+            <w:gridSpan w:val="7"/>
+            <w:tcBorders>
+              <w:top w:val="single" w:sz="4" w:space="0" w:color="auto"/>
+              <w:left w:val="nil"/>
+              <w:bottom w:val="single" w:sz="4" w:space="0" w:color="auto"/>
+              <w:right w:val="single" w:sz="8" w:space="0" w:color="000000"/>
+            </w:tcBorders>
+            <w:shd w:val="clear" w:color="000000" w:fill="FFFFFF"/>
+          </w:tcPr>
+          <w:p>
+            <w:pPr>
+              <w:pStyle w:val="Table"/>
+              <w:rPr>
+                <w:szCs w:val="12"/>
+              </w:rPr>
+            </w:pPr>
+          </w:p>
+        </w:tc>
+      </w:tr>
+      <w:tr>
+        <w:trPr>
+          <w:trHeight w:val="246"/>
+          <w:tblHeader/>
+        </w:trPr>
+        <w:tc>
+          <w:tcPr>
+            <w:tcW w:w="1693" w:type="dxa"/>
+            <w:gridSpan w:val="2"/>
+            <w:tcBorders>
+              <w:top w:val="single" w:sz="4" w:space="0" w:color="auto"/>
+              <w:left w:val="single" w:sz="8" w:space="0" w:color="auto"/>
+              <w:bottom w:val="single" w:sz="4" w:space="0" w:color="auto"/>
+              <w:right w:val="single" w:sz="4" w:space="0" w:color="auto"/>
+            </w:tcBorders>
+            <w:shd w:val="clear" w:color="000000" w:fill="FFFFFF"/>
+            <w:noWrap/>
+            <w:hideMark/>
+          </w:tcPr>
+          <w:p>
+            <w:pPr>
+              <w:spacing w:before="0" w:line="240" w:lineRule="auto"/>
+              <w:jc w:val="left"/>
+              <w:rPr>
+                <w:rFonts w:cstheme="minorHAnsi"/>
+                <w:b/>
+                <w:bCs/>
+                <w:color w:val="000000"/>
+                <w:sz w:val="12"/>
+                <w:szCs w:val="12"/>
+                <w:lang w:val="en-IE" w:eastAsia="en-IE"/>
+              </w:rPr>
+            </w:pPr>
+            <w:r>
+              <w:rPr>
+                <w:rFonts w:cstheme="minorHAnsi"/>
+                <w:b/>
+                <w:bCs/>
+                <w:color w:val="000000"/>
+                <w:sz w:val="12"/>
+                <w:szCs w:val="12"/>
+                <w:lang w:val="en-IE" w:eastAsia="en-IE"/>
+              </w:rPr>
+              <w:t>MATERIAL:</w:t>
+            </w:r>
+          </w:p>
+        </w:tc>
+        <w:tc>
+          <w:tcPr>
+            <w:tcW w:w="4253" w:type="dxa"/>
+            <w:gridSpan w:val="5"/>
+            <w:tcBorders>
+              <w:top w:val="single" w:sz="4" w:space="0" w:color="auto"/>
+              <w:left w:val="nil"/>
+              <w:bottom w:val="single" w:sz="4" w:space="0" w:color="auto"/>
+              <w:right w:val="single" w:sz="4" w:space="0" w:color="auto"/>
+            </w:tcBorders>
+            <w:shd w:val="clear" w:color="000000" w:fill="FFFFFF"/>
+            <w:noWrap/>
+          </w:tcPr>
+          <w:p>
+            <w:pPr>
+              <w:pStyle w:val="Table"/>
+              <w:rPr>
+                <w:szCs w:val="12"/>
+              </w:rPr>
+            </w:pPr>
+          </w:p>
+        </w:tc>
+        <w:tc>
+          <w:tcPr>
+            <w:tcW w:w="8078" w:type="dxa"/>
+            <w:gridSpan w:val="9"/>
+            <w:tcBorders>
+              <w:top w:val="single" w:sz="4" w:space="0" w:color="auto"/>
+              <w:left w:val="single" w:sz="8" w:space="0" w:color="auto"/>
+              <w:bottom w:val="single" w:sz="4" w:space="0" w:color="auto"/>
+              <w:right w:val="single" w:sz="8" w:space="0" w:color="000000"/>
+            </w:tcBorders>
+            <w:shd w:val="clear" w:color="000000" w:fill="FFFFFF"/>
+          </w:tcPr>
+          <w:p>
+            <w:pPr>
+              <w:spacing w:before="0" w:line="240" w:lineRule="auto"/>
+              <w:jc w:val="center"/>
+              <w:rPr>
+                <w:rFonts w:cstheme="minorHAnsi"/>
+                <w:b/>
+                <w:bCs/>
+                <w:color w:val="000000"/>
+                <w:sz w:val="12"/>
+                <w:szCs w:val="12"/>
+                <w:lang w:val="en-IE" w:eastAsia="en-IE"/>
+              </w:rPr>
+            </w:pPr>
+            <w:r>
+              <w:rPr>
+                <w:rFonts w:cstheme="minorHAnsi"/>
+                <w:b/>
+                <w:bCs/>
+                <w:color w:val="000000"/>
+                <w:sz w:val="12"/>
+                <w:szCs w:val="12"/>
+                <w:lang w:val="en-IE" w:eastAsia="en-IE"/>
+              </w:rPr>
+              <w:t> </w:t>
+            </w:r>
+          </w:p>
+        </w:tc>
+      </w:tr>
+      <w:tr>
+        <w:trPr>
+          <w:trHeight w:val="106"/>
+          <w:tblHeader/>
+        </w:trPr>
+        <w:tc>
+          <w:tcPr>
+            <w:tcW w:w="701" w:type="dxa"/>
+            <w:tcBorders>
+              <w:top w:val="single" w:sz="8" w:space="0" w:color="auto"/>
+              <w:left w:val="single" w:sz="8" w:space="0" w:color="auto"/>
+              <w:bottom w:val="single" w:sz="8" w:space="0" w:color="auto"/>
+              <w:right w:val="single" w:sz="4" w:space="0" w:color="auto"/>
+            </w:tcBorders>
+            <w:shd w:val="clear" w:color="auto" w:fill="D9D9D9" w:themeFill="background1" w:themeFillShade="D9"/>
+            <w:hideMark/>
+          </w:tcPr>
+          <w:p>
+            <w:pPr>
+              <w:spacing w:before="0" w:line="240" w:lineRule="auto"/>
+              <w:jc w:val="center"/>
+              <w:rPr>
+                <w:rFonts w:cstheme="minorHAnsi"/>
+                <w:b/>
+                <w:bCs/>
+                <w:color w:val="000000"/>
+                <w:sz w:val="12"/>
+                <w:szCs w:val="12"/>
+                <w:lang w:val="en-IE" w:eastAsia="en-IE"/>
+              </w:rPr>
+            </w:pPr>
+            <w:r>
+              <w:rPr>
+                <w:rFonts w:cstheme="minorHAnsi"/>
+                <w:b/>
+                <w:bCs/>
+                <w:color w:val="000000"/>
+                <w:sz w:val="12"/>
+                <w:szCs w:val="12"/>
+                <w:lang w:val="en-IE" w:eastAsia="en-IE"/>
+              </w:rPr>
+              <w:t>ID</w:t>
+            </w:r>
+          </w:p>
+        </w:tc>
+        <w:tc>
+          <w:tcPr>
+            <w:tcW w:w="992" w:type="dxa"/>
+            <w:tcBorders>
+              <w:top w:val="single" w:sz="8" w:space="0" w:color="auto"/>
+              <w:left w:val="single" w:sz="4" w:space="0" w:color="auto"/>
+              <w:bottom w:val="single" w:sz="8" w:space="0" w:color="auto"/>
+              <w:right w:val="single" w:sz="4" w:space="0" w:color="auto"/>
+            </w:tcBorders>
+            <w:shd w:val="clear" w:color="auto" w:fill="D9D9D9" w:themeFill="background1" w:themeFillShade="D9"/>
+            <w:hideMark/>
+          </w:tcPr>
+          <w:p>
+            <w:pPr>
+              <w:spacing w:before="0" w:line="240" w:lineRule="auto"/>
+              <w:jc w:val="center"/>
+              <w:rPr>
+                <w:rFonts w:cstheme="minorHAnsi"/>
+                <w:b/>
+                <w:bCs/>
+                <w:sz w:val="12"/>
+                <w:szCs w:val="12"/>
+                <w:lang w:val="en-IE" w:eastAsia="en-IE"/>
+              </w:rPr>
+            </w:pPr>
+            <w:r>
+              <w:rPr>
+                <w:rFonts w:cstheme="minorHAnsi"/>
+                <w:b/>
+                <w:bCs/>
+                <w:sz w:val="12"/>
+                <w:szCs w:val="12"/>
+                <w:lang w:val="en-IE" w:eastAsia="en-IE"/>
+              </w:rPr>
+              <w:t>Operating Conditions</w:t>
+            </w:r>
+          </w:p>
+        </w:tc>
+        <w:tc>
+          <w:tcPr>
+            <w:tcW w:w="991" w:type="dxa"/>
+            <w:tcBorders>
+              <w:top w:val="single" w:sz="8" w:space="0" w:color="auto"/>
+              <w:left w:val="single" w:sz="4" w:space="0" w:color="auto"/>
+              <w:bottom w:val="single" w:sz="8" w:space="0" w:color="auto"/>
+              <w:right w:val="single" w:sz="4" w:space="0" w:color="auto"/>
+            </w:tcBorders>
+            <w:shd w:val="clear" w:color="auto" w:fill="D9D9D9" w:themeFill="background1" w:themeFillShade="D9"/>
+            <w:hideMark/>
+          </w:tcPr>
+          <w:p>
+            <w:pPr>
+              <w:spacing w:before="0" w:line="240" w:lineRule="auto"/>
+              <w:jc w:val="center"/>
+              <w:rPr>
+                <w:rFonts w:cstheme="minorHAnsi"/>
+                <w:b/>
+                <w:bCs/>
+                <w:sz w:val="12"/>
+                <w:szCs w:val="12"/>
+                <w:lang w:val="en-IE" w:eastAsia="en-IE"/>
+              </w:rPr>
+            </w:pPr>
+            <w:r>
+              <w:rPr>
+                <w:rFonts w:cstheme="minorHAnsi"/>
+                <w:b/>
+                <w:bCs/>
+                <w:sz w:val="12"/>
+                <w:szCs w:val="12"/>
+                <w:lang w:val="en-IE" w:eastAsia="en-IE"/>
+              </w:rPr>
+              <w:t>Stress Range</w:t>
+            </w:r>
+          </w:p>
+        </w:tc>
+        <w:tc>
+          <w:tcPr>
+            <w:tcW w:w="708" w:type="dxa"/>
+            <w:tcBorders>
+              <w:top w:val="single" w:sz="8" w:space="0" w:color="auto"/>
+              <w:left w:val="single" w:sz="4" w:space="0" w:color="auto"/>
+              <w:bottom w:val="single" w:sz="8" w:space="0" w:color="auto"/>
+              <w:right w:val="single" w:sz="4" w:space="0" w:color="auto"/>
+            </w:tcBorders>
+            <w:shd w:val="clear" w:color="auto" w:fill="D9D9D9" w:themeFill="background1" w:themeFillShade="D9"/>
+            <w:hideMark/>
+          </w:tcPr>
+          <w:p>
+            <w:pPr>
+              <w:spacing w:before="0" w:line="240" w:lineRule="auto"/>
+              <w:jc w:val="center"/>
+              <w:rPr>
+                <w:rFonts w:cstheme="minorHAnsi"/>
+                <w:b/>
+                <w:bCs/>
+                <w:sz w:val="12"/>
+                <w:szCs w:val="12"/>
+                <w:lang w:val="en-IE" w:eastAsia="en-IE"/>
+              </w:rPr>
+            </w:pPr>
+            <w:r>
+              <w:rPr>
+                <w:rFonts w:cstheme="minorHAnsi"/>
+                <w:b/>
+                <w:bCs/>
+                <w:sz w:val="12"/>
+                <w:szCs w:val="12"/>
+                <w:lang w:val="en-IE" w:eastAsia="en-IE"/>
+              </w:rPr>
+              <w:t>Loading Category</w:t>
+            </w:r>
+          </w:p>
+        </w:tc>
+        <w:tc>
+          <w:tcPr>
+            <w:tcW w:w="851" w:type="dxa"/>
+            <w:tcBorders>
+              <w:top w:val="single" w:sz="8" w:space="0" w:color="auto"/>
+              <w:left w:val="single" w:sz="4" w:space="0" w:color="auto"/>
+              <w:bottom w:val="single" w:sz="8" w:space="0" w:color="auto"/>
+              <w:right w:val="single" w:sz="4" w:space="0" w:color="auto"/>
+            </w:tcBorders>
+            <w:shd w:val="clear" w:color="auto" w:fill="D9D9D9" w:themeFill="background1" w:themeFillShade="D9"/>
+          </w:tcPr>
+          <w:p>
+            <w:pPr>
+              <w:spacing w:before="0" w:line="240" w:lineRule="auto"/>
+              <w:jc w:val="center"/>
+              <w:rPr>
+                <w:rFonts w:cstheme="minorHAnsi"/>
+                <w:b/>
+                <w:bCs/>
+                <w:sz w:val="12"/>
+                <w:szCs w:val="12"/>
+                <w:lang w:val="en-IE" w:eastAsia="en-IE"/>
+              </w:rPr>
+            </w:pPr>
+            <w:r>
+              <w:rPr>
+                <w:rFonts w:cstheme="minorHAnsi"/>
+                <w:b/>
+                <w:bCs/>
+                <w:sz w:val="12"/>
+                <w:szCs w:val="12"/>
+                <w:lang w:val="en-IE" w:eastAsia="en-IE"/>
+              </w:rPr>
+              <w:t>Service Level</w:t>
+            </w:r>
+          </w:p>
+        </w:tc>
+        <w:tc>
+          <w:tcPr>
+            <w:tcW w:w="711" w:type="dxa"/>
+            <w:tcBorders>
+              <w:top w:val="single" w:sz="8" w:space="0" w:color="auto"/>
+              <w:left w:val="single" w:sz="4" w:space="0" w:color="auto"/>
+              <w:bottom w:val="single" w:sz="8" w:space="0" w:color="auto"/>
+              <w:right w:val="single" w:sz="4" w:space="0" w:color="auto"/>
+            </w:tcBorders>
+            <w:shd w:val="clear" w:color="auto" w:fill="D9D9D9" w:themeFill="background1" w:themeFillShade="D9"/>
+          </w:tcPr>
+          <w:p>
+            <w:pPr>
+              <w:spacing w:before="0" w:line="240" w:lineRule="auto"/>
+              <w:jc w:val="center"/>
+              <w:rPr>
+                <w:rFonts w:cstheme="minorHAnsi"/>
+                <w:b/>
+                <w:bCs/>
+                <w:sz w:val="12"/>
+                <w:szCs w:val="12"/>
+                <w:lang w:val="en-IE" w:eastAsia="en-IE"/>
+              </w:rPr>
+            </w:pPr>
+            <w:r>
+              <w:rPr>
+                <w:rFonts w:cstheme="minorHAnsi"/>
+                <w:b/>
+                <w:bCs/>
+                <w:sz w:val="12"/>
+                <w:szCs w:val="12"/>
+                <w:lang w:val="en-IE" w:eastAsia="en-IE"/>
+              </w:rPr>
+              <w:t>T [°C]</w:t>
+            </w:r>
+          </w:p>
+        </w:tc>
+        <w:tc>
+          <w:tcPr>
+            <w:tcW w:w="992" w:type="dxa"/>
+            <w:tcBorders>
+              <w:top w:val="single" w:sz="8" w:space="0" w:color="auto"/>
+              <w:left w:val="single" w:sz="4" w:space="0" w:color="auto"/>
+              <w:bottom w:val="single" w:sz="8" w:space="0" w:color="auto"/>
+              <w:right w:val="single" w:sz="4" w:space="0" w:color="auto"/>
+            </w:tcBorders>
+            <w:shd w:val="clear" w:color="auto" w:fill="D9D9D9" w:themeFill="background1" w:themeFillShade="D9"/>
+          </w:tcPr>
+          <w:p>
+            <w:pPr>
+              <w:spacing w:before="0" w:line="240" w:lineRule="auto"/>
+              <w:jc w:val="center"/>
+              <w:rPr>
+                <w:rFonts w:cstheme="minorHAnsi"/>
+                <w:b/>
+                <w:bCs/>
+                <w:sz w:val="12"/>
+                <w:szCs w:val="12"/>
+                <w:lang w:val="en-IE" w:eastAsia="en-IE"/>
+              </w:rPr>
+            </w:pPr>
+            <w:r>
+              <w:rPr>
+                <w:rFonts w:cstheme="minorHAnsi"/>
+                <w:b/>
+                <w:bCs/>
+                <w:sz w:val="12"/>
+                <w:szCs w:val="12"/>
+                <w:lang w:val="en-IE" w:eastAsia="en-IE"/>
+              </w:rPr>
+              <w:t>dpa</w:t>
+            </w:r>
+          </w:p>
+        </w:tc>
+        <w:tc>
+          <w:tcPr>
+            <w:tcW w:w="990" w:type="dxa"/>
+            <w:tcBorders>
+              <w:top w:val="single" w:sz="8" w:space="0" w:color="auto"/>
+              <w:left w:val="single" w:sz="4" w:space="0" w:color="auto"/>
+              <w:bottom w:val="single" w:sz="8" w:space="0" w:color="auto"/>
+              <w:right w:val="single" w:sz="4" w:space="0" w:color="auto"/>
+            </w:tcBorders>
+            <w:shd w:val="clear" w:color="auto" w:fill="D9D9D9" w:themeFill="background1" w:themeFillShade="D9"/>
+          </w:tcPr>
+          <w:p>
+            <w:pPr>
+              <w:spacing w:before="0" w:line="240" w:lineRule="auto"/>
+              <w:jc w:val="center"/>
+              <w:rPr>
+                <w:rFonts w:ascii="Symbol" w:hAnsi="Symbol" w:cstheme="minorHAnsi"/>
+                <w:b/>
+                <w:bCs/>
+                <w:sz w:val="12"/>
+                <w:szCs w:val="12"/>
+                <w:lang w:val="en-IE" w:eastAsia="en-IE"/>
+              </w:rPr>
+            </w:pPr>
+            <w:r>
+              <w:rPr>
+                <w:rFonts w:ascii="Symbol" w:hAnsi="Symbol" w:cstheme="minorHAnsi"/>
+                <w:b/>
+                <w:bCs/>
+                <w:sz w:val="12"/>
+                <w:szCs w:val="12"/>
+                <w:lang w:val="en-IE" w:eastAsia="en-IE"/>
+              </w:rPr>
+              <w:t>Dstot</w:t>
+            </w:r>
+          </w:p>
+        </w:tc>
+        <w:tc>
+          <w:tcPr>
+            <w:tcW w:w="709" w:type="dxa"/>
+            <w:tcBorders>
+              <w:top w:val="single" w:sz="8" w:space="0" w:color="auto"/>
+              <w:left w:val="single" w:sz="4" w:space="0" w:color="auto"/>
+              <w:bottom w:val="single" w:sz="8" w:space="0" w:color="auto"/>
+              <w:right w:val="single" w:sz="4" w:space="0" w:color="auto"/>
+            </w:tcBorders>
+            <w:shd w:val="clear" w:color="auto" w:fill="D9D9D9" w:themeFill="background1" w:themeFillShade="D9"/>
+          </w:tcPr>
+          <w:p>
+            <w:pPr>
+              <w:spacing w:before="0" w:line="240" w:lineRule="auto"/>
+              <w:jc w:val="center"/>
+              <w:rPr>
+                <w:rFonts w:cstheme="minorHAnsi"/>
+                <w:b/>
+                <w:bCs/>
+                <w:sz w:val="12"/>
+                <w:szCs w:val="12"/>
+                <w:lang w:val="en-IE" w:eastAsia="en-IE"/>
+              </w:rPr>
+            </w:pPr>
+            <w:r>
+              <w:rPr>
+                <w:rFonts w:cstheme="minorHAnsi"/>
+                <w:b/>
+                <w:bCs/>
+                <w:sz w:val="12"/>
+                <w:szCs w:val="12"/>
+                <w:lang w:val="en-IE" w:eastAsia="en-IE"/>
+              </w:rPr>
+              <w:t>n</w:t>
+            </w:r>
+          </w:p>
+        </w:tc>
+        <w:tc>
+          <w:tcPr>
+            <w:tcW w:w="850" w:type="dxa"/>
+            <w:tcBorders>
+              <w:top w:val="single" w:sz="8" w:space="0" w:color="auto"/>
+              <w:left w:val="single" w:sz="4" w:space="0" w:color="auto"/>
+              <w:bottom w:val="single" w:sz="8" w:space="0" w:color="auto"/>
+              <w:right w:val="single" w:sz="4" w:space="0" w:color="auto"/>
+            </w:tcBorders>
+            <w:shd w:val="clear" w:color="auto" w:fill="D9D9D9" w:themeFill="background1" w:themeFillShade="D9"/>
+          </w:tcPr>
+          <w:p>
+            <w:pPr>
+              <w:spacing w:before="0" w:line="240" w:lineRule="auto"/>
+              <w:jc w:val="center"/>
+              <w:rPr>
+                <w:rFonts w:cstheme="minorHAnsi"/>
+                <w:b/>
+                <w:bCs/>
+                <w:sz w:val="12"/>
+                <w:szCs w:val="12"/>
+                <w:lang w:val="en-IE" w:eastAsia="en-IE"/>
+              </w:rPr>
+            </w:pPr>
+            <w:r>
+              <w:rPr>
+                <w:rFonts w:ascii="Symbol" w:hAnsi="Symbol" w:cstheme="minorHAnsi"/>
+                <w:b/>
+                <w:bCs/>
+                <w:sz w:val="12"/>
+                <w:szCs w:val="12"/>
+                <w:lang w:val="en-IE" w:eastAsia="en-IE"/>
+              </w:rPr>
+              <w:t>D</w:t>
+            </w:r>
+            <w:r>
+              <w:rPr>
+                <w:rFonts w:ascii="Symbol" w:hAnsi="Symbol" w:cstheme="minorHAnsi"/>
+                <w:b/>
+                <w:bCs/>
+                <w:sz w:val="12"/>
+                <w:szCs w:val="12"/>
+                <w:lang w:val="en-IE" w:eastAsia="en-IE"/>
+              </w:rPr>
+              <w:t>e1</w:t>
+            </w:r>
+          </w:p>
+        </w:tc>
+        <w:tc>
+          <w:tcPr>
+            <w:tcW w:w="993" w:type="dxa"/>
+            <w:tcBorders>
+              <w:top w:val="single" w:sz="8" w:space="0" w:color="auto"/>
+              <w:left w:val="single" w:sz="4" w:space="0" w:color="auto"/>
+              <w:bottom w:val="single" w:sz="8" w:space="0" w:color="auto"/>
+              <w:right w:val="single" w:sz="4" w:space="0" w:color="auto"/>
+            </w:tcBorders>
+            <w:shd w:val="clear" w:color="auto" w:fill="D9D9D9" w:themeFill="background1" w:themeFillShade="D9"/>
+          </w:tcPr>
+          <w:p>
+            <w:pPr>
+              <w:spacing w:before="0" w:line="240" w:lineRule="auto"/>
+              <w:jc w:val="center"/>
+              <w:rPr>
+                <w:rFonts w:cstheme="minorHAnsi"/>
+                <w:b/>
+                <w:bCs/>
+                <w:sz w:val="12"/>
+                <w:szCs w:val="12"/>
+                <w:lang w:val="en-IE" w:eastAsia="en-IE"/>
+              </w:rPr>
+            </w:pPr>
+            <w:r>
+              <w:rPr>
+                <w:rFonts w:ascii="Symbol" w:hAnsi="Symbol" w:cstheme="minorHAnsi"/>
+                <w:b/>
+                <w:bCs/>
+                <w:sz w:val="12"/>
+                <w:szCs w:val="12"/>
+                <w:lang w:val="en-IE" w:eastAsia="en-IE"/>
+              </w:rPr>
+              <w:t>D</w:t>
+            </w:r>
+            <w:r>
+              <w:rPr>
+                <w:rFonts w:ascii="Symbol" w:hAnsi="Symbol" w:cstheme="minorHAnsi"/>
+                <w:b/>
+                <w:bCs/>
+                <w:sz w:val="12"/>
+                <w:szCs w:val="12"/>
+                <w:lang w:val="en-IE" w:eastAsia="en-IE"/>
+              </w:rPr>
+              <w:t>e2</w:t>
+            </w:r>
+          </w:p>
+        </w:tc>
+        <w:tc>
+          <w:tcPr>
+            <w:tcW w:w="992" w:type="dxa"/>
+            <w:tcBorders>
+              <w:top w:val="single" w:sz="8" w:space="0" w:color="auto"/>
+              <w:left w:val="single" w:sz="4" w:space="0" w:color="auto"/>
+              <w:bottom w:val="single" w:sz="8" w:space="0" w:color="auto"/>
+              <w:right w:val="single" w:sz="4" w:space="0" w:color="auto"/>
+            </w:tcBorders>
+            <w:shd w:val="clear" w:color="auto" w:fill="D9D9D9" w:themeFill="background1" w:themeFillShade="D9"/>
+          </w:tcPr>
+          <w:p>
+            <w:pPr>
+              <w:spacing w:before="0" w:line="240" w:lineRule="auto"/>
+              <w:jc w:val="center"/>
+              <w:rPr>
+                <w:rFonts w:cstheme="minorHAnsi"/>
+                <w:b/>
+                <w:bCs/>
+                <w:sz w:val="12"/>
+                <w:szCs w:val="12"/>
+                <w:lang w:val="en-IE" w:eastAsia="en-IE"/>
+              </w:rPr>
+            </w:pPr>
+            <w:r>
+              <w:rPr>
+                <w:rFonts w:ascii="Symbol" w:hAnsi="Symbol" w:cstheme="minorHAnsi"/>
+                <w:b/>
+                <w:bCs/>
+                <w:sz w:val="12"/>
+                <w:szCs w:val="12"/>
+                <w:lang w:val="en-IE" w:eastAsia="en-IE"/>
+              </w:rPr>
+              <w:t>D</w:t>
+            </w:r>
+            <w:r>
+              <w:rPr>
+                <w:rFonts w:ascii="Symbol" w:hAnsi="Symbol" w:cstheme="minorHAnsi"/>
+                <w:b/>
+                <w:bCs/>
+                <w:sz w:val="12"/>
+                <w:szCs w:val="12"/>
+                <w:lang w:val="en-IE" w:eastAsia="en-IE"/>
+              </w:rPr>
+              <w:t>e3</w:t>
+            </w:r>
+          </w:p>
+        </w:tc>
+        <w:tc>
+          <w:tcPr>
+            <w:tcW w:w="850" w:type="dxa"/>
+            <w:tcBorders>
+              <w:top w:val="single" w:sz="8" w:space="0" w:color="auto"/>
+              <w:left w:val="single" w:sz="4" w:space="0" w:color="auto"/>
+              <w:bottom w:val="single" w:sz="8" w:space="0" w:color="auto"/>
+              <w:right w:val="single" w:sz="4" w:space="0" w:color="auto"/>
+            </w:tcBorders>
+            <w:shd w:val="clear" w:color="auto" w:fill="D9D9D9" w:themeFill="background1" w:themeFillShade="D9"/>
+          </w:tcPr>
+          <w:p>
+            <w:pPr>
+              <w:spacing w:before="0" w:line="240" w:lineRule="auto"/>
+              <w:jc w:val="center"/>
+              <w:rPr>
+                <w:rFonts w:cstheme="minorHAnsi"/>
+                <w:b/>
+                <w:bCs/>
+                <w:sz w:val="12"/>
+                <w:szCs w:val="12"/>
+                <w:lang w:val="en-IE" w:eastAsia="en-IE"/>
+              </w:rPr>
+            </w:pPr>
+            <w:r>
+              <w:rPr>
+                <w:rFonts w:ascii="Symbol" w:hAnsi="Symbol" w:cstheme="minorHAnsi"/>
+                <w:b/>
+                <w:bCs/>
+                <w:sz w:val="12"/>
+                <w:szCs w:val="12"/>
+                <w:lang w:val="en-IE" w:eastAsia="en-IE"/>
+              </w:rPr>
+              <w:t>D</w:t>
+            </w:r>
+            <w:r>
+              <w:rPr>
+                <w:rFonts w:ascii="Symbol" w:hAnsi="Symbol" w:cstheme="minorHAnsi"/>
+                <w:b/>
+                <w:bCs/>
+                <w:sz w:val="12"/>
+                <w:szCs w:val="12"/>
+                <w:lang w:val="en-IE" w:eastAsia="en-IE"/>
+              </w:rPr>
+              <w:t>e4</w:t>
+            </w:r>
+          </w:p>
+        </w:tc>
+        <w:tc>
+          <w:tcPr>
+            <w:tcW w:w="851" w:type="dxa"/>
+            <w:tcBorders>
+              <w:top w:val="single" w:sz="8" w:space="0" w:color="auto"/>
+              <w:left w:val="single" w:sz="4" w:space="0" w:color="auto"/>
+              <w:bottom w:val="single" w:sz="8" w:space="0" w:color="auto"/>
+              <w:right w:val="single" w:sz="4" w:space="0" w:color="auto"/>
+            </w:tcBorders>
+            <w:shd w:val="clear" w:color="auto" w:fill="D9D9D9" w:themeFill="background1" w:themeFillShade="D9"/>
+          </w:tcPr>
+          <w:p>
+            <w:pPr>
+              <w:spacing w:before="0" w:line="240" w:lineRule="auto"/>
+              <w:jc w:val="center"/>
+              <w:rPr>
+                <w:rFonts w:cstheme="minorHAnsi"/>
+                <w:b/>
+                <w:bCs/>
+                <w:sz w:val="12"/>
+                <w:szCs w:val="12"/>
+                <w:lang w:val="en-IE" w:eastAsia="en-IE"/>
+              </w:rPr>
+            </w:pPr>
+            <w:r>
+              <w:rPr>
+                <w:rFonts w:ascii="Symbol" w:hAnsi="Symbol" w:cstheme="minorHAnsi"/>
+                <w:b/>
+                <w:bCs/>
+                <w:sz w:val="12"/>
+                <w:szCs w:val="12"/>
+                <w:lang w:val="en-IE" w:eastAsia="en-IE"/>
+              </w:rPr>
+              <w:t>D</w:t>
+            </w:r>
+            <w:r>
+              <w:rPr>
+                <w:rFonts w:ascii="Symbol" w:hAnsi="Symbol" w:cstheme="minorHAnsi"/>
+                <w:b/>
+                <w:bCs/>
+                <w:sz w:val="12"/>
+                <w:szCs w:val="12"/>
+                <w:lang w:val="en-IE" w:eastAsia="en-IE"/>
+              </w:rPr>
+              <w:t>e</w:t>
+            </w:r>
+          </w:p>
+        </w:tc>
+        <w:tc>
+          <w:tcPr>
+            <w:tcW w:w="850" w:type="dxa"/>
+            <w:tcBorders>
+              <w:top w:val="single" w:sz="8" w:space="0" w:color="auto"/>
+              <w:left w:val="single" w:sz="4" w:space="0" w:color="auto"/>
+              <w:bottom w:val="single" w:sz="8" w:space="0" w:color="auto"/>
+              <w:right w:val="single" w:sz="4" w:space="0" w:color="auto"/>
+            </w:tcBorders>
+            <w:shd w:val="clear" w:color="auto" w:fill="D9D9D9" w:themeFill="background1" w:themeFillShade="D9"/>
+          </w:tcPr>
+          <w:p>
+            <w:pPr>
+              <w:spacing w:before="0" w:line="240" w:lineRule="auto"/>
+              <w:jc w:val="center"/>
+              <w:rPr>
+                <w:rFonts w:cstheme="minorHAnsi"/>
+                <w:b/>
+                <w:bCs/>
+                <w:sz w:val="12"/>
+                <w:szCs w:val="12"/>
+                <w:lang w:val="en-IE" w:eastAsia="en-IE"/>
+              </w:rPr>
+            </w:pPr>
+            <w:r>
+              <w:rPr>
+                <w:rFonts w:cstheme="minorHAnsi"/>
+                <w:b/>
+                <w:bCs/>
+                <w:sz w:val="12"/>
+                <w:szCs w:val="12"/>
+                <w:lang w:val="en-IE" w:eastAsia="en-IE"/>
+              </w:rPr>
+              <w:t>N</w:t>
+            </w:r>
+          </w:p>
+        </w:tc>
+        <w:tc>
+          <w:tcPr>
+            <w:tcW w:w="993" w:type="dxa"/>
+            <w:tcBorders>
+              <w:top w:val="single" w:sz="8" w:space="0" w:color="auto"/>
+              <w:left w:val="single" w:sz="4" w:space="0" w:color="auto"/>
+              <w:bottom w:val="single" w:sz="8" w:space="0" w:color="auto"/>
+              <w:right w:val="single" w:sz="8" w:space="0" w:color="auto"/>
+            </w:tcBorders>
+            <w:shd w:val="clear" w:color="auto" w:fill="D9D9D9" w:themeFill="background1" w:themeFillShade="D9"/>
+          </w:tcPr>
+          <w:p>
+            <w:pPr>
+              <w:spacing w:before="0" w:line="240" w:lineRule="auto"/>
+              <w:jc w:val="center"/>
+              <w:rPr>
+                <w:rFonts w:cstheme="minorHAnsi"/>
+                <w:b/>
+                <w:bCs/>
+                <w:sz w:val="12"/>
+                <w:szCs w:val="12"/>
+                <w:lang w:val="en-IE" w:eastAsia="en-IE"/>
+              </w:rPr>
+            </w:pPr>
+            <w:proofErr w:type="spellStart"/>
+            <w:r>
+              <w:rPr>
+                <w:rFonts w:cstheme="minorHAnsi"/>
+                <w:b/>
+                <w:bCs/>
+                <w:sz w:val="12"/>
+                <w:szCs w:val="12"/>
+                <w:lang w:val="en-IE" w:eastAsia="en-IE"/>
+              </w:rPr>
+              <w:t>Vj</w:t>
+            </w:r>
+            <w:proofErr w:type="spellEnd"/>
+            <w:r>
+              <w:rPr>
+                <w:rFonts w:cstheme="minorHAnsi"/>
+                <w:b/>
+                <w:bCs/>
+                <w:sz w:val="12"/>
+                <w:szCs w:val="12"/>
+                <w:lang w:val="en-IE" w:eastAsia="en-IE"/>
+              </w:rPr>
+              <w:t xml:space="preserve"> </w:t>
+            </w:r>
+            <w:r>
+              <w:rPr>
+                <w:rFonts w:cstheme="minorHAnsi"/>
+                <w:b/>
+                <w:bCs/>
+                <w:sz w:val="12"/>
+                <w:szCs w:val="12"/>
+                <w:lang w:val="en-IE" w:eastAsia="en-IE"/>
+              </w:rPr>
+              <w:t>=</w:t>
+            </w:r>
+            <w:r>
+              <w:rPr>
+                <w:rFonts w:cstheme="minorHAnsi"/>
+                <w:b/>
+                <w:bCs/>
+                <w:sz w:val="12"/>
+                <w:szCs w:val="12"/>
+                <w:lang w:val="en-IE" w:eastAsia="en-IE"/>
+              </w:rPr>
+              <w:t xml:space="preserve"> </w:t>
+            </w:r>
+            <w:r>
+              <w:rPr>
+                <w:rFonts w:cstheme="minorHAnsi"/>
+                <w:b/>
+                <w:bCs/>
+                <w:sz w:val="12"/>
+                <w:szCs w:val="12"/>
+                <w:lang w:val="en-IE" w:eastAsia="en-IE"/>
+              </w:rPr>
+              <w:t>n/N</w:t>
+            </w:r>
+          </w:p>
+        </w:tc>
+      </w:tr>
+    </w:tbl>
+    <w:p/>
+    <w:tbl>
+      <w:tblPr>
+        <w:tblStyle w:val="python"/>
+        <w:tblW w:w="14024" w:type="dxa"/>
+        <w:tblLayout w:type="fixed"/>
+        <w:tblLook w:val="04A0" w:firstRow="1" w:lastRow="0" w:firstColumn="1" w:lastColumn="0" w:noHBand="0" w:noVBand="1"/>
+      </w:tblPr>
+      <w:tblGrid>
+        <w:gridCol w:w="701"/>
+        <w:gridCol w:w="992"/>
+        <w:gridCol w:w="991"/>
+        <w:gridCol w:w="708"/>
+        <w:gridCol w:w="851"/>
+        <w:gridCol w:w="711"/>
+        <w:gridCol w:w="992"/>
+        <w:gridCol w:w="990"/>
+        <w:gridCol w:w="709"/>
+        <w:gridCol w:w="850"/>
+        <w:gridCol w:w="993"/>
+        <w:gridCol w:w="992"/>
+        <w:gridCol w:w="850"/>
+        <w:gridCol w:w="851"/>
+        <w:gridCol w:w="850"/>
+        <w:gridCol w:w="993"/>
+      </w:tblGrid>
+      <w:tr>
+        <w:trPr>
+          <w:trHeight w:val="300"/>
+          <w:tblHeader/>
+        </w:trPr>
+        <w:tc>
+          <w:tcPr>
+            <w:tcW w:w="14024" w:type="dxa"/>
+            <w:gridSpan w:val="16"/>
+            <w:tcBorders>
+              <w:top w:val="single" w:sz="8" w:space="0" w:color="auto"/>
+              <w:left w:val="single" w:sz="8" w:space="0" w:color="auto"/>
+              <w:bottom w:val="single" w:sz="8" w:space="0" w:color="auto"/>
+              <w:right w:val="single" w:sz="8" w:space="0" w:color="000000"/>
+            </w:tcBorders>
+            <w:shd w:val="clear" w:color="auto" w:fill="D9D9D9" w:themeFill="background1" w:themeFillShade="D9"/>
+          </w:tcPr>
+          <w:p>
+            <w:pPr>
+              <w:spacing w:before="0" w:line="240" w:lineRule="auto"/>
+              <w:jc w:val="center"/>
+              <w:rPr>
+                <w:rFonts w:cstheme="minorHAnsi"/>
+                <w:b/>
+                <w:bCs/>
+                <w:color w:val="000000"/>
+                <w:sz w:val="12"/>
+                <w:szCs w:val="12"/>
+                <w:lang w:val="en-IE" w:eastAsia="en-IE"/>
+              </w:rPr>
+            </w:pPr>
+            <w:r>
+              <w:rPr>
+                <w:rFonts w:cstheme="minorHAnsi"/>
+                <w:b/>
+                <w:bCs/>
+                <w:color w:val="000000"/>
+                <w:sz w:val="12"/>
+                <w:szCs w:val="12"/>
+                <w:lang w:val="en-IE" w:eastAsia="en-IE"/>
+              </w:rPr>
+              <w:t>STRUCTURAL ASSESSMENT GENERAL DATA</w:t>
+            </w:r>
+          </w:p>
+        </w:tc>
+      </w:tr>
+      <w:tr>
+        <w:trPr>
+          <w:trHeight w:val="238"/>
+          <w:tblHeader/>
+        </w:trPr>
+        <w:tc>
+          <w:tcPr>
+            <w:tcW w:w="1693" w:type="dxa"/>
+            <w:gridSpan w:val="2"/>
+            <w:tcBorders>
+              <w:top w:val="nil"/>
+              <w:left w:val="single" w:sz="8" w:space="0" w:color="auto"/>
+              <w:bottom w:val="single" w:sz="4" w:space="0" w:color="auto"/>
+              <w:right w:val="single" w:sz="4" w:space="0" w:color="auto"/>
+            </w:tcBorders>
+            <w:shd w:val="clear" w:color="000000" w:fill="FFFFFF"/>
+            <w:noWrap/>
+            <w:hideMark/>
+          </w:tcPr>
+          <w:p>
+            <w:pPr>
+              <w:spacing w:before="0" w:line="240" w:lineRule="auto"/>
+              <w:jc w:val="left"/>
+              <w:rPr>
+                <w:rFonts w:cstheme="minorHAnsi"/>
+                <w:b/>
+                <w:bCs/>
+                <w:color w:val="000000"/>
+                <w:sz w:val="12"/>
+                <w:szCs w:val="12"/>
+                <w:lang w:val="en-IE" w:eastAsia="en-IE"/>
+              </w:rPr>
+            </w:pPr>
+            <w:r>
+              <w:rPr>
+                <w:rFonts w:cstheme="minorHAnsi"/>
+                <w:b/>
+                <w:bCs/>
+                <w:color w:val="000000"/>
+                <w:sz w:val="12"/>
+                <w:szCs w:val="12"/>
+                <w:lang w:val="en-IE" w:eastAsia="en-IE"/>
+              </w:rPr>
+              <w:t>COMPONENT:</w:t>
+            </w:r>
+          </w:p>
+        </w:tc>
+        <w:tc>
+          <w:tcPr>
+            <w:tcW w:w="4253" w:type="dxa"/>
+            <w:gridSpan w:val="5"/>
+            <w:tcBorders>
+              <w:top w:val="nil"/>
+              <w:left w:val="nil"/>
+              <w:bottom w:val="single" w:sz="4" w:space="0" w:color="auto"/>
+              <w:right w:val="single" w:sz="4" w:space="0" w:color="auto"/>
+            </w:tcBorders>
+            <w:shd w:val="clear" w:color="000000" w:fill="FFFFFF"/>
+            <w:noWrap/>
+            <w:hideMark/>
+          </w:tcPr>
+          <w:p>
+            <w:pPr>
+              <w:pStyle w:val="Table"/>
+              <w:rPr>
+                <w:szCs w:val="12"/>
+              </w:rPr>
+            </w:pPr>
+          </w:p>
+        </w:tc>
+        <w:tc>
+          <w:tcPr>
+            <w:tcW w:w="1699" w:type="dxa"/>
+            <w:gridSpan w:val="2"/>
+            <w:tcBorders>
+              <w:top w:val="single" w:sz="8" w:space="0" w:color="auto"/>
+              <w:left w:val="single" w:sz="8" w:space="0" w:color="auto"/>
+              <w:bottom w:val="single" w:sz="4" w:space="0" w:color="auto"/>
+              <w:right w:val="single" w:sz="4" w:space="0" w:color="auto"/>
+            </w:tcBorders>
+            <w:shd w:val="clear" w:color="000000" w:fill="FFFFFF"/>
+            <w:noWrap/>
+            <w:hideMark/>
+          </w:tcPr>
+          <w:p>
+            <w:pPr>
+              <w:spacing w:before="0" w:line="240" w:lineRule="auto"/>
+              <w:jc w:val="left"/>
+              <w:rPr>
+                <w:rFonts w:cstheme="minorHAnsi"/>
+                <w:b/>
+                <w:bCs/>
+                <w:color w:val="000000"/>
+                <w:sz w:val="12"/>
+                <w:szCs w:val="12"/>
+                <w:lang w:val="en-IE" w:eastAsia="en-IE"/>
+              </w:rPr>
+            </w:pPr>
+            <w:r>
+              <w:rPr>
+                <w:rFonts w:cstheme="minorHAnsi"/>
+                <w:b/>
+                <w:bCs/>
+                <w:color w:val="000000"/>
+                <w:sz w:val="12"/>
+                <w:szCs w:val="12"/>
+                <w:lang w:val="en-IE" w:eastAsia="en-IE"/>
+              </w:rPr>
+              <w:t>ASSESSMENT:</w:t>
+            </w:r>
+          </w:p>
+        </w:tc>
+        <w:tc>
+          <w:tcPr>
+            <w:tcW w:w="6379" w:type="dxa"/>
+            <w:gridSpan w:val="7"/>
+            <w:tcBorders>
+              <w:top w:val="single" w:sz="8" w:space="0" w:color="auto"/>
+              <w:left w:val="nil"/>
+              <w:bottom w:val="single" w:sz="4" w:space="0" w:color="auto"/>
+              <w:right w:val="single" w:sz="8" w:space="0" w:color="000000"/>
+            </w:tcBorders>
+            <w:shd w:val="clear" w:color="000000" w:fill="FFFFFF"/>
+          </w:tcPr>
+          <w:p>
+            <w:pPr>
+              <w:pStyle w:val="Table"/>
+              <w:rPr>
+                <w:szCs w:val="12"/>
+              </w:rPr>
+            </w:pPr>
+          </w:p>
+        </w:tc>
+      </w:tr>
+      <w:tr>
+        <w:trPr>
+          <w:trHeight w:val="288"/>
+          <w:tblHeader/>
+        </w:trPr>
+        <w:tc>
+          <w:tcPr>
+            <w:tcW w:w="1693" w:type="dxa"/>
+            <w:gridSpan w:val="2"/>
+            <w:tcBorders>
+              <w:top w:val="single" w:sz="4" w:space="0" w:color="auto"/>
+              <w:left w:val="single" w:sz="8" w:space="0" w:color="auto"/>
+              <w:bottom w:val="single" w:sz="4" w:space="0" w:color="auto"/>
+              <w:right w:val="single" w:sz="4" w:space="0" w:color="auto"/>
+            </w:tcBorders>
+            <w:shd w:val="clear" w:color="000000" w:fill="FFFFFF"/>
+            <w:noWrap/>
+            <w:hideMark/>
+          </w:tcPr>
+          <w:p>
+            <w:pPr>
+              <w:spacing w:before="0" w:line="240" w:lineRule="auto"/>
+              <w:jc w:val="left"/>
+              <w:rPr>
+                <w:rFonts w:cstheme="minorHAnsi"/>
+                <w:b/>
+                <w:bCs/>
+                <w:color w:val="000000"/>
+                <w:sz w:val="12"/>
+                <w:szCs w:val="12"/>
+                <w:lang w:val="en-IE" w:eastAsia="en-IE"/>
+              </w:rPr>
+            </w:pPr>
+            <w:r>
+              <w:rPr>
+                <w:rFonts w:cstheme="minorHAnsi"/>
+                <w:b/>
+                <w:bCs/>
+                <w:color w:val="000000"/>
+                <w:sz w:val="12"/>
+                <w:szCs w:val="12"/>
+                <w:lang w:val="en-IE" w:eastAsia="en-IE"/>
+              </w:rPr>
+              <w:t>BOLTED JUNCTION:</w:t>
+            </w:r>
+          </w:p>
+        </w:tc>
+        <w:tc>
+          <w:tcPr>
+            <w:tcW w:w="4253" w:type="dxa"/>
+            <w:gridSpan w:val="5"/>
+            <w:tcBorders>
+              <w:top w:val="single" w:sz="4" w:space="0" w:color="auto"/>
+              <w:left w:val="nil"/>
+              <w:bottom w:val="single" w:sz="4" w:space="0" w:color="auto"/>
+              <w:right w:val="single" w:sz="4" w:space="0" w:color="auto"/>
+            </w:tcBorders>
+            <w:shd w:val="clear" w:color="000000" w:fill="FFFFFF"/>
+            <w:noWrap/>
+          </w:tcPr>
+          <w:p>
+            <w:pPr>
+              <w:pStyle w:val="Table"/>
+              <w:rPr>
+                <w:szCs w:val="12"/>
+              </w:rPr>
+            </w:pPr>
+          </w:p>
+        </w:tc>
+        <w:tc>
+          <w:tcPr>
+            <w:tcW w:w="1699" w:type="dxa"/>
+            <w:gridSpan w:val="2"/>
+            <w:tcBorders>
+              <w:top w:val="single" w:sz="4" w:space="0" w:color="auto"/>
+              <w:left w:val="single" w:sz="8" w:space="0" w:color="auto"/>
+              <w:bottom w:val="single" w:sz="4" w:space="0" w:color="auto"/>
+              <w:right w:val="single" w:sz="4" w:space="0" w:color="auto"/>
+            </w:tcBorders>
+            <w:shd w:val="clear" w:color="000000" w:fill="FFFFFF"/>
+            <w:noWrap/>
+            <w:hideMark/>
+          </w:tcPr>
+          <w:p>
+            <w:pPr>
+              <w:spacing w:before="0" w:line="240" w:lineRule="auto"/>
+              <w:jc w:val="left"/>
+              <w:rPr>
+                <w:rFonts w:cstheme="minorHAnsi"/>
+                <w:b/>
+                <w:bCs/>
+                <w:color w:val="000000"/>
+                <w:sz w:val="12"/>
+                <w:szCs w:val="12"/>
+                <w:lang w:val="en-IE" w:eastAsia="en-IE"/>
+              </w:rPr>
+            </w:pPr>
+            <w:r>
+              <w:rPr>
+                <w:rFonts w:cstheme="minorHAnsi"/>
+                <w:b/>
+                <w:bCs/>
+                <w:color w:val="000000"/>
+                <w:sz w:val="12"/>
+                <w:szCs w:val="12"/>
+                <w:lang w:val="en-IE" w:eastAsia="en-IE"/>
+              </w:rPr>
+              <w:t>CODE:</w:t>
+            </w:r>
+          </w:p>
+        </w:tc>
+        <w:tc>
+          <w:tcPr>
+            <w:tcW w:w="6379" w:type="dxa"/>
+            <w:gridSpan w:val="7"/>
+            <w:tcBorders>
+              <w:top w:val="single" w:sz="4" w:space="0" w:color="auto"/>
+              <w:left w:val="nil"/>
+              <w:bottom w:val="single" w:sz="4" w:space="0" w:color="auto"/>
+              <w:right w:val="single" w:sz="8" w:space="0" w:color="000000"/>
+            </w:tcBorders>
+            <w:shd w:val="clear" w:color="000000" w:fill="FFFFFF"/>
+          </w:tcPr>
+          <w:p>
+            <w:pPr>
+              <w:pStyle w:val="Table"/>
+              <w:rPr>
+                <w:szCs w:val="12"/>
+              </w:rPr>
+            </w:pPr>
+          </w:p>
+        </w:tc>
+      </w:tr>
+      <w:tr>
+        <w:trPr>
+          <w:trHeight w:val="288"/>
+          <w:tblHeader/>
+        </w:trPr>
+        <w:tc>
+          <w:tcPr>
+            <w:tcW w:w="1693" w:type="dxa"/>
+            <w:gridSpan w:val="2"/>
+            <w:tcBorders>
+              <w:top w:val="single" w:sz="4" w:space="0" w:color="auto"/>
+              <w:left w:val="single" w:sz="8" w:space="0" w:color="auto"/>
+              <w:bottom w:val="single" w:sz="4" w:space="0" w:color="auto"/>
+              <w:right w:val="single" w:sz="4" w:space="0" w:color="auto"/>
+            </w:tcBorders>
+            <w:shd w:val="clear" w:color="000000" w:fill="FFFFFF"/>
+            <w:noWrap/>
+            <w:hideMark/>
+          </w:tcPr>
+          <w:p>
+            <w:pPr>
+              <w:spacing w:before="0" w:line="240" w:lineRule="auto"/>
+              <w:jc w:val="left"/>
+              <w:rPr>
+                <w:rFonts w:cstheme="minorHAnsi"/>
+                <w:b/>
+                <w:bCs/>
+                <w:color w:val="000000"/>
+                <w:sz w:val="12"/>
+                <w:szCs w:val="12"/>
+                <w:lang w:val="en-IE" w:eastAsia="en-IE"/>
+              </w:rPr>
+            </w:pPr>
+            <w:r>
+              <w:rPr>
+                <w:rFonts w:cstheme="minorHAnsi"/>
+                <w:b/>
+                <w:bCs/>
+                <w:color w:val="000000"/>
+                <w:sz w:val="12"/>
+                <w:szCs w:val="12"/>
+                <w:lang w:val="en-IE" w:eastAsia="en-IE"/>
+              </w:rPr>
+              <w:t>BOLT ID:</w:t>
+            </w:r>
+          </w:p>
+        </w:tc>
+        <w:tc>
+          <w:tcPr>
+            <w:tcW w:w="4253" w:type="dxa"/>
+            <w:gridSpan w:val="5"/>
+            <w:tcBorders>
+              <w:top w:val="single" w:sz="4" w:space="0" w:color="auto"/>
+              <w:left w:val="nil"/>
+              <w:bottom w:val="single" w:sz="4" w:space="0" w:color="auto"/>
+              <w:right w:val="single" w:sz="4" w:space="0" w:color="auto"/>
+            </w:tcBorders>
+            <w:shd w:val="clear" w:color="000000" w:fill="FFFFFF"/>
+            <w:noWrap/>
+          </w:tcPr>
+          <w:p>
+            <w:pPr>
+              <w:pStyle w:val="Table"/>
+              <w:rPr>
+                <w:szCs w:val="12"/>
+              </w:rPr>
+            </w:pPr>
+          </w:p>
+        </w:tc>
+        <w:tc>
+          <w:tcPr>
+            <w:tcW w:w="1699" w:type="dxa"/>
+            <w:gridSpan w:val="2"/>
+            <w:tcBorders>
+              <w:top w:val="single" w:sz="4" w:space="0" w:color="auto"/>
+              <w:left w:val="single" w:sz="8" w:space="0" w:color="auto"/>
+              <w:bottom w:val="single" w:sz="4" w:space="0" w:color="auto"/>
+              <w:right w:val="single" w:sz="4" w:space="0" w:color="auto"/>
+            </w:tcBorders>
+            <w:shd w:val="clear" w:color="000000" w:fill="FFFFFF"/>
+            <w:noWrap/>
+            <w:hideMark/>
+          </w:tcPr>
+          <w:p>
+            <w:pPr>
+              <w:spacing w:before="0" w:line="240" w:lineRule="auto"/>
+              <w:jc w:val="left"/>
+              <w:rPr>
+                <w:rFonts w:cstheme="minorHAnsi"/>
+                <w:b/>
+                <w:bCs/>
+                <w:color w:val="000000"/>
+                <w:sz w:val="12"/>
+                <w:szCs w:val="12"/>
+                <w:lang w:val="en-IE" w:eastAsia="en-IE"/>
+              </w:rPr>
+            </w:pPr>
+            <w:r>
+              <w:rPr>
+                <w:rFonts w:cstheme="minorHAnsi"/>
+                <w:b/>
+                <w:bCs/>
+                <w:color w:val="000000"/>
+                <w:sz w:val="12"/>
+                <w:szCs w:val="12"/>
+                <w:lang w:val="en-IE" w:eastAsia="en-IE"/>
+              </w:rPr>
+              <w:t>PARAGRAPH:</w:t>
+            </w:r>
+          </w:p>
+        </w:tc>
+        <w:tc>
+          <w:tcPr>
+            <w:tcW w:w="6379" w:type="dxa"/>
+            <w:gridSpan w:val="7"/>
+            <w:tcBorders>
+              <w:top w:val="single" w:sz="4" w:space="0" w:color="auto"/>
+              <w:left w:val="nil"/>
+              <w:bottom w:val="single" w:sz="4" w:space="0" w:color="auto"/>
+              <w:right w:val="single" w:sz="8" w:space="0" w:color="000000"/>
+            </w:tcBorders>
+            <w:shd w:val="clear" w:color="000000" w:fill="FFFFFF"/>
+          </w:tcPr>
+          <w:p>
+            <w:pPr>
+              <w:pStyle w:val="Table"/>
+              <w:rPr>
+                <w:szCs w:val="12"/>
+              </w:rPr>
+            </w:pPr>
+          </w:p>
+        </w:tc>
+      </w:tr>
+      <w:tr>
+        <w:trPr>
+          <w:trHeight w:val="246"/>
+          <w:tblHeader/>
+        </w:trPr>
+        <w:tc>
+          <w:tcPr>
+            <w:tcW w:w="1693" w:type="dxa"/>
+            <w:gridSpan w:val="2"/>
+            <w:tcBorders>
+              <w:top w:val="single" w:sz="4" w:space="0" w:color="auto"/>
+              <w:left w:val="single" w:sz="8" w:space="0" w:color="auto"/>
+              <w:bottom w:val="single" w:sz="4" w:space="0" w:color="auto"/>
+              <w:right w:val="single" w:sz="4" w:space="0" w:color="auto"/>
+            </w:tcBorders>
+            <w:shd w:val="clear" w:color="000000" w:fill="FFFFFF"/>
+            <w:noWrap/>
+            <w:hideMark/>
+          </w:tcPr>
+          <w:p>
+            <w:pPr>
+              <w:spacing w:before="0" w:line="240" w:lineRule="auto"/>
+              <w:jc w:val="left"/>
+              <w:rPr>
+                <w:rFonts w:cstheme="minorHAnsi"/>
+                <w:b/>
+                <w:bCs/>
+                <w:color w:val="000000"/>
+                <w:sz w:val="12"/>
+                <w:szCs w:val="12"/>
+                <w:lang w:val="en-IE" w:eastAsia="en-IE"/>
+              </w:rPr>
+            </w:pPr>
+            <w:r>
+              <w:rPr>
+                <w:rFonts w:cstheme="minorHAnsi"/>
+                <w:b/>
+                <w:bCs/>
+                <w:color w:val="000000"/>
+                <w:sz w:val="12"/>
+                <w:szCs w:val="12"/>
+                <w:lang w:val="en-IE" w:eastAsia="en-IE"/>
+              </w:rPr>
+              <w:t>MATERIAL:</w:t>
+            </w:r>
+          </w:p>
+        </w:tc>
+        <w:tc>
+          <w:tcPr>
+            <w:tcW w:w="4253" w:type="dxa"/>
+            <w:gridSpan w:val="5"/>
+            <w:tcBorders>
+              <w:top w:val="single" w:sz="4" w:space="0" w:color="auto"/>
+              <w:left w:val="nil"/>
+              <w:bottom w:val="single" w:sz="4" w:space="0" w:color="auto"/>
+              <w:right w:val="single" w:sz="4" w:space="0" w:color="auto"/>
+            </w:tcBorders>
+            <w:shd w:val="clear" w:color="000000" w:fill="FFFFFF"/>
+            <w:noWrap/>
+          </w:tcPr>
+          <w:p>
+            <w:pPr>
+              <w:pStyle w:val="Table"/>
+              <w:rPr>
+                <w:szCs w:val="12"/>
+              </w:rPr>
+            </w:pPr>
+          </w:p>
+        </w:tc>
+        <w:tc>
+          <w:tcPr>
+            <w:tcW w:w="8078" w:type="dxa"/>
+            <w:gridSpan w:val="9"/>
+            <w:tcBorders>
+              <w:top w:val="single" w:sz="4" w:space="0" w:color="auto"/>
+              <w:left w:val="single" w:sz="8" w:space="0" w:color="auto"/>
+              <w:bottom w:val="single" w:sz="4" w:space="0" w:color="auto"/>
+              <w:right w:val="single" w:sz="8" w:space="0" w:color="000000"/>
+            </w:tcBorders>
+            <w:shd w:val="clear" w:color="000000" w:fill="FFFFFF"/>
+          </w:tcPr>
+          <w:p>
+            <w:pPr>
+              <w:spacing w:before="0" w:line="240" w:lineRule="auto"/>
+              <w:jc w:val="center"/>
+              <w:rPr>
+                <w:rFonts w:cstheme="minorHAnsi"/>
+                <w:b/>
+                <w:bCs/>
+                <w:color w:val="000000"/>
+                <w:sz w:val="12"/>
+                <w:szCs w:val="12"/>
+                <w:lang w:val="en-IE" w:eastAsia="en-IE"/>
+              </w:rPr>
+            </w:pPr>
+            <w:r>
+              <w:rPr>
+                <w:rFonts w:cstheme="minorHAnsi"/>
+                <w:b/>
+                <w:bCs/>
+                <w:color w:val="000000"/>
+                <w:sz w:val="12"/>
+                <w:szCs w:val="12"/>
+                <w:lang w:val="en-IE" w:eastAsia="en-IE"/>
+              </w:rPr>
+              <w:t> </w:t>
+            </w:r>
+          </w:p>
+        </w:tc>
+      </w:tr>
+      <w:tr>
+        <w:trPr>
+          <w:trHeight w:val="106"/>
+          <w:tblHeader/>
+        </w:trPr>
+        <w:tc>
+          <w:tcPr>
+            <w:tcW w:w="701" w:type="dxa"/>
+            <w:tcBorders>
+              <w:top w:val="single" w:sz="8" w:space="0" w:color="auto"/>
+              <w:left w:val="single" w:sz="8" w:space="0" w:color="auto"/>
+              <w:bottom w:val="single" w:sz="8" w:space="0" w:color="auto"/>
+              <w:right w:val="single" w:sz="4" w:space="0" w:color="auto"/>
+            </w:tcBorders>
+            <w:shd w:val="clear" w:color="auto" w:fill="D9D9D9" w:themeFill="background1" w:themeFillShade="D9"/>
+            <w:hideMark/>
+          </w:tcPr>
+          <w:p>
+            <w:pPr>
+              <w:spacing w:before="0" w:line="240" w:lineRule="auto"/>
+              <w:jc w:val="center"/>
+              <w:rPr>
+                <w:rFonts w:cstheme="minorHAnsi"/>
+                <w:b/>
+                <w:bCs/>
+                <w:color w:val="000000"/>
+                <w:sz w:val="12"/>
+                <w:szCs w:val="12"/>
+                <w:lang w:val="en-IE" w:eastAsia="en-IE"/>
+              </w:rPr>
+            </w:pPr>
+            <w:r>
+              <w:rPr>
+                <w:rFonts w:cstheme="minorHAnsi"/>
+                <w:b/>
+                <w:bCs/>
+                <w:color w:val="000000"/>
+                <w:sz w:val="12"/>
+                <w:szCs w:val="12"/>
+                <w:lang w:val="en-IE" w:eastAsia="en-IE"/>
+              </w:rPr>
+              <w:t>ID</w:t>
+            </w:r>
+          </w:p>
+        </w:tc>
+        <w:tc>
+          <w:tcPr>
+            <w:tcW w:w="992" w:type="dxa"/>
+            <w:tcBorders>
+              <w:top w:val="single" w:sz="8" w:space="0" w:color="auto"/>
+              <w:left w:val="single" w:sz="4" w:space="0" w:color="auto"/>
+              <w:bottom w:val="single" w:sz="8" w:space="0" w:color="auto"/>
+              <w:right w:val="single" w:sz="4" w:space="0" w:color="auto"/>
+            </w:tcBorders>
+            <w:shd w:val="clear" w:color="auto" w:fill="D9D9D9" w:themeFill="background1" w:themeFillShade="D9"/>
+            <w:hideMark/>
+          </w:tcPr>
+          <w:p>
+            <w:pPr>
+              <w:spacing w:before="0" w:line="240" w:lineRule="auto"/>
+              <w:jc w:val="center"/>
+              <w:rPr>
+                <w:rFonts w:cstheme="minorHAnsi"/>
+                <w:b/>
+                <w:bCs/>
+                <w:sz w:val="12"/>
+                <w:szCs w:val="12"/>
+                <w:lang w:val="en-IE" w:eastAsia="en-IE"/>
+              </w:rPr>
+            </w:pPr>
+            <w:r>
+              <w:rPr>
+                <w:rFonts w:cstheme="minorHAnsi"/>
+                <w:b/>
+                <w:bCs/>
+                <w:sz w:val="12"/>
+                <w:szCs w:val="12"/>
+                <w:lang w:val="en-IE" w:eastAsia="en-IE"/>
+              </w:rPr>
+              <w:t>Operating Conditions</w:t>
+            </w:r>
+          </w:p>
+        </w:tc>
+        <w:tc>
+          <w:tcPr>
+            <w:tcW w:w="991" w:type="dxa"/>
+            <w:tcBorders>
+              <w:top w:val="single" w:sz="8" w:space="0" w:color="auto"/>
+              <w:left w:val="single" w:sz="4" w:space="0" w:color="auto"/>
+              <w:bottom w:val="single" w:sz="8" w:space="0" w:color="auto"/>
+              <w:right w:val="single" w:sz="4" w:space="0" w:color="auto"/>
+            </w:tcBorders>
+            <w:shd w:val="clear" w:color="auto" w:fill="D9D9D9" w:themeFill="background1" w:themeFillShade="D9"/>
+            <w:hideMark/>
+          </w:tcPr>
+          <w:p>
+            <w:pPr>
+              <w:spacing w:before="0" w:line="240" w:lineRule="auto"/>
+              <w:jc w:val="center"/>
+              <w:rPr>
+                <w:rFonts w:cstheme="minorHAnsi"/>
+                <w:b/>
+                <w:bCs/>
+                <w:sz w:val="12"/>
+                <w:szCs w:val="12"/>
+                <w:lang w:val="en-IE" w:eastAsia="en-IE"/>
+              </w:rPr>
+            </w:pPr>
+            <w:r>
+              <w:rPr>
+                <w:rFonts w:cstheme="minorHAnsi"/>
+                <w:b/>
+                <w:bCs/>
+                <w:sz w:val="12"/>
+                <w:szCs w:val="12"/>
+                <w:lang w:val="en-IE" w:eastAsia="en-IE"/>
+              </w:rPr>
+              <w:t>Stress Range</w:t>
+            </w:r>
+          </w:p>
+        </w:tc>
+        <w:tc>
+          <w:tcPr>
+            <w:tcW w:w="708" w:type="dxa"/>
+            <w:tcBorders>
+              <w:top w:val="single" w:sz="8" w:space="0" w:color="auto"/>
+              <w:left w:val="single" w:sz="4" w:space="0" w:color="auto"/>
+              <w:bottom w:val="single" w:sz="8" w:space="0" w:color="auto"/>
+              <w:right w:val="single" w:sz="4" w:space="0" w:color="auto"/>
+            </w:tcBorders>
+            <w:shd w:val="clear" w:color="auto" w:fill="D9D9D9" w:themeFill="background1" w:themeFillShade="D9"/>
+            <w:hideMark/>
+          </w:tcPr>
+          <w:p>
+            <w:pPr>
+              <w:spacing w:before="0" w:line="240" w:lineRule="auto"/>
+              <w:jc w:val="center"/>
+              <w:rPr>
+                <w:rFonts w:cstheme="minorHAnsi"/>
+                <w:b/>
+                <w:bCs/>
+                <w:sz w:val="12"/>
+                <w:szCs w:val="12"/>
+                <w:lang w:val="en-IE" w:eastAsia="en-IE"/>
+              </w:rPr>
+            </w:pPr>
+            <w:r>
+              <w:rPr>
+                <w:rFonts w:cstheme="minorHAnsi"/>
+                <w:b/>
+                <w:bCs/>
+                <w:sz w:val="12"/>
+                <w:szCs w:val="12"/>
+                <w:lang w:val="en-IE" w:eastAsia="en-IE"/>
+              </w:rPr>
+              <w:t>Loading Category</w:t>
+            </w:r>
+          </w:p>
+        </w:tc>
+        <w:tc>
+          <w:tcPr>
+            <w:tcW w:w="851" w:type="dxa"/>
+            <w:tcBorders>
+              <w:top w:val="single" w:sz="8" w:space="0" w:color="auto"/>
+              <w:left w:val="single" w:sz="4" w:space="0" w:color="auto"/>
+              <w:bottom w:val="single" w:sz="8" w:space="0" w:color="auto"/>
+              <w:right w:val="single" w:sz="4" w:space="0" w:color="auto"/>
+            </w:tcBorders>
+            <w:shd w:val="clear" w:color="auto" w:fill="D9D9D9" w:themeFill="background1" w:themeFillShade="D9"/>
+          </w:tcPr>
+          <w:p>
+            <w:pPr>
+              <w:spacing w:before="0" w:line="240" w:lineRule="auto"/>
+              <w:jc w:val="center"/>
+              <w:rPr>
+                <w:rFonts w:cstheme="minorHAnsi"/>
+                <w:b/>
+                <w:bCs/>
+                <w:sz w:val="12"/>
+                <w:szCs w:val="12"/>
+                <w:lang w:val="en-IE" w:eastAsia="en-IE"/>
+              </w:rPr>
+            </w:pPr>
+            <w:r>
+              <w:rPr>
+                <w:rFonts w:cstheme="minorHAnsi"/>
+                <w:b/>
+                <w:bCs/>
+                <w:sz w:val="12"/>
+                <w:szCs w:val="12"/>
+                <w:lang w:val="en-IE" w:eastAsia="en-IE"/>
+              </w:rPr>
+              <w:t>Service Level</w:t>
+            </w:r>
+          </w:p>
+        </w:tc>
+        <w:tc>
+          <w:tcPr>
+            <w:tcW w:w="711" w:type="dxa"/>
+            <w:tcBorders>
+              <w:top w:val="single" w:sz="8" w:space="0" w:color="auto"/>
+              <w:left w:val="single" w:sz="4" w:space="0" w:color="auto"/>
+              <w:bottom w:val="single" w:sz="8" w:space="0" w:color="auto"/>
+              <w:right w:val="single" w:sz="4" w:space="0" w:color="auto"/>
+            </w:tcBorders>
+            <w:shd w:val="clear" w:color="auto" w:fill="D9D9D9" w:themeFill="background1" w:themeFillShade="D9"/>
+          </w:tcPr>
+          <w:p>
+            <w:pPr>
+              <w:spacing w:before="0" w:line="240" w:lineRule="auto"/>
+              <w:jc w:val="center"/>
+              <w:rPr>
+                <w:rFonts w:cstheme="minorHAnsi"/>
+                <w:b/>
+                <w:bCs/>
+                <w:sz w:val="12"/>
+                <w:szCs w:val="12"/>
+                <w:lang w:val="en-IE" w:eastAsia="en-IE"/>
+              </w:rPr>
+            </w:pPr>
+            <w:r>
+              <w:rPr>
+                <w:rFonts w:cstheme="minorHAnsi"/>
+                <w:b/>
+                <w:bCs/>
+                <w:sz w:val="12"/>
+                <w:szCs w:val="12"/>
+                <w:lang w:val="en-IE" w:eastAsia="en-IE"/>
+              </w:rPr>
+              <w:t>T [°C]</w:t>
+            </w:r>
+          </w:p>
+        </w:tc>
+        <w:tc>
+          <w:tcPr>
+            <w:tcW w:w="992" w:type="dxa"/>
+            <w:tcBorders>
+              <w:top w:val="single" w:sz="8" w:space="0" w:color="auto"/>
+              <w:left w:val="single" w:sz="4" w:space="0" w:color="auto"/>
+              <w:bottom w:val="single" w:sz="8" w:space="0" w:color="auto"/>
+              <w:right w:val="single" w:sz="4" w:space="0" w:color="auto"/>
+            </w:tcBorders>
+            <w:shd w:val="clear" w:color="auto" w:fill="D9D9D9" w:themeFill="background1" w:themeFillShade="D9"/>
+          </w:tcPr>
+          <w:p>
+            <w:pPr>
+              <w:spacing w:before="0" w:line="240" w:lineRule="auto"/>
+              <w:jc w:val="center"/>
+              <w:rPr>
+                <w:rFonts w:cstheme="minorHAnsi"/>
+                <w:b/>
+                <w:bCs/>
+                <w:sz w:val="12"/>
+                <w:szCs w:val="12"/>
+                <w:lang w:val="en-IE" w:eastAsia="en-IE"/>
+              </w:rPr>
+            </w:pPr>
+            <w:r>
+              <w:rPr>
+                <w:rFonts w:cstheme="minorHAnsi"/>
+                <w:b/>
+                <w:bCs/>
+                <w:sz w:val="12"/>
+                <w:szCs w:val="12"/>
+                <w:lang w:val="en-IE" w:eastAsia="en-IE"/>
+              </w:rPr>
+              <w:t>dpa</w:t>
+            </w:r>
+          </w:p>
+        </w:tc>
+        <w:tc>
+          <w:tcPr>
+            <w:tcW w:w="990" w:type="dxa"/>
+            <w:tcBorders>
+              <w:top w:val="single" w:sz="8" w:space="0" w:color="auto"/>
+              <w:left w:val="single" w:sz="4" w:space="0" w:color="auto"/>
+              <w:bottom w:val="single" w:sz="8" w:space="0" w:color="auto"/>
+              <w:right w:val="single" w:sz="4" w:space="0" w:color="auto"/>
+            </w:tcBorders>
+            <w:shd w:val="clear" w:color="auto" w:fill="D9D9D9" w:themeFill="background1" w:themeFillShade="D9"/>
+          </w:tcPr>
+          <w:p>
+            <w:pPr>
+              <w:spacing w:before="0" w:line="240" w:lineRule="auto"/>
+              <w:jc w:val="center"/>
+              <w:rPr>
+                <w:rFonts w:ascii="Symbol" w:hAnsi="Symbol" w:cstheme="minorHAnsi"/>
+                <w:b/>
+                <w:bCs/>
+                <w:sz w:val="12"/>
+                <w:szCs w:val="12"/>
+                <w:lang w:val="en-IE" w:eastAsia="en-IE"/>
+              </w:rPr>
+            </w:pPr>
+            <m:oMathPara>
+              <m:oMath>
+                <m:sSub>
+                  <m:sSubPr>
+                    <m:ctrlPr>
+                      <w:rPr>
+                        <w:rFonts w:ascii="Cambria Math" w:hAnsi="Cambria Math" w:cstheme="minorHAnsi"/>
+                        <w:b/>
+                        <w:bCs/>
+                        <w:i/>
+                        <w:sz w:val="12"/>
+                        <w:szCs w:val="12"/>
+                        <w:lang w:val="en-IE" w:eastAsia="en-IE"/>
+                      </w:rPr>
+                    </m:ctrlPr>
+                  </m:sSubPr>
+                  <m:e>
+                    <m:r>
+                      <m:rPr>
+                        <m:sty m:val="bi"/>
+                      </m:rPr>
+                      <w:rPr>
+                        <w:rFonts w:ascii="Cambria Math" w:hAnsi="Cambria Math" w:cstheme="minorHAnsi"/>
+                        <w:sz w:val="12"/>
+                        <w:szCs w:val="12"/>
+                        <w:lang w:val="en-IE" w:eastAsia="en-IE"/>
+                      </w:rPr>
+                      <m:t>∆σ</m:t>
+                    </m:r>
+                  </m:e>
+                  <m:sub>
+                    <m:r>
+                      <m:rPr>
+                        <m:sty m:val="bi"/>
+                      </m:rPr>
+                      <w:rPr>
+                        <w:rFonts w:ascii="Cambria Math" w:hAnsi="Cambria Math" w:cstheme="minorHAnsi"/>
+                        <w:sz w:val="12"/>
+                        <w:szCs w:val="12"/>
+                        <w:lang w:val="en-IE" w:eastAsia="en-IE"/>
+                      </w:rPr>
+                      <m:t>N</m:t>
+                    </m:r>
+                  </m:sub>
+                </m:sSub>
+              </m:oMath>
+            </m:oMathPara>
+          </w:p>
+        </w:tc>
+        <w:tc>
+          <w:tcPr>
+            <w:tcW w:w="709" w:type="dxa"/>
+            <w:tcBorders>
+              <w:top w:val="single" w:sz="8" w:space="0" w:color="auto"/>
+              <w:left w:val="single" w:sz="4" w:space="0" w:color="auto"/>
+              <w:bottom w:val="single" w:sz="8" w:space="0" w:color="auto"/>
+              <w:right w:val="single" w:sz="4" w:space="0" w:color="auto"/>
+            </w:tcBorders>
+            <w:shd w:val="clear" w:color="auto" w:fill="D9D9D9" w:themeFill="background1" w:themeFillShade="D9"/>
+          </w:tcPr>
+          <w:p>
+            <w:pPr>
+              <w:spacing w:before="0" w:line="240" w:lineRule="auto"/>
+              <w:jc w:val="center"/>
+              <w:rPr>
+                <w:rFonts w:cstheme="minorHAnsi"/>
+                <w:b/>
+                <w:bCs/>
+                <w:sz w:val="12"/>
+                <w:szCs w:val="12"/>
+                <w:lang w:val="en-IE" w:eastAsia="en-IE"/>
+              </w:rPr>
+            </w:pPr>
+            <m:oMathPara>
+              <m:oMath>
+                <m:sSub>
+                  <m:sSubPr>
+                    <m:ctrlPr>
+                      <w:rPr>
+                        <w:rFonts w:ascii="Cambria Math" w:hAnsi="Cambria Math" w:cstheme="minorHAnsi"/>
+                        <w:b/>
+                        <w:bCs/>
+                        <w:i/>
+                        <w:sz w:val="12"/>
+                        <w:szCs w:val="12"/>
+                        <w:lang w:val="en-IE" w:eastAsia="en-IE"/>
+                      </w:rPr>
+                    </m:ctrlPr>
+                  </m:sSubPr>
+                  <m:e>
+                    <m:r>
+                      <m:rPr>
+                        <m:sty m:val="bi"/>
+                      </m:rPr>
+                      <w:rPr>
+                        <w:rFonts w:ascii="Cambria Math" w:hAnsi="Cambria Math" w:cstheme="minorHAnsi"/>
+                        <w:sz w:val="12"/>
+                        <w:szCs w:val="12"/>
+                        <w:lang w:val="en-IE" w:eastAsia="en-IE"/>
+                      </w:rPr>
+                      <m:t>∆ε</m:t>
+                    </m:r>
+                  </m:e>
+                  <m:sub>
+                    <m:r>
+                      <m:rPr>
+                        <m:sty m:val="bi"/>
+                      </m:rPr>
+                      <w:rPr>
+                        <w:rFonts w:ascii="Cambria Math" w:hAnsi="Cambria Math" w:cstheme="minorHAnsi"/>
+                        <w:sz w:val="12"/>
+                        <w:szCs w:val="12"/>
+                        <w:lang w:val="en-IE" w:eastAsia="en-IE"/>
+                      </w:rPr>
+                      <m:t>N</m:t>
+                    </m:r>
+                  </m:sub>
+                </m:sSub>
+              </m:oMath>
+            </m:oMathPara>
+          </w:p>
+        </w:tc>
+        <w:tc>
+          <w:tcPr>
+            <w:tcW w:w="850" w:type="dxa"/>
+            <w:tcBorders>
+              <w:top w:val="single" w:sz="8" w:space="0" w:color="auto"/>
+              <w:left w:val="single" w:sz="4" w:space="0" w:color="auto"/>
+              <w:bottom w:val="single" w:sz="8" w:space="0" w:color="auto"/>
+              <w:right w:val="single" w:sz="4" w:space="0" w:color="auto"/>
+            </w:tcBorders>
+            <w:shd w:val="clear" w:color="auto" w:fill="D9D9D9" w:themeFill="background1" w:themeFillShade="D9"/>
+          </w:tcPr>
+          <w:p>
+            <w:pPr>
+              <w:spacing w:before="0" w:line="240" w:lineRule="auto"/>
+              <w:jc w:val="center"/>
+              <w:rPr>
+                <w:rFonts w:cstheme="minorHAnsi"/>
+                <w:b/>
+                <w:bCs/>
+                <w:sz w:val="12"/>
+                <w:szCs w:val="12"/>
+                <w:lang w:val="en-IE" w:eastAsia="en-IE"/>
+              </w:rPr>
+            </w:pPr>
+            <w:r>
+              <w:rPr>
+                <w:rFonts w:cstheme="minorHAnsi"/>
+                <w:b/>
+                <w:bCs/>
+                <w:sz w:val="12"/>
+                <w:szCs w:val="12"/>
+                <w:lang w:val="en-IE" w:eastAsia="en-IE"/>
+              </w:rPr>
+              <w:t>n</w:t>
+            </w:r>
+          </w:p>
+        </w:tc>
+        <w:tc>
+          <w:tcPr>
+            <w:tcW w:w="993" w:type="dxa"/>
+            <w:tcBorders>
+              <w:top w:val="single" w:sz="8" w:space="0" w:color="auto"/>
+              <w:left w:val="single" w:sz="4" w:space="0" w:color="auto"/>
+              <w:bottom w:val="single" w:sz="8" w:space="0" w:color="auto"/>
+              <w:right w:val="single" w:sz="4" w:space="0" w:color="auto"/>
+            </w:tcBorders>
+            <w:shd w:val="clear" w:color="auto" w:fill="D9D9D9" w:themeFill="background1" w:themeFillShade="D9"/>
+          </w:tcPr>
+          <w:p>
+            <w:pPr>
+              <w:spacing w:before="0" w:line="240" w:lineRule="auto"/>
+              <w:jc w:val="center"/>
+              <w:rPr>
+                <w:rFonts w:cstheme="minorHAnsi"/>
+                <w:b/>
+                <w:bCs/>
+                <w:sz w:val="12"/>
+                <w:szCs w:val="12"/>
+                <w:lang w:val="en-IE" w:eastAsia="en-IE"/>
+              </w:rPr>
+            </w:pPr>
+            <w:r>
+              <w:rPr>
+                <w:rFonts w:cstheme="minorHAnsi"/>
+                <w:b/>
+                <w:bCs/>
+                <w:sz w:val="12"/>
+                <w:szCs w:val="12"/>
+                <w:lang w:val="en-IE" w:eastAsia="en-IE"/>
+              </w:rPr>
+              <w:t>KF</w:t>
+            </w:r>
+          </w:p>
+        </w:tc>
+        <w:tc>
+          <w:tcPr>
+            <w:tcW w:w="992" w:type="dxa"/>
+            <w:tcBorders>
+              <w:top w:val="single" w:sz="8" w:space="0" w:color="auto"/>
+              <w:left w:val="single" w:sz="4" w:space="0" w:color="auto"/>
+              <w:bottom w:val="single" w:sz="8" w:space="0" w:color="auto"/>
+              <w:right w:val="single" w:sz="4" w:space="0" w:color="auto"/>
+            </w:tcBorders>
+            <w:shd w:val="clear" w:color="auto" w:fill="D9D9D9" w:themeFill="background1" w:themeFillShade="D9"/>
+          </w:tcPr>
+          <w:p>
+            <w:pPr>
+              <w:spacing w:before="0" w:line="240" w:lineRule="auto"/>
+              <w:jc w:val="center"/>
+              <w:rPr>
+                <w:rFonts w:cstheme="minorHAnsi"/>
+                <w:b/>
+                <w:bCs/>
+                <w:sz w:val="12"/>
+                <w:szCs w:val="12"/>
+                <w:lang w:val="en-IE" w:eastAsia="en-IE"/>
+              </w:rPr>
+            </w:pPr>
+            <m:oMathPara>
+              <m:oMath>
+                <m:acc>
+                  <m:accPr>
+                    <m:chr m:val="̅"/>
+                    <m:ctrlPr>
+                      <w:rPr>
+                        <w:rFonts w:ascii="Cambria Math" w:hAnsi="Cambria Math" w:cstheme="minorHAnsi"/>
+                        <w:b/>
+                        <w:bCs/>
+                        <w:i/>
+                        <w:sz w:val="12"/>
+                        <w:szCs w:val="12"/>
+                        <w:lang w:val="en-IE" w:eastAsia="en-IE"/>
+                      </w:rPr>
+                    </m:ctrlPr>
+                  </m:accPr>
+                  <m:e>
+                    <m:r>
+                      <m:rPr>
+                        <m:sty m:val="bi"/>
+                      </m:rPr>
+                      <w:rPr>
+                        <w:rFonts w:ascii="Cambria Math" w:hAnsi="Cambria Math" w:cstheme="minorHAnsi"/>
+                        <w:sz w:val="12"/>
+                        <w:szCs w:val="12"/>
+                        <w:lang w:val="en-IE" w:eastAsia="en-IE"/>
+                      </w:rPr>
+                      <m:t>∆σ</m:t>
+                    </m:r>
+                  </m:e>
+                </m:acc>
+              </m:oMath>
+            </m:oMathPara>
+          </w:p>
+        </w:tc>
+        <w:tc>
+          <w:tcPr>
+            <w:tcW w:w="850" w:type="dxa"/>
+            <w:tcBorders>
+              <w:top w:val="single" w:sz="8" w:space="0" w:color="auto"/>
+              <w:left w:val="single" w:sz="4" w:space="0" w:color="auto"/>
+              <w:bottom w:val="single" w:sz="8" w:space="0" w:color="auto"/>
+              <w:right w:val="single" w:sz="4" w:space="0" w:color="auto"/>
+            </w:tcBorders>
+            <w:shd w:val="clear" w:color="auto" w:fill="D9D9D9" w:themeFill="background1" w:themeFillShade="D9"/>
+          </w:tcPr>
+          <w:p>
+            <w:pPr>
+              <w:spacing w:before="0" w:line="240" w:lineRule="auto"/>
+              <w:jc w:val="center"/>
+              <w:rPr>
+                <w:rFonts w:cstheme="minorHAnsi"/>
+                <w:b/>
+                <w:bCs/>
+                <w:sz w:val="12"/>
+                <w:szCs w:val="12"/>
+                <w:lang w:val="en-IE" w:eastAsia="en-IE"/>
+              </w:rPr>
+            </w:pPr>
+            <m:oMathPara>
+              <m:oMath>
+                <m:acc>
+                  <m:accPr>
+                    <m:chr m:val="̅"/>
+                    <m:ctrlPr>
+                      <w:rPr>
+                        <w:rFonts w:ascii="Cambria Math" w:hAnsi="Cambria Math" w:cstheme="minorHAnsi"/>
+                        <w:b/>
+                        <w:bCs/>
+                        <w:i/>
+                        <w:sz w:val="12"/>
+                        <w:szCs w:val="12"/>
+                        <w:lang w:val="en-IE" w:eastAsia="en-IE"/>
+                      </w:rPr>
+                    </m:ctrlPr>
+                  </m:accPr>
+                  <m:e>
+                    <m:r>
+                      <m:rPr>
+                        <m:sty m:val="bi"/>
+                      </m:rPr>
+                      <w:rPr>
+                        <w:rFonts w:ascii="Cambria Math" w:hAnsi="Cambria Math" w:cstheme="minorHAnsi"/>
+                        <w:sz w:val="12"/>
+                        <w:szCs w:val="12"/>
+                        <w:lang w:val="en-IE" w:eastAsia="en-IE"/>
+                      </w:rPr>
+                      <m:t>∆ε</m:t>
+                    </m:r>
+                  </m:e>
+                </m:acc>
+              </m:oMath>
+            </m:oMathPara>
+          </w:p>
+        </w:tc>
+        <w:tc>
+          <w:tcPr>
+            <w:tcW w:w="851" w:type="dxa"/>
+            <w:tcBorders>
+              <w:top w:val="single" w:sz="8" w:space="0" w:color="auto"/>
+              <w:left w:val="single" w:sz="4" w:space="0" w:color="auto"/>
+              <w:bottom w:val="single" w:sz="8" w:space="0" w:color="auto"/>
+              <w:right w:val="single" w:sz="4" w:space="0" w:color="auto"/>
+            </w:tcBorders>
+            <w:shd w:val="clear" w:color="auto" w:fill="D9D9D9" w:themeFill="background1" w:themeFillShade="D9"/>
+          </w:tcPr>
+          <w:p>
+            <w:pPr>
+              <w:spacing w:before="0" w:line="240" w:lineRule="auto"/>
+              <w:jc w:val="center"/>
+              <w:rPr>
+                <w:rFonts w:cstheme="minorHAnsi"/>
+                <w:b/>
+                <w:bCs/>
+                <w:sz w:val="12"/>
+                <w:szCs w:val="12"/>
+                <w:lang w:val="en-IE" w:eastAsia="en-IE"/>
+              </w:rPr>
+            </w:pPr>
+            <m:oMathPara>
+              <m:oMath>
+                <m:sSub>
+                  <m:sSubPr>
+                    <m:ctrlPr>
+                      <w:rPr>
+                        <w:rFonts w:ascii="Cambria Math" w:hAnsi="Cambria Math" w:cstheme="minorHAnsi"/>
+                        <w:b/>
+                        <w:bCs/>
+                        <w:i/>
+                        <w:sz w:val="12"/>
+                        <w:szCs w:val="12"/>
+                        <w:lang w:val="en-IE" w:eastAsia="en-IE"/>
+                      </w:rPr>
+                    </m:ctrlPr>
+                  </m:sSubPr>
+                  <m:e>
+                    <m:r>
+                      <m:rPr>
+                        <m:sty m:val="bi"/>
+                      </m:rPr>
+                      <w:rPr>
+                        <w:rFonts w:ascii="Cambria Math" w:hAnsi="Cambria Math" w:cstheme="minorHAnsi"/>
+                        <w:sz w:val="12"/>
+                        <w:szCs w:val="12"/>
+                        <w:lang w:val="en-IE" w:eastAsia="en-IE"/>
+                      </w:rPr>
+                      <m:t>σ</m:t>
+                    </m:r>
+                  </m:e>
+                  <m:sub>
+                    <m:r>
+                      <m:rPr>
+                        <m:sty m:val="bi"/>
+                      </m:rPr>
+                      <w:rPr>
+                        <w:rFonts w:ascii="Cambria Math" w:hAnsi="Cambria Math" w:cstheme="minorHAnsi"/>
+                        <w:sz w:val="12"/>
+                        <w:szCs w:val="12"/>
+                        <w:lang w:val="en-IE" w:eastAsia="en-IE"/>
+                      </w:rPr>
+                      <m:t>pre</m:t>
+                    </m:r>
+                  </m:sub>
+                </m:sSub>
+              </m:oMath>
+            </m:oMathPara>
+          </w:p>
+        </w:tc>
+        <w:tc>
+          <w:tcPr>
+            <w:tcW w:w="850" w:type="dxa"/>
+            <w:tcBorders>
+              <w:top w:val="single" w:sz="8" w:space="0" w:color="auto"/>
+              <w:left w:val="single" w:sz="4" w:space="0" w:color="auto"/>
+              <w:bottom w:val="single" w:sz="8" w:space="0" w:color="auto"/>
+              <w:right w:val="single" w:sz="4" w:space="0" w:color="auto"/>
+            </w:tcBorders>
+            <w:shd w:val="clear" w:color="auto" w:fill="D9D9D9" w:themeFill="background1" w:themeFillShade="D9"/>
+          </w:tcPr>
+          <w:p>
+            <w:pPr>
+              <w:spacing w:before="0" w:line="240" w:lineRule="auto"/>
+              <w:jc w:val="center"/>
+              <w:rPr>
+                <w:rFonts w:cstheme="minorHAnsi"/>
+                <w:b/>
+                <w:bCs/>
+                <w:sz w:val="12"/>
+                <w:szCs w:val="12"/>
+                <w:lang w:val="en-IE" w:eastAsia="en-IE"/>
+              </w:rPr>
+            </w:pPr>
+            <w:r>
+              <w:rPr>
+                <w:rFonts w:cstheme="minorHAnsi"/>
+                <w:b/>
+                <w:bCs/>
+                <w:sz w:val="12"/>
+                <w:szCs w:val="12"/>
+                <w:lang w:val="en-IE" w:eastAsia="en-IE"/>
+              </w:rPr>
+              <w:t>N</w:t>
+            </w:r>
+          </w:p>
+        </w:tc>
+        <w:tc>
+          <w:tcPr>
+            <w:tcW w:w="993" w:type="dxa"/>
+            <w:tcBorders>
+              <w:top w:val="single" w:sz="8" w:space="0" w:color="auto"/>
+              <w:left w:val="single" w:sz="4" w:space="0" w:color="auto"/>
+              <w:bottom w:val="single" w:sz="8" w:space="0" w:color="auto"/>
+              <w:right w:val="single" w:sz="8" w:space="0" w:color="auto"/>
+            </w:tcBorders>
+            <w:shd w:val="clear" w:color="auto" w:fill="D9D9D9" w:themeFill="background1" w:themeFillShade="D9"/>
+          </w:tcPr>
+          <w:p>
+            <w:pPr>
+              <w:spacing w:before="0" w:line="240" w:lineRule="auto"/>
+              <w:jc w:val="center"/>
+              <w:rPr>
+                <w:rFonts w:cstheme="minorHAnsi"/>
+                <w:b/>
+                <w:bCs/>
+                <w:sz w:val="12"/>
+                <w:szCs w:val="12"/>
+                <w:lang w:val="en-IE" w:eastAsia="en-IE"/>
+              </w:rPr>
+            </w:pPr>
+            <w:proofErr w:type="spellStart"/>
+            <w:r>
+              <w:rPr>
+                <w:rFonts w:cstheme="minorHAnsi"/>
+                <w:b/>
+                <w:bCs/>
+                <w:sz w:val="12"/>
+                <w:szCs w:val="12"/>
+                <w:lang w:val="en-IE" w:eastAsia="en-IE"/>
+              </w:rPr>
+              <w:t>Vj</w:t>
+            </w:r>
+            <w:proofErr w:type="spellEnd"/>
+            <w:r>
+              <w:rPr>
+                <w:rFonts w:cstheme="minorHAnsi"/>
+                <w:b/>
+                <w:bCs/>
+                <w:sz w:val="12"/>
+                <w:szCs w:val="12"/>
+                <w:lang w:val="en-IE" w:eastAsia="en-IE"/>
+              </w:rPr>
+              <w:t xml:space="preserve"> </w:t>
+            </w:r>
+            <w:r>
+              <w:rPr>
+                <w:rFonts w:cstheme="minorHAnsi"/>
+                <w:b/>
+                <w:bCs/>
+                <w:sz w:val="12"/>
+                <w:szCs w:val="12"/>
+                <w:lang w:val="en-IE" w:eastAsia="en-IE"/>
+              </w:rPr>
+              <w:t>=</w:t>
+            </w:r>
+            <w:r>
+              <w:rPr>
+                <w:rFonts w:cstheme="minorHAnsi"/>
+                <w:b/>
+                <w:bCs/>
+                <w:sz w:val="12"/>
+                <w:szCs w:val="12"/>
+                <w:lang w:val="en-IE" w:eastAsia="en-IE"/>
+              </w:rPr>
+              <w:t xml:space="preserve"> </w:t>
+            </w:r>
+            <w:r>
+              <w:rPr>
+                <w:rFonts w:cstheme="minorHAnsi"/>
+                <w:b/>
+                <w:bCs/>
+                <w:sz w:val="12"/>
+                <w:szCs w:val="12"/>
+                <w:lang w:val="en-IE" w:eastAsia="en-IE"/>
+              </w:rPr>
+              <w:t>n/N</w:t>
+            </w:r>
+          </w:p>
+        </w:tc>
+      </w:tr>
+    </w:tbl>
+    <w:p/>
     <w:sectPr>
-      <w:footerReference w:type="default" r:id="rId11"/>
-      <w:pgSz w:w="11906" w:h="16838"/>
-      <w:pgMar w:top="919" w:right="1134" w:bottom="1843" w:left="1134" w:header="454" w:footer="230" w:gutter="0"/>
+      <w:pgSz w:w="16838" w:h="11906" w:orient="landscape"/>
+      <w:pgMar w:top="1134" w:right="919" w:bottom="1134" w:left="1843" w:header="454" w:footer="230" w:gutter="0"/>
       <w:cols w:space="720"/>
       <w:docGrid w:linePitch="299"/>
     </w:sectPr>
@@ -1253,7 +6053,7 @@
 <w:ftr xmlns:wpc="http://schemas.microsoft.com/office/word/2010/wordprocessingCanvas" xmlns:cx="http://schemas.microsoft.com/office/drawing/2014/chartex" xmlns:cx1="http://schemas.microsoft.com/office/drawing/2015/9/8/chartex" xmlns:cx2="http://schemas.microsoft.com/office/drawing/2015/10/21/chartex" xmlns:cx3="http://schemas.microsoft.com/office/drawing/2016/5/9/chartex" xmlns:cx4="http://schemas.microsoft.com/office/drawing/2016/5/10/chartex" xmlns:cx5="http://schemas.microsoft.com/office/drawing/2016/5/11/chartex" xmlns:cx6="http://schemas.microsoft.com/office/drawing/2016/5/12/chartex" xmlns:cx7="http://schemas.microsoft.com/office/drawing/2016/5/13/chartex" xmlns:cx8="http://schemas.microsoft.com/office/drawing/2016/5/14/chartex" xmlns:mc="http://schemas.openxmlformats.org/markup-compatibility/2006" xmlns:aink="http://schemas.microsoft.com/office/drawing/2016/ink" xmlns:am3d="http://schemas.microsoft.com/office/drawing/2017/model3d" xmlns:o="urn:schemas-microsoft-com:office:office" xmlns:oel="http://schemas.microsoft.com/office/2019/extlst" xmlns:r="http://schemas.openxmlformats.org/officeDocument/2006/relationships" xmlns:m="http://schemas.openxmlformats.org/officeDocument/2006/math" xmlns:v="urn:schemas-microsoft-com:vml" xmlns:wp14="http://schemas.microsoft.com/office/word/2010/wordprocessingDrawing" xmlns:wp="http://schemas.openxmlformats.org/drawingml/2006/wordprocessingDrawing" xmlns:w10="urn:schemas-microsoft-com:office:word" xmlns:w="http://schemas.openxmlformats.org/wordprocessingml/2006/main" xmlns:w14="http://schemas.microsoft.com/office/word/2010/wordml" xmlns:w15="http://schemas.microsoft.com/office/word/2012/wordml" xmlns:w16cex="http://schemas.microsoft.com/office/word/2018/wordml/cex" xmlns:w16cid="http://schemas.microsoft.com/office/word/2016/wordml/cid" xmlns:w16="http://schemas.microsoft.com/office/word/2018/wordml" xmlns:w16du="http://schemas.microsoft.com/office/word/2023/wordml/word16du" xmlns:w16sdtdh="http://schemas.microsoft.com/office/word/2020/wordml/sdtdatahash" xmlns:w16sdtfl="http://schemas.microsoft.com/office/word/2024/wordml/sdtformatlock" xmlns:w16se="http://schemas.microsoft.com/office/word/2015/wordml/symex" xmlns:wpg="http://schemas.microsoft.com/office/word/2010/wordprocessingGroup" xmlns:wpi="http://schemas.microsoft.com/office/word/2010/wordprocessingInk" xmlns:wne="http://schemas.microsoft.com/office/word/2006/wordml" xmlns:wps="http://schemas.microsoft.com/office/word/2010/wordprocessingShape" mc:Ignorable="w14 w15 w16se w16cid w16 w16cex w16sdtdh w16sdtfl w16du wp14">
   <w:p>
     <w:pPr>
-      <w:pStyle w:val="Pidipagina"/>
+      <w:pStyle w:val="Footer"/>
       <w:pBdr>
         <w:top w:val="single" w:sz="4" w:space="1" w:color="auto"/>
       </w:pBdr>
@@ -1382,7 +6182,7 @@
   </w:p>
   <w:p>
     <w:pPr>
-      <w:pStyle w:val="Pidipagina"/>
+      <w:pStyle w:val="Footer"/>
       <w:tabs>
         <w:tab w:val="clear" w:pos="4819"/>
         <w:tab w:val="clear" w:pos="9638"/>
@@ -1416,7 +6216,7 @@
     </w:r>
     <w:r>
       <w:rPr>
-        <w:rStyle w:val="Numeropagina"/>
+        <w:rStyle w:val="PageNumber"/>
         <w:color w:val="AC0437"/>
         <w:sz w:val="36"/>
       </w:rPr>
@@ -1424,7 +6224,7 @@
     </w:r>
     <w:r>
       <w:rPr>
-        <w:rStyle w:val="Numeropagina"/>
+        <w:rStyle w:val="PageNumber"/>
         <w:color w:val="AC0437"/>
         <w:sz w:val="36"/>
       </w:rPr>
@@ -1432,7 +6232,7 @@
     </w:r>
     <w:r>
       <w:rPr>
-        <w:rStyle w:val="Numeropagina"/>
+        <w:rStyle w:val="PageNumber"/>
         <w:color w:val="AC0437"/>
         <w:sz w:val="36"/>
       </w:rPr>
@@ -1440,7 +6240,7 @@
     </w:r>
     <w:r>
       <w:rPr>
-        <w:rStyle w:val="Numeropagina"/>
+        <w:rStyle w:val="PageNumber"/>
         <w:noProof/>
         <w:color w:val="AC0437"/>
         <w:sz w:val="36"/>
@@ -1449,7 +6249,7 @@
     </w:r>
     <w:r>
       <w:rPr>
-        <w:rStyle w:val="Numeropagina"/>
+        <w:rStyle w:val="PageNumber"/>
         <w:color w:val="AC0437"/>
         <w:sz w:val="36"/>
       </w:rPr>
@@ -1457,7 +6257,7 @@
     </w:r>
     <w:r>
       <w:rPr>
-        <w:rStyle w:val="Numeropagina"/>
+        <w:rStyle w:val="PageNumber"/>
         <w:color w:val="AC0437"/>
         <w:sz w:val="20"/>
       </w:rPr>
@@ -1465,7 +6265,7 @@
     </w:r>
     <w:r>
       <w:rPr>
-        <w:rStyle w:val="Numeropagina"/>
+        <w:rStyle w:val="PageNumber"/>
         <w:color w:val="AC0437"/>
         <w:sz w:val="20"/>
       </w:rPr>
@@ -1473,7 +6273,7 @@
     </w:r>
     <w:r>
       <w:rPr>
-        <w:rStyle w:val="Numeropagina"/>
+        <w:rStyle w:val="PageNumber"/>
         <w:color w:val="AC0437"/>
         <w:sz w:val="20"/>
       </w:rPr>
@@ -1481,7 +6281,7 @@
     </w:r>
     <w:r>
       <w:rPr>
-        <w:rStyle w:val="Numeropagina"/>
+        <w:rStyle w:val="PageNumber"/>
         <w:color w:val="AC0437"/>
         <w:sz w:val="20"/>
       </w:rPr>
@@ -1489,7 +6289,7 @@
     </w:r>
     <w:r>
       <w:rPr>
-        <w:rStyle w:val="Numeropagina"/>
+        <w:rStyle w:val="PageNumber"/>
         <w:noProof/>
         <w:color w:val="AC0437"/>
         <w:sz w:val="20"/>
@@ -1498,7 +6298,7 @@
     </w:r>
     <w:r>
       <w:rPr>
-        <w:rStyle w:val="Numeropagina"/>
+        <w:rStyle w:val="PageNumber"/>
         <w:color w:val="AC0437"/>
         <w:sz w:val="20"/>
       </w:rPr>
@@ -1543,7 +6343,7 @@
     <w:lvl w:ilvl="0">
       <w:start w:val="1"/>
       <w:numFmt w:val="decimal"/>
-      <w:pStyle w:val="Numeroelenco3"/>
+      <w:pStyle w:val="ListNumber3"/>
       <w:lvlText w:val="%1."/>
       <w:lvlJc w:val="left"/>
       <w:pPr>
@@ -1560,7 +6360,7 @@
     <w:tmpl w:val="FFFFFFFF"/>
     <w:lvl w:ilvl="0">
       <w:numFmt w:val="decimal"/>
-      <w:pStyle w:val="Puntoelenco"/>
+      <w:pStyle w:val="ListBullet"/>
       <w:lvlText w:val="*"/>
       <w:lvlJc w:val="left"/>
     </w:lvl>
@@ -2473,7 +7273,7 @@
     <w:lvl w:ilvl="0" w:tplc="2D101E7C">
       <w:start w:val="1"/>
       <w:numFmt w:val="bullet"/>
-      <w:pStyle w:val="Paragrafoelenco"/>
+      <w:pStyle w:val="ListParagraph"/>
       <w:lvlText w:val=""/>
       <w:lvlJc w:val="left"/>
       <w:pPr>
@@ -4940,7 +9740,7 @@
     <w:lvl w:ilvl="0">
       <w:start w:val="1"/>
       <w:numFmt w:val="decimal"/>
-      <w:pStyle w:val="Titolo1"/>
+      <w:pStyle w:val="Heading1"/>
       <w:lvlText w:val="%1"/>
       <w:lvlJc w:val="left"/>
       <w:pPr>
@@ -4950,7 +9750,7 @@
     <w:lvl w:ilvl="1">
       <w:start w:val="1"/>
       <w:numFmt w:val="decimal"/>
-      <w:pStyle w:val="Titolo2"/>
+      <w:pStyle w:val="Heading2"/>
       <w:lvlText w:val="%1.%2"/>
       <w:lvlJc w:val="left"/>
       <w:pPr>
@@ -4960,7 +9760,7 @@
     <w:lvl w:ilvl="2">
       <w:start w:val="1"/>
       <w:numFmt w:val="decimal"/>
-      <w:pStyle w:val="Titolo3"/>
+      <w:pStyle w:val="Heading3"/>
       <w:lvlText w:val="%1.%2.%3"/>
       <w:lvlJc w:val="left"/>
       <w:pPr>
@@ -4970,7 +9770,7 @@
     <w:lvl w:ilvl="3">
       <w:start w:val="1"/>
       <w:numFmt w:val="decimal"/>
-      <w:pStyle w:val="Titolo4"/>
+      <w:pStyle w:val="Heading4"/>
       <w:lvlText w:val="%1.%2.%3.%4"/>
       <w:lvlJc w:val="left"/>
       <w:pPr>
@@ -4980,7 +9780,7 @@
     <w:lvl w:ilvl="4">
       <w:start w:val="1"/>
       <w:numFmt w:val="decimal"/>
-      <w:pStyle w:val="Titolo5"/>
+      <w:pStyle w:val="Heading5"/>
       <w:lvlText w:val="%1.%2.%3.%4.%5"/>
       <w:lvlJc w:val="left"/>
       <w:pPr>
@@ -4990,7 +9790,7 @@
     <w:lvl w:ilvl="5">
       <w:start w:val="1"/>
       <w:numFmt w:val="decimal"/>
-      <w:pStyle w:val="Titolo6"/>
+      <w:pStyle w:val="Heading6"/>
       <w:lvlText w:val="%1.%2.%3.%4.%5.%6"/>
       <w:lvlJc w:val="left"/>
       <w:pPr>
@@ -5000,7 +9800,7 @@
     <w:lvl w:ilvl="6">
       <w:start w:val="1"/>
       <w:numFmt w:val="decimal"/>
-      <w:pStyle w:val="Titolo7"/>
+      <w:pStyle w:val="Heading7"/>
       <w:lvlText w:val="%1.%2.%3.%4.%5.%6.%7"/>
       <w:lvlJc w:val="left"/>
       <w:pPr>
@@ -5010,7 +9810,7 @@
     <w:lvl w:ilvl="7">
       <w:start w:val="1"/>
       <w:numFmt w:val="decimal"/>
-      <w:pStyle w:val="Titolo8"/>
+      <w:pStyle w:val="Heading8"/>
       <w:lvlText w:val="%1.%2.%3.%4.%5.%6.%7.%8"/>
       <w:lvlJc w:val="left"/>
       <w:pPr>
@@ -5020,7 +9820,7 @@
     <w:lvl w:ilvl="8">
       <w:start w:val="1"/>
       <w:numFmt w:val="decimal"/>
-      <w:pStyle w:val="Titolo9"/>
+      <w:pStyle w:val="Heading9"/>
       <w:lvlText w:val="%1.%2.%3.%4.%5.%6.%7.%8.%9"/>
       <w:lvlJc w:val="left"/>
       <w:pPr>
@@ -7862,21 +12662,21 @@
       </w:pPr>
     </w:lvl>
   </w:abstractNum>
-  <w:num w:numId="1" w16cid:durableId="1149321871">
+  <w:num w:numId="1" w16cid:durableId="1408962915">
     <w:abstractNumId w:val="0"/>
   </w:num>
-  <w:num w:numId="2" w16cid:durableId="237903808">
+  <w:num w:numId="2" w16cid:durableId="1513451597">
     <w:abstractNumId w:val="57"/>
   </w:num>
-  <w:num w:numId="3" w16cid:durableId="432289843">
+  <w:num w:numId="3" w16cid:durableId="502404882">
     <w:abstractNumId w:val="51"/>
   </w:num>
-  <w:num w:numId="4" w16cid:durableId="173544273">
+  <w:num w:numId="4" w16cid:durableId="1684741433">
     <w:abstractNumId w:val="1"/>
     <w:lvlOverride w:ilvl="0">
       <w:lvl w:ilvl="0">
         <w:numFmt w:val="bullet"/>
-        <w:pStyle w:val="Puntoelenco"/>
+        <w:pStyle w:val="ListBullet"/>
         <w:lvlText w:val=""/>
         <w:legacy w:legacy="1" w:legacySpace="0" w:legacyIndent="0"/>
         <w:lvlJc w:val="left"/>
@@ -7886,172 +12686,172 @@
       </w:lvl>
     </w:lvlOverride>
   </w:num>
-  <w:num w:numId="5" w16cid:durableId="111096496">
+  <w:num w:numId="5" w16cid:durableId="1588997193">
     <w:abstractNumId w:val="61"/>
   </w:num>
-  <w:num w:numId="6" w16cid:durableId="340163395">
+  <w:num w:numId="6" w16cid:durableId="1600142473">
     <w:abstractNumId w:val="44"/>
   </w:num>
-  <w:num w:numId="7" w16cid:durableId="564340179">
+  <w:num w:numId="7" w16cid:durableId="1327325677">
     <w:abstractNumId w:val="54"/>
   </w:num>
-  <w:num w:numId="8" w16cid:durableId="852574734">
+  <w:num w:numId="8" w16cid:durableId="1126629675">
     <w:abstractNumId w:val="58"/>
   </w:num>
-  <w:num w:numId="9" w16cid:durableId="1947224034">
+  <w:num w:numId="9" w16cid:durableId="92939028">
     <w:abstractNumId w:val="9"/>
   </w:num>
-  <w:num w:numId="10" w16cid:durableId="851989784">
+  <w:num w:numId="10" w16cid:durableId="924800120">
     <w:abstractNumId w:val="26"/>
   </w:num>
-  <w:num w:numId="11" w16cid:durableId="822427396">
+  <w:num w:numId="11" w16cid:durableId="1474904315">
     <w:abstractNumId w:val="17"/>
   </w:num>
-  <w:num w:numId="12" w16cid:durableId="2068995420">
+  <w:num w:numId="12" w16cid:durableId="688029534">
     <w:abstractNumId w:val="53"/>
   </w:num>
-  <w:num w:numId="13" w16cid:durableId="111828326">
+  <w:num w:numId="13" w16cid:durableId="1759863947">
     <w:abstractNumId w:val="32"/>
   </w:num>
-  <w:num w:numId="14" w16cid:durableId="322978827">
+  <w:num w:numId="14" w16cid:durableId="1277255227">
     <w:abstractNumId w:val="28"/>
   </w:num>
-  <w:num w:numId="15" w16cid:durableId="2140757721">
+  <w:num w:numId="15" w16cid:durableId="369064637">
     <w:abstractNumId w:val="8"/>
   </w:num>
-  <w:num w:numId="16" w16cid:durableId="1001738982">
+  <w:num w:numId="16" w16cid:durableId="1142691749">
     <w:abstractNumId w:val="24"/>
   </w:num>
-  <w:num w:numId="17" w16cid:durableId="2051221521">
+  <w:num w:numId="17" w16cid:durableId="1043946821">
     <w:abstractNumId w:val="12"/>
   </w:num>
-  <w:num w:numId="18" w16cid:durableId="1000234634">
+  <w:num w:numId="18" w16cid:durableId="583417610">
     <w:abstractNumId w:val="52"/>
   </w:num>
-  <w:num w:numId="19" w16cid:durableId="284699661">
+  <w:num w:numId="19" w16cid:durableId="753432055">
     <w:abstractNumId w:val="37"/>
   </w:num>
-  <w:num w:numId="20" w16cid:durableId="989284561">
+  <w:num w:numId="20" w16cid:durableId="1309288202">
     <w:abstractNumId w:val="60"/>
   </w:num>
-  <w:num w:numId="21" w16cid:durableId="1063716763">
+  <w:num w:numId="21" w16cid:durableId="1519811905">
     <w:abstractNumId w:val="55"/>
   </w:num>
-  <w:num w:numId="22" w16cid:durableId="1208570726">
+  <w:num w:numId="22" w16cid:durableId="1997608893">
     <w:abstractNumId w:val="39"/>
   </w:num>
-  <w:num w:numId="23" w16cid:durableId="241763233">
+  <w:num w:numId="23" w16cid:durableId="1173226373">
     <w:abstractNumId w:val="22"/>
   </w:num>
-  <w:num w:numId="24" w16cid:durableId="473252442">
+  <w:num w:numId="24" w16cid:durableId="62146717">
     <w:abstractNumId w:val="6"/>
   </w:num>
-  <w:num w:numId="25" w16cid:durableId="1187140961">
+  <w:num w:numId="25" w16cid:durableId="1527333075">
     <w:abstractNumId w:val="43"/>
   </w:num>
-  <w:num w:numId="26" w16cid:durableId="889416218">
+  <w:num w:numId="26" w16cid:durableId="146748270">
     <w:abstractNumId w:val="11"/>
   </w:num>
-  <w:num w:numId="27" w16cid:durableId="1433743448">
+  <w:num w:numId="27" w16cid:durableId="1164661168">
     <w:abstractNumId w:val="19"/>
   </w:num>
-  <w:num w:numId="28" w16cid:durableId="595332645">
+  <w:num w:numId="28" w16cid:durableId="2062901131">
     <w:abstractNumId w:val="47"/>
   </w:num>
-  <w:num w:numId="29" w16cid:durableId="1451050350">
+  <w:num w:numId="29" w16cid:durableId="495222463">
     <w:abstractNumId w:val="59"/>
   </w:num>
-  <w:num w:numId="30" w16cid:durableId="993795696">
+  <w:num w:numId="30" w16cid:durableId="1742364143">
     <w:abstractNumId w:val="15"/>
   </w:num>
-  <w:num w:numId="31" w16cid:durableId="840000176">
+  <w:num w:numId="31" w16cid:durableId="167912763">
     <w:abstractNumId w:val="31"/>
   </w:num>
-  <w:num w:numId="32" w16cid:durableId="1612519039">
+  <w:num w:numId="32" w16cid:durableId="1679310047">
     <w:abstractNumId w:val="20"/>
   </w:num>
-  <w:num w:numId="33" w16cid:durableId="1549414397">
+  <w:num w:numId="33" w16cid:durableId="983387477">
     <w:abstractNumId w:val="16"/>
   </w:num>
-  <w:num w:numId="34" w16cid:durableId="641007876">
+  <w:num w:numId="34" w16cid:durableId="2083409613">
     <w:abstractNumId w:val="13"/>
   </w:num>
-  <w:num w:numId="35" w16cid:durableId="2104567288">
+  <w:num w:numId="35" w16cid:durableId="10568622">
     <w:abstractNumId w:val="5"/>
   </w:num>
-  <w:num w:numId="36" w16cid:durableId="1169104905">
+  <w:num w:numId="36" w16cid:durableId="1738086224">
     <w:abstractNumId w:val="23"/>
   </w:num>
-  <w:num w:numId="37" w16cid:durableId="1676957352">
+  <w:num w:numId="37" w16cid:durableId="866674910">
     <w:abstractNumId w:val="25"/>
   </w:num>
-  <w:num w:numId="38" w16cid:durableId="1840074845">
+  <w:num w:numId="38" w16cid:durableId="1160151020">
     <w:abstractNumId w:val="46"/>
   </w:num>
-  <w:num w:numId="39" w16cid:durableId="1258754803">
+  <w:num w:numId="39" w16cid:durableId="971715623">
     <w:abstractNumId w:val="38"/>
   </w:num>
-  <w:num w:numId="40" w16cid:durableId="653489348">
+  <w:num w:numId="40" w16cid:durableId="1142966400">
     <w:abstractNumId w:val="45"/>
   </w:num>
-  <w:num w:numId="41" w16cid:durableId="989867683">
+  <w:num w:numId="41" w16cid:durableId="1270159406">
     <w:abstractNumId w:val="35"/>
   </w:num>
-  <w:num w:numId="42" w16cid:durableId="301692488">
+  <w:num w:numId="42" w16cid:durableId="1768034971">
     <w:abstractNumId w:val="18"/>
   </w:num>
-  <w:num w:numId="43" w16cid:durableId="2110002349">
+  <w:num w:numId="43" w16cid:durableId="1657225266">
     <w:abstractNumId w:val="40"/>
   </w:num>
-  <w:num w:numId="44" w16cid:durableId="2100523705">
+  <w:num w:numId="44" w16cid:durableId="669330930">
     <w:abstractNumId w:val="36"/>
   </w:num>
-  <w:num w:numId="45" w16cid:durableId="139736070">
+  <w:num w:numId="45" w16cid:durableId="1574047536">
     <w:abstractNumId w:val="14"/>
   </w:num>
-  <w:num w:numId="46" w16cid:durableId="1687563665">
+  <w:num w:numId="46" w16cid:durableId="1063680172">
     <w:abstractNumId w:val="50"/>
   </w:num>
-  <w:num w:numId="47" w16cid:durableId="1954096646">
+  <w:num w:numId="47" w16cid:durableId="911426881">
     <w:abstractNumId w:val="34"/>
   </w:num>
-  <w:num w:numId="48" w16cid:durableId="1187448150">
+  <w:num w:numId="48" w16cid:durableId="666130989">
     <w:abstractNumId w:val="33"/>
   </w:num>
-  <w:num w:numId="49" w16cid:durableId="2039965924">
+  <w:num w:numId="49" w16cid:durableId="1786078976">
     <w:abstractNumId w:val="7"/>
   </w:num>
-  <w:num w:numId="50" w16cid:durableId="1497767646">
+  <w:num w:numId="50" w16cid:durableId="1103455578">
     <w:abstractNumId w:val="41"/>
   </w:num>
-  <w:num w:numId="51" w16cid:durableId="907770021">
+  <w:num w:numId="51" w16cid:durableId="925958407">
     <w:abstractNumId w:val="30"/>
   </w:num>
-  <w:num w:numId="52" w16cid:durableId="976759013">
+  <w:num w:numId="52" w16cid:durableId="744378937">
     <w:abstractNumId w:val="10"/>
   </w:num>
-  <w:num w:numId="53" w16cid:durableId="721371784">
+  <w:num w:numId="53" w16cid:durableId="2097745744">
     <w:abstractNumId w:val="48"/>
   </w:num>
-  <w:num w:numId="54" w16cid:durableId="1690328568">
+  <w:num w:numId="54" w16cid:durableId="687634299">
     <w:abstractNumId w:val="56"/>
   </w:num>
-  <w:num w:numId="55" w16cid:durableId="110513600">
+  <w:num w:numId="55" w16cid:durableId="842622629">
     <w:abstractNumId w:val="21"/>
   </w:num>
-  <w:num w:numId="56" w16cid:durableId="602417863">
+  <w:num w:numId="56" w16cid:durableId="1202981667">
     <w:abstractNumId w:val="29"/>
   </w:num>
-  <w:num w:numId="57" w16cid:durableId="714157659">
+  <w:num w:numId="57" w16cid:durableId="1222910589">
     <w:abstractNumId w:val="27"/>
   </w:num>
-  <w:num w:numId="58" w16cid:durableId="1415544827">
+  <w:num w:numId="58" w16cid:durableId="1327514257">
     <w:abstractNumId w:val="42"/>
   </w:num>
-  <w:num w:numId="59" w16cid:durableId="1377117581">
+  <w:num w:numId="59" w16cid:durableId="1845894505">
     <w:abstractNumId w:val="30"/>
   </w:num>
-  <w:num w:numId="60" w16cid:durableId="1416978732">
+  <w:num w:numId="60" w16cid:durableId="1989555756">
     <w:abstractNumId w:val="49"/>
   </w:num>
   <w:numIdMacAtCleanup w:val="57"/>
@@ -8447,10 +13247,10 @@
     <w:lsdException w:name="Unresolved Mention" w:semiHidden="1" w:unhideWhenUsed="1"/>
     <w:lsdException w:name="Smart Link" w:semiHidden="1" w:unhideWhenUsed="1"/>
   </w:latentStyles>
-  <w:style w:type="paragraph" w:default="1" w:styleId="Normale">
+  <w:style w:type="paragraph" w:default="1" w:styleId="Normal">
     <w:name w:val="Normal"/>
     <w:qFormat/>
-    <w:rsid w:val="00B33F2D"/>
+    <w:rsid w:val="00E54943"/>
     <w:pPr>
       <w:spacing w:before="120" w:line="360" w:lineRule="auto"/>
       <w:jc w:val="both"/>
@@ -8462,12 +13262,12 @@
       <w:lang w:val="en-GB"/>
     </w:rPr>
   </w:style>
-  <w:style w:type="paragraph" w:styleId="Titolo1">
+  <w:style w:type="paragraph" w:styleId="Heading1">
     <w:name w:val="heading 1"/>
     <w:aliases w:val="1"/>
-    <w:basedOn w:val="Normale"/>
-    <w:next w:val="Normale"/>
-    <w:link w:val="Titolo1Carattere"/>
+    <w:basedOn w:val="Normal"/>
+    <w:next w:val="Normal"/>
+    <w:link w:val="Heading1Char"/>
     <w:uiPriority w:val="9"/>
     <w:qFormat/>
     <w:rsid w:val="00B23D84"/>
@@ -8493,12 +13293,12 @@
       <w:sz w:val="32"/>
     </w:rPr>
   </w:style>
-  <w:style w:type="paragraph" w:styleId="Titolo2">
+  <w:style w:type="paragraph" w:styleId="Heading2">
     <w:name w:val="heading 2"/>
     <w:aliases w:val="2,h2,Level 2,w2,sub-sect,2Level"/>
-    <w:basedOn w:val="Normale"/>
-    <w:next w:val="Normale"/>
-    <w:link w:val="Titolo2Carattere"/>
+    <w:basedOn w:val="Normal"/>
+    <w:next w:val="Normal"/>
+    <w:link w:val="Heading2Char"/>
     <w:autoRedefine/>
     <w:uiPriority w:val="9"/>
     <w:qFormat/>
@@ -8523,12 +13323,12 @@
       <w:sz w:val="26"/>
     </w:rPr>
   </w:style>
-  <w:style w:type="paragraph" w:styleId="Titolo3">
+  <w:style w:type="paragraph" w:styleId="Heading3">
     <w:name w:val="heading 3"/>
     <w:aliases w:val="3,h3"/>
-    <w:basedOn w:val="Normale"/>
-    <w:next w:val="Normale"/>
-    <w:link w:val="Titolo3Carattere"/>
+    <w:basedOn w:val="Normal"/>
+    <w:next w:val="Normal"/>
+    <w:link w:val="Heading3Char"/>
     <w:autoRedefine/>
     <w:uiPriority w:val="9"/>
     <w:qFormat/>
@@ -8552,12 +13352,12 @@
       </w14:scene3d>
     </w:rPr>
   </w:style>
-  <w:style w:type="paragraph" w:styleId="Titolo4">
+  <w:style w:type="paragraph" w:styleId="Heading4">
     <w:name w:val="heading 4"/>
     <w:aliases w:val="4,h4"/>
-    <w:basedOn w:val="Normale"/>
-    <w:next w:val="Normale"/>
-    <w:link w:val="Titolo4Carattere"/>
+    <w:basedOn w:val="Normal"/>
+    <w:next w:val="Normal"/>
+    <w:link w:val="Heading4Char"/>
     <w:uiPriority w:val="9"/>
     <w:qFormat/>
     <w:rsid w:val="00CC0A70"/>
@@ -8575,12 +13375,12 @@
       <w:b/>
     </w:rPr>
   </w:style>
-  <w:style w:type="paragraph" w:styleId="Titolo5">
+  <w:style w:type="paragraph" w:styleId="Heading5">
     <w:name w:val="heading 5"/>
     <w:aliases w:val="5"/>
-    <w:basedOn w:val="Normale"/>
-    <w:next w:val="Normale"/>
-    <w:link w:val="Titolo5Carattere"/>
+    <w:basedOn w:val="Normal"/>
+    <w:next w:val="Normal"/>
+    <w:link w:val="Heading5Char"/>
     <w:uiPriority w:val="9"/>
     <w:qFormat/>
     <w:rsid w:val="005460D3"/>
@@ -8596,12 +13396,12 @@
       <w:b/>
     </w:rPr>
   </w:style>
-  <w:style w:type="paragraph" w:styleId="Titolo6">
+  <w:style w:type="paragraph" w:styleId="Heading6">
     <w:name w:val="heading 6"/>
     <w:aliases w:val="Appendix Heading 1"/>
-    <w:basedOn w:val="Normale"/>
-    <w:next w:val="Normale"/>
-    <w:link w:val="Titolo6Carattere"/>
+    <w:basedOn w:val="Normal"/>
+    <w:next w:val="Normal"/>
+    <w:link w:val="Heading6Char"/>
     <w:uiPriority w:val="9"/>
     <w:rsid w:val="005460D3"/>
     <w:pPr>
@@ -8618,12 +13418,12 @@
       <w:i/>
     </w:rPr>
   </w:style>
-  <w:style w:type="paragraph" w:styleId="Titolo7">
+  <w:style w:type="paragraph" w:styleId="Heading7">
     <w:name w:val="heading 7"/>
     <w:aliases w:val="Appendix Heading 2"/>
-    <w:basedOn w:val="Normale"/>
-    <w:next w:val="Normale"/>
-    <w:link w:val="Titolo7Carattere"/>
+    <w:basedOn w:val="Normal"/>
+    <w:next w:val="Normal"/>
+    <w:link w:val="Heading7Char"/>
     <w:uiPriority w:val="9"/>
     <w:rsid w:val="005460D3"/>
     <w:pPr>
@@ -8638,12 +13438,12 @@
       <w:u w:val="single"/>
     </w:rPr>
   </w:style>
-  <w:style w:type="paragraph" w:styleId="Titolo8">
+  <w:style w:type="paragraph" w:styleId="Heading8">
     <w:name w:val="heading 8"/>
     <w:aliases w:val="8,Appendix Heading 3"/>
-    <w:basedOn w:val="Normale"/>
-    <w:next w:val="Normale"/>
-    <w:link w:val="Titolo8Carattere"/>
+    <w:basedOn w:val="Normal"/>
+    <w:next w:val="Normal"/>
+    <w:link w:val="Heading8Char"/>
     <w:uiPriority w:val="9"/>
     <w:qFormat/>
     <w:rsid w:val="005460D3"/>
@@ -8660,12 +13460,12 @@
       <w:color w:val="000000"/>
     </w:rPr>
   </w:style>
-  <w:style w:type="paragraph" w:styleId="Titolo9">
+  <w:style w:type="paragraph" w:styleId="Heading9">
     <w:name w:val="heading 9"/>
     <w:aliases w:val="Appendix Heading 4"/>
-    <w:basedOn w:val="Normale"/>
-    <w:next w:val="Normale"/>
-    <w:link w:val="Titolo9Carattere"/>
+    <w:basedOn w:val="Normal"/>
+    <w:next w:val="Normal"/>
+    <w:link w:val="Heading9Char"/>
     <w:uiPriority w:val="9"/>
     <w:rsid w:val="005460D3"/>
     <w:pPr>
@@ -8682,13 +13482,13 @@
       <w:color w:val="0000FF"/>
     </w:rPr>
   </w:style>
-  <w:style w:type="character" w:default="1" w:styleId="Carpredefinitoparagrafo">
+  <w:style w:type="character" w:default="1" w:styleId="DefaultParagraphFont">
     <w:name w:val="Default Paragraph Font"/>
     <w:uiPriority w:val="1"/>
     <w:semiHidden/>
     <w:unhideWhenUsed/>
   </w:style>
-  <w:style w:type="table" w:default="1" w:styleId="Tabellanormale">
+  <w:style w:type="table" w:default="1" w:styleId="TableNormal">
     <w:name w:val="Normal Table"/>
     <w:uiPriority w:val="99"/>
     <w:semiHidden/>
@@ -8703,16 +13503,16 @@
       </w:tblCellMar>
     </w:tblPr>
   </w:style>
-  <w:style w:type="numbering" w:default="1" w:styleId="Nessunelenco">
+  <w:style w:type="numbering" w:default="1" w:styleId="NoList">
     <w:name w:val="No List"/>
     <w:uiPriority w:val="99"/>
     <w:semiHidden/>
     <w:unhideWhenUsed/>
   </w:style>
-  <w:style w:type="character" w:customStyle="1" w:styleId="Titolo1Carattere">
-    <w:name w:val="Titolo 1 Carattere"/>
-    <w:aliases w:val="1 Carattere"/>
-    <w:link w:val="Titolo1"/>
+  <w:style w:type="character" w:customStyle="1" w:styleId="Heading1Char">
+    <w:name w:val="Heading 1 Char"/>
+    <w:aliases w:val="1 Char"/>
+    <w:link w:val="Heading1"/>
     <w:uiPriority w:val="9"/>
     <w:rsid w:val="00B23D84"/>
     <w:rPr>
@@ -8724,10 +13524,10 @@
       <w:lang w:val="en-GB"/>
     </w:rPr>
   </w:style>
-  <w:style w:type="character" w:customStyle="1" w:styleId="Titolo2Carattere">
-    <w:name w:val="Titolo 2 Carattere"/>
-    <w:aliases w:val="2 Carattere,h2 Carattere,Level 2 Carattere,w2 Carattere,sub-sect Carattere,2Level Carattere"/>
-    <w:link w:val="Titolo2"/>
+  <w:style w:type="character" w:customStyle="1" w:styleId="Heading2Char">
+    <w:name w:val="Heading 2 Char"/>
+    <w:aliases w:val="2 Char,h2 Char,Level 2 Char,w2 Char,sub-sect Char,2Level Char"/>
+    <w:link w:val="Heading2"/>
     <w:uiPriority w:val="9"/>
     <w:rsid w:val="00437BAA"/>
     <w:rPr>
@@ -8739,10 +13539,10 @@
       <w:lang w:val="en-GB"/>
     </w:rPr>
   </w:style>
-  <w:style w:type="character" w:customStyle="1" w:styleId="Titolo3Carattere">
-    <w:name w:val="Titolo 3 Carattere"/>
-    <w:aliases w:val="3 Carattere,h3 Carattere"/>
-    <w:link w:val="Titolo3"/>
+  <w:style w:type="character" w:customStyle="1" w:styleId="Heading3Char">
+    <w:name w:val="Heading 3 Char"/>
+    <w:aliases w:val="3 Char,h3 Char"/>
+    <w:link w:val="Heading3"/>
     <w:uiPriority w:val="9"/>
     <w:rsid w:val="00FF5F2C"/>
     <w:rPr>
@@ -8759,10 +13559,10 @@
       </w14:scene3d>
     </w:rPr>
   </w:style>
-  <w:style w:type="character" w:customStyle="1" w:styleId="Titolo4Carattere">
-    <w:name w:val="Titolo 4 Carattere"/>
-    <w:aliases w:val="4 Carattere,h4 Carattere"/>
-    <w:link w:val="Titolo4"/>
+  <w:style w:type="character" w:customStyle="1" w:styleId="Heading4Char">
+    <w:name w:val="Heading 4 Char"/>
+    <w:aliases w:val="4 Char,h4 Char"/>
+    <w:link w:val="Heading4"/>
     <w:uiPriority w:val="9"/>
     <w:rsid w:val="00CC0A70"/>
     <w:rPr>
@@ -8773,10 +13573,10 @@
       <w:lang w:val="en-GB"/>
     </w:rPr>
   </w:style>
-  <w:style w:type="character" w:customStyle="1" w:styleId="Titolo5Carattere">
-    <w:name w:val="Titolo 5 Carattere"/>
-    <w:aliases w:val="5 Carattere"/>
-    <w:link w:val="Titolo5"/>
+  <w:style w:type="character" w:customStyle="1" w:styleId="Heading5Char">
+    <w:name w:val="Heading 5 Char"/>
+    <w:aliases w:val="5 Char"/>
+    <w:link w:val="Heading5"/>
     <w:uiPriority w:val="9"/>
     <w:rsid w:val="005460D3"/>
     <w:rPr>
@@ -8787,10 +13587,10 @@
       <w:lang w:val="en-GB"/>
     </w:rPr>
   </w:style>
-  <w:style w:type="character" w:customStyle="1" w:styleId="Titolo6Carattere">
-    <w:name w:val="Titolo 6 Carattere"/>
-    <w:aliases w:val="Appendix Heading 1 Carattere"/>
-    <w:link w:val="Titolo6"/>
+  <w:style w:type="character" w:customStyle="1" w:styleId="Heading6Char">
+    <w:name w:val="Heading 6 Char"/>
+    <w:aliases w:val="Appendix Heading 1 Char"/>
+    <w:link w:val="Heading6"/>
     <w:uiPriority w:val="9"/>
     <w:rsid w:val="005460D3"/>
     <w:rPr>
@@ -8802,10 +13602,10 @@
       <w:lang w:val="en-GB"/>
     </w:rPr>
   </w:style>
-  <w:style w:type="character" w:customStyle="1" w:styleId="Titolo7Carattere">
-    <w:name w:val="Titolo 7 Carattere"/>
-    <w:aliases w:val="Appendix Heading 2 Carattere"/>
-    <w:link w:val="Titolo7"/>
+  <w:style w:type="character" w:customStyle="1" w:styleId="Heading7Char">
+    <w:name w:val="Heading 7 Char"/>
+    <w:aliases w:val="Appendix Heading 2 Char"/>
+    <w:link w:val="Heading7"/>
     <w:uiPriority w:val="9"/>
     <w:rsid w:val="005460D3"/>
     <w:rPr>
@@ -8816,10 +13616,10 @@
       <w:lang w:val="en-GB"/>
     </w:rPr>
   </w:style>
-  <w:style w:type="character" w:customStyle="1" w:styleId="Titolo8Carattere">
-    <w:name w:val="Titolo 8 Carattere"/>
-    <w:aliases w:val="8 Carattere,Appendix Heading 3 Carattere"/>
-    <w:link w:val="Titolo8"/>
+  <w:style w:type="character" w:customStyle="1" w:styleId="Heading8Char">
+    <w:name w:val="Heading 8 Char"/>
+    <w:aliases w:val="8 Char,Appendix Heading 3 Char"/>
+    <w:link w:val="Heading8"/>
     <w:uiPriority w:val="9"/>
     <w:rsid w:val="005460D3"/>
     <w:rPr>
@@ -8831,10 +13631,10 @@
       <w:lang w:val="en-GB"/>
     </w:rPr>
   </w:style>
-  <w:style w:type="character" w:customStyle="1" w:styleId="Titolo9Carattere">
-    <w:name w:val="Titolo 9 Carattere"/>
-    <w:aliases w:val="Appendix Heading 4 Carattere"/>
-    <w:link w:val="Titolo9"/>
+  <w:style w:type="character" w:customStyle="1" w:styleId="Heading9Char">
+    <w:name w:val="Heading 9 Char"/>
+    <w:aliases w:val="Appendix Heading 4 Char"/>
+    <w:link w:val="Heading9"/>
     <w:uiPriority w:val="9"/>
     <w:rsid w:val="005460D3"/>
     <w:rPr>
@@ -8846,11 +13646,11 @@
       <w:lang w:val="en-GB"/>
     </w:rPr>
   </w:style>
-  <w:style w:type="paragraph" w:styleId="Intestazione">
+  <w:style w:type="paragraph" w:styleId="Header">
     <w:name w:val="header"/>
     <w:aliases w:val="protocollo"/>
-    <w:basedOn w:val="Normale"/>
-    <w:link w:val="IntestazioneCarattere"/>
+    <w:basedOn w:val="Normal"/>
+    <w:link w:val="HeaderChar"/>
     <w:uiPriority w:val="99"/>
     <w:rsid w:val="005460D3"/>
     <w:pPr>
@@ -8860,10 +13660,10 @@
       </w:tabs>
     </w:pPr>
   </w:style>
-  <w:style w:type="character" w:customStyle="1" w:styleId="IntestazioneCarattere">
-    <w:name w:val="Intestazione Carattere"/>
-    <w:aliases w:val="protocollo Carattere"/>
-    <w:link w:val="Intestazione"/>
+  <w:style w:type="character" w:customStyle="1" w:styleId="HeaderChar">
+    <w:name w:val="Header Char"/>
+    <w:aliases w:val="protocollo Char"/>
+    <w:link w:val="Header"/>
     <w:uiPriority w:val="99"/>
     <w:rsid w:val="005460D3"/>
     <w:rPr>
@@ -8873,10 +13673,10 @@
       <w:lang w:val="it-IT" w:eastAsia="it-IT"/>
     </w:rPr>
   </w:style>
-  <w:style w:type="paragraph" w:styleId="Pidipagina">
+  <w:style w:type="paragraph" w:styleId="Footer">
     <w:name w:val="footer"/>
-    <w:basedOn w:val="Normale"/>
-    <w:link w:val="PidipaginaCarattere"/>
+    <w:basedOn w:val="Normal"/>
+    <w:link w:val="FooterChar"/>
     <w:uiPriority w:val="99"/>
     <w:rsid w:val="005460D3"/>
     <w:pPr>
@@ -8886,9 +13686,9 @@
       </w:tabs>
     </w:pPr>
   </w:style>
-  <w:style w:type="character" w:customStyle="1" w:styleId="PidipaginaCarattere">
-    <w:name w:val="Piè di pagina Carattere"/>
-    <w:link w:val="Pidipagina"/>
+  <w:style w:type="character" w:customStyle="1" w:styleId="FooterChar">
+    <w:name w:val="Footer Char"/>
+    <w:link w:val="Footer"/>
     <w:uiPriority w:val="99"/>
     <w:rsid w:val="005460D3"/>
     <w:rPr>
@@ -8898,15 +13698,15 @@
       <w:lang w:val="it-IT" w:eastAsia="it-IT"/>
     </w:rPr>
   </w:style>
-  <w:style w:type="character" w:styleId="Numeropagina">
+  <w:style w:type="character" w:styleId="PageNumber">
     <w:name w:val="page number"/>
-    <w:basedOn w:val="Carpredefinitoparagrafo"/>
+    <w:basedOn w:val="DefaultParagraphFont"/>
     <w:rsid w:val="005460D3"/>
   </w:style>
-  <w:style w:type="paragraph" w:styleId="Sommario1">
+  <w:style w:type="paragraph" w:styleId="TOC1">
     <w:name w:val="toc 1"/>
-    <w:basedOn w:val="Normale"/>
-    <w:next w:val="Normale"/>
+    <w:basedOn w:val="Normal"/>
+    <w:next w:val="Normal"/>
     <w:autoRedefine/>
     <w:uiPriority w:val="39"/>
     <w:qFormat/>
@@ -8925,10 +13725,10 @@
       <w:sz w:val="20"/>
     </w:rPr>
   </w:style>
-  <w:style w:type="paragraph" w:styleId="Sommario2">
+  <w:style w:type="paragraph" w:styleId="TOC2">
     <w:name w:val="toc 2"/>
-    <w:basedOn w:val="Normale"/>
-    <w:next w:val="Normale"/>
+    <w:basedOn w:val="Normal"/>
+    <w:next w:val="Normal"/>
     <w:autoRedefine/>
     <w:uiPriority w:val="39"/>
     <w:qFormat/>
@@ -8947,10 +13747,10 @@
       <w:sz w:val="20"/>
     </w:rPr>
   </w:style>
-  <w:style w:type="paragraph" w:styleId="Sommario3">
+  <w:style w:type="paragraph" w:styleId="TOC3">
     <w:name w:val="toc 3"/>
-    <w:basedOn w:val="Normale"/>
-    <w:next w:val="Normale"/>
+    <w:basedOn w:val="Normal"/>
+    <w:next w:val="Normal"/>
     <w:autoRedefine/>
     <w:uiPriority w:val="39"/>
     <w:qFormat/>
@@ -8969,10 +13769,10 @@
       <w:sz w:val="16"/>
     </w:rPr>
   </w:style>
-  <w:style w:type="paragraph" w:styleId="Sommario4">
+  <w:style w:type="paragraph" w:styleId="TOC4">
     <w:name w:val="toc 4"/>
-    <w:basedOn w:val="Normale"/>
-    <w:next w:val="Normale"/>
+    <w:basedOn w:val="Normal"/>
+    <w:next w:val="Normal"/>
     <w:autoRedefine/>
     <w:uiPriority w:val="39"/>
     <w:rsid w:val="00D54F61"/>
@@ -8985,10 +13785,10 @@
       <w:sz w:val="18"/>
     </w:rPr>
   </w:style>
-  <w:style w:type="paragraph" w:styleId="Sommario5">
+  <w:style w:type="paragraph" w:styleId="TOC5">
     <w:name w:val="toc 5"/>
-    <w:basedOn w:val="Normale"/>
-    <w:next w:val="Normale"/>
+    <w:basedOn w:val="Normal"/>
+    <w:next w:val="Normal"/>
     <w:autoRedefine/>
     <w:uiPriority w:val="39"/>
     <w:rsid w:val="005460D3"/>
@@ -9001,10 +13801,10 @@
       <w:sz w:val="18"/>
     </w:rPr>
   </w:style>
-  <w:style w:type="paragraph" w:styleId="Sommario6">
+  <w:style w:type="paragraph" w:styleId="TOC6">
     <w:name w:val="toc 6"/>
-    <w:basedOn w:val="Normale"/>
-    <w:next w:val="Normale"/>
+    <w:basedOn w:val="Normal"/>
+    <w:next w:val="Normal"/>
     <w:autoRedefine/>
     <w:uiPriority w:val="39"/>
     <w:rsid w:val="005460D3"/>
@@ -9017,10 +13817,10 @@
       <w:sz w:val="18"/>
     </w:rPr>
   </w:style>
-  <w:style w:type="paragraph" w:styleId="Sommario7">
+  <w:style w:type="paragraph" w:styleId="TOC7">
     <w:name w:val="toc 7"/>
-    <w:basedOn w:val="Normale"/>
-    <w:next w:val="Normale"/>
+    <w:basedOn w:val="Normal"/>
+    <w:next w:val="Normal"/>
     <w:autoRedefine/>
     <w:uiPriority w:val="39"/>
     <w:rsid w:val="005460D3"/>
@@ -9033,10 +13833,10 @@
       <w:sz w:val="18"/>
     </w:rPr>
   </w:style>
-  <w:style w:type="paragraph" w:styleId="Sommario8">
+  <w:style w:type="paragraph" w:styleId="TOC8">
     <w:name w:val="toc 8"/>
-    <w:basedOn w:val="Normale"/>
-    <w:next w:val="Normale"/>
+    <w:basedOn w:val="Normal"/>
+    <w:next w:val="Normal"/>
     <w:autoRedefine/>
     <w:uiPriority w:val="39"/>
     <w:rsid w:val="005460D3"/>
@@ -9049,10 +13849,10 @@
       <w:sz w:val="18"/>
     </w:rPr>
   </w:style>
-  <w:style w:type="paragraph" w:styleId="Sommario9">
+  <w:style w:type="paragraph" w:styleId="TOC9">
     <w:name w:val="toc 9"/>
-    <w:basedOn w:val="Normale"/>
-    <w:next w:val="Normale"/>
+    <w:basedOn w:val="Normal"/>
+    <w:next w:val="Normal"/>
     <w:autoRedefine/>
     <w:uiPriority w:val="39"/>
     <w:rsid w:val="005460D3"/>
@@ -9067,7 +13867,7 @@
   </w:style>
   <w:style w:type="paragraph" w:customStyle="1" w:styleId="Normale-1">
     <w:name w:val="Normale-1"/>
-    <w:basedOn w:val="Normale"/>
+    <w:basedOn w:val="Normal"/>
     <w:uiPriority w:val="99"/>
     <w:rsid w:val="005460D3"/>
     <w:pPr>
@@ -9079,7 +13879,7 @@
       <w:sz w:val="20"/>
     </w:rPr>
   </w:style>
-  <w:style w:type="character" w:styleId="Collegamentoipertestuale">
+  <w:style w:type="character" w:styleId="Hyperlink">
     <w:name w:val="Hyperlink"/>
     <w:uiPriority w:val="99"/>
     <w:rsid w:val="005460D3"/>
@@ -9090,7 +13890,7 @@
   </w:style>
   <w:style w:type="paragraph" w:customStyle="1" w:styleId="Corpodeltesto">
     <w:name w:val="Corpo del testo"/>
-    <w:basedOn w:val="Normale"/>
+    <w:basedOn w:val="Normal"/>
     <w:link w:val="CorpodeltestoCarattere"/>
     <w:rsid w:val="005460D3"/>
     <w:rPr>
@@ -9109,19 +13909,19 @@
       <w:lang w:val="it-IT" w:eastAsia="it-IT"/>
     </w:rPr>
   </w:style>
-  <w:style w:type="paragraph" w:styleId="Corpodeltesto2">
+  <w:style w:type="paragraph" w:styleId="BodyText2">
     <w:name w:val="Body Text 2"/>
-    <w:basedOn w:val="Normale"/>
-    <w:link w:val="Corpodeltesto2Carattere"/>
+    <w:basedOn w:val="Normal"/>
+    <w:link w:val="BodyText2Char"/>
     <w:uiPriority w:val="99"/>
     <w:rsid w:val="005460D3"/>
     <w:pPr>
       <w:shd w:val="pct20" w:color="000000" w:fill="FFFFFF"/>
     </w:pPr>
   </w:style>
-  <w:style w:type="character" w:customStyle="1" w:styleId="Corpodeltesto2Carattere">
-    <w:name w:val="Corpo del testo 2 Carattere"/>
-    <w:link w:val="Corpodeltesto2"/>
+  <w:style w:type="character" w:customStyle="1" w:styleId="BodyText2Char">
+    <w:name w:val="Body Text 2 Char"/>
+    <w:link w:val="BodyText2"/>
     <w:uiPriority w:val="99"/>
     <w:rsid w:val="005460D3"/>
     <w:rPr>
@@ -9132,19 +13932,19 @@
       <w:lang w:val="it-IT" w:eastAsia="it-IT"/>
     </w:rPr>
   </w:style>
-  <w:style w:type="paragraph" w:styleId="Corpodeltesto3">
+  <w:style w:type="paragraph" w:styleId="BodyText3">
     <w:name w:val="Body Text 3"/>
-    <w:basedOn w:val="Normale"/>
-    <w:link w:val="Corpodeltesto3Carattere"/>
+    <w:basedOn w:val="Normal"/>
+    <w:link w:val="BodyText3Char"/>
     <w:uiPriority w:val="99"/>
     <w:rsid w:val="005460D3"/>
     <w:rPr>
       <w:color w:val="000000"/>
     </w:rPr>
   </w:style>
-  <w:style w:type="character" w:customStyle="1" w:styleId="Corpodeltesto3Carattere">
-    <w:name w:val="Corpo del testo 3 Carattere"/>
-    <w:link w:val="Corpodeltesto3"/>
+  <w:style w:type="character" w:customStyle="1" w:styleId="BodyText3Char">
+    <w:name w:val="Body Text 3 Char"/>
+    <w:link w:val="BodyText3"/>
     <w:uiPriority w:val="99"/>
     <w:rsid w:val="005460D3"/>
     <w:rPr>
@@ -9157,8 +13957,8 @@
   </w:style>
   <w:style w:type="paragraph" w:customStyle="1" w:styleId="BodyText31">
     <w:name w:val="Body Text 31"/>
-    <w:basedOn w:val="Normale"/>
-    <w:next w:val="Normale"/>
+    <w:basedOn w:val="Normal"/>
+    <w:next w:val="Normal"/>
     <w:uiPriority w:val="99"/>
     <w:rsid w:val="005460D3"/>
     <w:pPr>
@@ -9171,7 +13971,7 @@
   </w:style>
   <w:style w:type="paragraph" w:customStyle="1" w:styleId="TestoNorma">
     <w:name w:val="TestoNorma"/>
-    <w:basedOn w:val="Normale"/>
+    <w:basedOn w:val="Normal"/>
     <w:uiPriority w:val="99"/>
     <w:rsid w:val="005460D3"/>
     <w:pPr>
@@ -9183,7 +13983,7 @@
   </w:style>
   <w:style w:type="paragraph" w:customStyle="1" w:styleId="1riga">
     <w:name w:val="1^riga"/>
-    <w:basedOn w:val="Normale"/>
+    <w:basedOn w:val="Normal"/>
     <w:uiPriority w:val="99"/>
     <w:rsid w:val="005460D3"/>
     <w:pPr>
@@ -9199,7 +13999,7 @@
   </w:style>
   <w:style w:type="paragraph" w:customStyle="1" w:styleId="BodyText21">
     <w:name w:val="Body Text 21"/>
-    <w:basedOn w:val="Normale"/>
+    <w:basedOn w:val="Normal"/>
     <w:uiPriority w:val="99"/>
     <w:rsid w:val="005460D3"/>
     <w:pPr>
@@ -9212,7 +14012,7 @@
   </w:style>
   <w:style w:type="paragraph" w:customStyle="1" w:styleId="BlockText1">
     <w:name w:val="Block Text1"/>
-    <w:basedOn w:val="Normale"/>
+    <w:basedOn w:val="Normal"/>
     <w:uiPriority w:val="99"/>
     <w:rsid w:val="005460D3"/>
     <w:pPr>
@@ -9222,10 +14022,10 @@
       <w:ind w:left="1134" w:right="-1" w:hanging="357"/>
     </w:pPr>
   </w:style>
-  <w:style w:type="paragraph" w:styleId="Testocommento">
+  <w:style w:type="paragraph" w:styleId="CommentText">
     <w:name w:val="annotation text"/>
-    <w:basedOn w:val="Normale"/>
-    <w:link w:val="TestocommentoCarattere"/>
+    <w:basedOn w:val="Normal"/>
+    <w:link w:val="CommentTextChar"/>
     <w:uiPriority w:val="99"/>
     <w:rsid w:val="005460D3"/>
     <w:pPr>
@@ -9235,9 +14035,9 @@
       <w:rFonts w:ascii="Arial" w:hAnsi="Arial"/>
     </w:rPr>
   </w:style>
-  <w:style w:type="character" w:customStyle="1" w:styleId="TestocommentoCarattere">
-    <w:name w:val="Testo commento Carattere"/>
-    <w:link w:val="Testocommento"/>
+  <w:style w:type="character" w:customStyle="1" w:styleId="CommentTextChar">
+    <w:name w:val="Comment Text Char"/>
+    <w:link w:val="CommentText"/>
     <w:uiPriority w:val="99"/>
     <w:rsid w:val="005460D3"/>
     <w:rPr>
@@ -9247,9 +14047,9 @@
       <w:lang w:val="it-IT" w:eastAsia="it-IT"/>
     </w:rPr>
   </w:style>
-  <w:style w:type="paragraph" w:styleId="Puntoelenco2">
+  <w:style w:type="paragraph" w:styleId="ListBullet2">
     <w:name w:val="List Bullet 2"/>
-    <w:basedOn w:val="Normale"/>
+    <w:basedOn w:val="Normal"/>
     <w:autoRedefine/>
     <w:uiPriority w:val="99"/>
     <w:rsid w:val="00EA491B"/>
@@ -9263,9 +14063,9 @@
       <w:color w:val="000000"/>
     </w:rPr>
   </w:style>
-  <w:style w:type="paragraph" w:styleId="Elenco">
+  <w:style w:type="paragraph" w:styleId="List">
     <w:name w:val="List"/>
-    <w:basedOn w:val="Normale"/>
+    <w:basedOn w:val="Normal"/>
     <w:uiPriority w:val="99"/>
     <w:rsid w:val="005460D3"/>
     <w:pPr>
@@ -9276,10 +14076,10 @@
       <w:sz w:val="26"/>
     </w:rPr>
   </w:style>
-  <w:style w:type="paragraph" w:styleId="Rientrocorpodeltesto">
+  <w:style w:type="paragraph" w:styleId="BodyTextIndent">
     <w:name w:val="Body Text Indent"/>
-    <w:basedOn w:val="Normale"/>
-    <w:link w:val="RientrocorpodeltestoCarattere"/>
+    <w:basedOn w:val="Normal"/>
+    <w:link w:val="BodyTextIndentChar"/>
     <w:uiPriority w:val="99"/>
     <w:rsid w:val="005460D3"/>
     <w:pPr>
@@ -9289,9 +14089,9 @@
       <w:color w:val="0000FF"/>
     </w:rPr>
   </w:style>
-  <w:style w:type="character" w:customStyle="1" w:styleId="RientrocorpodeltestoCarattere">
-    <w:name w:val="Rientro corpo del testo Carattere"/>
-    <w:link w:val="Rientrocorpodeltesto"/>
+  <w:style w:type="character" w:customStyle="1" w:styleId="BodyTextIndentChar">
+    <w:name w:val="Body Text Indent Char"/>
+    <w:link w:val="BodyTextIndent"/>
     <w:uiPriority w:val="99"/>
     <w:rsid w:val="005460D3"/>
     <w:rPr>
@@ -9304,7 +14104,7 @@
   </w:style>
   <w:style w:type="paragraph" w:customStyle="1" w:styleId="Capitolo">
     <w:name w:val="Capitolo"/>
-    <w:basedOn w:val="Normale"/>
+    <w:basedOn w:val="Normal"/>
     <w:uiPriority w:val="99"/>
     <w:rsid w:val="005460D3"/>
     <w:pPr>
@@ -9314,10 +14114,10 @@
       <w:rFonts w:ascii="Arial" w:hAnsi="Arial"/>
     </w:rPr>
   </w:style>
-  <w:style w:type="paragraph" w:styleId="Indice1">
+  <w:style w:type="paragraph" w:styleId="Index1">
     <w:name w:val="index 1"/>
-    <w:basedOn w:val="Normale"/>
-    <w:next w:val="Normale"/>
+    <w:basedOn w:val="Normal"/>
+    <w:next w:val="Normal"/>
     <w:autoRedefine/>
     <w:uiPriority w:val="99"/>
     <w:semiHidden/>
@@ -9330,9 +14130,9 @@
       <w:rFonts w:ascii="Arial" w:hAnsi="Arial"/>
     </w:rPr>
   </w:style>
-  <w:style w:type="paragraph" w:styleId="Elencocontinua">
+  <w:style w:type="paragraph" w:styleId="ListContinue">
     <w:name w:val="List Continue"/>
-    <w:basedOn w:val="Normale"/>
+    <w:basedOn w:val="Normal"/>
     <w:uiPriority w:val="99"/>
     <w:rsid w:val="005460D3"/>
     <w:pPr>
@@ -9340,10 +14140,10 @@
       <w:ind w:left="283"/>
     </w:pPr>
   </w:style>
-  <w:style w:type="table" w:styleId="Grigliatabella">
+  <w:style w:type="table" w:styleId="TableGrid">
     <w:name w:val="Table Grid"/>
     <w:aliases w:val="Table long document"/>
-    <w:basedOn w:val="Tabellanormale"/>
+    <w:basedOn w:val="TableNormal"/>
     <w:uiPriority w:val="39"/>
     <w:rsid w:val="005460D3"/>
     <w:pPr>
@@ -9366,7 +14166,7 @@
   </w:style>
   <w:style w:type="paragraph" w:customStyle="1" w:styleId="JD-compiti">
     <w:name w:val="JD-compiti"/>
-    <w:basedOn w:val="Normale"/>
+    <w:basedOn w:val="Normal"/>
     <w:uiPriority w:val="99"/>
     <w:rsid w:val="005460D3"/>
     <w:pPr>
@@ -9377,10 +14177,10 @@
       <w:rFonts w:ascii="CG Times (WN)" w:hAnsi="CG Times (WN)"/>
     </w:rPr>
   </w:style>
-  <w:style w:type="paragraph" w:styleId="Rientrocorpodeltesto3">
+  <w:style w:type="paragraph" w:styleId="BodyTextIndent3">
     <w:name w:val="Body Text Indent 3"/>
-    <w:basedOn w:val="Normale"/>
-    <w:link w:val="Rientrocorpodeltesto3Carattere"/>
+    <w:basedOn w:val="Normal"/>
+    <w:link w:val="BodyTextIndent3Char"/>
     <w:uiPriority w:val="99"/>
     <w:rsid w:val="005460D3"/>
     <w:pPr>
@@ -9392,9 +14192,9 @@
       <w:szCs w:val="16"/>
     </w:rPr>
   </w:style>
-  <w:style w:type="character" w:customStyle="1" w:styleId="Rientrocorpodeltesto3Carattere">
-    <w:name w:val="Rientro corpo del testo 3 Carattere"/>
-    <w:link w:val="Rientrocorpodeltesto3"/>
+  <w:style w:type="character" w:customStyle="1" w:styleId="BodyTextIndent3Char">
+    <w:name w:val="Body Text Indent 3 Char"/>
+    <w:link w:val="BodyTextIndent3"/>
     <w:uiPriority w:val="99"/>
     <w:rsid w:val="005460D3"/>
     <w:rPr>
@@ -9406,7 +14206,7 @@
   </w:style>
   <w:style w:type="paragraph" w:customStyle="1" w:styleId="esserestatin">
     <w:name w:val="essere statin"/>
-    <w:basedOn w:val="Normale"/>
+    <w:basedOn w:val="Normal"/>
     <w:uiPriority w:val="99"/>
     <w:rsid w:val="005460D3"/>
     <w:pPr>
@@ -9416,10 +14216,10 @@
       <w:rFonts w:ascii="Tms Rmn" w:hAnsi="Tms Rmn"/>
     </w:rPr>
   </w:style>
-  <w:style w:type="paragraph" w:styleId="Rientrocorpodeltesto2">
+  <w:style w:type="paragraph" w:styleId="BodyTextIndent2">
     <w:name w:val="Body Text Indent 2"/>
-    <w:basedOn w:val="Normale"/>
-    <w:link w:val="Rientrocorpodeltesto2Carattere"/>
+    <w:basedOn w:val="Normal"/>
+    <w:link w:val="BodyTextIndent2Char"/>
     <w:uiPriority w:val="99"/>
     <w:rsid w:val="005460D3"/>
     <w:pPr>
@@ -9427,9 +14227,9 @@
       <w:ind w:left="283"/>
     </w:pPr>
   </w:style>
-  <w:style w:type="character" w:customStyle="1" w:styleId="Rientrocorpodeltesto2Carattere">
-    <w:name w:val="Rientro corpo del testo 2 Carattere"/>
-    <w:link w:val="Rientrocorpodeltesto2"/>
+  <w:style w:type="character" w:customStyle="1" w:styleId="BodyTextIndent2Char">
+    <w:name w:val="Body Text Indent 2 Char"/>
+    <w:link w:val="BodyTextIndent2"/>
     <w:uiPriority w:val="99"/>
     <w:rsid w:val="005460D3"/>
     <w:rPr>
@@ -9439,9 +14239,9 @@
       <w:lang w:val="it-IT" w:eastAsia="it-IT"/>
     </w:rPr>
   </w:style>
-  <w:style w:type="paragraph" w:styleId="Rientronormale">
+  <w:style w:type="paragraph" w:styleId="NormalIndent">
     <w:name w:val="Normal Indent"/>
-    <w:basedOn w:val="Normale"/>
+    <w:basedOn w:val="Normal"/>
     <w:uiPriority w:val="99"/>
     <w:rsid w:val="005460D3"/>
     <w:pPr>
@@ -9456,7 +14256,7 @@
   </w:style>
   <w:style w:type="paragraph" w:customStyle="1" w:styleId="elencopuntato">
     <w:name w:val="elenco puntato"/>
-    <w:basedOn w:val="Normale"/>
+    <w:basedOn w:val="Normal"/>
     <w:uiPriority w:val="99"/>
     <w:rsid w:val="005460D3"/>
     <w:pPr>
@@ -9470,7 +14270,7 @@
   </w:style>
   <w:style w:type="paragraph" w:customStyle="1" w:styleId="BodyTextIndent21">
     <w:name w:val="Body Text Indent 21"/>
-    <w:basedOn w:val="Normale"/>
+    <w:basedOn w:val="Normal"/>
     <w:uiPriority w:val="99"/>
     <w:rsid w:val="005460D3"/>
     <w:pPr>
@@ -9482,7 +14282,7 @@
       <w:ind w:left="1701"/>
     </w:pPr>
   </w:style>
-  <w:style w:type="character" w:styleId="Collegamentovisitato">
+  <w:style w:type="character" w:styleId="FollowedHyperlink">
     <w:name w:val="FollowedHyperlink"/>
     <w:uiPriority w:val="99"/>
     <w:rsid w:val="005460D3"/>
@@ -9491,10 +14291,10 @@
       <w:u w:val="single"/>
     </w:rPr>
   </w:style>
-  <w:style w:type="paragraph" w:styleId="Testonormale">
+  <w:style w:type="paragraph" w:styleId="PlainText">
     <w:name w:val="Plain Text"/>
-    <w:basedOn w:val="Normale"/>
-    <w:link w:val="TestonormaleCarattere"/>
+    <w:basedOn w:val="Normal"/>
+    <w:link w:val="PlainTextChar"/>
     <w:uiPriority w:val="99"/>
     <w:rsid w:val="005460D3"/>
     <w:pPr>
@@ -9506,9 +14306,9 @@
       <w:sz w:val="20"/>
     </w:rPr>
   </w:style>
-  <w:style w:type="character" w:customStyle="1" w:styleId="TestonormaleCarattere">
-    <w:name w:val="Testo normale Carattere"/>
-    <w:link w:val="Testonormale"/>
+  <w:style w:type="character" w:customStyle="1" w:styleId="PlainTextChar">
+    <w:name w:val="Plain Text Char"/>
+    <w:link w:val="PlainText"/>
     <w:uiPriority w:val="99"/>
     <w:rsid w:val="005460D3"/>
     <w:rPr>
@@ -9520,7 +14320,7 @@
   </w:style>
   <w:style w:type="paragraph" w:customStyle="1" w:styleId="StileTitolo3prima6pt">
     <w:name w:val="Stile Titolo 3 + prima 6 pt"/>
-    <w:basedOn w:val="Titolo3"/>
+    <w:basedOn w:val="Heading3"/>
     <w:uiPriority w:val="99"/>
     <w:rsid w:val="005460D3"/>
     <w:rPr>
@@ -9530,7 +14330,7 @@
   </w:style>
   <w:style w:type="paragraph" w:customStyle="1" w:styleId="StileTitolo3prima15ptdopo9pt">
     <w:name w:val="Stile Titolo 3 + prima 15 pt  dopo 9 pt"/>
-    <w:basedOn w:val="Titolo3"/>
+    <w:basedOn w:val="Heading3"/>
     <w:uiPriority w:val="99"/>
     <w:rsid w:val="005460D3"/>
     <w:rPr>
@@ -9540,7 +14340,7 @@
   </w:style>
   <w:style w:type="paragraph" w:customStyle="1" w:styleId="CarattereCarattereCarattereCarattere">
     <w:name w:val="Carattere Carattere Carattere Carattere"/>
-    <w:basedOn w:val="Normale"/>
+    <w:basedOn w:val="Normal"/>
     <w:uiPriority w:val="99"/>
     <w:rsid w:val="005460D3"/>
     <w:pPr>
@@ -9553,10 +14353,10 @@
       <w:lang w:val="en-US" w:eastAsia="en-US"/>
     </w:rPr>
   </w:style>
-  <w:style w:type="paragraph" w:styleId="Testofumetto">
+  <w:style w:type="paragraph" w:styleId="BalloonText">
     <w:name w:val="Balloon Text"/>
-    <w:basedOn w:val="Normale"/>
-    <w:link w:val="TestofumettoCarattere"/>
+    <w:basedOn w:val="Normal"/>
+    <w:link w:val="BalloonTextChar"/>
     <w:uiPriority w:val="99"/>
     <w:semiHidden/>
     <w:rsid w:val="005460D3"/>
@@ -9566,9 +14366,9 @@
       <w:szCs w:val="16"/>
     </w:rPr>
   </w:style>
-  <w:style w:type="character" w:customStyle="1" w:styleId="TestofumettoCarattere">
-    <w:name w:val="Testo fumetto Carattere"/>
-    <w:link w:val="Testofumetto"/>
+  <w:style w:type="character" w:customStyle="1" w:styleId="BalloonTextChar">
+    <w:name w:val="Balloon Text Char"/>
+    <w:link w:val="BalloonText"/>
     <w:uiPriority w:val="99"/>
     <w:semiHidden/>
     <w:rsid w:val="005460D3"/>
@@ -9579,7 +14379,7 @@
       <w:lang w:val="it-IT" w:eastAsia="it-IT"/>
     </w:rPr>
   </w:style>
-  <w:style w:type="character" w:styleId="Enfasigrassetto">
+  <w:style w:type="character" w:styleId="Strong">
     <w:name w:val="Strong"/>
     <w:uiPriority w:val="22"/>
     <w:qFormat/>
@@ -9591,7 +14391,7 @@
   </w:style>
   <w:style w:type="paragraph" w:customStyle="1" w:styleId="titolone">
     <w:name w:val="titolone"/>
-    <w:basedOn w:val="Normale"/>
+    <w:basedOn w:val="Normal"/>
     <w:uiPriority w:val="99"/>
     <w:rsid w:val="005460D3"/>
     <w:pPr>
@@ -9604,11 +14404,11 @@
       <w:sz w:val="52"/>
     </w:rPr>
   </w:style>
-  <w:style w:type="paragraph" w:styleId="Paragrafoelenco">
+  <w:style w:type="paragraph" w:styleId="ListParagraph">
     <w:name w:val="List Paragraph"/>
     <w:aliases w:val="Bullet 1"/>
-    <w:basedOn w:val="Normale"/>
-    <w:link w:val="ParagrafoelencoCarattere"/>
+    <w:basedOn w:val="Normal"/>
+    <w:link w:val="ListParagraphChar"/>
     <w:uiPriority w:val="34"/>
     <w:qFormat/>
     <w:rsid w:val="002E0DBF"/>
@@ -9624,7 +14424,7 @@
   </w:style>
   <w:style w:type="paragraph" w:customStyle="1" w:styleId="CarattereCarattereCarattereCarattere1">
     <w:name w:val="Carattere Carattere Carattere Carattere1"/>
-    <w:basedOn w:val="Normale"/>
+    <w:basedOn w:val="Normal"/>
     <w:uiPriority w:val="99"/>
     <w:rsid w:val="003F2335"/>
     <w:pPr>
@@ -9655,7 +14455,7 @@
   </w:style>
   <w:style w:type="character" w:customStyle="1" w:styleId="hps">
     <w:name w:val="hps"/>
-    <w:basedOn w:val="Carpredefinitoparagrafo"/>
+    <w:basedOn w:val="DefaultParagraphFont"/>
     <w:rsid w:val="00422C1D"/>
   </w:style>
   <w:style w:type="paragraph" w:customStyle="1" w:styleId="Normal3">
@@ -9668,11 +14468,12 @@
       <w:color w:val="auto"/>
     </w:rPr>
   </w:style>
-  <w:style w:type="paragraph" w:styleId="Didascalia">
+  <w:style w:type="paragraph" w:styleId="Caption">
     <w:name w:val="caption"/>
-    <w:aliases w:val="Didascalia in Tabella,Caption2,Legend_Figures,Caption,Legend,Caption Char,Caption Char1 Char,Caption Char Char Char,Caption Char1 Char Char,Caption Char Char Char Char Char,Caption Char Char1,Légende_Figure,Char1"/>
-    <w:basedOn w:val="Normale"/>
-    <w:next w:val="Normale"/>
+    <w:aliases w:val="Didascalia in Tabella,Caption2,Legend_Figures,Legend,Caption Char,Caption Char1 Char,Caption Char Char Char,Caption Char1 Char Char,Caption Char Char Char Char Char,Caption Char Char1,Légende_Figure,Char1"/>
+    <w:basedOn w:val="Normal"/>
+    <w:next w:val="Normal"/>
+    <w:link w:val="CaptionChar1"/>
     <w:uiPriority w:val="35"/>
     <w:unhideWhenUsed/>
     <w:qFormat/>
@@ -9687,10 +14488,10 @@
       <w:noProof/>
     </w:rPr>
   </w:style>
-  <w:style w:type="paragraph" w:styleId="Testonotaapidipagina">
+  <w:style w:type="paragraph" w:styleId="FootnoteText">
     <w:name w:val="footnote text"/>
-    <w:basedOn w:val="Normale"/>
-    <w:link w:val="TestonotaapidipaginaCarattere"/>
+    <w:basedOn w:val="Normal"/>
+    <w:link w:val="FootnoteTextChar"/>
     <w:uiPriority w:val="99"/>
     <w:rsid w:val="00303938"/>
     <w:pPr>
@@ -9702,16 +14503,16 @@
       <w:lang w:val="x-none" w:eastAsia="x-none"/>
     </w:rPr>
   </w:style>
-  <w:style w:type="character" w:customStyle="1" w:styleId="TestonotaapidipaginaCarattere">
-    <w:name w:val="Testo nota a piè di pagina Carattere"/>
-    <w:link w:val="Testonotaapidipagina"/>
+  <w:style w:type="character" w:customStyle="1" w:styleId="FootnoteTextChar">
+    <w:name w:val="Footnote Text Char"/>
+    <w:link w:val="FootnoteText"/>
     <w:uiPriority w:val="99"/>
     <w:rsid w:val="00303938"/>
     <w:rPr>
       <w:rFonts w:ascii="Times New Roman" w:eastAsia="Times New Roman" w:hAnsi="Times New Roman"/>
     </w:rPr>
   </w:style>
-  <w:style w:type="character" w:styleId="Rimandonotaapidipagina">
+  <w:style w:type="character" w:styleId="FootnoteReference">
     <w:name w:val="footnote reference"/>
     <w:uiPriority w:val="99"/>
     <w:rsid w:val="00303938"/>
@@ -9719,9 +14520,9 @@
       <w:vertAlign w:val="superscript"/>
     </w:rPr>
   </w:style>
-  <w:style w:type="paragraph" w:styleId="Nessunaspaziatura">
+  <w:style w:type="paragraph" w:styleId="NoSpacing">
     <w:name w:val="No Spacing"/>
-    <w:link w:val="NessunaspaziaturaCarattere"/>
+    <w:link w:val="NoSpacingChar"/>
     <w:uiPriority w:val="1"/>
     <w:qFormat/>
     <w:rsid w:val="00E14A35"/>
@@ -9731,9 +14532,9 @@
       <w:lang w:val="en-GB" w:eastAsia="en-US"/>
     </w:rPr>
   </w:style>
-  <w:style w:type="paragraph" w:styleId="NormaleWeb">
+  <w:style w:type="paragraph" w:styleId="NormalWeb">
     <w:name w:val="Normal (Web)"/>
-    <w:basedOn w:val="Normale"/>
+    <w:basedOn w:val="Normal"/>
     <w:uiPriority w:val="99"/>
     <w:unhideWhenUsed/>
     <w:rsid w:val="008C2117"/>
@@ -9747,10 +14548,10 @@
   </w:style>
   <w:style w:type="paragraph" w:customStyle="1" w:styleId="Table">
     <w:name w:val="Table"/>
-    <w:basedOn w:val="Normale"/>
+    <w:basedOn w:val="Normal"/>
     <w:uiPriority w:val="99"/>
     <w:qFormat/>
-    <w:rsid w:val="005006C0"/>
+    <w:rsid w:val="00EB626D"/>
     <w:pPr>
       <w:keepLines/>
       <w:spacing w:before="0" w:line="240" w:lineRule="auto"/>
@@ -9758,16 +14559,15 @@
       <w:jc w:val="center"/>
     </w:pPr>
     <w:rPr>
-      <w:rFonts w:ascii="Arial" w:hAnsi="Arial"/>
-      <w:sz w:val="16"/>
+      <w:sz w:val="12"/>
       <w:szCs w:val="16"/>
       <w:lang w:eastAsia="fr-FR"/>
     </w:rPr>
   </w:style>
   <w:style w:type="paragraph" w:customStyle="1" w:styleId="CarCar1">
     <w:name w:val="Car Car1"/>
-    <w:basedOn w:val="Normale"/>
-    <w:next w:val="Normale"/>
+    <w:basedOn w:val="Normal"/>
+    <w:next w:val="Normal"/>
     <w:uiPriority w:val="99"/>
     <w:rsid w:val="007A7EC3"/>
     <w:pPr>
@@ -9803,7 +14603,7 @@
   </w:style>
   <w:style w:type="paragraph" w:customStyle="1" w:styleId="Style1">
     <w:name w:val="Style1"/>
-    <w:basedOn w:val="Sommario1"/>
+    <w:basedOn w:val="TOC1"/>
     <w:uiPriority w:val="99"/>
     <w:rsid w:val="0085434F"/>
     <w:pPr>
@@ -9818,7 +14618,7 @@
   </w:style>
   <w:style w:type="paragraph" w:customStyle="1" w:styleId="ColorfulList-Accent11">
     <w:name w:val="Colorful List - Accent 11"/>
-    <w:basedOn w:val="Normale"/>
+    <w:basedOn w:val="Normal"/>
     <w:uiPriority w:val="34"/>
     <w:rsid w:val="000D2892"/>
     <w:pPr>
@@ -9832,9 +14632,9 @@
       <w:lang w:val="en-US" w:eastAsia="en-US"/>
     </w:rPr>
   </w:style>
-  <w:style w:type="paragraph" w:styleId="Numeroelenco3">
+  <w:style w:type="paragraph" w:styleId="ListNumber3">
     <w:name w:val="List Number 3"/>
-    <w:basedOn w:val="Normale"/>
+    <w:basedOn w:val="Normal"/>
     <w:uiPriority w:val="99"/>
     <w:rsid w:val="003365F3"/>
     <w:pPr>
@@ -9866,7 +14666,7 @@
   </w:style>
   <w:style w:type="numbering" w:styleId="111111">
     <w:name w:val="Outline List 2"/>
-    <w:basedOn w:val="Nessunelenco"/>
+    <w:basedOn w:val="NoList"/>
     <w:rsid w:val="003365F3"/>
     <w:pPr>
       <w:numPr>
@@ -9876,7 +14676,7 @@
   </w:style>
   <w:style w:type="paragraph" w:customStyle="1" w:styleId="RevisionsContents">
     <w:name w:val="Revisions / Contents"/>
-    <w:basedOn w:val="Normale"/>
+    <w:basedOn w:val="Normal"/>
     <w:uiPriority w:val="99"/>
     <w:rsid w:val="00B62EBC"/>
     <w:pPr>
@@ -9893,10 +14693,10 @@
       <w:lang w:eastAsia="fr-FR"/>
     </w:rPr>
   </w:style>
-  <w:style w:type="paragraph" w:styleId="Indicedellefigure">
+  <w:style w:type="paragraph" w:styleId="TableofFigures">
     <w:name w:val="table of figures"/>
-    <w:basedOn w:val="Normale"/>
-    <w:next w:val="Normale"/>
+    <w:basedOn w:val="Normal"/>
+    <w:next w:val="Normal"/>
     <w:uiPriority w:val="99"/>
     <w:rsid w:val="00485BB7"/>
     <w:pPr>
@@ -9911,7 +14711,7 @@
   </w:style>
   <w:style w:type="paragraph" w:customStyle="1" w:styleId="Bullets">
     <w:name w:val="Bullets"/>
-    <w:basedOn w:val="Normale"/>
+    <w:basedOn w:val="Normal"/>
     <w:uiPriority w:val="99"/>
     <w:rsid w:val="000D4BA5"/>
     <w:pPr>
@@ -9927,7 +14727,7 @@
   </w:style>
   <w:style w:type="paragraph" w:customStyle="1" w:styleId="IAEA-text">
     <w:name w:val="IAEA-text"/>
-    <w:basedOn w:val="Normale"/>
+    <w:basedOn w:val="Normal"/>
     <w:uiPriority w:val="99"/>
     <w:rsid w:val="000D4BA5"/>
     <w:pPr>
@@ -9944,7 +14744,7 @@
   </w:style>
   <w:style w:type="paragraph" w:customStyle="1" w:styleId="TA-normal">
     <w:name w:val="TA-normal"/>
-    <w:basedOn w:val="Normale"/>
+    <w:basedOn w:val="Normal"/>
     <w:uiPriority w:val="99"/>
     <w:rsid w:val="0003643D"/>
     <w:pPr>
@@ -9961,8 +14761,8 @@
   </w:style>
   <w:style w:type="table" w:customStyle="1" w:styleId="Grigliatabella1">
     <w:name w:val="Griglia tabella1"/>
-    <w:basedOn w:val="Tabellanormale"/>
-    <w:next w:val="Grigliatabella"/>
+    <w:basedOn w:val="TableNormal"/>
+    <w:next w:val="TableGrid"/>
     <w:uiPriority w:val="99"/>
     <w:rsid w:val="0003643D"/>
     <w:rPr>
@@ -9984,8 +14784,8 @@
   </w:style>
   <w:style w:type="table" w:customStyle="1" w:styleId="Grigliatabella2">
     <w:name w:val="Griglia tabella2"/>
-    <w:basedOn w:val="Tabellanormale"/>
-    <w:next w:val="Grigliatabella"/>
+    <w:basedOn w:val="TableNormal"/>
+    <w:next w:val="TableGrid"/>
     <w:uiPriority w:val="99"/>
     <w:rsid w:val="00327619"/>
     <w:rPr>
@@ -10007,8 +14807,8 @@
   </w:style>
   <w:style w:type="table" w:customStyle="1" w:styleId="Grigliatabella3">
     <w:name w:val="Griglia tabella3"/>
-    <w:basedOn w:val="Tabellanormale"/>
-    <w:next w:val="Grigliatabella"/>
+    <w:basedOn w:val="TableNormal"/>
+    <w:next w:val="TableGrid"/>
     <w:uiPriority w:val="99"/>
     <w:rsid w:val="00D016C5"/>
     <w:rPr>
@@ -10030,8 +14830,8 @@
   </w:style>
   <w:style w:type="table" w:customStyle="1" w:styleId="Grigliatabella4">
     <w:name w:val="Griglia tabella4"/>
-    <w:basedOn w:val="Tabellanormale"/>
-    <w:next w:val="Grigliatabella"/>
+    <w:basedOn w:val="TableNormal"/>
+    <w:next w:val="TableGrid"/>
     <w:uiPriority w:val="99"/>
     <w:rsid w:val="00AD649C"/>
     <w:rPr>
@@ -10053,7 +14853,7 @@
   </w:style>
   <w:style w:type="paragraph" w:customStyle="1" w:styleId="DDD-Table">
     <w:name w:val="DDD-Table"/>
-    <w:basedOn w:val="Normale"/>
+    <w:basedOn w:val="Normal"/>
     <w:uiPriority w:val="99"/>
     <w:rsid w:val="0016124E"/>
     <w:pPr>
@@ -10067,9 +14867,9 @@
       <w:lang w:eastAsia="en-US"/>
     </w:rPr>
   </w:style>
-  <w:style w:type="character" w:styleId="Enfasicorsivo">
+  <w:style w:type="character" w:styleId="Emphasis">
     <w:name w:val="Emphasis"/>
-    <w:basedOn w:val="Carpredefinitoparagrafo"/>
+    <w:basedOn w:val="DefaultParagraphFont"/>
     <w:uiPriority w:val="20"/>
     <w:qFormat/>
     <w:rsid w:val="00901523"/>
@@ -10082,12 +14882,12 @@
   </w:style>
   <w:style w:type="character" w:customStyle="1" w:styleId="st">
     <w:name w:val="st"/>
-    <w:basedOn w:val="Carpredefinitoparagrafo"/>
+    <w:basedOn w:val="DefaultParagraphFont"/>
     <w:rsid w:val="00901523"/>
   </w:style>
-  <w:style w:type="character" w:styleId="Enfasidelicata">
+  <w:style w:type="character" w:styleId="SubtleEmphasis">
     <w:name w:val="Subtle Emphasis"/>
-    <w:basedOn w:val="Carpredefinitoparagrafo"/>
+    <w:basedOn w:val="DefaultParagraphFont"/>
     <w:uiPriority w:val="19"/>
     <w:qFormat/>
     <w:rsid w:val="005C207F"/>
@@ -10099,13 +14899,13 @@
   </w:style>
   <w:style w:type="character" w:customStyle="1" w:styleId="shorttext">
     <w:name w:val="short_text"/>
-    <w:basedOn w:val="Carpredefinitoparagrafo"/>
+    <w:basedOn w:val="DefaultParagraphFont"/>
     <w:rsid w:val="00222D3C"/>
   </w:style>
   <w:style w:type="character" w:customStyle="1" w:styleId="Titolo2Carattere1">
     <w:name w:val="Titolo 2 Carattere1"/>
     <w:aliases w:val="2 Carattere1,h2 Carattere1,Level 2 Carattere1,w2 Carattere1,sub-sect Carattere1,Titre 2 Carattere1,2Level Carattere1"/>
-    <w:basedOn w:val="Carpredefinitoparagrafo"/>
+    <w:basedOn w:val="DefaultParagraphFont"/>
     <w:uiPriority w:val="9"/>
     <w:semiHidden/>
     <w:rsid w:val="00837CB1"/>
@@ -10119,10 +14919,10 @@
       <w:lang w:eastAsia="it-IT"/>
     </w:rPr>
   </w:style>
-  <w:style w:type="paragraph" w:styleId="Testonotadichiusura">
+  <w:style w:type="paragraph" w:styleId="EndnoteText">
     <w:name w:val="endnote text"/>
-    <w:basedOn w:val="Normale"/>
-    <w:link w:val="TestonotadichiusuraCarattere"/>
+    <w:basedOn w:val="Normal"/>
+    <w:link w:val="EndnoteTextChar"/>
     <w:uiPriority w:val="99"/>
     <w:semiHidden/>
     <w:unhideWhenUsed/>
@@ -10134,10 +14934,10 @@
       <w:sz w:val="20"/>
     </w:rPr>
   </w:style>
-  <w:style w:type="character" w:customStyle="1" w:styleId="TestonotadichiusuraCarattere">
-    <w:name w:val="Testo nota di chiusura Carattere"/>
-    <w:basedOn w:val="Carpredefinitoparagrafo"/>
-    <w:link w:val="Testonotadichiusura"/>
+  <w:style w:type="character" w:customStyle="1" w:styleId="EndnoteTextChar">
+    <w:name w:val="Endnote Text Char"/>
+    <w:basedOn w:val="DefaultParagraphFont"/>
+    <w:link w:val="EndnoteText"/>
     <w:uiPriority w:val="99"/>
     <w:semiHidden/>
     <w:rsid w:val="00A43C7F"/>
@@ -10145,9 +14945,9 @@
       <w:rFonts w:ascii="Times New Roman" w:eastAsia="Times New Roman" w:hAnsi="Times New Roman"/>
     </w:rPr>
   </w:style>
-  <w:style w:type="character" w:styleId="Rimandonotadichiusura">
+  <w:style w:type="character" w:styleId="EndnoteReference">
     <w:name w:val="endnote reference"/>
-    <w:basedOn w:val="Carpredefinitoparagrafo"/>
+    <w:basedOn w:val="DefaultParagraphFont"/>
     <w:uiPriority w:val="99"/>
     <w:semiHidden/>
     <w:unhideWhenUsed/>
@@ -10156,7 +14956,7 @@
       <w:vertAlign w:val="superscript"/>
     </w:rPr>
   </w:style>
-  <w:style w:type="paragraph" w:styleId="Revisione">
+  <w:style w:type="paragraph" w:styleId="Revision">
     <w:name w:val="Revision"/>
     <w:hidden/>
     <w:uiPriority w:val="99"/>
@@ -10167,9 +14967,9 @@
       <w:sz w:val="24"/>
     </w:rPr>
   </w:style>
-  <w:style w:type="character" w:styleId="Rimandocommento">
+  <w:style w:type="character" w:styleId="CommentReference">
     <w:name w:val="annotation reference"/>
-    <w:basedOn w:val="Carpredefinitoparagrafo"/>
+    <w:basedOn w:val="DefaultParagraphFont"/>
     <w:uiPriority w:val="99"/>
     <w:semiHidden/>
     <w:unhideWhenUsed/>
@@ -10179,11 +14979,11 @@
       <w:szCs w:val="16"/>
     </w:rPr>
   </w:style>
-  <w:style w:type="paragraph" w:styleId="Soggettocommento">
+  <w:style w:type="paragraph" w:styleId="CommentSubject">
     <w:name w:val="annotation subject"/>
-    <w:basedOn w:val="Testocommento"/>
-    <w:next w:val="Testocommento"/>
-    <w:link w:val="SoggettocommentoCarattere"/>
+    <w:basedOn w:val="CommentText"/>
+    <w:next w:val="CommentText"/>
+    <w:link w:val="CommentSubjectChar"/>
     <w:uiPriority w:val="99"/>
     <w:semiHidden/>
     <w:unhideWhenUsed/>
@@ -10198,10 +14998,10 @@
       <w:sz w:val="20"/>
     </w:rPr>
   </w:style>
-  <w:style w:type="character" w:customStyle="1" w:styleId="SoggettocommentoCarattere">
-    <w:name w:val="Soggetto commento Carattere"/>
-    <w:basedOn w:val="TestocommentoCarattere"/>
-    <w:link w:val="Soggettocommento"/>
+  <w:style w:type="character" w:customStyle="1" w:styleId="CommentSubjectChar">
+    <w:name w:val="Comment Subject Char"/>
+    <w:basedOn w:val="CommentTextChar"/>
+    <w:link w:val="CommentSubject"/>
     <w:uiPriority w:val="99"/>
     <w:semiHidden/>
     <w:rsid w:val="00124099"/>
@@ -10216,13 +15016,13 @@
   </w:style>
   <w:style w:type="character" w:customStyle="1" w:styleId="apple-converted-space">
     <w:name w:val="apple-converted-space"/>
-    <w:basedOn w:val="Carpredefinitoparagrafo"/>
+    <w:basedOn w:val="DefaultParagraphFont"/>
     <w:rsid w:val="0098284D"/>
   </w:style>
-  <w:style w:type="character" w:customStyle="1" w:styleId="NessunaspaziaturaCarattere">
-    <w:name w:val="Nessuna spaziatura Carattere"/>
-    <w:basedOn w:val="Carpredefinitoparagrafo"/>
-    <w:link w:val="Nessunaspaziatura"/>
+  <w:style w:type="character" w:customStyle="1" w:styleId="NoSpacingChar">
+    <w:name w:val="No Spacing Char"/>
+    <w:basedOn w:val="DefaultParagraphFont"/>
+    <w:link w:val="NoSpacing"/>
     <w:uiPriority w:val="1"/>
     <w:rsid w:val="004F5CC5"/>
     <w:rPr>
@@ -10231,9 +15031,9 @@
       <w:lang w:val="en-GB" w:eastAsia="en-US"/>
     </w:rPr>
   </w:style>
-  <w:style w:type="paragraph" w:styleId="Puntoelenco">
+  <w:style w:type="paragraph" w:styleId="ListBullet">
     <w:name w:val="List Bullet"/>
-    <w:basedOn w:val="Normale"/>
+    <w:basedOn w:val="Normal"/>
     <w:uiPriority w:val="99"/>
     <w:rsid w:val="004F5CC5"/>
     <w:pPr>
@@ -10250,8 +15050,8 @@
   </w:style>
   <w:style w:type="paragraph" w:customStyle="1" w:styleId="Titolocopertina">
     <w:name w:val="Titolo copertina"/>
-    <w:basedOn w:val="Normale"/>
-    <w:next w:val="Normale"/>
+    <w:basedOn w:val="Normal"/>
+    <w:next w:val="Normal"/>
     <w:uiPriority w:val="99"/>
     <w:rsid w:val="004F5CC5"/>
     <w:pPr>
@@ -10271,7 +15071,7 @@
   </w:style>
   <w:style w:type="paragraph" w:customStyle="1" w:styleId="ClosingL1">
     <w:name w:val="Closing_L1"/>
-    <w:basedOn w:val="Normale"/>
+    <w:basedOn w:val="Normal"/>
     <w:next w:val="ClosingL2"/>
     <w:uiPriority w:val="99"/>
     <w:rsid w:val="003C1791"/>
@@ -10409,8 +15209,8 @@
   </w:style>
   <w:style w:type="paragraph" w:customStyle="1" w:styleId="ReqBegin">
     <w:name w:val="ReqBegin"/>
-    <w:basedOn w:val="Normale"/>
-    <w:next w:val="Normale"/>
+    <w:basedOn w:val="Normal"/>
+    <w:next w:val="Normal"/>
     <w:uiPriority w:val="99"/>
     <w:rsid w:val="00722B09"/>
     <w:pPr>
@@ -10431,8 +15231,8 @@
   </w:style>
   <w:style w:type="paragraph" w:customStyle="1" w:styleId="ReqEnd">
     <w:name w:val="ReqEnd"/>
-    <w:basedOn w:val="Normale"/>
-    <w:next w:val="Normale"/>
+    <w:basedOn w:val="Normal"/>
+    <w:next w:val="Normal"/>
     <w:uiPriority w:val="99"/>
     <w:rsid w:val="00722B09"/>
     <w:pPr>
@@ -10452,8 +15252,8 @@
   </w:style>
   <w:style w:type="paragraph" w:customStyle="1" w:styleId="Subtitle1">
     <w:name w:val="Subtitle1"/>
-    <w:basedOn w:val="Normale"/>
-    <w:next w:val="Normale"/>
+    <w:basedOn w:val="Normal"/>
+    <w:next w:val="Normal"/>
     <w:link w:val="Subtitle1Char"/>
     <w:uiPriority w:val="99"/>
     <w:rsid w:val="00CF6CED"/>
@@ -10471,11 +15271,11 @@
       <w:lang w:val="en-US" w:eastAsia="en-US"/>
     </w:rPr>
   </w:style>
-  <w:style w:type="character" w:customStyle="1" w:styleId="ParagrafoelencoCarattere">
-    <w:name w:val="Paragrafo elenco Carattere"/>
-    <w:aliases w:val="Bullet 1 Carattere"/>
-    <w:basedOn w:val="Carpredefinitoparagrafo"/>
-    <w:link w:val="Paragrafoelenco"/>
+  <w:style w:type="character" w:customStyle="1" w:styleId="ListParagraphChar">
+    <w:name w:val="List Paragraph Char"/>
+    <w:aliases w:val="Bullet 1 Char"/>
+    <w:basedOn w:val="DefaultParagraphFont"/>
+    <w:link w:val="ListParagraph"/>
     <w:uiPriority w:val="34"/>
     <w:rsid w:val="002E0DBF"/>
     <w:rPr>
@@ -10487,8 +15287,9 @@
   </w:style>
   <w:style w:type="paragraph" w:customStyle="1" w:styleId="CaptionTable">
     <w:name w:val="Caption Table"/>
-    <w:basedOn w:val="Didascalia"/>
-    <w:next w:val="Corpotesto"/>
+    <w:basedOn w:val="Caption"/>
+    <w:next w:val="BodyText"/>
+    <w:link w:val="CaptionTableChar"/>
     <w:qFormat/>
     <w:rsid w:val="00C13D29"/>
     <w:pPr>
@@ -10504,10 +15305,10 @@
       <w:lang w:val="en-US" w:eastAsia="en-US"/>
     </w:rPr>
   </w:style>
-  <w:style w:type="paragraph" w:styleId="Corpotesto">
+  <w:style w:type="paragraph" w:styleId="BodyText">
     <w:name w:val="Body Text"/>
-    <w:basedOn w:val="Normale"/>
-    <w:link w:val="CorpotestoCarattere"/>
+    <w:basedOn w:val="Normal"/>
+    <w:link w:val="BodyTextChar"/>
     <w:uiPriority w:val="99"/>
     <w:unhideWhenUsed/>
     <w:qFormat/>
@@ -10516,10 +15317,10 @@
       <w:spacing w:after="120"/>
     </w:pPr>
   </w:style>
-  <w:style w:type="character" w:customStyle="1" w:styleId="CorpotestoCarattere">
-    <w:name w:val="Corpo testo Carattere"/>
-    <w:basedOn w:val="Carpredefinitoparagrafo"/>
-    <w:link w:val="Corpotesto"/>
+  <w:style w:type="character" w:customStyle="1" w:styleId="BodyTextChar">
+    <w:name w:val="Body Text Char"/>
+    <w:basedOn w:val="DefaultParagraphFont"/>
+    <w:link w:val="BodyText"/>
     <w:uiPriority w:val="99"/>
     <w:rsid w:val="00C13D29"/>
     <w:rPr>
@@ -10531,8 +15332,8 @@
   </w:style>
   <w:style w:type="paragraph" w:customStyle="1" w:styleId="HeadingSummary">
     <w:name w:val="Heading Summary"/>
-    <w:basedOn w:val="Titolo1"/>
-    <w:next w:val="Normale"/>
+    <w:basedOn w:val="Heading1"/>
+    <w:next w:val="Normal"/>
     <w:uiPriority w:val="99"/>
     <w:qFormat/>
     <w:rsid w:val="00C13D29"/>
@@ -10554,7 +15355,7 @@
   </w:style>
   <w:style w:type="paragraph" w:customStyle="1" w:styleId="ListRefs">
     <w:name w:val="List Refs"/>
-    <w:basedOn w:val="Normale"/>
+    <w:basedOn w:val="Normal"/>
     <w:uiPriority w:val="99"/>
     <w:qFormat/>
     <w:rsid w:val="00C13D29"/>
@@ -10574,7 +15375,7 @@
   </w:style>
   <w:style w:type="character" w:customStyle="1" w:styleId="fontstyle01">
     <w:name w:val="fontstyle01"/>
-    <w:basedOn w:val="Carpredefinitoparagrafo"/>
+    <w:basedOn w:val="DefaultParagraphFont"/>
     <w:rsid w:val="006E3E8A"/>
     <w:rPr>
       <w:rFonts w:ascii="TimesNewRomanPS-BoldMT" w:hAnsi="TimesNewRomanPS-BoldMT" w:hint="default"/>
@@ -10589,7 +15390,7 @@
   </w:style>
   <w:style w:type="character" w:customStyle="1" w:styleId="fontstyle21">
     <w:name w:val="fontstyle21"/>
-    <w:basedOn w:val="Carpredefinitoparagrafo"/>
+    <w:basedOn w:val="DefaultParagraphFont"/>
     <w:rsid w:val="006E3E8A"/>
     <w:rPr>
       <w:rFonts w:ascii="Arial-BoldMT" w:hAnsi="Arial-BoldMT" w:hint="default"/>
@@ -10604,7 +15405,7 @@
   </w:style>
   <w:style w:type="paragraph" w:customStyle="1" w:styleId="xl65">
     <w:name w:val="xl65"/>
-    <w:basedOn w:val="Normale"/>
+    <w:basedOn w:val="Normal"/>
     <w:uiPriority w:val="99"/>
     <w:rsid w:val="006E3E8A"/>
     <w:pPr>
@@ -10621,7 +15422,7 @@
   </w:style>
   <w:style w:type="paragraph" w:customStyle="1" w:styleId="xl66">
     <w:name w:val="xl66"/>
-    <w:basedOn w:val="Normale"/>
+    <w:basedOn w:val="Normal"/>
     <w:uiPriority w:val="99"/>
     <w:rsid w:val="006E3E8A"/>
     <w:pPr>
@@ -10640,7 +15441,7 @@
   </w:style>
   <w:style w:type="paragraph" w:customStyle="1" w:styleId="xl67">
     <w:name w:val="xl67"/>
-    <w:basedOn w:val="Normale"/>
+    <w:basedOn w:val="Normal"/>
     <w:uiPriority w:val="99"/>
     <w:rsid w:val="006E3E8A"/>
     <w:pPr>
@@ -10657,7 +15458,7 @@
   </w:style>
   <w:style w:type="paragraph" w:customStyle="1" w:styleId="xl68">
     <w:name w:val="xl68"/>
-    <w:basedOn w:val="Normale"/>
+    <w:basedOn w:val="Normal"/>
     <w:uiPriority w:val="99"/>
     <w:rsid w:val="006E3E8A"/>
     <w:pPr>
@@ -10679,7 +15480,7 @@
   </w:style>
   <w:style w:type="paragraph" w:customStyle="1" w:styleId="xl69">
     <w:name w:val="xl69"/>
-    <w:basedOn w:val="Normale"/>
+    <w:basedOn w:val="Normal"/>
     <w:uiPriority w:val="99"/>
     <w:rsid w:val="006E3E8A"/>
     <w:pPr>
@@ -10699,7 +15500,7 @@
   </w:style>
   <w:style w:type="paragraph" w:customStyle="1" w:styleId="xl70">
     <w:name w:val="xl70"/>
-    <w:basedOn w:val="Normale"/>
+    <w:basedOn w:val="Normal"/>
     <w:uiPriority w:val="99"/>
     <w:rsid w:val="006E3E8A"/>
     <w:pPr>
@@ -10720,7 +15521,7 @@
   </w:style>
   <w:style w:type="paragraph" w:customStyle="1" w:styleId="xl71">
     <w:name w:val="xl71"/>
-    <w:basedOn w:val="Normale"/>
+    <w:basedOn w:val="Normal"/>
     <w:uiPriority w:val="99"/>
     <w:rsid w:val="006E3E8A"/>
     <w:pPr>
@@ -10740,7 +15541,7 @@
   </w:style>
   <w:style w:type="paragraph" w:customStyle="1" w:styleId="xl72">
     <w:name w:val="xl72"/>
-    <w:basedOn w:val="Normale"/>
+    <w:basedOn w:val="Normal"/>
     <w:uiPriority w:val="99"/>
     <w:rsid w:val="006E3E8A"/>
     <w:pPr>
@@ -10760,7 +15561,7 @@
   </w:style>
   <w:style w:type="paragraph" w:customStyle="1" w:styleId="xl73">
     <w:name w:val="xl73"/>
-    <w:basedOn w:val="Normale"/>
+    <w:basedOn w:val="Normal"/>
     <w:uiPriority w:val="99"/>
     <w:rsid w:val="006E3E8A"/>
     <w:pPr>
@@ -10782,7 +15583,7 @@
   </w:style>
   <w:style w:type="paragraph" w:customStyle="1" w:styleId="xl74">
     <w:name w:val="xl74"/>
-    <w:basedOn w:val="Normale"/>
+    <w:basedOn w:val="Normal"/>
     <w:uiPriority w:val="99"/>
     <w:rsid w:val="006E3E8A"/>
     <w:pPr>
@@ -10805,7 +15606,7 @@
   </w:style>
   <w:style w:type="paragraph" w:customStyle="1" w:styleId="xl75">
     <w:name w:val="xl75"/>
-    <w:basedOn w:val="Normale"/>
+    <w:basedOn w:val="Normal"/>
     <w:uiPriority w:val="99"/>
     <w:rsid w:val="006E3E8A"/>
     <w:pPr>
@@ -10827,7 +15628,7 @@
   </w:style>
   <w:style w:type="paragraph" w:customStyle="1" w:styleId="xl76">
     <w:name w:val="xl76"/>
-    <w:basedOn w:val="Normale"/>
+    <w:basedOn w:val="Normal"/>
     <w:uiPriority w:val="99"/>
     <w:rsid w:val="006E3E8A"/>
     <w:pPr>
@@ -10850,7 +15651,7 @@
   </w:style>
   <w:style w:type="paragraph" w:customStyle="1" w:styleId="xl77">
     <w:name w:val="xl77"/>
-    <w:basedOn w:val="Normale"/>
+    <w:basedOn w:val="Normal"/>
     <w:uiPriority w:val="99"/>
     <w:rsid w:val="006E3E8A"/>
     <w:pPr>
@@ -10868,7 +15669,7 @@
   </w:style>
   <w:style w:type="paragraph" w:customStyle="1" w:styleId="xl78">
     <w:name w:val="xl78"/>
-    <w:basedOn w:val="Normale"/>
+    <w:basedOn w:val="Normal"/>
     <w:uiPriority w:val="99"/>
     <w:rsid w:val="006E3E8A"/>
     <w:pPr>
@@ -10885,7 +15686,7 @@
   </w:style>
   <w:style w:type="paragraph" w:customStyle="1" w:styleId="xl79">
     <w:name w:val="xl79"/>
-    <w:basedOn w:val="Normale"/>
+    <w:basedOn w:val="Normal"/>
     <w:uiPriority w:val="99"/>
     <w:rsid w:val="006E3E8A"/>
     <w:pPr>
@@ -10906,7 +15707,7 @@
   </w:style>
   <w:style w:type="paragraph" w:customStyle="1" w:styleId="xl80">
     <w:name w:val="xl80"/>
-    <w:basedOn w:val="Normale"/>
+    <w:basedOn w:val="Normal"/>
     <w:uiPriority w:val="99"/>
     <w:rsid w:val="006E3E8A"/>
     <w:pPr>
@@ -10926,7 +15727,7 @@
   </w:style>
   <w:style w:type="paragraph" w:customStyle="1" w:styleId="xl81">
     <w:name w:val="xl81"/>
-    <w:basedOn w:val="Normale"/>
+    <w:basedOn w:val="Normal"/>
     <w:uiPriority w:val="99"/>
     <w:rsid w:val="006E3E8A"/>
     <w:pPr>
@@ -10944,7 +15745,7 @@
   </w:style>
   <w:style w:type="paragraph" w:customStyle="1" w:styleId="xl82">
     <w:name w:val="xl82"/>
-    <w:basedOn w:val="Normale"/>
+    <w:basedOn w:val="Normal"/>
     <w:uiPriority w:val="99"/>
     <w:rsid w:val="006E3E8A"/>
     <w:pPr>
@@ -10964,7 +15765,7 @@
   </w:style>
   <w:style w:type="paragraph" w:customStyle="1" w:styleId="xl83">
     <w:name w:val="xl83"/>
-    <w:basedOn w:val="Normale"/>
+    <w:basedOn w:val="Normal"/>
     <w:uiPriority w:val="99"/>
     <w:rsid w:val="006E3E8A"/>
     <w:pPr>
@@ -10984,7 +15785,7 @@
   </w:style>
   <w:style w:type="paragraph" w:customStyle="1" w:styleId="xl84">
     <w:name w:val="xl84"/>
-    <w:basedOn w:val="Normale"/>
+    <w:basedOn w:val="Normal"/>
     <w:uiPriority w:val="99"/>
     <w:rsid w:val="006E3E8A"/>
     <w:pPr>
@@ -11004,7 +15805,7 @@
   </w:style>
   <w:style w:type="paragraph" w:customStyle="1" w:styleId="xl85">
     <w:name w:val="xl85"/>
-    <w:basedOn w:val="Normale"/>
+    <w:basedOn w:val="Normal"/>
     <w:uiPriority w:val="99"/>
     <w:rsid w:val="006E3E8A"/>
     <w:pPr>
@@ -11030,7 +15831,7 @@
   </w:style>
   <w:style w:type="paragraph" w:customStyle="1" w:styleId="xl86">
     <w:name w:val="xl86"/>
-    <w:basedOn w:val="Normale"/>
+    <w:basedOn w:val="Normal"/>
     <w:uiPriority w:val="99"/>
     <w:rsid w:val="006E3E8A"/>
     <w:pPr>
@@ -11056,7 +15857,7 @@
   </w:style>
   <w:style w:type="paragraph" w:customStyle="1" w:styleId="xl87">
     <w:name w:val="xl87"/>
-    <w:basedOn w:val="Normale"/>
+    <w:basedOn w:val="Normal"/>
     <w:uiPriority w:val="99"/>
     <w:rsid w:val="006E3E8A"/>
     <w:pPr>
@@ -11082,7 +15883,7 @@
   </w:style>
   <w:style w:type="table" w:customStyle="1" w:styleId="Grigliatabella21">
     <w:name w:val="Griglia tabella21"/>
-    <w:basedOn w:val="Tabellanormale"/>
+    <w:basedOn w:val="TableNormal"/>
     <w:rsid w:val="003814AF"/>
     <w:rPr>
       <w:rFonts w:asciiTheme="minorHAnsi" w:eastAsiaTheme="minorHAnsi" w:hAnsiTheme="minorHAnsi" w:cstheme="minorBidi"/>
@@ -11101,11 +15902,11 @@
       </w:tblBorders>
     </w:tblPr>
   </w:style>
-  <w:style w:type="paragraph" w:styleId="Titolosommario">
+  <w:style w:type="paragraph" w:styleId="TOCHeading">
     <w:name w:val="TOC Heading"/>
     <w:aliases w:val="Non numbered headings"/>
-    <w:basedOn w:val="Titolo1"/>
-    <w:next w:val="Normale"/>
+    <w:basedOn w:val="Heading1"/>
+    <w:next w:val="Normal"/>
     <w:uiPriority w:val="39"/>
     <w:unhideWhenUsed/>
     <w:qFormat/>
@@ -11129,7 +15930,7 @@
   </w:style>
   <w:style w:type="character" w:customStyle="1" w:styleId="Menzionenonrisolta1">
     <w:name w:val="Menzione non risolta1"/>
-    <w:basedOn w:val="Carpredefinitoparagrafo"/>
+    <w:basedOn w:val="DefaultParagraphFont"/>
     <w:uiPriority w:val="99"/>
     <w:semiHidden/>
     <w:unhideWhenUsed/>
@@ -11141,8 +15942,8 @@
   </w:style>
   <w:style w:type="paragraph" w:customStyle="1" w:styleId="OLEobject">
     <w:name w:val="OLE object"/>
-    <w:basedOn w:val="Normale"/>
-    <w:next w:val="Didascalia"/>
+    <w:basedOn w:val="Normal"/>
+    <w:next w:val="Caption"/>
     <w:uiPriority w:val="99"/>
     <w:rsid w:val="007B7074"/>
     <w:pPr>
@@ -11158,7 +15959,7 @@
   </w:style>
   <w:style w:type="character" w:customStyle="1" w:styleId="Menzionenonrisolta2">
     <w:name w:val="Menzione non risolta2"/>
-    <w:basedOn w:val="Carpredefinitoparagrafo"/>
+    <w:basedOn w:val="DefaultParagraphFont"/>
     <w:uiPriority w:val="99"/>
     <w:semiHidden/>
     <w:unhideWhenUsed/>
@@ -11168,11 +15969,11 @@
       <w:shd w:val="clear" w:color="auto" w:fill="E1DFDD"/>
     </w:rPr>
   </w:style>
-  <w:style w:type="paragraph" w:styleId="Titolo">
+  <w:style w:type="paragraph" w:styleId="Title">
     <w:name w:val="Title"/>
-    <w:basedOn w:val="Normale"/>
-    <w:next w:val="Normale"/>
-    <w:link w:val="TitoloCarattere"/>
+    <w:basedOn w:val="Normal"/>
+    <w:next w:val="Normal"/>
+    <w:link w:val="TitleChar"/>
     <w:uiPriority w:val="10"/>
     <w:qFormat/>
     <w:rsid w:val="00124C08"/>
@@ -11189,10 +15990,10 @@
       <w:lang w:val="it-IT" w:eastAsia="en-US"/>
     </w:rPr>
   </w:style>
-  <w:style w:type="character" w:customStyle="1" w:styleId="TitoloCarattere">
-    <w:name w:val="Titolo Carattere"/>
-    <w:basedOn w:val="Carpredefinitoparagrafo"/>
-    <w:link w:val="Titolo"/>
+  <w:style w:type="character" w:customStyle="1" w:styleId="TitleChar">
+    <w:name w:val="Title Char"/>
+    <w:basedOn w:val="DefaultParagraphFont"/>
+    <w:link w:val="Title"/>
     <w:uiPriority w:val="10"/>
     <w:rsid w:val="00124C08"/>
     <w:rPr>
@@ -11204,9 +16005,9 @@
       <w:lang w:eastAsia="en-US"/>
     </w:rPr>
   </w:style>
-  <w:style w:type="character" w:styleId="Testosegnaposto">
+  <w:style w:type="character" w:styleId="PlaceholderText">
     <w:name w:val="Placeholder Text"/>
-    <w:basedOn w:val="Carpredefinitoparagrafo"/>
+    <w:basedOn w:val="DefaultParagraphFont"/>
     <w:uiPriority w:val="99"/>
     <w:semiHidden/>
     <w:rsid w:val="00124C08"/>
@@ -11214,9 +16015,9 @@
       <w:color w:val="808080"/>
     </w:rPr>
   </w:style>
-  <w:style w:type="table" w:styleId="Grigliatabellachiara">
+  <w:style w:type="table" w:styleId="TableGridLight">
     <w:name w:val="Grid Table Light"/>
-    <w:basedOn w:val="Tabellanormale"/>
+    <w:basedOn w:val="TableNormal"/>
     <w:uiPriority w:val="40"/>
     <w:rsid w:val="00124C08"/>
     <w:rPr>
@@ -11248,7 +16049,7 @@
   </w:style>
   <w:style w:type="character" w:customStyle="1" w:styleId="Menzionenonrisolta3">
     <w:name w:val="Menzione non risolta3"/>
-    <w:basedOn w:val="Carpredefinitoparagrafo"/>
+    <w:basedOn w:val="DefaultParagraphFont"/>
     <w:uiPriority w:val="99"/>
     <w:semiHidden/>
     <w:unhideWhenUsed/>
@@ -11258,9 +16059,9 @@
       <w:shd w:val="clear" w:color="auto" w:fill="E1DFDD"/>
     </w:rPr>
   </w:style>
-  <w:style w:type="paragraph" w:styleId="Testomacro">
+  <w:style w:type="paragraph" w:styleId="MacroText">
     <w:name w:val="macro"/>
-    <w:link w:val="TestomacroCarattere1"/>
+    <w:link w:val="MacroTextChar"/>
     <w:uiPriority w:val="99"/>
     <w:unhideWhenUsed/>
     <w:rsid w:val="001938A4"/>
@@ -11285,7 +16086,7 @@
   </w:style>
   <w:style w:type="character" w:customStyle="1" w:styleId="TestomacroCarattere">
     <w:name w:val="Testo macro Carattere"/>
-    <w:basedOn w:val="Carpredefinitoparagrafo"/>
+    <w:basedOn w:val="DefaultParagraphFont"/>
     <w:uiPriority w:val="99"/>
     <w:semiHidden/>
     <w:rsid w:val="001938A4"/>
@@ -11294,9 +16095,9 @@
       <w:lang w:val="en-GB"/>
     </w:rPr>
   </w:style>
-  <w:style w:type="character" w:customStyle="1" w:styleId="TestomacroCarattere1">
-    <w:name w:val="Testo macro Carattere1"/>
-    <w:link w:val="Testomacro"/>
+  <w:style w:type="character" w:customStyle="1" w:styleId="MacroTextChar">
+    <w:name w:val="Macro Text Char"/>
+    <w:link w:val="MacroText"/>
     <w:uiPriority w:val="99"/>
     <w:locked/>
     <w:rsid w:val="001938A4"/>
@@ -11307,8 +16108,8 @@
   </w:style>
   <w:style w:type="paragraph" w:customStyle="1" w:styleId="Firstparagraph">
     <w:name w:val="First paragraph"/>
-    <w:basedOn w:val="Normale"/>
-    <w:next w:val="Normale"/>
+    <w:basedOn w:val="Normal"/>
+    <w:next w:val="Normal"/>
     <w:uiPriority w:val="99"/>
     <w:rsid w:val="00DA7F2E"/>
     <w:pPr>
@@ -11331,7 +16132,7 @@
   </w:style>
   <w:style w:type="character" w:customStyle="1" w:styleId="DETTitle">
     <w:name w:val="DETTitle"/>
-    <w:basedOn w:val="Carpredefinitoparagrafo"/>
+    <w:basedOn w:val="DefaultParagraphFont"/>
     <w:uiPriority w:val="1"/>
     <w:qFormat/>
     <w:rsid w:val="006E12AB"/>
@@ -11345,7 +16146,7 @@
   </w:style>
   <w:style w:type="character" w:customStyle="1" w:styleId="Menzionenonrisolta31">
     <w:name w:val="Menzione non risolta31"/>
-    <w:basedOn w:val="Carpredefinitoparagrafo"/>
+    <w:basedOn w:val="DefaultParagraphFont"/>
     <w:uiPriority w:val="99"/>
     <w:semiHidden/>
     <w:unhideWhenUsed/>
@@ -11357,7 +16158,7 @@
   </w:style>
   <w:style w:type="paragraph" w:customStyle="1" w:styleId="Equation">
     <w:name w:val="Equation"/>
-    <w:basedOn w:val="Normale"/>
+    <w:basedOn w:val="Normal"/>
     <w:link w:val="EquationChar"/>
     <w:qFormat/>
     <w:rsid w:val="00906C97"/>
@@ -11373,7 +16174,7 @@
   </w:style>
   <w:style w:type="character" w:customStyle="1" w:styleId="EquationChar">
     <w:name w:val="Equation Char"/>
-    <w:basedOn w:val="Carpredefinitoparagrafo"/>
+    <w:basedOn w:val="DefaultParagraphFont"/>
     <w:link w:val="Equation"/>
     <w:rsid w:val="00906C97"/>
     <w:rPr>
@@ -11386,7 +16187,7 @@
   <w:style w:type="paragraph" w:customStyle="1" w:styleId="CaptionEquation">
     <w:name w:val="Caption Equation"/>
     <w:basedOn w:val="CaptionTable"/>
-    <w:next w:val="Corpotesto"/>
+    <w:next w:val="BodyText"/>
     <w:uiPriority w:val="99"/>
     <w:qFormat/>
     <w:rsid w:val="00906C97"/>
@@ -11401,8 +16202,8 @@
   </w:style>
   <w:style w:type="paragraph" w:customStyle="1" w:styleId="Captionfigureandtable">
     <w:name w:val="Caption figure and table"/>
-    <w:basedOn w:val="Normale"/>
-    <w:next w:val="Corpotesto"/>
+    <w:basedOn w:val="Normal"/>
+    <w:next w:val="BodyText"/>
     <w:link w:val="CaptionfigureandtableCarattere"/>
     <w:uiPriority w:val="99"/>
     <w:rsid w:val="00906C97"/>
@@ -11419,7 +16220,7 @@
   </w:style>
   <w:style w:type="character" w:customStyle="1" w:styleId="CaptionfigureandtableCarattere">
     <w:name w:val="Caption figure and table Carattere"/>
-    <w:basedOn w:val="Carpredefinitoparagrafo"/>
+    <w:basedOn w:val="DefaultParagraphFont"/>
     <w:link w:val="Captionfigureandtable"/>
     <w:uiPriority w:val="99"/>
     <w:rsid w:val="00906C97"/>
@@ -11432,7 +16233,7 @@
   </w:style>
   <w:style w:type="paragraph" w:customStyle="1" w:styleId="Appendix">
     <w:name w:val="Appendix"/>
-    <w:basedOn w:val="Titolo1"/>
+    <w:basedOn w:val="Heading1"/>
     <w:uiPriority w:val="99"/>
     <w:rsid w:val="00906C97"/>
     <w:pPr>
@@ -11456,8 +16257,8 @@
   </w:style>
   <w:style w:type="paragraph" w:customStyle="1" w:styleId="Subtitle2">
     <w:name w:val="Subtitle2"/>
-    <w:basedOn w:val="Normale"/>
-    <w:next w:val="Normale"/>
+    <w:basedOn w:val="Normal"/>
+    <w:next w:val="Normal"/>
     <w:link w:val="Subtitle2Char"/>
     <w:uiPriority w:val="99"/>
     <w:rsid w:val="00906C97"/>
@@ -11479,7 +16280,7 @@
   </w:style>
   <w:style w:type="character" w:customStyle="1" w:styleId="Subtitle1Char">
     <w:name w:val="Subtitle1 Char"/>
-    <w:basedOn w:val="ParagrafoelencoCarattere"/>
+    <w:basedOn w:val="ListParagraphChar"/>
     <w:link w:val="Subtitle1"/>
     <w:uiPriority w:val="99"/>
     <w:rsid w:val="00906C97"/>
@@ -11493,7 +16294,7 @@
   </w:style>
   <w:style w:type="character" w:customStyle="1" w:styleId="Subtitle2Char">
     <w:name w:val="Subtitle2 Char"/>
-    <w:basedOn w:val="ParagrafoelencoCarattere"/>
+    <w:basedOn w:val="ListParagraphChar"/>
     <w:link w:val="Subtitle2"/>
     <w:uiPriority w:val="99"/>
     <w:rsid w:val="00906C97"/>
@@ -11530,8 +16331,8 @@
   </w:style>
   <w:style w:type="paragraph" w:customStyle="1" w:styleId="Executive">
     <w:name w:val="Executive"/>
-    <w:basedOn w:val="Normale"/>
-    <w:next w:val="Corpotesto"/>
+    <w:basedOn w:val="Normal"/>
+    <w:next w:val="BodyText"/>
     <w:uiPriority w:val="99"/>
     <w:rsid w:val="00906C97"/>
     <w:pPr>
@@ -11551,8 +16352,8 @@
   </w:style>
   <w:style w:type="table" w:customStyle="1" w:styleId="TableGrid1">
     <w:name w:val="Table Grid1"/>
-    <w:basedOn w:val="Tabellanormale"/>
-    <w:next w:val="Grigliatabella"/>
+    <w:basedOn w:val="TableNormal"/>
+    <w:next w:val="TableGrid"/>
     <w:uiPriority w:val="59"/>
     <w:rsid w:val="00906C97"/>
     <w:rPr>
@@ -11574,8 +16375,8 @@
   </w:style>
   <w:style w:type="table" w:customStyle="1" w:styleId="TableGrid2">
     <w:name w:val="Table Grid2"/>
-    <w:basedOn w:val="Tabellanormale"/>
-    <w:next w:val="Grigliatabella"/>
+    <w:basedOn w:val="TableNormal"/>
+    <w:next w:val="TableGrid"/>
     <w:uiPriority w:val="59"/>
     <w:rsid w:val="00906C97"/>
     <w:rPr>
@@ -11595,10 +16396,10 @@
       </w:tblBorders>
     </w:tblPr>
   </w:style>
-  <w:style w:type="paragraph" w:styleId="Bibliografia">
+  <w:style w:type="paragraph" w:styleId="Bibliography">
     <w:name w:val="Bibliography"/>
-    <w:basedOn w:val="Normale"/>
-    <w:next w:val="Normale"/>
+    <w:basedOn w:val="Normal"/>
+    <w:next w:val="Normal"/>
     <w:uiPriority w:val="37"/>
     <w:unhideWhenUsed/>
     <w:rsid w:val="00906C97"/>
@@ -11614,43 +16415,43 @@
   </w:style>
   <w:style w:type="character" w:customStyle="1" w:styleId="authors">
     <w:name w:val="authors"/>
-    <w:basedOn w:val="Carpredefinitoparagrafo"/>
+    <w:basedOn w:val="DefaultParagraphFont"/>
     <w:rsid w:val="00906C97"/>
   </w:style>
   <w:style w:type="character" w:customStyle="1" w:styleId="Date1">
     <w:name w:val="Date1"/>
-    <w:basedOn w:val="Carpredefinitoparagrafo"/>
+    <w:basedOn w:val="DefaultParagraphFont"/>
     <w:rsid w:val="00906C97"/>
   </w:style>
   <w:style w:type="character" w:customStyle="1" w:styleId="arttitle">
     <w:name w:val="art_title"/>
-    <w:basedOn w:val="Carpredefinitoparagrafo"/>
+    <w:basedOn w:val="DefaultParagraphFont"/>
     <w:rsid w:val="00906C97"/>
   </w:style>
   <w:style w:type="character" w:customStyle="1" w:styleId="serialtitle">
     <w:name w:val="serial_title"/>
-    <w:basedOn w:val="Carpredefinitoparagrafo"/>
+    <w:basedOn w:val="DefaultParagraphFont"/>
     <w:rsid w:val="00906C97"/>
   </w:style>
   <w:style w:type="character" w:customStyle="1" w:styleId="volumeissue">
     <w:name w:val="volume_issue"/>
-    <w:basedOn w:val="Carpredefinitoparagrafo"/>
+    <w:basedOn w:val="DefaultParagraphFont"/>
     <w:rsid w:val="00906C97"/>
   </w:style>
   <w:style w:type="character" w:customStyle="1" w:styleId="pagerange">
     <w:name w:val="page_range"/>
-    <w:basedOn w:val="Carpredefinitoparagrafo"/>
+    <w:basedOn w:val="DefaultParagraphFont"/>
     <w:rsid w:val="00906C97"/>
   </w:style>
   <w:style w:type="character" w:customStyle="1" w:styleId="doilink">
     <w:name w:val="doi_link"/>
-    <w:basedOn w:val="Carpredefinitoparagrafo"/>
+    <w:basedOn w:val="DefaultParagraphFont"/>
     <w:rsid w:val="00906C97"/>
   </w:style>
   <w:style w:type="table" w:customStyle="1" w:styleId="Grigliatabella5">
     <w:name w:val="Griglia tabella5"/>
-    <w:basedOn w:val="Tabellanormale"/>
-    <w:next w:val="Grigliatabella"/>
+    <w:basedOn w:val="TableNormal"/>
+    <w:next w:val="TableGrid"/>
     <w:uiPriority w:val="99"/>
     <w:rsid w:val="00906C97"/>
     <w:rPr>
@@ -11672,7 +16473,7 @@
   </w:style>
   <w:style w:type="paragraph" w:customStyle="1" w:styleId="References">
     <w:name w:val="References"/>
-    <w:basedOn w:val="Paragrafoelenco"/>
+    <w:basedOn w:val="ListParagraph"/>
     <w:uiPriority w:val="99"/>
     <w:qFormat/>
     <w:rsid w:val="00906C97"/>
@@ -11692,8 +16493,8 @@
   </w:style>
   <w:style w:type="paragraph" w:customStyle="1" w:styleId="Appendix1">
     <w:name w:val="Appendix 1"/>
-    <w:basedOn w:val="Titolo1"/>
-    <w:next w:val="Normale"/>
+    <w:basedOn w:val="Heading1"/>
+    <w:next w:val="Normal"/>
     <w:uiPriority w:val="99"/>
     <w:rsid w:val="00906C97"/>
     <w:pPr>
@@ -11716,8 +16517,8 @@
   </w:style>
   <w:style w:type="paragraph" w:customStyle="1" w:styleId="Appendix2">
     <w:name w:val="Appendix 2"/>
-    <w:basedOn w:val="Titolo2"/>
-    <w:next w:val="Normale"/>
+    <w:basedOn w:val="Heading2"/>
+    <w:next w:val="Normal"/>
     <w:uiPriority w:val="99"/>
     <w:rsid w:val="00906C97"/>
     <w:pPr>
@@ -11747,8 +16548,8 @@
   </w:style>
   <w:style w:type="paragraph" w:customStyle="1" w:styleId="Appendix3">
     <w:name w:val="Appendix 3"/>
-    <w:basedOn w:val="Titolo3"/>
-    <w:next w:val="Normale"/>
+    <w:basedOn w:val="Heading3"/>
+    <w:next w:val="Normal"/>
     <w:uiPriority w:val="99"/>
     <w:rsid w:val="00906C97"/>
     <w:pPr>
@@ -11771,8 +16572,8 @@
   </w:style>
   <w:style w:type="paragraph" w:customStyle="1" w:styleId="Appendix4">
     <w:name w:val="Appendix 4"/>
-    <w:basedOn w:val="Titolo4"/>
-    <w:next w:val="Normale"/>
+    <w:basedOn w:val="Heading4"/>
+    <w:next w:val="Normal"/>
     <w:uiPriority w:val="99"/>
     <w:rsid w:val="00906C97"/>
     <w:pPr>
@@ -11796,7 +16597,7 @@
   </w:style>
   <w:style w:type="paragraph" w:customStyle="1" w:styleId="Heading51">
     <w:name w:val="Heading 51"/>
-    <w:basedOn w:val="Normale"/>
+    <w:basedOn w:val="Normal"/>
     <w:uiPriority w:val="99"/>
     <w:rsid w:val="00906C97"/>
     <w:pPr>
@@ -11812,7 +16613,7 @@
   </w:style>
   <w:style w:type="paragraph" w:customStyle="1" w:styleId="Heading61">
     <w:name w:val="Heading 61"/>
-    <w:basedOn w:val="Normale"/>
+    <w:basedOn w:val="Normal"/>
     <w:uiPriority w:val="99"/>
     <w:rsid w:val="00906C97"/>
     <w:pPr>
@@ -11828,7 +16629,7 @@
   </w:style>
   <w:style w:type="paragraph" w:customStyle="1" w:styleId="Heading71">
     <w:name w:val="Heading 71"/>
-    <w:basedOn w:val="Normale"/>
+    <w:basedOn w:val="Normal"/>
     <w:uiPriority w:val="99"/>
     <w:rsid w:val="00906C97"/>
     <w:pPr>
@@ -11844,7 +16645,7 @@
   </w:style>
   <w:style w:type="paragraph" w:customStyle="1" w:styleId="Heading81">
     <w:name w:val="Heading 81"/>
-    <w:basedOn w:val="Normale"/>
+    <w:basedOn w:val="Normal"/>
     <w:uiPriority w:val="99"/>
     <w:rsid w:val="00906C97"/>
     <w:pPr>
@@ -11860,7 +16661,7 @@
   </w:style>
   <w:style w:type="paragraph" w:customStyle="1" w:styleId="Heading91">
     <w:name w:val="Heading 91"/>
-    <w:basedOn w:val="Normale"/>
+    <w:basedOn w:val="Normal"/>
     <w:uiPriority w:val="99"/>
     <w:rsid w:val="00906C97"/>
     <w:pPr>
@@ -11876,18 +16677,18 @@
   </w:style>
   <w:style w:type="character" w:customStyle="1" w:styleId="uiqtextrenderedqtext">
     <w:name w:val="ui_qtext_rendered_qtext"/>
-    <w:basedOn w:val="Carpredefinitoparagrafo"/>
+    <w:basedOn w:val="DefaultParagraphFont"/>
     <w:rsid w:val="00906C97"/>
   </w:style>
   <w:style w:type="character" w:customStyle="1" w:styleId="structname">
     <w:name w:val="structname"/>
-    <w:basedOn w:val="Carpredefinitoparagrafo"/>
+    <w:basedOn w:val="DefaultParagraphFont"/>
     <w:rsid w:val="00906C97"/>
   </w:style>
-  <w:style w:type="paragraph" w:styleId="PreformattatoHTML">
+  <w:style w:type="paragraph" w:styleId="HTMLPreformatted">
     <w:name w:val="HTML Preformatted"/>
-    <w:basedOn w:val="Normale"/>
-    <w:link w:val="PreformattatoHTMLCarattere"/>
+    <w:basedOn w:val="Normal"/>
+    <w:link w:val="HTMLPreformattedChar"/>
     <w:uiPriority w:val="99"/>
     <w:unhideWhenUsed/>
     <w:rsid w:val="00906C97"/>
@@ -11920,10 +16721,10 @@
       <w:lang w:val="en-US" w:eastAsia="en-US"/>
     </w:rPr>
   </w:style>
-  <w:style w:type="character" w:customStyle="1" w:styleId="PreformattatoHTMLCarattere">
-    <w:name w:val="Preformattato HTML Carattere"/>
-    <w:basedOn w:val="Carpredefinitoparagrafo"/>
-    <w:link w:val="PreformattatoHTML"/>
+  <w:style w:type="character" w:customStyle="1" w:styleId="HTMLPreformattedChar">
+    <w:name w:val="HTML Preformatted Char"/>
+    <w:basedOn w:val="DefaultParagraphFont"/>
+    <w:link w:val="HTMLPreformatted"/>
     <w:uiPriority w:val="99"/>
     <w:rsid w:val="00906C97"/>
     <w:rPr>
@@ -11934,7 +16735,7 @@
   <w:style w:type="character" w:customStyle="1" w:styleId="Titolo1Carattere1">
     <w:name w:val="Titolo 1 Carattere1"/>
     <w:aliases w:val="1 Carattere1"/>
-    <w:basedOn w:val="Carpredefinitoparagrafo"/>
+    <w:basedOn w:val="DefaultParagraphFont"/>
     <w:uiPriority w:val="9"/>
     <w:rsid w:val="00906C97"/>
     <w:rPr>
@@ -11948,7 +16749,7 @@
   <w:style w:type="character" w:customStyle="1" w:styleId="Titolo3Carattere1">
     <w:name w:val="Titolo 3 Carattere1"/>
     <w:aliases w:val="3 Carattere1,h3 Carattere1"/>
-    <w:basedOn w:val="Carpredefinitoparagrafo"/>
+    <w:basedOn w:val="DefaultParagraphFont"/>
     <w:uiPriority w:val="9"/>
     <w:semiHidden/>
     <w:rsid w:val="00906C97"/>
@@ -11963,7 +16764,7 @@
   <w:style w:type="character" w:customStyle="1" w:styleId="Titolo4Carattere1">
     <w:name w:val="Titolo 4 Carattere1"/>
     <w:aliases w:val="4 Carattere1,h4 Carattere1"/>
-    <w:basedOn w:val="Carpredefinitoparagrafo"/>
+    <w:basedOn w:val="DefaultParagraphFont"/>
     <w:uiPriority w:val="9"/>
     <w:semiHidden/>
     <w:rsid w:val="00906C97"/>
@@ -11980,7 +16781,7 @@
   <w:style w:type="character" w:customStyle="1" w:styleId="Titolo5Carattere1">
     <w:name w:val="Titolo 5 Carattere1"/>
     <w:aliases w:val="5 Carattere1"/>
-    <w:basedOn w:val="Carpredefinitoparagrafo"/>
+    <w:basedOn w:val="DefaultParagraphFont"/>
     <w:uiPriority w:val="9"/>
     <w:semiHidden/>
     <w:rsid w:val="00906C97"/>
@@ -11995,7 +16796,7 @@
   <w:style w:type="character" w:customStyle="1" w:styleId="Titolo6Carattere1">
     <w:name w:val="Titolo 6 Carattere1"/>
     <w:aliases w:val="Appendix Heading 1 Carattere1"/>
-    <w:basedOn w:val="Carpredefinitoparagrafo"/>
+    <w:basedOn w:val="DefaultParagraphFont"/>
     <w:uiPriority w:val="9"/>
     <w:semiHidden/>
     <w:rsid w:val="00906C97"/>
@@ -12010,7 +16811,7 @@
   <w:style w:type="character" w:customStyle="1" w:styleId="Titolo7Carattere1">
     <w:name w:val="Titolo 7 Carattere1"/>
     <w:aliases w:val="Appendix Heading 2 Carattere1"/>
-    <w:basedOn w:val="Carpredefinitoparagrafo"/>
+    <w:basedOn w:val="DefaultParagraphFont"/>
     <w:uiPriority w:val="9"/>
     <w:semiHidden/>
     <w:rsid w:val="00906C97"/>
@@ -12027,7 +16828,7 @@
   <w:style w:type="character" w:customStyle="1" w:styleId="Titolo8Carattere1">
     <w:name w:val="Titolo 8 Carattere1"/>
     <w:aliases w:val="8 Carattere1,Appendix Heading 3 Carattere1"/>
-    <w:basedOn w:val="Carpredefinitoparagrafo"/>
+    <w:basedOn w:val="DefaultParagraphFont"/>
     <w:uiPriority w:val="9"/>
     <w:semiHidden/>
     <w:rsid w:val="00906C97"/>
@@ -12042,7 +16843,7 @@
   <w:style w:type="character" w:customStyle="1" w:styleId="Titolo9Carattere1">
     <w:name w:val="Titolo 9 Carattere1"/>
     <w:aliases w:val="Appendix Heading 4 Carattere1"/>
-    <w:basedOn w:val="Carpredefinitoparagrafo"/>
+    <w:basedOn w:val="DefaultParagraphFont"/>
     <w:uiPriority w:val="9"/>
     <w:semiHidden/>
     <w:rsid w:val="00906C97"/>
@@ -12059,7 +16860,7 @@
   <w:style w:type="character" w:customStyle="1" w:styleId="IntestazioneCarattere1">
     <w:name w:val="Intestazione Carattere1"/>
     <w:aliases w:val="protocollo Carattere1"/>
-    <w:basedOn w:val="Carpredefinitoparagrafo"/>
+    <w:basedOn w:val="DefaultParagraphFont"/>
     <w:uiPriority w:val="99"/>
     <w:semiHidden/>
     <w:rsid w:val="00906C97"/>
@@ -12072,12 +16873,12 @@
   </w:style>
   <w:style w:type="character" w:customStyle="1" w:styleId="ircsu">
     <w:name w:val="irc_su"/>
-    <w:basedOn w:val="Carpredefinitoparagrafo"/>
+    <w:basedOn w:val="DefaultParagraphFont"/>
     <w:rsid w:val="00906C97"/>
   </w:style>
   <w:style w:type="character" w:customStyle="1" w:styleId="Menzionenonrisolta4">
     <w:name w:val="Menzione non risolta4"/>
-    <w:basedOn w:val="Carpredefinitoparagrafo"/>
+    <w:basedOn w:val="DefaultParagraphFont"/>
     <w:uiPriority w:val="99"/>
     <w:semiHidden/>
     <w:unhideWhenUsed/>
@@ -12089,7 +16890,7 @@
   </w:style>
   <w:style w:type="table" w:customStyle="1" w:styleId="Grigliatabellachiara1">
     <w:name w:val="Griglia tabella chiara1"/>
-    <w:basedOn w:val="Tabellanormale"/>
+    <w:basedOn w:val="TableNormal"/>
     <w:uiPriority w:val="40"/>
     <w:rsid w:val="00906C97"/>
     <w:rPr>
@@ -12111,7 +16912,7 @@
   </w:style>
   <w:style w:type="character" w:customStyle="1" w:styleId="Menzionenonrisolta5">
     <w:name w:val="Menzione non risolta5"/>
-    <w:basedOn w:val="Carpredefinitoparagrafo"/>
+    <w:basedOn w:val="DefaultParagraphFont"/>
     <w:uiPriority w:val="99"/>
     <w:semiHidden/>
     <w:unhideWhenUsed/>
@@ -12123,7 +16924,7 @@
   </w:style>
   <w:style w:type="character" w:customStyle="1" w:styleId="Menzionenonrisolta6">
     <w:name w:val="Menzione non risolta6"/>
-    <w:basedOn w:val="Carpredefinitoparagrafo"/>
+    <w:basedOn w:val="DefaultParagraphFont"/>
     <w:uiPriority w:val="99"/>
     <w:semiHidden/>
     <w:unhideWhenUsed/>
@@ -12135,7 +16936,7 @@
   </w:style>
   <w:style w:type="character" w:customStyle="1" w:styleId="Menzionenonrisolta7">
     <w:name w:val="Menzione non risolta7"/>
-    <w:basedOn w:val="Carpredefinitoparagrafo"/>
+    <w:basedOn w:val="DefaultParagraphFont"/>
     <w:uiPriority w:val="99"/>
     <w:semiHidden/>
     <w:unhideWhenUsed/>
@@ -12147,7 +16948,7 @@
   </w:style>
   <w:style w:type="paragraph" w:customStyle="1" w:styleId="Noteapidipagina">
     <w:name w:val="Note a piè di pagina"/>
-    <w:basedOn w:val="Normale"/>
+    <w:basedOn w:val="Normal"/>
     <w:qFormat/>
     <w:rsid w:val="00B14ECD"/>
     <w:pPr>
@@ -12156,7 +16957,7 @@
   </w:style>
   <w:style w:type="paragraph" w:customStyle="1" w:styleId="TableHead">
     <w:name w:val="Table Head"/>
-    <w:basedOn w:val="Normale"/>
+    <w:basedOn w:val="Normal"/>
     <w:link w:val="TableHeadCarattere"/>
     <w:qFormat/>
     <w:rsid w:val="00542BB3"/>
@@ -12175,7 +16976,7 @@
   </w:style>
   <w:style w:type="character" w:customStyle="1" w:styleId="TableHeadCarattere">
     <w:name w:val="Table Head Carattere"/>
-    <w:basedOn w:val="Carpredefinitoparagrafo"/>
+    <w:basedOn w:val="DefaultParagraphFont"/>
     <w:link w:val="TableHead"/>
     <w:rsid w:val="00542BB3"/>
     <w:rPr>
@@ -12188,9 +16989,9 @@
       <w:lang w:val="en-US" w:eastAsia="en-US"/>
     </w:rPr>
   </w:style>
-  <w:style w:type="character" w:styleId="Menzionenonrisolta">
+  <w:style w:type="character" w:styleId="UnresolvedMention">
     <w:name w:val="Unresolved Mention"/>
-    <w:basedOn w:val="Carpredefinitoparagrafo"/>
+    <w:basedOn w:val="DefaultParagraphFont"/>
     <w:uiPriority w:val="99"/>
     <w:semiHidden/>
     <w:unhideWhenUsed/>
@@ -12202,8 +17003,8 @@
   </w:style>
   <w:style w:type="paragraph" w:customStyle="1" w:styleId="Appendixlvl1">
     <w:name w:val="Appendix lvl 1"/>
-    <w:basedOn w:val="Titolo1"/>
-    <w:next w:val="Normale"/>
+    <w:basedOn w:val="Heading1"/>
+    <w:next w:val="Normal"/>
     <w:link w:val="Appendixlvl1Carattere"/>
     <w:qFormat/>
     <w:rsid w:val="00CC4969"/>
@@ -12215,8 +17016,8 @@
   </w:style>
   <w:style w:type="paragraph" w:customStyle="1" w:styleId="Appendixlvl2">
     <w:name w:val="Appendix lvl 2"/>
-    <w:basedOn w:val="Titolo2"/>
-    <w:next w:val="Normale"/>
+    <w:basedOn w:val="Heading2"/>
+    <w:next w:val="Normal"/>
     <w:link w:val="Appendixlvl2Carattere"/>
     <w:qFormat/>
     <w:rsid w:val="002E7CA8"/>
@@ -12230,7 +17031,7 @@
   </w:style>
   <w:style w:type="character" w:customStyle="1" w:styleId="Appendixlvl1Carattere">
     <w:name w:val="Appendix lvl 1 Carattere"/>
-    <w:basedOn w:val="Titolo1Carattere"/>
+    <w:basedOn w:val="Heading1Char"/>
     <w:link w:val="Appendixlvl1"/>
     <w:rsid w:val="00CC4969"/>
     <w:rPr>
@@ -12244,7 +17045,7 @@
   </w:style>
   <w:style w:type="character" w:customStyle="1" w:styleId="Appendixlvl2Carattere">
     <w:name w:val="Appendix lvl 2 Carattere"/>
-    <w:basedOn w:val="Titolo2Carattere"/>
+    <w:basedOn w:val="Heading2Char"/>
     <w:link w:val="Appendixlvl2"/>
     <w:rsid w:val="002E7CA8"/>
     <w:rPr>
@@ -12258,8 +17059,8 @@
   </w:style>
   <w:style w:type="paragraph" w:customStyle="1" w:styleId="Annexv1">
     <w:name w:val="Annex |v| 1"/>
-    <w:basedOn w:val="Titolo1"/>
-    <w:next w:val="Normale"/>
+    <w:basedOn w:val="Heading1"/>
+    <w:next w:val="Normal"/>
     <w:link w:val="Annexv1Carattere"/>
     <w:qFormat/>
     <w:rsid w:val="00F45B00"/>
@@ -12274,7 +17075,7 @@
   </w:style>
   <w:style w:type="character" w:customStyle="1" w:styleId="Annexv1Carattere">
     <w:name w:val="Annex |v| 1 Carattere"/>
-    <w:basedOn w:val="Carpredefinitoparagrafo"/>
+    <w:basedOn w:val="DefaultParagraphFont"/>
     <w:link w:val="Annexv1"/>
     <w:rsid w:val="00AF7AEE"/>
     <w:rPr>
@@ -12285,6 +17086,87 @@
       <w:szCs w:val="22"/>
       <w:lang w:val="en-GB"/>
     </w:rPr>
+  </w:style>
+  <w:style w:type="paragraph" w:customStyle="1" w:styleId="Didascalia">
+    <w:name w:val="Didascalia"/>
+    <w:basedOn w:val="CaptionTable"/>
+    <w:next w:val="Normal"/>
+    <w:link w:val="DidascaliaChar"/>
+    <w:qFormat/>
+    <w:rsid w:val="0082515B"/>
+  </w:style>
+  <w:style w:type="character" w:customStyle="1" w:styleId="CaptionChar1">
+    <w:name w:val="Caption Char1"/>
+    <w:aliases w:val="Didascalia in Tabella Char,Caption2 Char,Legend_Figures Char,Legend Char,Caption Char Char,Caption Char1 Char Char1,Caption Char Char Char Char,Caption Char1 Char Char Char,Caption Char Char Char Char Char Char,Caption Char Char1 Char"/>
+    <w:basedOn w:val="DefaultParagraphFont"/>
+    <w:link w:val="Caption"/>
+    <w:uiPriority w:val="35"/>
+    <w:rsid w:val="0082515B"/>
+    <w:rPr>
+      <w:rFonts w:asciiTheme="minorHAnsi" w:eastAsia="Times New Roman" w:hAnsiTheme="minorHAnsi" w:cstheme="minorHAnsi"/>
+      <w:bCs/>
+      <w:noProof/>
+      <w:sz w:val="22"/>
+      <w:szCs w:val="22"/>
+      <w:lang w:val="en-GB"/>
+    </w:rPr>
+  </w:style>
+  <w:style w:type="character" w:customStyle="1" w:styleId="CaptionTableChar">
+    <w:name w:val="Caption Table Char"/>
+    <w:basedOn w:val="CaptionChar1"/>
+    <w:link w:val="CaptionTable"/>
+    <w:rsid w:val="0082515B"/>
+    <w:rPr>
+      <w:rFonts w:asciiTheme="minorHAnsi" w:eastAsia="Times New Roman" w:hAnsiTheme="minorHAnsi" w:cstheme="minorHAnsi"/>
+      <w:b/>
+      <w:bCs/>
+      <w:noProof/>
+      <w:color w:val="58595B"/>
+      <w:sz w:val="22"/>
+      <w:szCs w:val="18"/>
+      <w:lang w:val="en-US" w:eastAsia="en-US"/>
+    </w:rPr>
+  </w:style>
+  <w:style w:type="character" w:customStyle="1" w:styleId="DidascaliaChar">
+    <w:name w:val="Didascalia Char"/>
+    <w:basedOn w:val="CaptionTableChar"/>
+    <w:link w:val="Didascalia"/>
+    <w:rsid w:val="0082515B"/>
+    <w:rPr>
+      <w:rFonts w:asciiTheme="minorHAnsi" w:eastAsia="Times New Roman" w:hAnsiTheme="minorHAnsi" w:cstheme="minorHAnsi"/>
+      <w:b/>
+      <w:bCs/>
+      <w:noProof/>
+      <w:color w:val="58595B"/>
+      <w:sz w:val="22"/>
+      <w:szCs w:val="18"/>
+      <w:lang w:val="en-US" w:eastAsia="en-US"/>
+    </w:rPr>
+  </w:style>
+  <w:style w:type="table" w:customStyle="1" w:styleId="python">
+    <w:name w:val="python"/>
+    <w:basedOn w:val="TableNormal"/>
+    <w:uiPriority w:val="99"/>
+    <w:rsid w:val="00566282"/>
+    <w:pPr>
+      <w:jc w:val="center"/>
+    </w:pPr>
+    <w:rPr>
+      <w:sz w:val="16"/>
+    </w:rPr>
+    <w:tblPr>
+      <w:tblBorders>
+        <w:top w:val="single" w:sz="4" w:space="0" w:color="auto"/>
+        <w:left w:val="single" w:sz="4" w:space="0" w:color="auto"/>
+        <w:bottom w:val="single" w:sz="4" w:space="0" w:color="auto"/>
+        <w:right w:val="single" w:sz="4" w:space="0" w:color="auto"/>
+        <w:insideH w:val="single" w:sz="4" w:space="0" w:color="auto"/>
+        <w:insideV w:val="single" w:sz="4" w:space="0" w:color="auto"/>
+      </w:tblBorders>
+    </w:tblPr>
+    <w:tcPr>
+      <w:vAlign w:val="center"/>
+    </w:tcPr>
   </w:style>
 </w:styles>
 </file>
@@ -12575,6 +17457,17 @@
 </file>
 
 <file path=customXml/item1.xml><?xml version="1.0" encoding="utf-8"?>
+<p:properties xmlns:p="http://schemas.microsoft.com/office/2006/metadata/properties" xmlns:xsi="http://www.w3.org/2001/XMLSchema-instance" xmlns:pc="http://schemas.microsoft.com/office/infopath/2007/PartnerControls">
+  <documentManagement>
+    <TaxCatchAll xmlns="f41f4605-e15c-4135-bd96-d3970596b173" xsi:nil="true"/>
+    <lcf76f155ced4ddcb4097134ff3c332f xmlns="71e126cb-1963-4e7b-b13a-15d2f64f78e9">
+      <Terms xmlns="http://schemas.microsoft.com/office/infopath/2007/PartnerControls"/>
+    </lcf76f155ced4ddcb4097134ff3c332f>
+  </documentManagement>
+</p:properties>
+</file>
+
+<file path=customXml/item2.xml><?xml version="1.0" encoding="utf-8"?>
 <ct:contentTypeSchema xmlns:ct="http://schemas.microsoft.com/office/2006/metadata/contentType" xmlns:ma="http://schemas.microsoft.com/office/2006/metadata/properties/metaAttributes" ct:_="" ma:_="" ma:contentTypeName="Documento" ma:contentTypeID="0x010100EFE0C39B20CFE747B2EDBEF1A424A9C1" ma:contentTypeVersion="14" ma:contentTypeDescription="Creare un nuovo documento." ma:contentTypeScope="" ma:versionID="fc5d43efe255f0326fdf88779d9e8cc0">
   <xsd:schema xmlns:xsd="http://www.w3.org/2001/XMLSchema" xmlns:xs="http://www.w3.org/2001/XMLSchema" xmlns:p="http://schemas.microsoft.com/office/2006/metadata/properties" xmlns:ns2="71e126cb-1963-4e7b-b13a-15d2f64f78e9" xmlns:ns3="f41f4605-e15c-4135-bd96-d3970596b173" targetNamespace="http://schemas.microsoft.com/office/2006/metadata/properties" ma:root="true" ma:fieldsID="c67b044c92a952204dd5da40bf3ff3c1" ns2:_="" ns3:_="">
     <xsd:import namespace="71e126cb-1963-4e7b-b13a-15d2f64f78e9"/>
@@ -12803,18 +17696,11 @@
 </ct:contentTypeSchema>
 </file>
 
-<file path=customXml/item2.xml><?xml version="1.0" encoding="utf-8"?>
-<p:properties xmlns:p="http://schemas.microsoft.com/office/2006/metadata/properties" xmlns:xsi="http://www.w3.org/2001/XMLSchema-instance" xmlns:pc="http://schemas.microsoft.com/office/infopath/2007/PartnerControls">
-  <documentManagement>
-    <TaxCatchAll xmlns="f41f4605-e15c-4135-bd96-d3970596b173" xsi:nil="true"/>
-    <lcf76f155ced4ddcb4097134ff3c332f xmlns="71e126cb-1963-4e7b-b13a-15d2f64f78e9">
-      <Terms xmlns="http://schemas.microsoft.com/office/infopath/2007/PartnerControls"/>
-    </lcf76f155ced4ddcb4097134ff3c332f>
-  </documentManagement>
-</p:properties>
+<file path=customXml/item3.xml><?xml version="1.0" encoding="utf-8"?>
+<b:Sources xmlns:b="http://schemas.openxmlformats.org/officeDocument/2006/bibliography" xmlns="http://schemas.openxmlformats.org/officeDocument/2006/bibliography" SelectedStyle="\APA.XSL" StyleName="APA"/>
 </file>
 
-<file path=customXml/item3.xml><?xml version="1.0" encoding="utf-8"?>
+<file path=customXml/item4.xml><?xml version="1.0" encoding="utf-8"?>
 <?mso-contentType ?>
 <FormTemplates xmlns="http://schemas.microsoft.com/sharepoint/v3/contenttype/forms">
   <Display>DocumentLibraryForm</Display>
@@ -12823,35 +17709,48 @@
 </FormTemplates>
 </file>
 
-<file path=customXml/item4.xml><?xml version="1.0" encoding="utf-8"?>
-<b:Sources xmlns:b="http://schemas.openxmlformats.org/officeDocument/2006/bibliography" xmlns="http://schemas.openxmlformats.org/officeDocument/2006/bibliography" SelectedStyle="\APA.XSL" StyleName="APA"/>
-</file>
-
 <file path=customXml/itemProps1.xml><?xml version="1.0" encoding="utf-8"?>
-<ds:datastoreItem xmlns:ds="http://schemas.openxmlformats.org/officeDocument/2006/customXml" ds:itemID="{9EBF1651-A988-4888-AE75-719AB8E2037C}"/>
-</file>
-
-<file path=customXml/itemProps2.xml><?xml version="1.0" encoding="utf-8"?>
 <ds:datastoreItem xmlns:ds="http://schemas.openxmlformats.org/officeDocument/2006/customXml" ds:itemID="{2D700B25-50B5-4C35-B44E-38E1CD0E6FC3}">
   <ds:schemaRefs>
     <ds:schemaRef ds:uri="http://schemas.microsoft.com/office/2006/metadata/properties"/>
     <ds:schemaRef ds:uri="http://schemas.microsoft.com/office/infopath/2007/PartnerControls"/>
+    <ds:schemaRef ds:uri="f41f4605-e15c-4135-bd96-d3970596b173"/>
+    <ds:schemaRef ds:uri="71e126cb-1963-4e7b-b13a-15d2f64f78e9"/>
+  </ds:schemaRefs>
+</ds:datastoreItem>
+</file>
+
+<file path=customXml/itemProps2.xml><?xml version="1.0" encoding="utf-8"?>
+<ds:datastoreItem xmlns:ds="http://schemas.openxmlformats.org/officeDocument/2006/customXml" ds:itemID="{B9972A93-6823-47B2-BEAF-4E0183404EAD}">
+  <ds:schemaRefs>
+    <ds:schemaRef ds:uri="http://schemas.microsoft.com/office/2006/metadata/contentType"/>
+    <ds:schemaRef ds:uri="http://schemas.microsoft.com/office/2006/metadata/properties/metaAttributes"/>
+    <ds:schemaRef ds:uri="http://www.w3.org/2001/XMLSchema"/>
+    <ds:schemaRef ds:uri="http://schemas.microsoft.com/office/2006/metadata/properties"/>
+    <ds:schemaRef ds:uri="71e126cb-1963-4e7b-b13a-15d2f64f78e9"/>
+    <ds:schemaRef ds:uri="f41f4605-e15c-4135-bd96-d3970596b173"/>
+    <ds:schemaRef ds:uri="http://schemas.microsoft.com/office/2006/documentManagement/types"/>
+    <ds:schemaRef ds:uri="http://schemas.microsoft.com/office/infopath/2007/PartnerControls"/>
+    <ds:schemaRef ds:uri="http://schemas.openxmlformats.org/package/2006/metadata/core-properties"/>
+    <ds:schemaRef ds:uri="http://purl.org/dc/elements/1.1/"/>
+    <ds:schemaRef ds:uri="http://purl.org/dc/terms/"/>
+    <ds:schemaRef ds:uri="http://schemas.microsoft.com/internal/obd"/>
   </ds:schemaRefs>
 </ds:datastoreItem>
 </file>
 
 <file path=customXml/itemProps3.xml><?xml version="1.0" encoding="utf-8"?>
+<ds:datastoreItem xmlns:ds="http://schemas.openxmlformats.org/officeDocument/2006/customXml" ds:itemID="{31BE98BA-896D-4656-97F3-064F0DB17D00}">
+  <ds:schemaRefs>
+    <ds:schemaRef ds:uri="http://schemas.openxmlformats.org/officeDocument/2006/bibliography"/>
+  </ds:schemaRefs>
+</ds:datastoreItem>
+</file>
+
+<file path=customXml/itemProps4.xml><?xml version="1.0" encoding="utf-8"?>
 <ds:datastoreItem xmlns:ds="http://schemas.openxmlformats.org/officeDocument/2006/customXml" ds:itemID="{CD5A2A0D-FEC0-4FEC-B133-DCCFAFED876F}">
   <ds:schemaRefs>
     <ds:schemaRef ds:uri="http://schemas.microsoft.com/sharepoint/v3/contenttype/forms"/>
   </ds:schemaRefs>
 </ds:datastoreItem>
-</file>
-
-<file path=customXml/itemProps4.xml><?xml version="1.0" encoding="utf-8"?>
-<ds:datastoreItem xmlns:ds="http://schemas.openxmlformats.org/officeDocument/2006/customXml" ds:itemID="{31BE98BA-896D-4656-97F3-064F0DB17D00}">
-  <ds:schemaRefs>
-    <ds:schemaRef ds:uri="http://schemas.openxmlformats.org/officeDocument/2006/bibliography"/>
-  </ds:schemaRefs>
-</ds:datastoreItem>
 </file>
--- a/src/cassy/additional_data/templates/template.docx
+++ b/src/cassy/additional_data/templates/template.docx
@@ -425,7 +425,6 @@
               <w:bottom w:val="single" w:sz="4" w:space="0" w:color="auto"/>
               <w:right w:val="nil"/>
             </w:tcBorders>
-            <w:shd w:val="clear" w:color="auto" w:fill="auto"/>
             <w:noWrap/>
             <w:vAlign w:val="center"/>
             <w:hideMark/>
@@ -461,7 +460,6 @@
               <w:bottom w:val="single" w:sz="4" w:space="0" w:color="auto"/>
               <w:right w:val="single" w:sz="8" w:space="0" w:color="000000"/>
             </w:tcBorders>
-            <w:shd w:val="clear" w:color="auto" w:fill="auto"/>
             <w:noWrap/>
             <w:vAlign w:val="bottom"/>
             <w:hideMark/>
@@ -503,7 +501,6 @@
               <w:bottom w:val="single" w:sz="4" w:space="0" w:color="auto"/>
               <w:right w:val="nil"/>
             </w:tcBorders>
-            <w:shd w:val="clear" w:color="auto" w:fill="auto"/>
             <w:noWrap/>
             <w:vAlign w:val="center"/>
             <w:hideMark/>
@@ -539,7 +536,6 @@
               <w:bottom w:val="single" w:sz="4" w:space="0" w:color="auto"/>
               <w:right w:val="single" w:sz="8" w:space="0" w:color="000000"/>
             </w:tcBorders>
-            <w:shd w:val="clear" w:color="auto" w:fill="auto"/>
             <w:noWrap/>
             <w:vAlign w:val="bottom"/>
             <w:hideMark/>
@@ -581,7 +577,6 @@
               <w:bottom w:val="single" w:sz="4" w:space="0" w:color="auto"/>
               <w:right w:val="nil"/>
             </w:tcBorders>
-            <w:shd w:val="clear" w:color="auto" w:fill="auto"/>
             <w:noWrap/>
             <w:vAlign w:val="center"/>
             <w:hideMark/>
@@ -617,7 +612,6 @@
               <w:bottom w:val="single" w:sz="4" w:space="0" w:color="auto"/>
               <w:right w:val="single" w:sz="8" w:space="0" w:color="000000"/>
             </w:tcBorders>
-            <w:shd w:val="clear" w:color="auto" w:fill="auto"/>
             <w:noWrap/>
             <w:vAlign w:val="bottom"/>
             <w:hideMark/>
@@ -659,7 +653,6 @@
               <w:bottom w:val="single" w:sz="8" w:space="0" w:color="auto"/>
               <w:right w:val="nil"/>
             </w:tcBorders>
-            <w:shd w:val="clear" w:color="auto" w:fill="auto"/>
             <w:noWrap/>
             <w:vAlign w:val="center"/>
             <w:hideMark/>
@@ -695,7 +688,6 @@
               <w:bottom w:val="single" w:sz="8" w:space="0" w:color="auto"/>
               <w:right w:val="single" w:sz="8" w:space="0" w:color="000000"/>
             </w:tcBorders>
-            <w:shd w:val="clear" w:color="auto" w:fill="auto"/>
             <w:noWrap/>
             <w:vAlign w:val="bottom"/>
             <w:hideMark/>
@@ -1271,7 +1263,6 @@
               <w:bottom w:val="single" w:sz="4" w:space="0" w:color="auto"/>
               <w:right w:val="nil"/>
             </w:tcBorders>
-            <w:shd w:val="clear" w:color="auto" w:fill="auto"/>
             <w:noWrap/>
             <w:vAlign w:val="center"/>
             <w:hideMark/>
@@ -1307,7 +1298,6 @@
               <w:bottom w:val="single" w:sz="4" w:space="0" w:color="auto"/>
               <w:right w:val="single" w:sz="8" w:space="0" w:color="000000"/>
             </w:tcBorders>
-            <w:shd w:val="clear" w:color="auto" w:fill="auto"/>
             <w:noWrap/>
             <w:vAlign w:val="center"/>
             <w:hideMark/>
@@ -1340,7 +1330,6 @@
               <w:bottom w:val="single" w:sz="4" w:space="0" w:color="auto"/>
               <w:right w:val="nil"/>
             </w:tcBorders>
-            <w:shd w:val="clear" w:color="auto" w:fill="auto"/>
             <w:noWrap/>
             <w:vAlign w:val="center"/>
             <w:hideMark/>
@@ -1376,7 +1365,6 @@
               <w:bottom w:val="single" w:sz="4" w:space="0" w:color="auto"/>
               <w:right w:val="single" w:sz="8" w:space="0" w:color="000000"/>
             </w:tcBorders>
-            <w:shd w:val="clear" w:color="auto" w:fill="auto"/>
             <w:noWrap/>
             <w:vAlign w:val="center"/>
             <w:hideMark/>
@@ -1409,7 +1397,6 @@
               <w:bottom w:val="single" w:sz="4" w:space="0" w:color="auto"/>
               <w:right w:val="nil"/>
             </w:tcBorders>
-            <w:shd w:val="clear" w:color="auto" w:fill="auto"/>
             <w:noWrap/>
             <w:vAlign w:val="center"/>
             <w:hideMark/>
@@ -1445,7 +1432,6 @@
               <w:bottom w:val="single" w:sz="4" w:space="0" w:color="auto"/>
               <w:right w:val="single" w:sz="8" w:space="0" w:color="000000"/>
             </w:tcBorders>
-            <w:shd w:val="clear" w:color="auto" w:fill="auto"/>
             <w:noWrap/>
             <w:vAlign w:val="center"/>
             <w:hideMark/>
@@ -1478,7 +1464,6 @@
               <w:bottom w:val="single" w:sz="8" w:space="0" w:color="auto"/>
               <w:right w:val="nil"/>
             </w:tcBorders>
-            <w:shd w:val="clear" w:color="auto" w:fill="auto"/>
             <w:noWrap/>
             <w:vAlign w:val="center"/>
             <w:hideMark/>
@@ -1514,7 +1499,6 @@
               <w:bottom w:val="single" w:sz="8" w:space="0" w:color="auto"/>
               <w:right w:val="single" w:sz="8" w:space="0" w:color="000000"/>
             </w:tcBorders>
-            <w:shd w:val="clear" w:color="auto" w:fill="auto"/>
             <w:noWrap/>
             <w:vAlign w:val="center"/>
             <w:hideMark/>
@@ -6054,256 +6038,16 @@
   <w:p>
     <w:pPr>
       <w:pStyle w:val="Footer"/>
-      <w:pBdr>
-        <w:top w:val="single" w:sz="4" w:space="1" w:color="auto"/>
-      </w:pBdr>
-      <w:jc w:val="right"/>
-      <w:rPr>
-        <w:color w:val="AC0437"/>
-        <w:sz w:val="20"/>
-        <w:highlight w:val="red"/>
-      </w:rPr>
-    </w:pPr>
-    <w:r>
-      <w:rPr>
-        <w:noProof/>
-        <w:highlight w:val="red"/>
-        <w:lang w:val="en-US" w:eastAsia="en-US"/>
-      </w:rPr>
-      <mc:AlternateContent>
-        <mc:Choice Requires="wps">
-          <w:drawing>
-            <wp:anchor distT="0" distB="0" distL="114300" distR="114300" simplePos="0" relativeHeight="251658240" behindDoc="0" locked="0" layoutInCell="1" allowOverlap="1" wp14:anchorId="58B26248" wp14:editId="4E715932">
-              <wp:simplePos x="0" y="0"/>
-              <wp:positionH relativeFrom="column">
-                <wp:posOffset>-3043</wp:posOffset>
-              </wp:positionH>
-              <wp:positionV relativeFrom="paragraph">
-                <wp:posOffset>242364</wp:posOffset>
-              </wp:positionV>
-              <wp:extent cx="485574" cy="422408"/>
-              <wp:effectExtent l="0" t="19050" r="0" b="130175"/>
-              <wp:wrapNone/>
-              <wp:docPr id="11" name="Luna 11"/>
-              <wp:cNvGraphicFramePr>
-                <a:graphicFrameLocks xmlns:a="http://schemas.openxmlformats.org/drawingml/2006/main"/>
-              </wp:cNvGraphicFramePr>
-              <a:graphic xmlns:a="http://schemas.openxmlformats.org/drawingml/2006/main">
-                <a:graphicData uri="http://schemas.microsoft.com/office/word/2010/wordprocessingShape">
-                  <wps:wsp>
-                    <wps:cNvSpPr>
-                      <a:spLocks noChangeArrowheads="1"/>
-                    </wps:cNvSpPr>
-                    <wps:spPr bwMode="auto">
-                      <a:xfrm>
-                        <a:off x="0" y="0"/>
-                        <a:ext cx="485574" cy="422408"/>
-                      </a:xfrm>
-                      <a:prstGeom prst="moon">
-                        <a:avLst>
-                          <a:gd name="adj" fmla="val 14037"/>
-                        </a:avLst>
-                      </a:prstGeom>
-                      <a:solidFill>
-                        <a:srgbClr val="CA0032"/>
-                      </a:solidFill>
-                      <a:ln w="9525">
-                        <a:noFill/>
-                        <a:miter lim="800000"/>
-                        <a:headEnd/>
-                        <a:tailEnd/>
-                      </a:ln>
-                      <a:effectLst>
-                        <a:outerShdw blurRad="50800" dist="38100" dir="2700000" algn="tl" rotWithShape="0">
-                          <a:prstClr val="black">
-                            <a:alpha val="40000"/>
-                          </a:prstClr>
-                        </a:outerShdw>
-                      </a:effectLst>
-                      <a:scene3d>
-                        <a:camera prst="isometricLeftDown"/>
-                        <a:lightRig rig="contrasting" dir="t">
-                          <a:rot lat="0" lon="0" rev="1500000"/>
-                        </a:lightRig>
-                      </a:scene3d>
-                      <a:sp3d prstMaterial="metal"/>
-                    </wps:spPr>
-                    <wps:bodyPr rot="0" vert="horz" wrap="square" lIns="91440" tIns="45720" rIns="91440" bIns="45720" anchor="t" anchorCtr="0" upright="1">
-                      <a:noAutofit/>
-                    </wps:bodyPr>
-                  </wps:wsp>
-                </a:graphicData>
-              </a:graphic>
-              <wp14:sizeRelH relativeFrom="page">
-                <wp14:pctWidth>0</wp14:pctWidth>
-              </wp14:sizeRelH>
-              <wp14:sizeRelV relativeFrom="page">
-                <wp14:pctHeight>0</wp14:pctHeight>
-              </wp14:sizeRelV>
-            </wp:anchor>
-          </w:drawing>
-        </mc:Choice>
-        <mc:Fallback xmlns:arto="http://schemas.microsoft.com/office/word/2006/arto">
-          <w:pict>
-            <v:shapetype w14:anchorId="42E25035" id="_x0000_t184" coordsize="21600,21600" o:spt="184" adj="10800" path="m21600,qx,10800,21600,21600wa@0@10@6@11,21600,21600,21600,xe">
-              <v:stroke joinstyle="miter"/>
-              <v:formulas>
-                <v:f eqn="val #0"/>
-                <v:f eqn="sum 21600 0 #0"/>
-                <v:f eqn="prod #0 #0 @1"/>
-                <v:f eqn="prod 21600 21600 @1"/>
-                <v:f eqn="prod @3 2 1"/>
-                <v:f eqn="sum @4 0 @2"/>
-                <v:f eqn="sum @5 0 #0"/>
-                <v:f eqn="prod @5 1 2"/>
-                <v:f eqn="sum @7 0 #0"/>
-                <v:f eqn="prod @8 1 2"/>
-                <v:f eqn="sum 10800 0 @9"/>
-                <v:f eqn="sum @9 10800 0"/>
-                <v:f eqn="prod #0 9598 32768"/>
-                <v:f eqn="sum 21600 0 @12"/>
-                <v:f eqn="ellipse @13 21600 10800"/>
-                <v:f eqn="sum 10800 0 @14"/>
-                <v:f eqn="sum @14 10800 0"/>
-              </v:formulas>
-              <v:path o:connecttype="custom" o:connectlocs="21600,0;0,10800;21600,21600;@0,10800" o:connectangles="270,180,90,0" textboxrect="@12,@15,@0,@16"/>
-              <v:handles>
-                <v:h position="#0,center" xrange="0,18900"/>
-              </v:handles>
-            </v:shapetype>
-            <v:shape id="Luna 11" o:spid="_x0000_s1026" type="#_x0000_t184" style="position:absolute;margin-left:-.25pt;margin-top:19.1pt;width:38.25pt;height:33.25pt;z-index:251669504;visibility:visible;mso-wrap-style:square;mso-width-percent:0;mso-height-percent:0;mso-wrap-distance-left:9pt;mso-wrap-distance-top:0;mso-wrap-distance-right:9pt;mso-wrap-distance-bottom:0;mso-position-horizontal:absolute;mso-position-horizontal-relative:text;mso-position-vertical:absolute;mso-position-vertical-relative:text;mso-width-percent:0;mso-height-percent:0;mso-width-relative:page;mso-height-relative:page;v-text-anchor:top" o:gfxdata="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" adj="3032" fillcolor="#ca0032" stroked="f">
-              <v:shadow on="t" color="black" opacity="26214f" origin="-.5,-.5" offset=".74836mm,.74836mm"/>
-              <o:extrusion v:ext="view" viewpoint="-100pt,-100pt" viewpointorigin="-.5" skewangle="0" skewamt="0"/>
-            </v:shape>
-          </w:pict>
-        </mc:Fallback>
-      </mc:AlternateContent>
-    </w:r>
-  </w:p>
-  <w:p>
-    <w:pPr>
-      <w:pStyle w:val="Footer"/>
       <w:tabs>
         <w:tab w:val="clear" w:pos="4819"/>
         <w:tab w:val="clear" w:pos="9638"/>
         <w:tab w:val="left" w:pos="2640"/>
       </w:tabs>
       <w:spacing w:before="0"/>
-      <w:ind w:left="142" w:firstLine="284"/>
+      <w:rPr>
+        <w:lang w:val="en-US"/>
+      </w:rPr>
     </w:pPr>
-    <w:proofErr w:type="spellStart"/>
-    <w:r>
-      <w:rPr>
-        <w:color w:val="AC0437"/>
-        <w:sz w:val="20"/>
-      </w:rPr>
-      <w:t>pag</w:t>
-    </w:r>
-    <w:proofErr w:type="spellEnd"/>
-    <w:r>
-      <w:rPr>
-        <w:color w:val="AC0437"/>
-        <w:sz w:val="20"/>
-      </w:rPr>
-      <w:t>.</w:t>
-    </w:r>
-    <w:r>
-      <w:rPr>
-        <w:color w:val="AC0437"/>
-        <w:sz w:val="20"/>
-      </w:rPr>
-      <w:t xml:space="preserve"> </w:t>
-    </w:r>
-    <w:r>
-      <w:rPr>
-        <w:rStyle w:val="PageNumber"/>
-        <w:color w:val="AC0437"/>
-        <w:sz w:val="36"/>
-      </w:rPr>
-      <w:fldChar w:fldCharType="begin"/>
-    </w:r>
-    <w:r>
-      <w:rPr>
-        <w:rStyle w:val="PageNumber"/>
-        <w:color w:val="AC0437"/>
-        <w:sz w:val="36"/>
-      </w:rPr>
-      <w:instrText xml:space="preserve"> PAGE </w:instrText>
-    </w:r>
-    <w:r>
-      <w:rPr>
-        <w:rStyle w:val="PageNumber"/>
-        <w:color w:val="AC0437"/>
-        <w:sz w:val="36"/>
-      </w:rPr>
-      <w:fldChar w:fldCharType="separate"/>
-    </w:r>
-    <w:r>
-      <w:rPr>
-        <w:rStyle w:val="PageNumber"/>
-        <w:noProof/>
-        <w:color w:val="AC0437"/>
-        <w:sz w:val="36"/>
-      </w:rPr>
-      <w:t>174</w:t>
-    </w:r>
-    <w:r>
-      <w:rPr>
-        <w:rStyle w:val="PageNumber"/>
-        <w:color w:val="AC0437"/>
-        <w:sz w:val="36"/>
-      </w:rPr>
-      <w:fldChar w:fldCharType="end"/>
-    </w:r>
-    <w:r>
-      <w:rPr>
-        <w:rStyle w:val="PageNumber"/>
-        <w:color w:val="AC0437"/>
-        <w:sz w:val="20"/>
-      </w:rPr>
-      <w:t xml:space="preserve">/ </w:t>
-    </w:r>
-    <w:r>
-      <w:rPr>
-        <w:rStyle w:val="PageNumber"/>
-        <w:color w:val="AC0437"/>
-        <w:sz w:val="20"/>
-      </w:rPr>
-      <w:fldChar w:fldCharType="begin"/>
-    </w:r>
-    <w:r>
-      <w:rPr>
-        <w:rStyle w:val="PageNumber"/>
-        <w:color w:val="AC0437"/>
-        <w:sz w:val="20"/>
-      </w:rPr>
-      <w:instrText xml:space="preserve"> NUMPAGES </w:instrText>
-    </w:r>
-    <w:r>
-      <w:rPr>
-        <w:rStyle w:val="PageNumber"/>
-        <w:color w:val="AC0437"/>
-        <w:sz w:val="20"/>
-      </w:rPr>
-      <w:fldChar w:fldCharType="separate"/>
-    </w:r>
-    <w:r>
-      <w:rPr>
-        <w:rStyle w:val="PageNumber"/>
-        <w:noProof/>
-        <w:color w:val="AC0437"/>
-        <w:sz w:val="20"/>
-      </w:rPr>
-      <w:t>174</w:t>
-    </w:r>
-    <w:r>
-      <w:rPr>
-        <w:rStyle w:val="PageNumber"/>
-        <w:color w:val="AC0437"/>
-        <w:sz w:val="20"/>
-      </w:rPr>
-      <w:fldChar w:fldCharType="end"/>
-    </w:r>
   </w:p>
 </w:ftr>
 </file>
@@ -17457,17 +17201,19 @@
 </file>
 
 <file path=customXml/item1.xml><?xml version="1.0" encoding="utf-8"?>
-<p:properties xmlns:p="http://schemas.microsoft.com/office/2006/metadata/properties" xmlns:xsi="http://www.w3.org/2001/XMLSchema-instance" xmlns:pc="http://schemas.microsoft.com/office/infopath/2007/PartnerControls">
-  <documentManagement>
-    <TaxCatchAll xmlns="f41f4605-e15c-4135-bd96-d3970596b173" xsi:nil="true"/>
-    <lcf76f155ced4ddcb4097134ff3c332f xmlns="71e126cb-1963-4e7b-b13a-15d2f64f78e9">
-      <Terms xmlns="http://schemas.microsoft.com/office/infopath/2007/PartnerControls"/>
-    </lcf76f155ced4ddcb4097134ff3c332f>
-  </documentManagement>
-</p:properties>
+<?mso-contentType ?>
+<FormTemplates xmlns="http://schemas.microsoft.com/sharepoint/v3/contenttype/forms">
+  <Display>DocumentLibraryForm</Display>
+  <Edit>DocumentLibraryForm</Edit>
+  <New>DocumentLibraryForm</New>
+</FormTemplates>
 </file>
 
 <file path=customXml/item2.xml><?xml version="1.0" encoding="utf-8"?>
+<b:Sources xmlns:b="http://schemas.openxmlformats.org/officeDocument/2006/bibliography" xmlns="http://schemas.openxmlformats.org/officeDocument/2006/bibliography" SelectedStyle="\APA.XSL" StyleName="APA"/>
+</file>
+
+<file path=customXml/item3.xml><?xml version="1.0" encoding="utf-8"?>
 <ct:contentTypeSchema xmlns:ct="http://schemas.microsoft.com/office/2006/metadata/contentType" xmlns:ma="http://schemas.microsoft.com/office/2006/metadata/properties/metaAttributes" ct:_="" ma:_="" ma:contentTypeName="Documento" ma:contentTypeID="0x010100EFE0C39B20CFE747B2EDBEF1A424A9C1" ma:contentTypeVersion="14" ma:contentTypeDescription="Creare un nuovo documento." ma:contentTypeScope="" ma:versionID="fc5d43efe255f0326fdf88779d9e8cc0">
   <xsd:schema xmlns:xsd="http://www.w3.org/2001/XMLSchema" xmlns:xs="http://www.w3.org/2001/XMLSchema" xmlns:p="http://schemas.microsoft.com/office/2006/metadata/properties" xmlns:ns2="71e126cb-1963-4e7b-b13a-15d2f64f78e9" xmlns:ns3="f41f4605-e15c-4135-bd96-d3970596b173" targetNamespace="http://schemas.microsoft.com/office/2006/metadata/properties" ma:root="true" ma:fieldsID="c67b044c92a952204dd5da40bf3ff3c1" ns2:_="" ns3:_="">
     <xsd:import namespace="71e126cb-1963-4e7b-b13a-15d2f64f78e9"/>
@@ -17696,31 +17442,34 @@
 </ct:contentTypeSchema>
 </file>
 
-<file path=customXml/item3.xml><?xml version="1.0" encoding="utf-8"?>
-<b:Sources xmlns:b="http://schemas.openxmlformats.org/officeDocument/2006/bibliography" xmlns="http://schemas.openxmlformats.org/officeDocument/2006/bibliography" SelectedStyle="\APA.XSL" StyleName="APA"/>
-</file>
-
 <file path=customXml/item4.xml><?xml version="1.0" encoding="utf-8"?>
-<?mso-contentType ?>
-<FormTemplates xmlns="http://schemas.microsoft.com/sharepoint/v3/contenttype/forms">
-  <Display>DocumentLibraryForm</Display>
-  <Edit>DocumentLibraryForm</Edit>
-  <New>DocumentLibraryForm</New>
-</FormTemplates>
+<p:properties xmlns:p="http://schemas.microsoft.com/office/2006/metadata/properties" xmlns:xsi="http://www.w3.org/2001/XMLSchema-instance" xmlns:pc="http://schemas.microsoft.com/office/infopath/2007/PartnerControls">
+  <documentManagement>
+    <TaxCatchAll xmlns="f41f4605-e15c-4135-bd96-d3970596b173" xsi:nil="true"/>
+    <lcf76f155ced4ddcb4097134ff3c332f xmlns="71e126cb-1963-4e7b-b13a-15d2f64f78e9">
+      <Terms xmlns="http://schemas.microsoft.com/office/infopath/2007/PartnerControls"/>
+    </lcf76f155ced4ddcb4097134ff3c332f>
+  </documentManagement>
+</p:properties>
 </file>
 
 <file path=customXml/itemProps1.xml><?xml version="1.0" encoding="utf-8"?>
-<ds:datastoreItem xmlns:ds="http://schemas.openxmlformats.org/officeDocument/2006/customXml" ds:itemID="{2D700B25-50B5-4C35-B44E-38E1CD0E6FC3}">
+<ds:datastoreItem xmlns:ds="http://schemas.openxmlformats.org/officeDocument/2006/customXml" ds:itemID="{CD5A2A0D-FEC0-4FEC-B133-DCCFAFED876F}">
   <ds:schemaRefs>
-    <ds:schemaRef ds:uri="http://schemas.microsoft.com/office/2006/metadata/properties"/>
-    <ds:schemaRef ds:uri="http://schemas.microsoft.com/office/infopath/2007/PartnerControls"/>
-    <ds:schemaRef ds:uri="f41f4605-e15c-4135-bd96-d3970596b173"/>
-    <ds:schemaRef ds:uri="71e126cb-1963-4e7b-b13a-15d2f64f78e9"/>
+    <ds:schemaRef ds:uri="http://schemas.microsoft.com/sharepoint/v3/contenttype/forms"/>
   </ds:schemaRefs>
 </ds:datastoreItem>
 </file>
 
 <file path=customXml/itemProps2.xml><?xml version="1.0" encoding="utf-8"?>
+<ds:datastoreItem xmlns:ds="http://schemas.openxmlformats.org/officeDocument/2006/customXml" ds:itemID="{31BE98BA-896D-4656-97F3-064F0DB17D00}">
+  <ds:schemaRefs>
+    <ds:schemaRef ds:uri="http://schemas.openxmlformats.org/officeDocument/2006/bibliography"/>
+  </ds:schemaRefs>
+</ds:datastoreItem>
+</file>
+
+<file path=customXml/itemProps3.xml><?xml version="1.0" encoding="utf-8"?>
 <ds:datastoreItem xmlns:ds="http://schemas.openxmlformats.org/officeDocument/2006/customXml" ds:itemID="{B9972A93-6823-47B2-BEAF-4E0183404EAD}">
   <ds:schemaRefs>
     <ds:schemaRef ds:uri="http://schemas.microsoft.com/office/2006/metadata/contentType"/>
@@ -17739,18 +17488,13 @@
 </ds:datastoreItem>
 </file>
 
-<file path=customXml/itemProps3.xml><?xml version="1.0" encoding="utf-8"?>
-<ds:datastoreItem xmlns:ds="http://schemas.openxmlformats.org/officeDocument/2006/customXml" ds:itemID="{31BE98BA-896D-4656-97F3-064F0DB17D00}">
+<file path=customXml/itemProps4.xml><?xml version="1.0" encoding="utf-8"?>
+<ds:datastoreItem xmlns:ds="http://schemas.openxmlformats.org/officeDocument/2006/customXml" ds:itemID="{2D700B25-50B5-4C35-B44E-38E1CD0E6FC3}">
   <ds:schemaRefs>
-    <ds:schemaRef ds:uri="http://schemas.openxmlformats.org/officeDocument/2006/bibliography"/>
-  </ds:schemaRefs>
-</ds:datastoreItem>
-</file>
-
-<file path=customXml/itemProps4.xml><?xml version="1.0" encoding="utf-8"?>
-<ds:datastoreItem xmlns:ds="http://schemas.openxmlformats.org/officeDocument/2006/customXml" ds:itemID="{CD5A2A0D-FEC0-4FEC-B133-DCCFAFED876F}">
-  <ds:schemaRefs>
-    <ds:schemaRef ds:uri="http://schemas.microsoft.com/sharepoint/v3/contenttype/forms"/>
+    <ds:schemaRef ds:uri="http://schemas.microsoft.com/office/2006/metadata/properties"/>
+    <ds:schemaRef ds:uri="http://schemas.microsoft.com/office/infopath/2007/PartnerControls"/>
+    <ds:schemaRef ds:uri="f41f4605-e15c-4135-bd96-d3970596b173"/>
+    <ds:schemaRef ds:uri="71e126cb-1963-4e7b-b13a-15d2f64f78e9"/>
   </ds:schemaRefs>
 </ds:datastoreItem>
 </file>
--- a/src/cassy/additional_data/templates/template.docx
+++ b/src/cassy/additional_data/templates/template.docx
@@ -200,13 +200,8 @@
               <w:pStyle w:val="TableHead"/>
             </w:pPr>
             <w:r>
-              <w:t xml:space="preserve">Service </w:t>
+              <w:t>Service lvl</w:t>
             </w:r>
-            <w:proofErr w:type="spellStart"/>
-            <w:r>
-              <w:t>lvl</w:t>
-            </w:r>
-            <w:proofErr w:type="spellEnd"/>
           </w:p>
         </w:tc>
         <w:tc>
@@ -1585,19 +1580,8 @@
                 <w:bCs/>
                 <w:lang w:val="en-IE"/>
               </w:rPr>
-              <w:t xml:space="preserve">Stress </w:t>
+              <w:t>Stress breakdwon</w:t>
             </w:r>
-            <w:proofErr w:type="spellStart"/>
-            <w:r>
-              <w:rPr>
-                <w:rFonts w:cstheme="minorHAnsi"/>
-                <w:b/>
-                <w:bCs/>
-                <w:lang w:val="en-IE"/>
-              </w:rPr>
-              <w:t>breakdwon</w:t>
-            </w:r>
-            <w:proofErr w:type="spellEnd"/>
           </w:p>
         </w:tc>
         <w:tc>
@@ -4548,7 +4532,6 @@
                 <w:lang w:val="en-IE" w:eastAsia="en-IE"/>
               </w:rPr>
             </w:pPr>
-            <w:proofErr w:type="spellStart"/>
             <w:r>
               <w:rPr>
                 <w:rFonts w:cstheme="minorHAnsi"/>
@@ -4560,7 +4543,6 @@
               </w:rPr>
               <w:t>Vj</w:t>
             </w:r>
-            <w:proofErr w:type="spellEnd"/>
             <w:r>
               <w:rPr>
                 <w:rFonts w:cstheme="minorHAnsi"/>
@@ -5935,7 +5917,6 @@
                 <w:lang w:val="en-IE" w:eastAsia="en-IE"/>
               </w:rPr>
             </w:pPr>
-            <w:proofErr w:type="spellStart"/>
             <w:r>
               <w:rPr>
                 <w:rFonts w:cstheme="minorHAnsi"/>
@@ -5947,7 +5928,6 @@
               </w:rPr>
               <w:t>Vj</w:t>
             </w:r>
-            <w:proofErr w:type="spellEnd"/>
             <w:r>
               <w:rPr>
                 <w:rFonts w:cstheme="minorHAnsi"/>
@@ -5991,6 +5971,1373 @@
                 <w:lang w:val="en-IE" w:eastAsia="en-IE"/>
               </w:rPr>
               <w:t>n/N</w:t>
+            </w:r>
+          </w:p>
+        </w:tc>
+      </w:tr>
+    </w:tbl>
+    <w:p/>
+    <w:tbl>
+      <w:tblPr>
+        <w:tblStyle w:val="python"/>
+        <w:tblW w:w="14024" w:type="dxa"/>
+        <w:tblLayout w:type="fixed"/>
+        <w:tblLook w:val="04A0" w:firstRow="1" w:lastRow="0" w:firstColumn="1" w:lastColumn="0" w:noHBand="0" w:noVBand="1"/>
+      </w:tblPr>
+      <w:tblGrid>
+        <w:gridCol w:w="701"/>
+        <w:gridCol w:w="992"/>
+        <w:gridCol w:w="991"/>
+        <w:gridCol w:w="708"/>
+        <w:gridCol w:w="851"/>
+        <w:gridCol w:w="711"/>
+        <w:gridCol w:w="992"/>
+        <w:gridCol w:w="990"/>
+        <w:gridCol w:w="709"/>
+        <w:gridCol w:w="850"/>
+        <w:gridCol w:w="993"/>
+        <w:gridCol w:w="992"/>
+        <w:gridCol w:w="850"/>
+        <w:gridCol w:w="851"/>
+        <w:gridCol w:w="850"/>
+        <w:gridCol w:w="993"/>
+      </w:tblGrid>
+      <w:tr>
+        <w:trPr>
+          <w:trHeight w:val="300"/>
+          <w:tblHeader/>
+        </w:trPr>
+        <w:tc>
+          <w:tcPr>
+            <w:tcW w:w="14024" w:type="dxa"/>
+            <w:gridSpan w:val="16"/>
+            <w:tcBorders>
+              <w:top w:val="single" w:sz="8" w:space="0" w:color="auto"/>
+              <w:left w:val="single" w:sz="8" w:space="0" w:color="auto"/>
+              <w:bottom w:val="single" w:sz="8" w:space="0" w:color="auto"/>
+              <w:right w:val="single" w:sz="8" w:space="0" w:color="000000"/>
+            </w:tcBorders>
+            <w:shd w:val="clear" w:color="auto" w:fill="D9D9D9" w:themeFill="background1" w:themeFillShade="D9"/>
+          </w:tcPr>
+          <w:p>
+            <w:pPr>
+              <w:spacing w:before="0" w:line="240" w:lineRule="auto"/>
+              <w:jc w:val="center"/>
+              <w:rPr>
+                <w:rFonts w:cstheme="minorHAnsi"/>
+                <w:b/>
+                <w:bCs/>
+                <w:color w:val="000000"/>
+                <w:sz w:val="12"/>
+                <w:szCs w:val="12"/>
+                <w:lang w:val="en-IE" w:eastAsia="en-IE"/>
+              </w:rPr>
+            </w:pPr>
+            <w:r>
+              <w:rPr>
+                <w:rFonts w:cstheme="minorHAnsi"/>
+                <w:b/>
+                <w:bCs/>
+                <w:color w:val="000000"/>
+                <w:sz w:val="12"/>
+                <w:szCs w:val="12"/>
+                <w:lang w:val="en-IE" w:eastAsia="en-IE"/>
+              </w:rPr>
+              <w:t>STRUCTURAL ASSESSMENT GENERAL DATA</w:t>
+            </w:r>
+          </w:p>
+        </w:tc>
+      </w:tr>
+      <w:tr>
+        <w:trPr>
+          <w:trHeight w:val="238"/>
+          <w:tblHeader/>
+        </w:trPr>
+        <w:tc>
+          <w:tcPr>
+            <w:tcW w:w="1693" w:type="dxa"/>
+            <w:gridSpan w:val="2"/>
+            <w:tcBorders>
+              <w:top w:val="nil"/>
+              <w:left w:val="single" w:sz="8" w:space="0" w:color="auto"/>
+              <w:bottom w:val="single" w:sz="4" w:space="0" w:color="auto"/>
+              <w:right w:val="single" w:sz="4" w:space="0" w:color="auto"/>
+            </w:tcBorders>
+            <w:shd w:val="clear" w:color="000000" w:fill="FFFFFF"/>
+            <w:noWrap/>
+            <w:hideMark/>
+          </w:tcPr>
+          <w:p>
+            <w:pPr>
+              <w:spacing w:before="0" w:line="240" w:lineRule="auto"/>
+              <w:jc w:val="left"/>
+              <w:rPr>
+                <w:rFonts w:cstheme="minorHAnsi"/>
+                <w:b/>
+                <w:bCs/>
+                <w:color w:val="000000"/>
+                <w:sz w:val="12"/>
+                <w:szCs w:val="12"/>
+                <w:lang w:val="en-IE" w:eastAsia="en-IE"/>
+              </w:rPr>
+            </w:pPr>
+            <w:r>
+              <w:rPr>
+                <w:rFonts w:cstheme="minorHAnsi"/>
+                <w:b/>
+                <w:bCs/>
+                <w:color w:val="000000"/>
+                <w:sz w:val="12"/>
+                <w:szCs w:val="12"/>
+                <w:lang w:val="en-IE" w:eastAsia="en-IE"/>
+              </w:rPr>
+              <w:t>COMPONENT:</w:t>
+            </w:r>
+          </w:p>
+        </w:tc>
+        <w:tc>
+          <w:tcPr>
+            <w:tcW w:w="4253" w:type="dxa"/>
+            <w:gridSpan w:val="5"/>
+            <w:tcBorders>
+              <w:top w:val="nil"/>
+              <w:left w:val="nil"/>
+              <w:bottom w:val="single" w:sz="4" w:space="0" w:color="auto"/>
+              <w:right w:val="single" w:sz="4" w:space="0" w:color="auto"/>
+            </w:tcBorders>
+            <w:shd w:val="clear" w:color="000000" w:fill="FFFFFF"/>
+            <w:noWrap/>
+            <w:hideMark/>
+          </w:tcPr>
+          <w:p>
+            <w:pPr>
+              <w:pStyle w:val="Table"/>
+              <w:rPr>
+                <w:szCs w:val="12"/>
+              </w:rPr>
+            </w:pPr>
+          </w:p>
+        </w:tc>
+        <w:tc>
+          <w:tcPr>
+            <w:tcW w:w="1699" w:type="dxa"/>
+            <w:gridSpan w:val="2"/>
+            <w:tcBorders>
+              <w:top w:val="single" w:sz="8" w:space="0" w:color="auto"/>
+              <w:left w:val="single" w:sz="8" w:space="0" w:color="auto"/>
+              <w:bottom w:val="single" w:sz="4" w:space="0" w:color="auto"/>
+              <w:right w:val="single" w:sz="4" w:space="0" w:color="auto"/>
+            </w:tcBorders>
+            <w:shd w:val="clear" w:color="000000" w:fill="FFFFFF"/>
+            <w:noWrap/>
+            <w:hideMark/>
+          </w:tcPr>
+          <w:p>
+            <w:pPr>
+              <w:spacing w:before="0" w:line="240" w:lineRule="auto"/>
+              <w:jc w:val="left"/>
+              <w:rPr>
+                <w:rFonts w:cstheme="minorHAnsi"/>
+                <w:b/>
+                <w:bCs/>
+                <w:color w:val="000000"/>
+                <w:sz w:val="12"/>
+                <w:szCs w:val="12"/>
+                <w:lang w:val="en-IE" w:eastAsia="en-IE"/>
+              </w:rPr>
+            </w:pPr>
+            <w:r>
+              <w:rPr>
+                <w:rFonts w:cstheme="minorHAnsi"/>
+                <w:b/>
+                <w:bCs/>
+                <w:color w:val="000000"/>
+                <w:sz w:val="12"/>
+                <w:szCs w:val="12"/>
+                <w:lang w:val="en-IE" w:eastAsia="en-IE"/>
+              </w:rPr>
+              <w:t>ASSESSMENT:</w:t>
+            </w:r>
+          </w:p>
+        </w:tc>
+        <w:tc>
+          <w:tcPr>
+            <w:tcW w:w="6379" w:type="dxa"/>
+            <w:gridSpan w:val="7"/>
+            <w:tcBorders>
+              <w:top w:val="single" w:sz="8" w:space="0" w:color="auto"/>
+              <w:left w:val="nil"/>
+              <w:bottom w:val="single" w:sz="4" w:space="0" w:color="auto"/>
+              <w:right w:val="single" w:sz="8" w:space="0" w:color="000000"/>
+            </w:tcBorders>
+            <w:shd w:val="clear" w:color="000000" w:fill="FFFFFF"/>
+          </w:tcPr>
+          <w:p>
+            <w:pPr>
+              <w:pStyle w:val="Table"/>
+              <w:rPr>
+                <w:szCs w:val="12"/>
+              </w:rPr>
+            </w:pPr>
+          </w:p>
+        </w:tc>
+      </w:tr>
+      <w:tr>
+        <w:trPr>
+          <w:trHeight w:val="288"/>
+          <w:tblHeader/>
+        </w:trPr>
+        <w:tc>
+          <w:tcPr>
+            <w:tcW w:w="1693" w:type="dxa"/>
+            <w:gridSpan w:val="2"/>
+            <w:tcBorders>
+              <w:top w:val="single" w:sz="4" w:space="0" w:color="auto"/>
+              <w:left w:val="single" w:sz="8" w:space="0" w:color="auto"/>
+              <w:bottom w:val="single" w:sz="4" w:space="0" w:color="auto"/>
+              <w:right w:val="single" w:sz="4" w:space="0" w:color="auto"/>
+            </w:tcBorders>
+            <w:shd w:val="clear" w:color="000000" w:fill="FFFFFF"/>
+            <w:noWrap/>
+            <w:hideMark/>
+          </w:tcPr>
+          <w:p>
+            <w:pPr>
+              <w:spacing w:before="0" w:line="240" w:lineRule="auto"/>
+              <w:jc w:val="left"/>
+              <w:rPr>
+                <w:rFonts w:cstheme="minorHAnsi"/>
+                <w:b/>
+                <w:bCs/>
+                <w:color w:val="000000"/>
+                <w:sz w:val="12"/>
+                <w:szCs w:val="12"/>
+                <w:lang w:val="en-IE" w:eastAsia="en-IE"/>
+              </w:rPr>
+            </w:pPr>
+            <w:r>
+              <w:rPr>
+                <w:rFonts w:cstheme="minorHAnsi"/>
+                <w:b/>
+                <w:bCs/>
+                <w:color w:val="000000"/>
+                <w:sz w:val="12"/>
+                <w:szCs w:val="12"/>
+                <w:lang w:val="en-IE" w:eastAsia="en-IE"/>
+              </w:rPr>
+              <w:t>BOLTED JUNCTION:</w:t>
+            </w:r>
+          </w:p>
+        </w:tc>
+        <w:tc>
+          <w:tcPr>
+            <w:tcW w:w="4253" w:type="dxa"/>
+            <w:gridSpan w:val="5"/>
+            <w:tcBorders>
+              <w:top w:val="single" w:sz="4" w:space="0" w:color="auto"/>
+              <w:left w:val="nil"/>
+              <w:bottom w:val="single" w:sz="4" w:space="0" w:color="auto"/>
+              <w:right w:val="single" w:sz="4" w:space="0" w:color="auto"/>
+            </w:tcBorders>
+            <w:shd w:val="clear" w:color="000000" w:fill="FFFFFF"/>
+            <w:noWrap/>
+          </w:tcPr>
+          <w:p>
+            <w:pPr>
+              <w:pStyle w:val="Table"/>
+              <w:rPr>
+                <w:szCs w:val="12"/>
+              </w:rPr>
+            </w:pPr>
+          </w:p>
+        </w:tc>
+        <w:tc>
+          <w:tcPr>
+            <w:tcW w:w="1699" w:type="dxa"/>
+            <w:gridSpan w:val="2"/>
+            <w:tcBorders>
+              <w:top w:val="single" w:sz="4" w:space="0" w:color="auto"/>
+              <w:left w:val="single" w:sz="8" w:space="0" w:color="auto"/>
+              <w:bottom w:val="single" w:sz="4" w:space="0" w:color="auto"/>
+              <w:right w:val="single" w:sz="4" w:space="0" w:color="auto"/>
+            </w:tcBorders>
+            <w:shd w:val="clear" w:color="000000" w:fill="FFFFFF"/>
+            <w:noWrap/>
+            <w:hideMark/>
+          </w:tcPr>
+          <w:p>
+            <w:pPr>
+              <w:spacing w:before="0" w:line="240" w:lineRule="auto"/>
+              <w:jc w:val="left"/>
+              <w:rPr>
+                <w:rFonts w:cstheme="minorHAnsi"/>
+                <w:b/>
+                <w:bCs/>
+                <w:color w:val="000000"/>
+                <w:sz w:val="12"/>
+                <w:szCs w:val="12"/>
+                <w:lang w:val="en-IE" w:eastAsia="en-IE"/>
+              </w:rPr>
+            </w:pPr>
+            <w:r>
+              <w:rPr>
+                <w:rFonts w:cstheme="minorHAnsi"/>
+                <w:b/>
+                <w:bCs/>
+                <w:color w:val="000000"/>
+                <w:sz w:val="12"/>
+                <w:szCs w:val="12"/>
+                <w:lang w:val="en-IE" w:eastAsia="en-IE"/>
+              </w:rPr>
+              <w:t>CODE:</w:t>
+            </w:r>
+          </w:p>
+        </w:tc>
+        <w:tc>
+          <w:tcPr>
+            <w:tcW w:w="6379" w:type="dxa"/>
+            <w:gridSpan w:val="7"/>
+            <w:tcBorders>
+              <w:top w:val="single" w:sz="4" w:space="0" w:color="auto"/>
+              <w:left w:val="nil"/>
+              <w:bottom w:val="single" w:sz="4" w:space="0" w:color="auto"/>
+              <w:right w:val="single" w:sz="8" w:space="0" w:color="000000"/>
+            </w:tcBorders>
+            <w:shd w:val="clear" w:color="000000" w:fill="FFFFFF"/>
+          </w:tcPr>
+          <w:p>
+            <w:pPr>
+              <w:pStyle w:val="Table"/>
+              <w:rPr>
+                <w:szCs w:val="12"/>
+              </w:rPr>
+            </w:pPr>
+          </w:p>
+        </w:tc>
+      </w:tr>
+      <w:tr>
+        <w:trPr>
+          <w:trHeight w:val="288"/>
+          <w:tblHeader/>
+        </w:trPr>
+        <w:tc>
+          <w:tcPr>
+            <w:tcW w:w="1693" w:type="dxa"/>
+            <w:gridSpan w:val="2"/>
+            <w:tcBorders>
+              <w:top w:val="single" w:sz="4" w:space="0" w:color="auto"/>
+              <w:left w:val="single" w:sz="8" w:space="0" w:color="auto"/>
+              <w:bottom w:val="single" w:sz="4" w:space="0" w:color="auto"/>
+              <w:right w:val="single" w:sz="4" w:space="0" w:color="auto"/>
+            </w:tcBorders>
+            <w:shd w:val="clear" w:color="000000" w:fill="FFFFFF"/>
+            <w:noWrap/>
+            <w:hideMark/>
+          </w:tcPr>
+          <w:p>
+            <w:pPr>
+              <w:spacing w:before="0" w:line="240" w:lineRule="auto"/>
+              <w:jc w:val="left"/>
+              <w:rPr>
+                <w:rFonts w:cstheme="minorHAnsi"/>
+                <w:b/>
+                <w:bCs/>
+                <w:color w:val="000000"/>
+                <w:sz w:val="12"/>
+                <w:szCs w:val="12"/>
+                <w:lang w:val="en-IE" w:eastAsia="en-IE"/>
+              </w:rPr>
+            </w:pPr>
+            <w:r>
+              <w:rPr>
+                <w:rFonts w:cstheme="minorHAnsi"/>
+                <w:b/>
+                <w:bCs/>
+                <w:color w:val="000000"/>
+                <w:sz w:val="12"/>
+                <w:szCs w:val="12"/>
+                <w:lang w:val="en-IE" w:eastAsia="en-IE"/>
+              </w:rPr>
+              <w:t>BOLT ID:</w:t>
+            </w:r>
+          </w:p>
+        </w:tc>
+        <w:tc>
+          <w:tcPr>
+            <w:tcW w:w="4253" w:type="dxa"/>
+            <w:gridSpan w:val="5"/>
+            <w:tcBorders>
+              <w:top w:val="single" w:sz="4" w:space="0" w:color="auto"/>
+              <w:left w:val="nil"/>
+              <w:bottom w:val="single" w:sz="4" w:space="0" w:color="auto"/>
+              <w:right w:val="single" w:sz="4" w:space="0" w:color="auto"/>
+            </w:tcBorders>
+            <w:shd w:val="clear" w:color="000000" w:fill="FFFFFF"/>
+            <w:noWrap/>
+          </w:tcPr>
+          <w:p>
+            <w:pPr>
+              <w:pStyle w:val="Table"/>
+              <w:rPr>
+                <w:szCs w:val="12"/>
+              </w:rPr>
+            </w:pPr>
+          </w:p>
+        </w:tc>
+        <w:tc>
+          <w:tcPr>
+            <w:tcW w:w="1699" w:type="dxa"/>
+            <w:gridSpan w:val="2"/>
+            <w:tcBorders>
+              <w:top w:val="single" w:sz="4" w:space="0" w:color="auto"/>
+              <w:left w:val="single" w:sz="8" w:space="0" w:color="auto"/>
+              <w:bottom w:val="single" w:sz="4" w:space="0" w:color="auto"/>
+              <w:right w:val="single" w:sz="4" w:space="0" w:color="auto"/>
+            </w:tcBorders>
+            <w:shd w:val="clear" w:color="000000" w:fill="FFFFFF"/>
+            <w:noWrap/>
+            <w:hideMark/>
+          </w:tcPr>
+          <w:p>
+            <w:pPr>
+              <w:spacing w:before="0" w:line="240" w:lineRule="auto"/>
+              <w:jc w:val="left"/>
+              <w:rPr>
+                <w:rFonts w:cstheme="minorHAnsi"/>
+                <w:b/>
+                <w:bCs/>
+                <w:color w:val="000000"/>
+                <w:sz w:val="12"/>
+                <w:szCs w:val="12"/>
+                <w:lang w:val="en-IE" w:eastAsia="en-IE"/>
+              </w:rPr>
+            </w:pPr>
+            <w:r>
+              <w:rPr>
+                <w:rFonts w:cstheme="minorHAnsi"/>
+                <w:b/>
+                <w:bCs/>
+                <w:color w:val="000000"/>
+                <w:sz w:val="12"/>
+                <w:szCs w:val="12"/>
+                <w:lang w:val="en-IE" w:eastAsia="en-IE"/>
+              </w:rPr>
+              <w:t>PARAGRAPH:</w:t>
+            </w:r>
+          </w:p>
+        </w:tc>
+        <w:tc>
+          <w:tcPr>
+            <w:tcW w:w="6379" w:type="dxa"/>
+            <w:gridSpan w:val="7"/>
+            <w:tcBorders>
+              <w:top w:val="single" w:sz="4" w:space="0" w:color="auto"/>
+              <w:left w:val="nil"/>
+              <w:bottom w:val="single" w:sz="4" w:space="0" w:color="auto"/>
+              <w:right w:val="single" w:sz="8" w:space="0" w:color="000000"/>
+            </w:tcBorders>
+            <w:shd w:val="clear" w:color="000000" w:fill="FFFFFF"/>
+          </w:tcPr>
+          <w:p>
+            <w:pPr>
+              <w:pStyle w:val="Table"/>
+              <w:rPr>
+                <w:szCs w:val="12"/>
+              </w:rPr>
+            </w:pPr>
+          </w:p>
+        </w:tc>
+      </w:tr>
+      <w:tr>
+        <w:trPr>
+          <w:trHeight w:val="246"/>
+          <w:tblHeader/>
+        </w:trPr>
+        <w:tc>
+          <w:tcPr>
+            <w:tcW w:w="1693" w:type="dxa"/>
+            <w:gridSpan w:val="2"/>
+            <w:tcBorders>
+              <w:top w:val="single" w:sz="4" w:space="0" w:color="auto"/>
+              <w:left w:val="single" w:sz="8" w:space="0" w:color="auto"/>
+              <w:bottom w:val="single" w:sz="4" w:space="0" w:color="auto"/>
+              <w:right w:val="single" w:sz="4" w:space="0" w:color="auto"/>
+            </w:tcBorders>
+            <w:shd w:val="clear" w:color="000000" w:fill="FFFFFF"/>
+            <w:noWrap/>
+            <w:hideMark/>
+          </w:tcPr>
+          <w:p>
+            <w:pPr>
+              <w:spacing w:before="0" w:line="240" w:lineRule="auto"/>
+              <w:jc w:val="left"/>
+              <w:rPr>
+                <w:rFonts w:cstheme="minorHAnsi"/>
+                <w:b/>
+                <w:bCs/>
+                <w:color w:val="000000"/>
+                <w:sz w:val="12"/>
+                <w:szCs w:val="12"/>
+                <w:lang w:val="en-IE" w:eastAsia="en-IE"/>
+              </w:rPr>
+            </w:pPr>
+            <w:r>
+              <w:rPr>
+                <w:rFonts w:cstheme="minorHAnsi"/>
+                <w:b/>
+                <w:bCs/>
+                <w:color w:val="000000"/>
+                <w:sz w:val="12"/>
+                <w:szCs w:val="12"/>
+                <w:lang w:val="en-IE" w:eastAsia="en-IE"/>
+              </w:rPr>
+              <w:t>MATERIAL:</w:t>
+            </w:r>
+          </w:p>
+        </w:tc>
+        <w:tc>
+          <w:tcPr>
+            <w:tcW w:w="4253" w:type="dxa"/>
+            <w:gridSpan w:val="5"/>
+            <w:tcBorders>
+              <w:top w:val="single" w:sz="4" w:space="0" w:color="auto"/>
+              <w:left w:val="nil"/>
+              <w:bottom w:val="single" w:sz="4" w:space="0" w:color="auto"/>
+              <w:right w:val="single" w:sz="4" w:space="0" w:color="auto"/>
+            </w:tcBorders>
+            <w:shd w:val="clear" w:color="000000" w:fill="FFFFFF"/>
+            <w:noWrap/>
+          </w:tcPr>
+          <w:p>
+            <w:pPr>
+              <w:pStyle w:val="Table"/>
+              <w:rPr>
+                <w:szCs w:val="12"/>
+              </w:rPr>
+            </w:pPr>
+          </w:p>
+        </w:tc>
+        <w:tc>
+          <w:tcPr>
+            <w:tcW w:w="8078" w:type="dxa"/>
+            <w:gridSpan w:val="9"/>
+            <w:tcBorders>
+              <w:top w:val="single" w:sz="4" w:space="0" w:color="auto"/>
+              <w:left w:val="single" w:sz="8" w:space="0" w:color="auto"/>
+              <w:bottom w:val="single" w:sz="4" w:space="0" w:color="auto"/>
+              <w:right w:val="single" w:sz="8" w:space="0" w:color="000000"/>
+            </w:tcBorders>
+            <w:shd w:val="clear" w:color="000000" w:fill="FFFFFF"/>
+          </w:tcPr>
+          <w:p>
+            <w:pPr>
+              <w:spacing w:before="0" w:line="240" w:lineRule="auto"/>
+              <w:jc w:val="center"/>
+              <w:rPr>
+                <w:rFonts w:cstheme="minorHAnsi"/>
+                <w:b/>
+                <w:bCs/>
+                <w:color w:val="000000"/>
+                <w:sz w:val="12"/>
+                <w:szCs w:val="12"/>
+                <w:lang w:val="en-IE" w:eastAsia="en-IE"/>
+              </w:rPr>
+            </w:pPr>
+            <w:r>
+              <w:rPr>
+                <w:rFonts w:cstheme="minorHAnsi"/>
+                <w:b/>
+                <w:bCs/>
+                <w:color w:val="000000"/>
+                <w:sz w:val="12"/>
+                <w:szCs w:val="12"/>
+                <w:lang w:val="en-IE" w:eastAsia="en-IE"/>
+              </w:rPr>
+              <w:t> </w:t>
+            </w:r>
+          </w:p>
+        </w:tc>
+      </w:tr>
+      <w:tr>
+        <w:trPr>
+          <w:trHeight w:val="106"/>
+          <w:tblHeader/>
+        </w:trPr>
+        <w:tc>
+          <w:tcPr>
+            <w:tcW w:w="701" w:type="dxa"/>
+            <w:tcBorders>
+              <w:top w:val="single" w:sz="8" w:space="0" w:color="auto"/>
+              <w:left w:val="single" w:sz="8" w:space="0" w:color="auto"/>
+              <w:bottom w:val="single" w:sz="8" w:space="0" w:color="auto"/>
+              <w:right w:val="single" w:sz="4" w:space="0" w:color="auto"/>
+            </w:tcBorders>
+            <w:shd w:val="clear" w:color="auto" w:fill="D9D9D9" w:themeFill="background1" w:themeFillShade="D9"/>
+            <w:hideMark/>
+          </w:tcPr>
+          <w:p>
+            <w:pPr>
+              <w:spacing w:before="0" w:line="240" w:lineRule="auto"/>
+              <w:jc w:val="center"/>
+              <w:rPr>
+                <w:rFonts w:cstheme="minorHAnsi"/>
+                <w:b/>
+                <w:bCs/>
+                <w:color w:val="000000"/>
+                <w:sz w:val="12"/>
+                <w:szCs w:val="12"/>
+                <w:lang w:val="en-IE" w:eastAsia="en-IE"/>
+              </w:rPr>
+            </w:pPr>
+            <w:r>
+              <w:rPr>
+                <w:rFonts w:cstheme="minorHAnsi"/>
+                <w:b/>
+                <w:bCs/>
+                <w:color w:val="000000"/>
+                <w:sz w:val="12"/>
+                <w:szCs w:val="12"/>
+                <w:lang w:val="en-IE" w:eastAsia="en-IE"/>
+              </w:rPr>
+              <w:t>ID</w:t>
+            </w:r>
+          </w:p>
+        </w:tc>
+        <w:tc>
+          <w:tcPr>
+            <w:tcW w:w="992" w:type="dxa"/>
+            <w:tcBorders>
+              <w:top w:val="single" w:sz="8" w:space="0" w:color="auto"/>
+              <w:left w:val="single" w:sz="4" w:space="0" w:color="auto"/>
+              <w:bottom w:val="single" w:sz="8" w:space="0" w:color="auto"/>
+              <w:right w:val="single" w:sz="4" w:space="0" w:color="auto"/>
+            </w:tcBorders>
+            <w:shd w:val="clear" w:color="auto" w:fill="D9D9D9" w:themeFill="background1" w:themeFillShade="D9"/>
+            <w:hideMark/>
+          </w:tcPr>
+          <w:p>
+            <w:pPr>
+              <w:spacing w:before="0" w:line="240" w:lineRule="auto"/>
+              <w:jc w:val="center"/>
+              <w:rPr>
+                <w:rFonts w:cstheme="minorHAnsi"/>
+                <w:b/>
+                <w:bCs/>
+                <w:sz w:val="12"/>
+                <w:szCs w:val="12"/>
+                <w:lang w:val="en-IE" w:eastAsia="en-IE"/>
+              </w:rPr>
+            </w:pPr>
+            <w:r>
+              <w:rPr>
+                <w:rFonts w:cstheme="minorHAnsi"/>
+                <w:b/>
+                <w:bCs/>
+                <w:sz w:val="12"/>
+                <w:szCs w:val="12"/>
+                <w:lang w:val="en-IE" w:eastAsia="en-IE"/>
+              </w:rPr>
+              <w:t>Operating Conditions</w:t>
+            </w:r>
+          </w:p>
+        </w:tc>
+        <w:tc>
+          <w:tcPr>
+            <w:tcW w:w="991" w:type="dxa"/>
+            <w:tcBorders>
+              <w:top w:val="single" w:sz="8" w:space="0" w:color="auto"/>
+              <w:left w:val="single" w:sz="4" w:space="0" w:color="auto"/>
+              <w:bottom w:val="single" w:sz="8" w:space="0" w:color="auto"/>
+              <w:right w:val="single" w:sz="4" w:space="0" w:color="auto"/>
+            </w:tcBorders>
+            <w:shd w:val="clear" w:color="auto" w:fill="D9D9D9" w:themeFill="background1" w:themeFillShade="D9"/>
+            <w:hideMark/>
+          </w:tcPr>
+          <w:p>
+            <w:pPr>
+              <w:spacing w:before="0" w:line="240" w:lineRule="auto"/>
+              <w:jc w:val="center"/>
+              <w:rPr>
+                <w:rFonts w:cstheme="minorHAnsi"/>
+                <w:b/>
+                <w:bCs/>
+                <w:sz w:val="12"/>
+                <w:szCs w:val="12"/>
+                <w:lang w:val="en-IE" w:eastAsia="en-IE"/>
+              </w:rPr>
+            </w:pPr>
+            <w:r>
+              <w:rPr>
+                <w:rFonts w:cstheme="minorHAnsi"/>
+                <w:b/>
+                <w:bCs/>
+                <w:sz w:val="12"/>
+                <w:szCs w:val="12"/>
+                <w:lang w:val="en-IE" w:eastAsia="en-IE"/>
+              </w:rPr>
+              <w:t>Stress Range</w:t>
+            </w:r>
+          </w:p>
+        </w:tc>
+        <w:tc>
+          <w:tcPr>
+            <w:tcW w:w="708" w:type="dxa"/>
+            <w:tcBorders>
+              <w:top w:val="single" w:sz="8" w:space="0" w:color="auto"/>
+              <w:left w:val="single" w:sz="4" w:space="0" w:color="auto"/>
+              <w:bottom w:val="single" w:sz="8" w:space="0" w:color="auto"/>
+              <w:right w:val="single" w:sz="4" w:space="0" w:color="auto"/>
+            </w:tcBorders>
+            <w:shd w:val="clear" w:color="auto" w:fill="D9D9D9" w:themeFill="background1" w:themeFillShade="D9"/>
+            <w:hideMark/>
+          </w:tcPr>
+          <w:p>
+            <w:pPr>
+              <w:spacing w:before="0" w:line="240" w:lineRule="auto"/>
+              <w:jc w:val="center"/>
+              <w:rPr>
+                <w:rFonts w:cstheme="minorHAnsi"/>
+                <w:b/>
+                <w:bCs/>
+                <w:sz w:val="12"/>
+                <w:szCs w:val="12"/>
+                <w:lang w:val="en-IE" w:eastAsia="en-IE"/>
+              </w:rPr>
+            </w:pPr>
+            <w:r>
+              <w:rPr>
+                <w:rFonts w:cstheme="minorHAnsi"/>
+                <w:b/>
+                <w:bCs/>
+                <w:sz w:val="12"/>
+                <w:szCs w:val="12"/>
+                <w:lang w:val="en-IE" w:eastAsia="en-IE"/>
+              </w:rPr>
+              <w:t>Loading Category</w:t>
+            </w:r>
+          </w:p>
+        </w:tc>
+        <w:tc>
+          <w:tcPr>
+            <w:tcW w:w="851" w:type="dxa"/>
+            <w:tcBorders>
+              <w:top w:val="single" w:sz="8" w:space="0" w:color="auto"/>
+              <w:left w:val="single" w:sz="4" w:space="0" w:color="auto"/>
+              <w:bottom w:val="single" w:sz="8" w:space="0" w:color="auto"/>
+              <w:right w:val="single" w:sz="4" w:space="0" w:color="auto"/>
+            </w:tcBorders>
+            <w:shd w:val="clear" w:color="auto" w:fill="D9D9D9" w:themeFill="background1" w:themeFillShade="D9"/>
+          </w:tcPr>
+          <w:p>
+            <w:pPr>
+              <w:spacing w:before="0" w:line="240" w:lineRule="auto"/>
+              <w:jc w:val="center"/>
+              <w:rPr>
+                <w:rFonts w:cstheme="minorHAnsi"/>
+                <w:b/>
+                <w:bCs/>
+                <w:sz w:val="12"/>
+                <w:szCs w:val="12"/>
+                <w:lang w:val="en-IE" w:eastAsia="en-IE"/>
+              </w:rPr>
+            </w:pPr>
+            <w:r>
+              <w:rPr>
+                <w:rFonts w:cstheme="minorHAnsi"/>
+                <w:b/>
+                <w:bCs/>
+                <w:sz w:val="12"/>
+                <w:szCs w:val="12"/>
+                <w:lang w:val="en-IE" w:eastAsia="en-IE"/>
+              </w:rPr>
+              <w:t>Service Level</w:t>
+            </w:r>
+          </w:p>
+        </w:tc>
+        <w:tc>
+          <w:tcPr>
+            <w:tcW w:w="711" w:type="dxa"/>
+            <w:tcBorders>
+              <w:top w:val="single" w:sz="8" w:space="0" w:color="auto"/>
+              <w:left w:val="single" w:sz="4" w:space="0" w:color="auto"/>
+              <w:bottom w:val="single" w:sz="8" w:space="0" w:color="auto"/>
+              <w:right w:val="single" w:sz="4" w:space="0" w:color="auto"/>
+            </w:tcBorders>
+            <w:shd w:val="clear" w:color="auto" w:fill="D9D9D9" w:themeFill="background1" w:themeFillShade="D9"/>
+          </w:tcPr>
+          <w:p>
+            <w:pPr>
+              <w:spacing w:before="0" w:line="240" w:lineRule="auto"/>
+              <w:jc w:val="center"/>
+              <w:rPr>
+                <w:rFonts w:cstheme="minorHAnsi"/>
+                <w:b/>
+                <w:bCs/>
+                <w:sz w:val="12"/>
+                <w:szCs w:val="12"/>
+                <w:lang w:val="en-IE" w:eastAsia="en-IE"/>
+              </w:rPr>
+            </w:pPr>
+            <w:r>
+              <w:rPr>
+                <w:rFonts w:cstheme="minorHAnsi"/>
+                <w:b/>
+                <w:bCs/>
+                <w:sz w:val="12"/>
+                <w:szCs w:val="12"/>
+                <w:lang w:val="en-IE" w:eastAsia="en-IE"/>
+              </w:rPr>
+              <w:t>T [°C]</w:t>
+            </w:r>
+          </w:p>
+        </w:tc>
+        <w:tc>
+          <w:tcPr>
+            <w:tcW w:w="992" w:type="dxa"/>
+            <w:tcBorders>
+              <w:top w:val="single" w:sz="8" w:space="0" w:color="auto"/>
+              <w:left w:val="single" w:sz="4" w:space="0" w:color="auto"/>
+              <w:bottom w:val="single" w:sz="8" w:space="0" w:color="auto"/>
+              <w:right w:val="single" w:sz="4" w:space="0" w:color="auto"/>
+            </w:tcBorders>
+            <w:shd w:val="clear" w:color="auto" w:fill="D9D9D9" w:themeFill="background1" w:themeFillShade="D9"/>
+          </w:tcPr>
+          <w:p>
+            <w:pPr>
+              <w:spacing w:before="0" w:line="240" w:lineRule="auto"/>
+              <w:jc w:val="center"/>
+              <w:rPr>
+                <w:rFonts w:cstheme="minorHAnsi"/>
+                <w:b/>
+                <w:bCs/>
+                <w:sz w:val="12"/>
+                <w:szCs w:val="12"/>
+                <w:lang w:val="en-IE" w:eastAsia="en-IE"/>
+              </w:rPr>
+            </w:pPr>
+            <w:r>
+              <w:rPr>
+                <w:rFonts w:cstheme="minorHAnsi"/>
+                <w:b/>
+                <w:bCs/>
+                <w:sz w:val="12"/>
+                <w:szCs w:val="12"/>
+                <w:lang w:val="en-IE" w:eastAsia="en-IE"/>
+              </w:rPr>
+              <w:t>dpa</w:t>
+            </w:r>
+          </w:p>
+        </w:tc>
+        <w:tc>
+          <w:tcPr>
+            <w:tcW w:w="990" w:type="dxa"/>
+            <w:tcBorders>
+              <w:top w:val="single" w:sz="8" w:space="0" w:color="auto"/>
+              <w:left w:val="single" w:sz="4" w:space="0" w:color="auto"/>
+              <w:bottom w:val="single" w:sz="8" w:space="0" w:color="auto"/>
+              <w:right w:val="single" w:sz="4" w:space="0" w:color="auto"/>
+            </w:tcBorders>
+            <w:shd w:val="clear" w:color="auto" w:fill="D9D9D9" w:themeFill="background1" w:themeFillShade="D9"/>
+          </w:tcPr>
+          <w:p>
+            <w:pPr>
+              <w:spacing w:before="0" w:line="240" w:lineRule="auto"/>
+              <w:jc w:val="center"/>
+              <w:rPr>
+                <w:rFonts w:ascii="Symbol" w:hAnsi="Symbol" w:cstheme="minorHAnsi"/>
+                <w:b/>
+                <w:bCs/>
+                <w:sz w:val="12"/>
+                <w:szCs w:val="12"/>
+                <w:lang w:val="en-IE" w:eastAsia="en-IE"/>
+              </w:rPr>
+            </w:pPr>
+            <m:oMathPara>
+              <m:oMath>
+                <m:sSub>
+                  <m:sSubPr>
+                    <m:ctrlPr>
+                      <w:rPr>
+                        <w:rFonts w:ascii="Cambria Math" w:hAnsi="Cambria Math" w:cstheme="minorHAnsi"/>
+                        <w:b/>
+                        <w:bCs/>
+                        <w:i/>
+                        <w:sz w:val="12"/>
+                        <w:szCs w:val="12"/>
+                        <w:lang w:val="en-IE" w:eastAsia="en-IE"/>
+                      </w:rPr>
+                    </m:ctrlPr>
+                  </m:sSubPr>
+                  <m:e>
+                    <m:r>
+                      <m:rPr>
+                        <m:sty m:val="bi"/>
+                      </m:rPr>
+                      <w:rPr>
+                        <w:rFonts w:ascii="Cambria Math" w:hAnsi="Cambria Math" w:cstheme="minorHAnsi"/>
+                        <w:sz w:val="12"/>
+                        <w:szCs w:val="12"/>
+                        <w:lang w:val="en-IE" w:eastAsia="en-IE"/>
+                      </w:rPr>
+                      <m:t>∆σ</m:t>
+                    </m:r>
+                  </m:e>
+                  <m:sub>
+                    <m:r>
+                      <m:rPr>
+                        <m:sty m:val="bi"/>
+                      </m:rPr>
+                      <w:rPr>
+                        <w:rFonts w:ascii="Cambria Math" w:hAnsi="Cambria Math" w:cstheme="minorHAnsi"/>
+                        <w:sz w:val="12"/>
+                        <w:szCs w:val="12"/>
+                        <w:lang w:val="en-IE" w:eastAsia="en-IE"/>
+                      </w:rPr>
+                      <m:t>N</m:t>
+                    </m:r>
+                  </m:sub>
+                </m:sSub>
+              </m:oMath>
+            </m:oMathPara>
+          </w:p>
+        </w:tc>
+        <w:tc>
+          <w:tcPr>
+            <w:tcW w:w="709" w:type="dxa"/>
+            <w:tcBorders>
+              <w:top w:val="single" w:sz="8" w:space="0" w:color="auto"/>
+              <w:left w:val="single" w:sz="4" w:space="0" w:color="auto"/>
+              <w:bottom w:val="single" w:sz="8" w:space="0" w:color="auto"/>
+              <w:right w:val="single" w:sz="4" w:space="0" w:color="auto"/>
+            </w:tcBorders>
+            <w:shd w:val="clear" w:color="auto" w:fill="D9D9D9" w:themeFill="background1" w:themeFillShade="D9"/>
+          </w:tcPr>
+          <w:p>
+            <w:pPr>
+              <w:spacing w:before="0" w:line="240" w:lineRule="auto"/>
+              <w:jc w:val="center"/>
+              <w:rPr>
+                <w:rFonts w:cstheme="minorHAnsi"/>
+                <w:b/>
+                <w:bCs/>
+                <w:sz w:val="12"/>
+                <w:szCs w:val="12"/>
+                <w:lang w:val="en-IE" w:eastAsia="en-IE"/>
+              </w:rPr>
+            </w:pPr>
+            <m:oMathPara>
+              <m:oMath>
+                <m:sSub>
+                  <m:sSubPr>
+                    <m:ctrlPr>
+                      <w:rPr>
+                        <w:rFonts w:ascii="Cambria Math" w:hAnsi="Cambria Math" w:cstheme="minorHAnsi"/>
+                        <w:b/>
+                        <w:bCs/>
+                        <w:i/>
+                        <w:sz w:val="12"/>
+                        <w:szCs w:val="12"/>
+                        <w:lang w:val="en-IE" w:eastAsia="en-IE"/>
+                      </w:rPr>
+                    </m:ctrlPr>
+                  </m:sSubPr>
+                  <m:e>
+                    <m:r>
+                      <m:rPr>
+                        <m:sty m:val="bi"/>
+                      </m:rPr>
+                      <w:rPr>
+                        <w:rFonts w:ascii="Cambria Math" w:hAnsi="Cambria Math" w:cstheme="minorHAnsi"/>
+                        <w:sz w:val="12"/>
+                        <w:szCs w:val="12"/>
+                        <w:lang w:val="en-IE" w:eastAsia="en-IE"/>
+                      </w:rPr>
+                      <m:t>R</m:t>
+                    </m:r>
+                  </m:e>
+                  <m:sub>
+                    <m:r>
+                      <m:rPr>
+                        <m:sty m:val="bi"/>
+                      </m:rPr>
+                      <w:rPr>
+                        <w:rFonts w:ascii="Cambria Math" w:hAnsi="Cambria Math" w:cstheme="minorHAnsi"/>
+                        <w:sz w:val="12"/>
+                        <w:szCs w:val="12"/>
+                        <w:lang w:val="en-IE" w:eastAsia="en-IE"/>
+                      </w:rPr>
+                      <m:t>m</m:t>
+                    </m:r>
+                  </m:sub>
+                </m:sSub>
+              </m:oMath>
+            </m:oMathPara>
+          </w:p>
+        </w:tc>
+        <w:tc>
+          <w:tcPr>
+            <w:tcW w:w="850" w:type="dxa"/>
+            <w:tcBorders>
+              <w:top w:val="single" w:sz="8" w:space="0" w:color="auto"/>
+              <w:left w:val="single" w:sz="4" w:space="0" w:color="auto"/>
+              <w:bottom w:val="single" w:sz="8" w:space="0" w:color="auto"/>
+              <w:right w:val="single" w:sz="4" w:space="0" w:color="auto"/>
+            </w:tcBorders>
+            <w:shd w:val="clear" w:color="auto" w:fill="D9D9D9" w:themeFill="background1" w:themeFillShade="D9"/>
+          </w:tcPr>
+          <w:p>
+            <w:pPr>
+              <w:spacing w:before="0" w:line="240" w:lineRule="auto"/>
+              <w:jc w:val="center"/>
+              <w:rPr>
+                <w:rFonts w:cstheme="minorHAnsi"/>
+                <w:b/>
+                <w:bCs/>
+                <w:sz w:val="12"/>
+                <w:szCs w:val="12"/>
+                <w:lang w:val="en-IE" w:eastAsia="en-IE"/>
+              </w:rPr>
+            </w:pPr>
+            <m:oMathPara>
+              <m:oMath>
+                <m:sSub>
+                  <m:sSubPr>
+                    <m:ctrlPr>
+                      <w:rPr>
+                        <w:rFonts w:ascii="Cambria Math" w:hAnsi="Cambria Math" w:cstheme="minorHAnsi"/>
+                        <w:b/>
+                        <w:bCs/>
+                        <w:i/>
+                        <w:sz w:val="12"/>
+                        <w:szCs w:val="12"/>
+                        <w:lang w:val="en-IE" w:eastAsia="en-IE"/>
+                      </w:rPr>
+                    </m:ctrlPr>
+                  </m:sSubPr>
+                  <m:e>
+                    <m:r>
+                      <m:rPr>
+                        <m:sty m:val="bi"/>
+                      </m:rPr>
+                      <w:rPr>
+                        <w:rFonts w:ascii="Cambria Math" w:hAnsi="Cambria Math" w:cstheme="minorHAnsi"/>
+                        <w:sz w:val="12"/>
+                        <w:szCs w:val="12"/>
+                        <w:lang w:val="en-IE" w:eastAsia="en-IE"/>
+                      </w:rPr>
+                      <m:t>f</m:t>
+                    </m:r>
+                  </m:e>
+                  <m:sub>
+                    <m:r>
+                      <m:rPr>
+                        <m:sty m:val="bi"/>
+                      </m:rPr>
+                      <w:rPr>
+                        <w:rFonts w:ascii="Cambria Math" w:hAnsi="Cambria Math" w:cstheme="minorHAnsi"/>
+                        <w:sz w:val="12"/>
+                        <w:szCs w:val="12"/>
+                        <w:lang w:val="en-IE" w:eastAsia="en-IE"/>
+                      </w:rPr>
+                      <m:t>e</m:t>
+                    </m:r>
+                  </m:sub>
+                </m:sSub>
+              </m:oMath>
+            </m:oMathPara>
+          </w:p>
+        </w:tc>
+        <w:tc>
+          <w:tcPr>
+            <w:tcW w:w="993" w:type="dxa"/>
+            <w:tcBorders>
+              <w:top w:val="single" w:sz="8" w:space="0" w:color="auto"/>
+              <w:left w:val="single" w:sz="4" w:space="0" w:color="auto"/>
+              <w:bottom w:val="single" w:sz="8" w:space="0" w:color="auto"/>
+              <w:right w:val="single" w:sz="4" w:space="0" w:color="auto"/>
+            </w:tcBorders>
+            <w:shd w:val="clear" w:color="auto" w:fill="D9D9D9" w:themeFill="background1" w:themeFillShade="D9"/>
+          </w:tcPr>
+          <w:p>
+            <w:pPr>
+              <w:spacing w:before="0" w:line="240" w:lineRule="auto"/>
+              <w:jc w:val="center"/>
+              <w:rPr>
+                <w:rFonts w:cstheme="minorHAnsi"/>
+                <w:b/>
+                <w:bCs/>
+                <w:sz w:val="12"/>
+                <w:szCs w:val="12"/>
+                <w:lang w:val="en-IE" w:eastAsia="en-IE"/>
+              </w:rPr>
+            </w:pPr>
+            <m:oMathPara>
+              <m:oMath>
+                <m:sSub>
+                  <m:sSubPr>
+                    <m:ctrlPr>
+                      <w:rPr>
+                        <w:rFonts w:ascii="Cambria Math" w:hAnsi="Cambria Math" w:cstheme="minorHAnsi"/>
+                        <w:b/>
+                        <w:bCs/>
+                        <w:i/>
+                        <w:sz w:val="12"/>
+                        <w:szCs w:val="12"/>
+                        <w:lang w:val="en-IE" w:eastAsia="en-IE"/>
+                      </w:rPr>
+                    </m:ctrlPr>
+                  </m:sSubPr>
+                  <m:e>
+                    <m:r>
+                      <m:rPr>
+                        <m:sty m:val="bi"/>
+                      </m:rPr>
+                      <w:rPr>
+                        <w:rFonts w:ascii="Cambria Math" w:hAnsi="Cambria Math" w:cstheme="minorHAnsi"/>
+                        <w:sz w:val="12"/>
+                        <w:szCs w:val="12"/>
+                        <w:lang w:val="en-IE" w:eastAsia="en-IE"/>
+                      </w:rPr>
+                      <m:t>f</m:t>
+                    </m:r>
+                  </m:e>
+                  <m:sub>
+                    <m:r>
+                      <m:rPr>
+                        <m:sty m:val="bi"/>
+                      </m:rPr>
+                      <w:rPr>
+                        <w:rFonts w:ascii="Cambria Math" w:hAnsi="Cambria Math" w:cstheme="minorHAnsi"/>
+                        <w:sz w:val="12"/>
+                        <w:szCs w:val="12"/>
+                        <w:lang w:val="en-IE" w:eastAsia="en-IE"/>
+                      </w:rPr>
+                      <m:t>t*</m:t>
+                    </m:r>
+                  </m:sub>
+                </m:sSub>
+              </m:oMath>
+            </m:oMathPara>
+          </w:p>
+        </w:tc>
+        <w:tc>
+          <w:tcPr>
+            <w:tcW w:w="992" w:type="dxa"/>
+            <w:tcBorders>
+              <w:top w:val="single" w:sz="8" w:space="0" w:color="auto"/>
+              <w:left w:val="single" w:sz="4" w:space="0" w:color="auto"/>
+              <w:bottom w:val="single" w:sz="8" w:space="0" w:color="auto"/>
+              <w:right w:val="single" w:sz="4" w:space="0" w:color="auto"/>
+            </w:tcBorders>
+            <w:shd w:val="clear" w:color="auto" w:fill="D9D9D9" w:themeFill="background1" w:themeFillShade="D9"/>
+          </w:tcPr>
+          <w:p>
+            <w:pPr>
+              <w:spacing w:before="0" w:line="240" w:lineRule="auto"/>
+              <w:jc w:val="center"/>
+              <w:rPr>
+                <w:rFonts w:cstheme="minorHAnsi"/>
+                <w:b/>
+                <w:bCs/>
+                <w:sz w:val="12"/>
+                <w:szCs w:val="12"/>
+                <w:lang w:val="en-IE" w:eastAsia="en-IE"/>
+              </w:rPr>
+            </w:pPr>
+            <m:oMathPara>
+              <m:oMath>
+                <m:sSub>
+                  <m:sSubPr>
+                    <m:ctrlPr>
+                      <w:rPr>
+                        <w:rFonts w:ascii="Cambria Math" w:hAnsi="Cambria Math" w:cstheme="minorHAnsi"/>
+                        <w:b/>
+                        <w:bCs/>
+                        <w:i/>
+                        <w:sz w:val="12"/>
+                        <w:szCs w:val="12"/>
+                        <w:lang w:val="en-IE" w:eastAsia="en-IE"/>
+                      </w:rPr>
+                    </m:ctrlPr>
+                  </m:sSubPr>
+                  <m:e>
+                    <m:r>
+                      <m:rPr>
+                        <m:sty m:val="bi"/>
+                      </m:rPr>
+                      <w:rPr>
+                        <w:rFonts w:ascii="Cambria Math" w:hAnsi="Cambria Math" w:cstheme="minorHAnsi"/>
+                        <w:sz w:val="12"/>
+                        <w:szCs w:val="12"/>
+                        <w:lang w:val="en-IE" w:eastAsia="en-IE"/>
+                      </w:rPr>
+                      <m:t>f</m:t>
+                    </m:r>
+                  </m:e>
+                  <m:sub>
+                    <m:r>
+                      <m:rPr>
+                        <m:sty m:val="bi"/>
+                      </m:rPr>
+                      <w:rPr>
+                        <w:rFonts w:ascii="Cambria Math" w:hAnsi="Cambria Math" w:cstheme="minorHAnsi"/>
+                        <w:sz w:val="12"/>
+                        <w:szCs w:val="12"/>
+                        <w:lang w:val="en-IE" w:eastAsia="en-IE"/>
+                      </w:rPr>
+                      <m:t>b</m:t>
+                    </m:r>
+                  </m:sub>
+                </m:sSub>
+              </m:oMath>
+            </m:oMathPara>
+          </w:p>
+        </w:tc>
+        <w:tc>
+          <w:tcPr>
+            <w:tcW w:w="850" w:type="dxa"/>
+            <w:tcBorders>
+              <w:top w:val="single" w:sz="8" w:space="0" w:color="auto"/>
+              <w:left w:val="single" w:sz="4" w:space="0" w:color="auto"/>
+              <w:bottom w:val="single" w:sz="8" w:space="0" w:color="auto"/>
+              <w:right w:val="single" w:sz="4" w:space="0" w:color="auto"/>
+            </w:tcBorders>
+            <w:shd w:val="clear" w:color="auto" w:fill="D9D9D9" w:themeFill="background1" w:themeFillShade="D9"/>
+          </w:tcPr>
+          <w:p>
+            <w:pPr>
+              <w:spacing w:before="0" w:line="240" w:lineRule="auto"/>
+              <w:jc w:val="center"/>
+              <w:rPr>
+                <w:rFonts w:cstheme="minorHAnsi"/>
+                <w:b/>
+                <w:bCs/>
+                <w:sz w:val="12"/>
+                <w:szCs w:val="12"/>
+                <w:lang w:val="en-IE" w:eastAsia="en-IE"/>
+              </w:rPr>
+            </w:pPr>
+            <w:r>
+              <w:rPr>
+                <w:rFonts w:cstheme="minorHAnsi"/>
+                <w:b/>
+                <w:bCs/>
+                <w:sz w:val="12"/>
+                <w:szCs w:val="12"/>
+                <w:lang w:val="en-IE" w:eastAsia="en-IE"/>
+              </w:rPr>
+              <w:t>n</w:t>
+            </w:r>
+          </w:p>
+        </w:tc>
+        <w:tc>
+          <w:tcPr>
+            <w:tcW w:w="851" w:type="dxa"/>
+            <w:tcBorders>
+              <w:top w:val="single" w:sz="8" w:space="0" w:color="auto"/>
+              <w:left w:val="single" w:sz="4" w:space="0" w:color="auto"/>
+              <w:bottom w:val="single" w:sz="8" w:space="0" w:color="auto"/>
+              <w:right w:val="single" w:sz="4" w:space="0" w:color="auto"/>
+            </w:tcBorders>
+            <w:shd w:val="clear" w:color="auto" w:fill="D9D9D9" w:themeFill="background1" w:themeFillShade="D9"/>
+          </w:tcPr>
+          <w:p>
+            <w:pPr>
+              <w:spacing w:before="0" w:line="240" w:lineRule="auto"/>
+              <w:jc w:val="center"/>
+              <w:rPr>
+                <w:rFonts w:cstheme="minorHAnsi"/>
+                <w:b/>
+                <w:bCs/>
+                <w:sz w:val="12"/>
+                <w:szCs w:val="12"/>
+                <w:lang w:val="en-IE" w:eastAsia="en-IE"/>
+              </w:rPr>
+            </w:pPr>
+            <w:r>
+              <w:rPr>
+                <w:rFonts w:cstheme="minorHAnsi"/>
+                <w:b/>
+                <w:bCs/>
+                <w:sz w:val="12"/>
+                <w:szCs w:val="12"/>
+                <w:lang w:val="en-IE" w:eastAsia="en-IE"/>
+              </w:rPr>
+              <w:t>-</w:t>
+            </w:r>
+          </w:p>
+        </w:tc>
+        <w:tc>
+          <w:tcPr>
+            <w:tcW w:w="850" w:type="dxa"/>
+            <w:tcBorders>
+              <w:top w:val="single" w:sz="8" w:space="0" w:color="auto"/>
+              <w:left w:val="single" w:sz="4" w:space="0" w:color="auto"/>
+              <w:bottom w:val="single" w:sz="8" w:space="0" w:color="auto"/>
+              <w:right w:val="single" w:sz="4" w:space="0" w:color="auto"/>
+            </w:tcBorders>
+            <w:shd w:val="clear" w:color="auto" w:fill="D9D9D9" w:themeFill="background1" w:themeFillShade="D9"/>
+          </w:tcPr>
+          <w:p>
+            <w:pPr>
+              <w:spacing w:before="0" w:line="240" w:lineRule="auto"/>
+              <w:jc w:val="center"/>
+              <w:rPr>
+                <w:rFonts w:cstheme="minorHAnsi"/>
+                <w:b/>
+                <w:bCs/>
+                <w:sz w:val="12"/>
+                <w:szCs w:val="12"/>
+                <w:lang w:val="en-IE" w:eastAsia="en-IE"/>
+              </w:rPr>
+            </w:pPr>
+            <w:r>
+              <w:rPr>
+                <w:rFonts w:cstheme="minorHAnsi"/>
+                <w:b/>
+                <w:bCs/>
+                <w:sz w:val="12"/>
+                <w:szCs w:val="12"/>
+                <w:lang w:val="en-IE" w:eastAsia="en-IE"/>
+              </w:rPr>
+              <w:t>N</w:t>
+            </w:r>
+          </w:p>
+        </w:tc>
+        <w:tc>
+          <w:tcPr>
+            <w:tcW w:w="993" w:type="dxa"/>
+            <w:tcBorders>
+              <w:top w:val="single" w:sz="8" w:space="0" w:color="auto"/>
+              <w:left w:val="single" w:sz="4" w:space="0" w:color="auto"/>
+              <w:bottom w:val="single" w:sz="8" w:space="0" w:color="auto"/>
+              <w:right w:val="single" w:sz="8" w:space="0" w:color="auto"/>
+            </w:tcBorders>
+            <w:shd w:val="clear" w:color="auto" w:fill="D9D9D9" w:themeFill="background1" w:themeFillShade="D9"/>
+          </w:tcPr>
+          <w:p>
+            <w:pPr>
+              <w:spacing w:before="0" w:line="240" w:lineRule="auto"/>
+              <w:jc w:val="center"/>
+              <w:rPr>
+                <w:rFonts w:cstheme="minorHAnsi"/>
+                <w:b/>
+                <w:bCs/>
+                <w:sz w:val="12"/>
+                <w:szCs w:val="12"/>
+                <w:lang w:val="en-IE" w:eastAsia="en-IE"/>
+              </w:rPr>
+            </w:pPr>
+            <w:r>
+              <w:rPr>
+                <w:rFonts w:cstheme="minorHAnsi"/>
+                <w:b/>
+                <w:bCs/>
+                <w:sz w:val="12"/>
+                <w:szCs w:val="12"/>
+                <w:lang w:val="en-IE" w:eastAsia="en-IE"/>
+              </w:rPr>
+              <w:t>Vj = n/N</w:t>
             </w:r>
           </w:p>
         </w:tc>
